--- a/42TR Tehnologiji Rozpodilenyh System/1/TR_KNT-122_Onyshchenko_19_PR1.docx
+++ b/42TR Tehnologiji Rozpodilenyh System/1/TR_KNT-122_Onyshchenko_19_PR1.docx
@@ -507,12 +507,3658 @@
     </w:p>
     <w:p>
       <w:pPr>
+        <w:pStyle w:val="P1"/>
+        <w:rPr>
+          <w:lang w:val="en-US"/>
+        </w:rPr>
+      </w:pPr>
+      <w:r>
+        <w:rPr>
+          <w:lang w:val="en-US"/>
+        </w:rPr>
+      </w:r>
+    </w:p>
+    <w:p>
+      <w:pPr>
+        <w:pStyle w:val="Code"/>
+        <w:rPr/>
+      </w:pPr>
+      <w:r>
+        <w:rPr/>
+        <w:t>// Проста комп'ютерна гра Thread War</w:t>
+      </w:r>
+    </w:p>
+    <w:p>
+      <w:pPr>
+        <w:pStyle w:val="Code"/>
+        <w:rPr/>
+      </w:pPr>
+      <w:r>
+        <w:rPr/>
+        <w:t>// Використовуйте клавіші "уліво" і "вправо", щоб переміщати пушку</w:t>
+      </w:r>
+    </w:p>
+    <w:p>
+      <w:pPr>
+        <w:pStyle w:val="Code"/>
+        <w:rPr/>
+      </w:pPr>
+      <w:r>
+        <w:rPr/>
+        <w:t>// клавіша "пробіл" робить постріл,</w:t>
+      </w:r>
+    </w:p>
+    <w:p>
+      <w:pPr>
+        <w:pStyle w:val="Code"/>
+        <w:rPr/>
+      </w:pPr>
+      <w:r>
+        <w:rPr/>
+        <w:t>// Якщо 30 ворогів підуть із екрана не знищеними, ви програли</w:t>
+      </w:r>
+    </w:p>
+    <w:p>
+      <w:pPr>
+        <w:pStyle w:val="Code"/>
+        <w:rPr/>
+      </w:pPr>
+      <w:r>
+        <w:rPr/>
+        <w:t>// Очки даються за кожного вбитого супротивника</w:t>
+      </w:r>
+    </w:p>
+    <w:p>
+      <w:pPr>
+        <w:pStyle w:val="Code"/>
+        <w:rPr/>
+      </w:pPr>
+      <w:r>
+        <w:rPr/>
+      </w:r>
+    </w:p>
+    <w:p>
+      <w:pPr>
+        <w:pStyle w:val="Code"/>
+        <w:rPr/>
+      </w:pPr>
+      <w:r>
+        <w:rPr/>
+        <w:t>#include &lt;windows.h&gt;</w:t>
+      </w:r>
+    </w:p>
+    <w:p>
+      <w:pPr>
+        <w:pStyle w:val="Code"/>
+        <w:rPr/>
+      </w:pPr>
+      <w:r>
+        <w:rPr/>
+        <w:t>#include &lt;process.h&gt;</w:t>
+      </w:r>
+    </w:p>
+    <w:p>
+      <w:pPr>
+        <w:pStyle w:val="Code"/>
+        <w:rPr/>
+      </w:pPr>
+      <w:r>
+        <w:rPr/>
+        <w:t>#include &lt;stdlib.h&gt;</w:t>
+      </w:r>
+    </w:p>
+    <w:p>
+      <w:pPr>
+        <w:pStyle w:val="Code"/>
+        <w:rPr/>
+      </w:pPr>
+      <w:r>
+        <w:rPr/>
+        <w:t>#include &lt;time.h&gt;</w:t>
+      </w:r>
+    </w:p>
+    <w:p>
+      <w:pPr>
+        <w:pStyle w:val="Code"/>
+        <w:rPr/>
+      </w:pPr>
+      <w:r>
+        <w:rPr/>
+        <w:t>#include &lt;stdio.h&gt;</w:t>
+      </w:r>
+    </w:p>
+    <w:p>
+      <w:pPr>
+        <w:pStyle w:val="Code"/>
+        <w:rPr/>
+      </w:pPr>
+      <w:r>
+        <w:rPr/>
+      </w:r>
+    </w:p>
+    <w:p>
+      <w:pPr>
+        <w:pStyle w:val="Code"/>
+        <w:rPr/>
+      </w:pPr>
+      <w:r>
+        <w:rPr/>
+        <w:t>// Об'єкти синхронізації</w:t>
+      </w:r>
+    </w:p>
+    <w:p>
+      <w:pPr>
+        <w:pStyle w:val="Code"/>
+        <w:rPr/>
+      </w:pPr>
+      <w:r>
+        <w:rPr/>
+        <w:t>HANDLE screenlock;    // зміною екрана займається тільки один потік</w:t>
+      </w:r>
+    </w:p>
+    <w:p>
+      <w:pPr>
+        <w:pStyle w:val="Code"/>
+        <w:rPr/>
+      </w:pPr>
+      <w:r>
+        <w:rPr/>
+        <w:t>HANDLE bulletsem;     // можна вистрілити тільки три рази підряд</w:t>
+      </w:r>
+    </w:p>
+    <w:p>
+      <w:pPr>
+        <w:pStyle w:val="Code"/>
+        <w:rPr/>
+      </w:pPr>
+      <w:r>
+        <w:rPr/>
+        <w:t>HANDLE startevt;      // гра починається з натисканням клавіші "уліво" або "вправо"</w:t>
+      </w:r>
+    </w:p>
+    <w:p>
+      <w:pPr>
+        <w:pStyle w:val="Code"/>
+        <w:rPr/>
+      </w:pPr>
+      <w:r>
+        <w:rPr/>
+        <w:t>HANDLE conin, conout; // дескриптори консолі</w:t>
+      </w:r>
+    </w:p>
+    <w:p>
+      <w:pPr>
+        <w:pStyle w:val="Code"/>
+        <w:rPr/>
+      </w:pPr>
+      <w:r>
+        <w:rPr/>
+        <w:t>HANDLE mainthread;    // основний потік main</w:t>
+      </w:r>
+    </w:p>
+    <w:p>
+      <w:pPr>
+        <w:pStyle w:val="Code"/>
+        <w:rPr/>
+      </w:pPr>
+      <w:r>
+        <w:rPr/>
+        <w:t>CRITICAL_SECTION gameover;</w:t>
+      </w:r>
+    </w:p>
+    <w:p>
+      <w:pPr>
+        <w:pStyle w:val="Code"/>
+        <w:rPr/>
+      </w:pPr>
+      <w:r>
+        <w:rPr/>
+      </w:r>
+    </w:p>
+    <w:p>
+      <w:pPr>
+        <w:pStyle w:val="Code"/>
+        <w:rPr/>
+      </w:pPr>
+      <w:r>
+        <w:rPr/>
+        <w:t>CONSOLE_SCREEN_BUFFER_INFO info; // інформація про консоль</w:t>
+      </w:r>
+    </w:p>
+    <w:p>
+      <w:pPr>
+        <w:pStyle w:val="Code"/>
+        <w:rPr/>
+      </w:pPr>
+      <w:r>
+        <w:rPr/>
+        <w:t>// кількість влучень і промахів</w:t>
+      </w:r>
+    </w:p>
+    <w:p>
+      <w:pPr>
+        <w:pStyle w:val="Code"/>
+        <w:rPr/>
+      </w:pPr>
+      <w:r>
+        <w:rPr/>
+        <w:t>long hit = 0;</w:t>
+      </w:r>
+    </w:p>
+    <w:p>
+      <w:pPr>
+        <w:pStyle w:val="Code"/>
+        <w:rPr/>
+      </w:pPr>
+      <w:r>
+        <w:rPr/>
+        <w:t>long miss = 0;</w:t>
+      </w:r>
+    </w:p>
+    <w:p>
+      <w:pPr>
+        <w:pStyle w:val="Code"/>
+        <w:rPr/>
+      </w:pPr>
+      <w:r>
+        <w:rPr/>
+        <w:t>long delayfactor = 7; // фактор затримки для ворогів</w:t>
+      </w:r>
+    </w:p>
+    <w:p>
+      <w:pPr>
+        <w:pStyle w:val="Code"/>
+        <w:rPr/>
+      </w:pPr>
+      <w:r>
+        <w:rPr/>
+      </w:r>
+    </w:p>
+    <w:p>
+      <w:pPr>
+        <w:pStyle w:val="Code"/>
+        <w:rPr/>
+      </w:pPr>
+      <w:r>
+        <w:rPr/>
+        <w:t>// Створення випадкового числа від n0 до n1</w:t>
+      </w:r>
+    </w:p>
+    <w:p>
+      <w:pPr>
+        <w:pStyle w:val="Code"/>
+        <w:rPr/>
+      </w:pPr>
+      <w:r>
+        <w:rPr/>
+        <w:t>int random(int n0, int n1)</w:t>
+      </w:r>
+    </w:p>
+    <w:p>
+      <w:pPr>
+        <w:pStyle w:val="Code"/>
+        <w:rPr/>
+      </w:pPr>
+      <w:r>
+        <w:rPr/>
+        <w:t>{</w:t>
+      </w:r>
+    </w:p>
+    <w:p>
+      <w:pPr>
+        <w:pStyle w:val="Code"/>
+        <w:rPr/>
+      </w:pPr>
+      <w:r>
+        <w:rPr/>
+        <w:t xml:space="preserve">    </w:t>
+      </w:r>
+      <w:r>
+        <w:rPr/>
+        <w:t>if (n0 == 0 &amp;&amp; n1 == 1)</w:t>
+      </w:r>
+    </w:p>
+    <w:p>
+      <w:pPr>
+        <w:pStyle w:val="Code"/>
+        <w:rPr/>
+      </w:pPr>
+      <w:r>
+        <w:rPr/>
+        <w:t xml:space="preserve">        </w:t>
+      </w:r>
+      <w:r>
+        <w:rPr/>
+        <w:t>return rand() % 2; // спеціальний випадок</w:t>
+      </w:r>
+    </w:p>
+    <w:p>
+      <w:pPr>
+        <w:pStyle w:val="Code"/>
+        <w:rPr/>
+      </w:pPr>
+      <w:r>
+        <w:rPr/>
+        <w:t xml:space="preserve">    </w:t>
+      </w:r>
+      <w:r>
+        <w:rPr/>
+        <w:t>return rand() % (n1 - n0) + n0;</w:t>
+      </w:r>
+    </w:p>
+    <w:p>
+      <w:pPr>
+        <w:pStyle w:val="Code"/>
+        <w:rPr/>
+      </w:pPr>
+      <w:r>
+        <w:rPr/>
+        <w:t>}</w:t>
+      </w:r>
+    </w:p>
+    <w:p>
+      <w:pPr>
+        <w:pStyle w:val="Code"/>
+        <w:rPr/>
+      </w:pPr>
+      <w:r>
+        <w:rPr/>
+      </w:r>
+    </w:p>
+    <w:p>
+      <w:pPr>
+        <w:pStyle w:val="Code"/>
+        <w:rPr/>
+      </w:pPr>
+      <w:r>
+        <w:rPr/>
+        <w:t>// Очищення екрана консолі</w:t>
+      </w:r>
+    </w:p>
+    <w:p>
+      <w:pPr>
+        <w:pStyle w:val="Code"/>
+        <w:rPr/>
+      </w:pPr>
+      <w:r>
+        <w:rPr/>
+        <w:t>void cls()</w:t>
+      </w:r>
+    </w:p>
+    <w:p>
+      <w:pPr>
+        <w:pStyle w:val="Code"/>
+        <w:rPr/>
+      </w:pPr>
+      <w:r>
+        <w:rPr/>
+        <w:t>{</w:t>
+      </w:r>
+    </w:p>
+    <w:p>
+      <w:pPr>
+        <w:pStyle w:val="Code"/>
+        <w:rPr/>
+      </w:pPr>
+      <w:r>
+        <w:rPr/>
+        <w:t xml:space="preserve">    </w:t>
+      </w:r>
+      <w:r>
+        <w:rPr/>
+        <w:t>COORD org = {0, 0};</w:t>
+      </w:r>
+    </w:p>
+    <w:p>
+      <w:pPr>
+        <w:pStyle w:val="Code"/>
+        <w:rPr/>
+      </w:pPr>
+      <w:r>
+        <w:rPr/>
+        <w:t xml:space="preserve">    </w:t>
+      </w:r>
+      <w:r>
+        <w:rPr/>
+        <w:t>DWORD res;</w:t>
+      </w:r>
+    </w:p>
+    <w:p>
+      <w:pPr>
+        <w:pStyle w:val="Code"/>
+        <w:rPr/>
+      </w:pPr>
+      <w:r>
+        <w:rPr/>
+        <w:t xml:space="preserve">    </w:t>
+      </w:r>
+      <w:r>
+        <w:rPr/>
+        <w:t>FillConsoleOutputCharacter(conout, ' ', info.dwSize.X * info.dwSize.Y, org, &amp;res);</w:t>
+      </w:r>
+    </w:p>
+    <w:p>
+      <w:pPr>
+        <w:pStyle w:val="Code"/>
+        <w:rPr/>
+      </w:pPr>
+      <w:r>
+        <w:rPr/>
+        <w:t>}</w:t>
+      </w:r>
+    </w:p>
+    <w:p>
+      <w:pPr>
+        <w:pStyle w:val="Code"/>
+        <w:rPr/>
+      </w:pPr>
+      <w:r>
+        <w:rPr/>
+      </w:r>
+    </w:p>
+    <w:p>
+      <w:pPr>
+        <w:pStyle w:val="Code"/>
+        <w:rPr/>
+      </w:pPr>
+      <w:r>
+        <w:rPr/>
+        <w:t>// вивести на екран символ в позицію х і y</w:t>
+      </w:r>
+    </w:p>
+    <w:p>
+      <w:pPr>
+        <w:pStyle w:val="Code"/>
+        <w:rPr/>
+      </w:pPr>
+      <w:r>
+        <w:rPr/>
+        <w:t>void writeat(int x, int y, char c)</w:t>
+      </w:r>
+    </w:p>
+    <w:p>
+      <w:pPr>
+        <w:pStyle w:val="Code"/>
+        <w:rPr/>
+      </w:pPr>
+      <w:r>
+        <w:rPr/>
+        <w:t>{</w:t>
+      </w:r>
+    </w:p>
+    <w:p>
+      <w:pPr>
+        <w:pStyle w:val="Code"/>
+        <w:rPr/>
+      </w:pPr>
+      <w:r>
+        <w:rPr/>
+        <w:t xml:space="preserve">    </w:t>
+      </w:r>
+      <w:r>
+        <w:rPr/>
+        <w:t>// Блокувати вивід на екран за допомогою м’ютекса</w:t>
+      </w:r>
+    </w:p>
+    <w:p>
+      <w:pPr>
+        <w:pStyle w:val="Code"/>
+        <w:rPr/>
+      </w:pPr>
+      <w:r>
+        <w:rPr/>
+        <w:t xml:space="preserve">    </w:t>
+      </w:r>
+      <w:r>
+        <w:rPr/>
+        <w:t>WaitForSingleObject(screenlock, INFINITE);</w:t>
+      </w:r>
+    </w:p>
+    <w:p>
+      <w:pPr>
+        <w:pStyle w:val="Code"/>
+        <w:rPr/>
+      </w:pPr>
+      <w:r>
+        <w:rPr/>
+        <w:t xml:space="preserve">    </w:t>
+      </w:r>
+      <w:r>
+        <w:rPr/>
+        <w:t>COORD pos = {x, y};</w:t>
+      </w:r>
+    </w:p>
+    <w:p>
+      <w:pPr>
+        <w:pStyle w:val="Code"/>
+        <w:rPr/>
+      </w:pPr>
+      <w:r>
+        <w:rPr/>
+        <w:t xml:space="preserve">    </w:t>
+      </w:r>
+      <w:r>
+        <w:rPr/>
+        <w:t>DWORD res;</w:t>
+      </w:r>
+    </w:p>
+    <w:p>
+      <w:pPr>
+        <w:pStyle w:val="Code"/>
+        <w:rPr/>
+      </w:pPr>
+      <w:r>
+        <w:rPr/>
+        <w:t xml:space="preserve">    </w:t>
+      </w:r>
+      <w:r>
+        <w:rPr/>
+        <w:t>WriteConsoleOutputCharacter(conout, &amp;c, 1, pos, &amp;res);</w:t>
+      </w:r>
+    </w:p>
+    <w:p>
+      <w:pPr>
+        <w:pStyle w:val="Code"/>
+        <w:rPr/>
+      </w:pPr>
+      <w:r>
+        <w:rPr/>
+        <w:t xml:space="preserve">    </w:t>
+      </w:r>
+      <w:r>
+        <w:rPr/>
+        <w:t>ReleaseMutex(screenlock);</w:t>
+      </w:r>
+    </w:p>
+    <w:p>
+      <w:pPr>
+        <w:pStyle w:val="Code"/>
+        <w:rPr/>
+      </w:pPr>
+      <w:r>
+        <w:rPr/>
+        <w:t>}</w:t>
+      </w:r>
+    </w:p>
+    <w:p>
+      <w:pPr>
+        <w:pStyle w:val="Code"/>
+        <w:rPr/>
+      </w:pPr>
+      <w:r>
+        <w:rPr/>
+      </w:r>
+    </w:p>
+    <w:p>
+      <w:pPr>
+        <w:pStyle w:val="Code"/>
+        <w:rPr/>
+      </w:pPr>
+      <w:r>
+        <w:rPr/>
+        <w:t>// Одержати натискання на клавішу (лічильник повторень в ct)</w:t>
+      </w:r>
+    </w:p>
+    <w:p>
+      <w:pPr>
+        <w:pStyle w:val="Code"/>
+        <w:rPr/>
+      </w:pPr>
+      <w:r>
+        <w:rPr/>
+        <w:t>int getakey(int &amp;ct)</w:t>
+      </w:r>
+    </w:p>
+    <w:p>
+      <w:pPr>
+        <w:pStyle w:val="Code"/>
+        <w:rPr/>
+      </w:pPr>
+      <w:r>
+        <w:rPr/>
+        <w:t>{</w:t>
+      </w:r>
+    </w:p>
+    <w:p>
+      <w:pPr>
+        <w:pStyle w:val="Code"/>
+        <w:rPr/>
+      </w:pPr>
+      <w:r>
+        <w:rPr/>
+        <w:t xml:space="preserve">    </w:t>
+      </w:r>
+      <w:r>
+        <w:rPr/>
+        <w:t>INPUT_RECORD input;</w:t>
+      </w:r>
+    </w:p>
+    <w:p>
+      <w:pPr>
+        <w:pStyle w:val="Code"/>
+        <w:rPr/>
+      </w:pPr>
+      <w:r>
+        <w:rPr/>
+        <w:t xml:space="preserve">    </w:t>
+      </w:r>
+      <w:r>
+        <w:rPr/>
+        <w:t>DWORD res;</w:t>
+      </w:r>
+    </w:p>
+    <w:p>
+      <w:pPr>
+        <w:pStyle w:val="Code"/>
+        <w:rPr/>
+      </w:pPr>
+      <w:r>
+        <w:rPr/>
+        <w:t xml:space="preserve">    </w:t>
+      </w:r>
+      <w:r>
+        <w:rPr/>
+        <w:t>while (1)</w:t>
+      </w:r>
+    </w:p>
+    <w:p>
+      <w:pPr>
+        <w:pStyle w:val="Code"/>
+        <w:rPr/>
+      </w:pPr>
+      <w:r>
+        <w:rPr/>
+        <w:t xml:space="preserve">    </w:t>
+      </w:r>
+      <w:r>
+        <w:rPr/>
+        <w:t>{</w:t>
+      </w:r>
+    </w:p>
+    <w:p>
+      <w:pPr>
+        <w:pStyle w:val="Code"/>
+        <w:rPr/>
+      </w:pPr>
+      <w:r>
+        <w:rPr/>
+        <w:t xml:space="preserve">        </w:t>
+      </w:r>
+      <w:r>
+        <w:rPr/>
+        <w:t>ReadConsoleInput(conin, &amp;input, 1, &amp;res);</w:t>
+      </w:r>
+    </w:p>
+    <w:p>
+      <w:pPr>
+        <w:pStyle w:val="Code"/>
+        <w:rPr/>
+      </w:pPr>
+      <w:r>
+        <w:rPr/>
+      </w:r>
+    </w:p>
+    <w:p>
+      <w:pPr>
+        <w:pStyle w:val="Code"/>
+        <w:rPr/>
+      </w:pPr>
+      <w:r>
+        <w:rPr/>
+        <w:t xml:space="preserve">        </w:t>
+      </w:r>
+      <w:r>
+        <w:rPr/>
+        <w:t>// ігнорувати інші події</w:t>
+      </w:r>
+    </w:p>
+    <w:p>
+      <w:pPr>
+        <w:pStyle w:val="Code"/>
+        <w:rPr/>
+      </w:pPr>
+      <w:r>
+        <w:rPr/>
+        <w:t xml:space="preserve">        </w:t>
+      </w:r>
+      <w:r>
+        <w:rPr/>
+        <w:t>if (input.EventType != KEY_EVENT)</w:t>
+      </w:r>
+    </w:p>
+    <w:p>
+      <w:pPr>
+        <w:pStyle w:val="Code"/>
+        <w:rPr/>
+      </w:pPr>
+      <w:r>
+        <w:rPr/>
+        <w:t xml:space="preserve">            </w:t>
+      </w:r>
+      <w:r>
+        <w:rPr/>
+        <w:t>continue;</w:t>
+      </w:r>
+    </w:p>
+    <w:p>
+      <w:pPr>
+        <w:pStyle w:val="Code"/>
+        <w:rPr/>
+      </w:pPr>
+      <w:r>
+        <w:rPr/>
+      </w:r>
+    </w:p>
+    <w:p>
+      <w:pPr>
+        <w:pStyle w:val="Code"/>
+        <w:rPr/>
+      </w:pPr>
+      <w:r>
+        <w:rPr/>
+        <w:t xml:space="preserve">        </w:t>
+      </w:r>
+      <w:r>
+        <w:rPr/>
+        <w:t>// ігнорувати події відпускання клавіш</w:t>
+      </w:r>
+    </w:p>
+    <w:p>
+      <w:pPr>
+        <w:pStyle w:val="Code"/>
+        <w:rPr/>
+      </w:pPr>
+      <w:r>
+        <w:rPr/>
+        <w:t xml:space="preserve">        </w:t>
+      </w:r>
+      <w:r>
+        <w:rPr/>
+        <w:t>// нас цікавлять тільки натискання</w:t>
+      </w:r>
+    </w:p>
+    <w:p>
+      <w:pPr>
+        <w:pStyle w:val="Code"/>
+        <w:rPr/>
+      </w:pPr>
+      <w:r>
+        <w:rPr/>
+        <w:t xml:space="preserve">        </w:t>
+      </w:r>
+      <w:r>
+        <w:rPr/>
+        <w:t>if (!input.Event.KeyEvent.bKeyDown)</w:t>
+      </w:r>
+    </w:p>
+    <w:p>
+      <w:pPr>
+        <w:pStyle w:val="Code"/>
+        <w:rPr/>
+      </w:pPr>
+      <w:r>
+        <w:rPr/>
+        <w:t xml:space="preserve">            </w:t>
+      </w:r>
+      <w:r>
+        <w:rPr/>
+        <w:t>continue;</w:t>
+      </w:r>
+    </w:p>
+    <w:p>
+      <w:pPr>
+        <w:pStyle w:val="Code"/>
+        <w:rPr/>
+      </w:pPr>
+      <w:r>
+        <w:rPr/>
+        <w:t xml:space="preserve">        </w:t>
+      </w:r>
+      <w:r>
+        <w:rPr/>
+        <w:t>ct = input.Event.KeyEvent.wRepeatCount;</w:t>
+      </w:r>
+    </w:p>
+    <w:p>
+      <w:pPr>
+        <w:pStyle w:val="Code"/>
+        <w:rPr/>
+      </w:pPr>
+      <w:r>
+        <w:rPr/>
+        <w:t xml:space="preserve">        </w:t>
+      </w:r>
+      <w:r>
+        <w:rPr/>
+        <w:t>return input.Event.KeyEvent.wVirtualKeyCode;</w:t>
+      </w:r>
+    </w:p>
+    <w:p>
+      <w:pPr>
+        <w:pStyle w:val="Code"/>
+        <w:rPr/>
+      </w:pPr>
+      <w:r>
+        <w:rPr/>
+        <w:t xml:space="preserve">    </w:t>
+      </w:r>
+      <w:r>
+        <w:rPr/>
+        <w:t>}</w:t>
+      </w:r>
+    </w:p>
+    <w:p>
+      <w:pPr>
+        <w:pStyle w:val="Code"/>
+        <w:rPr/>
+      </w:pPr>
+      <w:r>
+        <w:rPr/>
+        <w:t>}</w:t>
+      </w:r>
+    </w:p>
+    <w:p>
+      <w:pPr>
+        <w:pStyle w:val="Code"/>
+        <w:rPr/>
+      </w:pPr>
+      <w:r>
+        <w:rPr/>
+      </w:r>
+    </w:p>
+    <w:p>
+      <w:pPr>
+        <w:pStyle w:val="Code"/>
+        <w:rPr/>
+      </w:pPr>
+      <w:r>
+        <w:rPr/>
+        <w:t>// Обробка комбінацій ^C, ^Break, і т.і.</w:t>
+      </w:r>
+    </w:p>
+    <w:p>
+      <w:pPr>
+        <w:pStyle w:val="Code"/>
+        <w:rPr/>
+      </w:pPr>
+      <w:r>
+        <w:rPr/>
+        <w:t>BOOL WINAPI ctrl(DWORD type)</w:t>
+      </w:r>
+    </w:p>
+    <w:p>
+      <w:pPr>
+        <w:pStyle w:val="Code"/>
+        <w:rPr/>
+      </w:pPr>
+      <w:r>
+        <w:rPr/>
+        <w:t>{</w:t>
+      </w:r>
+    </w:p>
+    <w:p>
+      <w:pPr>
+        <w:pStyle w:val="Code"/>
+        <w:rPr/>
+      </w:pPr>
+      <w:r>
+        <w:rPr/>
+        <w:t xml:space="preserve">    </w:t>
+      </w:r>
+      <w:r>
+        <w:rPr/>
+        <w:t>exit(0);</w:t>
+      </w:r>
+    </w:p>
+    <w:p>
+      <w:pPr>
+        <w:pStyle w:val="Code"/>
+        <w:rPr/>
+      </w:pPr>
+      <w:r>
+        <w:rPr/>
+        <w:t xml:space="preserve">    </w:t>
+      </w:r>
+      <w:r>
+        <w:rPr/>
+        <w:t>return TRUE;</w:t>
+      </w:r>
+    </w:p>
+    <w:p>
+      <w:pPr>
+        <w:pStyle w:val="Code"/>
+        <w:rPr/>
+      </w:pPr>
+      <w:r>
+        <w:rPr/>
+        <w:t xml:space="preserve">    </w:t>
+      </w:r>
+      <w:r>
+        <w:rPr/>
+        <w:t>// не досяжна ділянка коду</w:t>
+      </w:r>
+    </w:p>
+    <w:p>
+      <w:pPr>
+        <w:pStyle w:val="Code"/>
+        <w:rPr/>
+      </w:pPr>
+      <w:r>
+        <w:rPr/>
+        <w:t>}</w:t>
+      </w:r>
+    </w:p>
+    <w:p>
+      <w:pPr>
+        <w:pStyle w:val="Code"/>
+        <w:rPr/>
+      </w:pPr>
+      <w:r>
+        <w:rPr/>
+      </w:r>
+    </w:p>
+    <w:p>
+      <w:pPr>
+        <w:pStyle w:val="Code"/>
+        <w:rPr/>
+      </w:pPr>
+      <w:r>
+        <w:rPr/>
+        <w:t>// Визначити символ в заданій позиції екрана</w:t>
+      </w:r>
+    </w:p>
+    <w:p>
+      <w:pPr>
+        <w:pStyle w:val="Code"/>
+        <w:rPr/>
+      </w:pPr>
+      <w:r>
+        <w:rPr/>
+        <w:t>int getat(int x, int y)</w:t>
+      </w:r>
+    </w:p>
+    <w:p>
+      <w:pPr>
+        <w:pStyle w:val="Code"/>
+        <w:rPr/>
+      </w:pPr>
+      <w:r>
+        <w:rPr/>
+        <w:t>{</w:t>
+      </w:r>
+    </w:p>
+    <w:p>
+      <w:pPr>
+        <w:pStyle w:val="Code"/>
+        <w:rPr/>
+      </w:pPr>
+      <w:r>
+        <w:rPr/>
+        <w:t xml:space="preserve">    </w:t>
+      </w:r>
+      <w:r>
+        <w:rPr/>
+        <w:t>char c;</w:t>
+      </w:r>
+    </w:p>
+    <w:p>
+      <w:pPr>
+        <w:pStyle w:val="Code"/>
+        <w:rPr/>
+      </w:pPr>
+      <w:r>
+        <w:rPr/>
+        <w:t xml:space="preserve">    </w:t>
+      </w:r>
+      <w:r>
+        <w:rPr/>
+        <w:t>DWORD res;</w:t>
+      </w:r>
+    </w:p>
+    <w:p>
+      <w:pPr>
+        <w:pStyle w:val="Code"/>
+        <w:rPr/>
+      </w:pPr>
+      <w:r>
+        <w:rPr/>
+        <w:t xml:space="preserve">    </w:t>
+      </w:r>
+      <w:r>
+        <w:rPr/>
+        <w:t>COORD org = {x, y};</w:t>
+      </w:r>
+    </w:p>
+    <w:p>
+      <w:pPr>
+        <w:pStyle w:val="Code"/>
+        <w:rPr/>
+      </w:pPr>
+      <w:r>
+        <w:rPr/>
+      </w:r>
+    </w:p>
+    <w:p>
+      <w:pPr>
+        <w:pStyle w:val="Code"/>
+        <w:rPr/>
+      </w:pPr>
+      <w:r>
+        <w:rPr/>
+        <w:t xml:space="preserve">    </w:t>
+      </w:r>
+      <w:r>
+        <w:rPr/>
+        <w:t>// Блокувати доступ до консолі доти, поки процедура не буде виконана</w:t>
+      </w:r>
+    </w:p>
+    <w:p>
+      <w:pPr>
+        <w:pStyle w:val="Code"/>
+        <w:rPr/>
+      </w:pPr>
+      <w:r>
+        <w:rPr/>
+        <w:t xml:space="preserve">    </w:t>
+      </w:r>
+      <w:r>
+        <w:rPr/>
+        <w:t>WaitForSingleObject(screenlock, INFINITE);</w:t>
+      </w:r>
+    </w:p>
+    <w:p>
+      <w:pPr>
+        <w:pStyle w:val="Code"/>
+        <w:rPr/>
+      </w:pPr>
+      <w:r>
+        <w:rPr/>
+        <w:t xml:space="preserve">    </w:t>
+      </w:r>
+      <w:r>
+        <w:rPr/>
+        <w:t>ReadConsoleOutputCharacter(conout, &amp;c, 1, org, &amp;res);</w:t>
+      </w:r>
+    </w:p>
+    <w:p>
+      <w:pPr>
+        <w:pStyle w:val="Code"/>
+        <w:rPr/>
+      </w:pPr>
+      <w:r>
+        <w:rPr/>
+        <w:t xml:space="preserve">    </w:t>
+      </w:r>
+      <w:r>
+        <w:rPr/>
+        <w:t>ReleaseMutex(screenlock); // unlock</w:t>
+      </w:r>
+    </w:p>
+    <w:p>
+      <w:pPr>
+        <w:pStyle w:val="Code"/>
+        <w:rPr/>
+      </w:pPr>
+      <w:r>
+        <w:rPr/>
+        <w:t xml:space="preserve">    </w:t>
+      </w:r>
+      <w:r>
+        <w:rPr/>
+        <w:t>return c;</w:t>
+      </w:r>
+    </w:p>
+    <w:p>
+      <w:pPr>
+        <w:pStyle w:val="Code"/>
+        <w:rPr/>
+      </w:pPr>
+      <w:r>
+        <w:rPr/>
+        <w:t>}</w:t>
+      </w:r>
+    </w:p>
+    <w:p>
+      <w:pPr>
+        <w:pStyle w:val="Code"/>
+        <w:rPr/>
+      </w:pPr>
+      <w:r>
+        <w:rPr/>
+      </w:r>
+    </w:p>
+    <w:p>
+      <w:pPr>
+        <w:pStyle w:val="Code"/>
+        <w:rPr/>
+      </w:pPr>
+      <w:r>
+        <w:rPr/>
+        <w:t>// Відобразити очки в заголовку вікна й перевірити умову завершення гри</w:t>
+      </w:r>
+    </w:p>
+    <w:p>
+      <w:pPr>
+        <w:pStyle w:val="Code"/>
+        <w:rPr/>
+      </w:pPr>
+      <w:r>
+        <w:rPr/>
+        <w:t>void score(void)</w:t>
+      </w:r>
+    </w:p>
+    <w:p>
+      <w:pPr>
+        <w:pStyle w:val="Code"/>
+        <w:rPr/>
+      </w:pPr>
+      <w:r>
+        <w:rPr/>
+        <w:t>{</w:t>
+      </w:r>
+    </w:p>
+    <w:p>
+      <w:pPr>
+        <w:pStyle w:val="Code"/>
+        <w:rPr/>
+      </w:pPr>
+      <w:r>
+        <w:rPr/>
+        <w:t xml:space="preserve">    </w:t>
+      </w:r>
+      <w:r>
+        <w:rPr/>
+        <w:t>char s[128];</w:t>
+      </w:r>
+    </w:p>
+    <w:p>
+      <w:pPr>
+        <w:pStyle w:val="Code"/>
+        <w:rPr/>
+      </w:pPr>
+      <w:r>
+        <w:rPr/>
+        <w:t xml:space="preserve">    </w:t>
+      </w:r>
+      <w:r>
+        <w:rPr/>
+        <w:t>sprintf(s, "Thread War!  Hit: %d   Miss : %d", hit, miss);</w:t>
+      </w:r>
+    </w:p>
+    <w:p>
+      <w:pPr>
+        <w:pStyle w:val="Code"/>
+        <w:rPr/>
+      </w:pPr>
+      <w:r>
+        <w:rPr/>
+        <w:t xml:space="preserve">    </w:t>
+      </w:r>
+      <w:r>
+        <w:rPr/>
+        <w:t>SetConsoleTitle(s);</w:t>
+      </w:r>
+    </w:p>
+    <w:p>
+      <w:pPr>
+        <w:pStyle w:val="Code"/>
+        <w:rPr/>
+      </w:pPr>
+      <w:r>
+        <w:rPr/>
+        <w:t xml:space="preserve">    </w:t>
+      </w:r>
+      <w:r>
+        <w:rPr/>
+        <w:t>if (miss &gt;= 30)</w:t>
+      </w:r>
+    </w:p>
+    <w:p>
+      <w:pPr>
+        <w:pStyle w:val="Code"/>
+        <w:rPr/>
+      </w:pPr>
+      <w:r>
+        <w:rPr/>
+        <w:t xml:space="preserve">    </w:t>
+      </w:r>
+      <w:r>
+        <w:rPr/>
+        <w:t>{</w:t>
+      </w:r>
+    </w:p>
+    <w:p>
+      <w:pPr>
+        <w:pStyle w:val="Code"/>
+        <w:rPr/>
+      </w:pPr>
+      <w:r>
+        <w:rPr/>
+        <w:t xml:space="preserve">        </w:t>
+      </w:r>
+      <w:r>
+        <w:rPr/>
+        <w:t>EnterCriticalSection(&amp;gameover);</w:t>
+      </w:r>
+    </w:p>
+    <w:p>
+      <w:pPr>
+        <w:pStyle w:val="Code"/>
+        <w:rPr/>
+      </w:pPr>
+      <w:r>
+        <w:rPr/>
+        <w:t xml:space="preserve">        </w:t>
+      </w:r>
+      <w:r>
+        <w:rPr/>
+        <w:t>SuspendThread(mainthread); // призупинити головний потік</w:t>
+      </w:r>
+    </w:p>
+    <w:p>
+      <w:pPr>
+        <w:pStyle w:val="Code"/>
+        <w:rPr/>
+      </w:pPr>
+      <w:r>
+        <w:rPr/>
+        <w:t xml:space="preserve">        </w:t>
+      </w:r>
+      <w:r>
+        <w:rPr/>
+        <w:t>MessageBox(NULL, "Game Over!", "Thread War", MB_OK | MB_SETFOREGROUND);</w:t>
+      </w:r>
+    </w:p>
+    <w:p>
+      <w:pPr>
+        <w:pStyle w:val="Code"/>
+        <w:rPr/>
+      </w:pPr>
+      <w:r>
+        <w:rPr/>
+        <w:t xml:space="preserve">        </w:t>
+      </w:r>
+      <w:r>
+        <w:rPr/>
+        <w:t>exit(0); // не виходить із критичної секції</w:t>
+      </w:r>
+    </w:p>
+    <w:p>
+      <w:pPr>
+        <w:pStyle w:val="Code"/>
+        <w:rPr/>
+      </w:pPr>
+      <w:r>
+        <w:rPr/>
+        <w:t xml:space="preserve">    </w:t>
+      </w:r>
+      <w:r>
+        <w:rPr/>
+        <w:t>}</w:t>
+      </w:r>
+    </w:p>
+    <w:p>
+      <w:pPr>
+        <w:pStyle w:val="Code"/>
+        <w:rPr/>
+      </w:pPr>
+      <w:r>
+        <w:rPr/>
+        <w:t xml:space="preserve">    </w:t>
+      </w:r>
+      <w:r>
+        <w:rPr/>
+        <w:t>if ((hit + miss) % 20 == 0)</w:t>
+      </w:r>
+    </w:p>
+    <w:p>
+      <w:pPr>
+        <w:pStyle w:val="Code"/>
+        <w:rPr/>
+      </w:pPr>
+      <w:r>
+        <w:rPr/>
+        <w:t xml:space="preserve">        </w:t>
+      </w:r>
+      <w:r>
+        <w:rPr/>
+        <w:t>InterlockedDecrement(&amp;delayfactor); // повинен бути ilock</w:t>
+      </w:r>
+    </w:p>
+    <w:p>
+      <w:pPr>
+        <w:pStyle w:val="Code"/>
+        <w:rPr/>
+      </w:pPr>
+      <w:r>
+        <w:rPr/>
+        <w:t>}</w:t>
+      </w:r>
+    </w:p>
+    <w:p>
+      <w:pPr>
+        <w:pStyle w:val="Code"/>
+        <w:rPr/>
+      </w:pPr>
+      <w:r>
+        <w:rPr/>
+        <w:t>char badchar[] = "-\\|/";</w:t>
+      </w:r>
+    </w:p>
+    <w:p>
+      <w:pPr>
+        <w:pStyle w:val="Code"/>
+        <w:rPr/>
+      </w:pPr>
+      <w:r>
+        <w:rPr/>
+        <w:t>// це потік супротивника</w:t>
+      </w:r>
+    </w:p>
+    <w:p>
+      <w:pPr>
+        <w:pStyle w:val="Code"/>
+        <w:rPr/>
+      </w:pPr>
+      <w:r>
+        <w:rPr/>
+        <w:t>void badguy(void *_y)</w:t>
+      </w:r>
+    </w:p>
+    <w:p>
+      <w:pPr>
+        <w:pStyle w:val="Code"/>
+        <w:rPr/>
+      </w:pPr>
+      <w:r>
+        <w:rPr/>
+        <w:t>{</w:t>
+      </w:r>
+    </w:p>
+    <w:p>
+      <w:pPr>
+        <w:pStyle w:val="Code"/>
+        <w:rPr/>
+      </w:pPr>
+      <w:r>
+        <w:rPr/>
+        <w:t xml:space="preserve">    </w:t>
+      </w:r>
+      <w:r>
+        <w:rPr/>
+        <w:t>int y = (int)_y; // випадкова координата y</w:t>
+      </w:r>
+    </w:p>
+    <w:p>
+      <w:pPr>
+        <w:pStyle w:val="Code"/>
+        <w:rPr/>
+      </w:pPr>
+      <w:r>
+        <w:rPr/>
+        <w:t xml:space="preserve">    </w:t>
+      </w:r>
+      <w:r>
+        <w:rPr/>
+        <w:t>int dir;</w:t>
+      </w:r>
+    </w:p>
+    <w:p>
+      <w:pPr>
+        <w:pStyle w:val="Code"/>
+        <w:rPr/>
+      </w:pPr>
+      <w:r>
+        <w:rPr/>
+        <w:t xml:space="preserve">    </w:t>
+      </w:r>
+      <w:r>
+        <w:rPr/>
+        <w:t>int x;</w:t>
+      </w:r>
+    </w:p>
+    <w:p>
+      <w:pPr>
+        <w:pStyle w:val="Code"/>
+        <w:rPr/>
+      </w:pPr>
+      <w:r>
+        <w:rPr/>
+        <w:t xml:space="preserve">    </w:t>
+      </w:r>
+      <w:r>
+        <w:rPr/>
+        <w:t>// непарні y з'являються ліворуч, парні y з'являються праворуч</w:t>
+      </w:r>
+    </w:p>
+    <w:p>
+      <w:pPr>
+        <w:pStyle w:val="Code"/>
+        <w:rPr/>
+      </w:pPr>
+      <w:r>
+        <w:rPr/>
+        <w:t xml:space="preserve">    </w:t>
+      </w:r>
+      <w:r>
+        <w:rPr/>
+        <w:t>x = y % 2 ? 0 : info.dwSize.X;</w:t>
+      </w:r>
+    </w:p>
+    <w:p>
+      <w:pPr>
+        <w:pStyle w:val="Code"/>
+        <w:rPr/>
+      </w:pPr>
+      <w:r>
+        <w:rPr/>
+        <w:t xml:space="preserve">    </w:t>
+      </w:r>
+      <w:r>
+        <w:rPr/>
+        <w:t>// установити напрямок залежно від початкової позиції</w:t>
+      </w:r>
+    </w:p>
+    <w:p>
+      <w:pPr>
+        <w:pStyle w:val="Code"/>
+        <w:rPr/>
+      </w:pPr>
+      <w:r>
+        <w:rPr/>
+        <w:t xml:space="preserve">    </w:t>
+      </w:r>
+      <w:r>
+        <w:rPr/>
+        <w:t>dir = x ? -1 : 1;</w:t>
+      </w:r>
+    </w:p>
+    <w:p>
+      <w:pPr>
+        <w:pStyle w:val="Code"/>
+        <w:rPr/>
+      </w:pPr>
+      <w:r>
+        <w:rPr/>
+        <w:t xml:space="preserve">    </w:t>
+      </w:r>
+      <w:r>
+        <w:rPr/>
+        <w:t>// поки супротивник перебуває в межах екрана</w:t>
+      </w:r>
+    </w:p>
+    <w:p>
+      <w:pPr>
+        <w:pStyle w:val="Code"/>
+        <w:rPr/>
+      </w:pPr>
+      <w:r>
+        <w:rPr/>
+        <w:t xml:space="preserve">    </w:t>
+      </w:r>
+      <w:r>
+        <w:rPr/>
+        <w:t>while ((dir == 1 &amp;&amp; x != info.dwSize.X) || (dir == -1 &amp;&amp; x != 0))</w:t>
+      </w:r>
+    </w:p>
+    <w:p>
+      <w:pPr>
+        <w:pStyle w:val="Code"/>
+        <w:rPr/>
+      </w:pPr>
+      <w:r>
+        <w:rPr/>
+        <w:t xml:space="preserve">    </w:t>
+      </w:r>
+      <w:r>
+        <w:rPr/>
+        <w:t>{</w:t>
+      </w:r>
+    </w:p>
+    <w:p>
+      <w:pPr>
+        <w:pStyle w:val="Code"/>
+        <w:rPr/>
+      </w:pPr>
+      <w:r>
+        <w:rPr/>
+        <w:t xml:space="preserve">        </w:t>
+      </w:r>
+      <w:r>
+        <w:rPr/>
+        <w:t>int dly;</w:t>
+      </w:r>
+    </w:p>
+    <w:p>
+      <w:pPr>
+        <w:pStyle w:val="Code"/>
+        <w:rPr/>
+      </w:pPr>
+      <w:r>
+        <w:rPr/>
+        <w:t xml:space="preserve">        </w:t>
+      </w:r>
+      <w:r>
+        <w:rPr/>
+        <w:t>BOOL hitme = FALSE;</w:t>
+      </w:r>
+    </w:p>
+    <w:p>
+      <w:pPr>
+        <w:pStyle w:val="Code"/>
+        <w:rPr/>
+      </w:pPr>
+      <w:r>
+        <w:rPr/>
+        <w:t xml:space="preserve">        </w:t>
+      </w:r>
+      <w:r>
+        <w:rPr/>
+        <w:t>// перевірка на влучення (куля?)</w:t>
+      </w:r>
+    </w:p>
+    <w:p>
+      <w:pPr>
+        <w:pStyle w:val="Code"/>
+        <w:rPr/>
+      </w:pPr>
+      <w:r>
+        <w:rPr/>
+        <w:t xml:space="preserve">        </w:t>
+      </w:r>
+      <w:r>
+        <w:rPr/>
+        <w:t>if (getat(x, y) == '*')</w:t>
+      </w:r>
+    </w:p>
+    <w:p>
+      <w:pPr>
+        <w:pStyle w:val="Code"/>
+        <w:rPr/>
+      </w:pPr>
+      <w:r>
+        <w:rPr/>
+        <w:t xml:space="preserve">            </w:t>
+      </w:r>
+      <w:r>
+        <w:rPr/>
+        <w:t>hitme = TRUE;</w:t>
+      </w:r>
+    </w:p>
+    <w:p>
+      <w:pPr>
+        <w:pStyle w:val="Code"/>
+        <w:rPr/>
+      </w:pPr>
+      <w:r>
+        <w:rPr/>
+      </w:r>
+    </w:p>
+    <w:p>
+      <w:pPr>
+        <w:pStyle w:val="Code"/>
+        <w:rPr/>
+      </w:pPr>
+      <w:r>
+        <w:rPr/>
+        <w:t xml:space="preserve">        </w:t>
+      </w:r>
+      <w:r>
+        <w:rPr/>
+        <w:t>// вивід символу на екран</w:t>
+      </w:r>
+    </w:p>
+    <w:p>
+      <w:pPr>
+        <w:pStyle w:val="Code"/>
+        <w:rPr/>
+      </w:pPr>
+      <w:r>
+        <w:rPr/>
+        <w:t xml:space="preserve">        </w:t>
+      </w:r>
+      <w:r>
+        <w:rPr/>
+        <w:t>writeat(x, y, badchar[x % 4]);</w:t>
+      </w:r>
+    </w:p>
+    <w:p>
+      <w:pPr>
+        <w:pStyle w:val="Code"/>
+        <w:rPr/>
+      </w:pPr>
+      <w:r>
+        <w:rPr/>
+        <w:t xml:space="preserve">        </w:t>
+      </w:r>
+      <w:r>
+        <w:rPr/>
+        <w:t>// ще одна перевірка на влучення</w:t>
+      </w:r>
+    </w:p>
+    <w:p>
+      <w:pPr>
+        <w:pStyle w:val="Code"/>
+        <w:rPr/>
+      </w:pPr>
+      <w:r>
+        <w:rPr/>
+        <w:t xml:space="preserve">        </w:t>
+      </w:r>
+      <w:r>
+        <w:rPr/>
+        <w:t>if (getat(x, y) == '*')</w:t>
+      </w:r>
+    </w:p>
+    <w:p>
+      <w:pPr>
+        <w:pStyle w:val="Code"/>
+        <w:rPr/>
+      </w:pPr>
+      <w:r>
+        <w:rPr/>
+        <w:t xml:space="preserve">            </w:t>
+      </w:r>
+      <w:r>
+        <w:rPr/>
+        <w:t>hitme = TRUE;</w:t>
+      </w:r>
+    </w:p>
+    <w:p>
+      <w:pPr>
+        <w:pStyle w:val="Code"/>
+        <w:rPr/>
+      </w:pPr>
+      <w:r>
+        <w:rPr/>
+      </w:r>
+    </w:p>
+    <w:p>
+      <w:pPr>
+        <w:pStyle w:val="Code"/>
+        <w:rPr/>
+      </w:pPr>
+      <w:r>
+        <w:rPr/>
+        <w:t xml:space="preserve">        </w:t>
+      </w:r>
+      <w:r>
+        <w:rPr/>
+        <w:t>// перевірка на влучення через невеликі</w:t>
+      </w:r>
+    </w:p>
+    <w:p>
+      <w:pPr>
+        <w:pStyle w:val="Code"/>
+        <w:rPr/>
+      </w:pPr>
+      <w:r>
+        <w:rPr/>
+        <w:t xml:space="preserve">        </w:t>
+      </w:r>
+      <w:r>
+        <w:rPr/>
+        <w:t>//  проміжки часу</w:t>
+      </w:r>
+    </w:p>
+    <w:p>
+      <w:pPr>
+        <w:pStyle w:val="Code"/>
+        <w:rPr/>
+      </w:pPr>
+      <w:r>
+        <w:rPr/>
+        <w:t xml:space="preserve">        </w:t>
+      </w:r>
+      <w:r>
+        <w:rPr/>
+        <w:t>if (delayfactor &lt; 3)</w:t>
+      </w:r>
+    </w:p>
+    <w:p>
+      <w:pPr>
+        <w:pStyle w:val="Code"/>
+        <w:rPr/>
+      </w:pPr>
+      <w:r>
+        <w:rPr/>
+        <w:t xml:space="preserve">            </w:t>
+      </w:r>
+      <w:r>
+        <w:rPr/>
+        <w:t>dly = 3;</w:t>
+      </w:r>
+    </w:p>
+    <w:p>
+      <w:pPr>
+        <w:pStyle w:val="Code"/>
+        <w:rPr/>
+      </w:pPr>
+      <w:r>
+        <w:rPr/>
+        <w:t xml:space="preserve">        </w:t>
+      </w:r>
+      <w:r>
+        <w:rPr/>
+        <w:t>else</w:t>
+      </w:r>
+    </w:p>
+    <w:p>
+      <w:pPr>
+        <w:pStyle w:val="Code"/>
+        <w:rPr/>
+      </w:pPr>
+      <w:r>
+        <w:rPr/>
+        <w:t xml:space="preserve">            </w:t>
+      </w:r>
+      <w:r>
+        <w:rPr/>
+        <w:t>dly = delayfactor + 3;</w:t>
+      </w:r>
+    </w:p>
+    <w:p>
+      <w:pPr>
+        <w:pStyle w:val="Code"/>
+        <w:rPr/>
+      </w:pPr>
+      <w:r>
+        <w:rPr/>
+        <w:t xml:space="preserve">        </w:t>
+      </w:r>
+      <w:r>
+        <w:rPr/>
+        <w:t>for (int i = 0; i &lt; dly; i++)</w:t>
+      </w:r>
+    </w:p>
+    <w:p>
+      <w:pPr>
+        <w:pStyle w:val="Code"/>
+        <w:rPr/>
+      </w:pPr>
+      <w:r>
+        <w:rPr/>
+        <w:t xml:space="preserve">        </w:t>
+      </w:r>
+      <w:r>
+        <w:rPr/>
+        <w:t>{</w:t>
+      </w:r>
+    </w:p>
+    <w:p>
+      <w:pPr>
+        <w:pStyle w:val="Code"/>
+        <w:rPr/>
+      </w:pPr>
+      <w:r>
+        <w:rPr/>
+        <w:t xml:space="preserve">            </w:t>
+      </w:r>
+      <w:r>
+        <w:rPr/>
+        <w:t>Sleep(40);</w:t>
+      </w:r>
+    </w:p>
+    <w:p>
+      <w:pPr>
+        <w:pStyle w:val="Code"/>
+        <w:rPr/>
+      </w:pPr>
+      <w:r>
+        <w:rPr/>
+        <w:t xml:space="preserve">            </w:t>
+      </w:r>
+      <w:r>
+        <w:rPr/>
+        <w:t>if (getat(x, y) == '*')</w:t>
+      </w:r>
+    </w:p>
+    <w:p>
+      <w:pPr>
+        <w:pStyle w:val="Code"/>
+        <w:rPr/>
+      </w:pPr>
+      <w:r>
+        <w:rPr/>
+        <w:t xml:space="preserve">            </w:t>
+      </w:r>
+      <w:r>
+        <w:rPr/>
+        <w:t>{</w:t>
+      </w:r>
+    </w:p>
+    <w:p>
+      <w:pPr>
+        <w:pStyle w:val="Code"/>
+        <w:rPr/>
+      </w:pPr>
+      <w:r>
+        <w:rPr/>
+        <w:t xml:space="preserve">                </w:t>
+      </w:r>
+      <w:r>
+        <w:rPr/>
+        <w:t>hitme = TRUE;</w:t>
+      </w:r>
+    </w:p>
+    <w:p>
+      <w:pPr>
+        <w:pStyle w:val="Code"/>
+        <w:rPr/>
+      </w:pPr>
+      <w:r>
+        <w:rPr/>
+        <w:t xml:space="preserve">                </w:t>
+      </w:r>
+      <w:r>
+        <w:rPr/>
+        <w:t>break;</w:t>
+      </w:r>
+    </w:p>
+    <w:p>
+      <w:pPr>
+        <w:pStyle w:val="Code"/>
+        <w:rPr/>
+      </w:pPr>
+      <w:r>
+        <w:rPr/>
+        <w:t xml:space="preserve">            </w:t>
+      </w:r>
+      <w:r>
+        <w:rPr/>
+        <w:t>}</w:t>
+      </w:r>
+    </w:p>
+    <w:p>
+      <w:pPr>
+        <w:pStyle w:val="Code"/>
+        <w:rPr/>
+      </w:pPr>
+      <w:r>
+        <w:rPr/>
+        <w:t xml:space="preserve">        </w:t>
+      </w:r>
+      <w:r>
+        <w:rPr/>
+        <w:t>}</w:t>
+      </w:r>
+    </w:p>
+    <w:p>
+      <w:pPr>
+        <w:pStyle w:val="Code"/>
+        <w:rPr/>
+      </w:pPr>
+      <w:r>
+        <w:rPr/>
+        <w:t xml:space="preserve">        </w:t>
+      </w:r>
+      <w:r>
+        <w:rPr/>
+        <w:t>writeat(x, y, ' ');</w:t>
+      </w:r>
+    </w:p>
+    <w:p>
+      <w:pPr>
+        <w:pStyle w:val="Code"/>
+        <w:rPr/>
+      </w:pPr>
+      <w:r>
+        <w:rPr/>
+        <w:t xml:space="preserve">        </w:t>
+      </w:r>
+      <w:r>
+        <w:rPr/>
+        <w:t>// ще одна перевірка на влучення</w:t>
+      </w:r>
+    </w:p>
+    <w:p>
+      <w:pPr>
+        <w:pStyle w:val="Code"/>
+        <w:rPr/>
+      </w:pPr>
+      <w:r>
+        <w:rPr/>
+        <w:t xml:space="preserve">        </w:t>
+      </w:r>
+      <w:r>
+        <w:rPr/>
+        <w:t>if (getat(x, y) == '*')</w:t>
+      </w:r>
+    </w:p>
+    <w:p>
+      <w:pPr>
+        <w:pStyle w:val="Code"/>
+        <w:rPr/>
+      </w:pPr>
+      <w:r>
+        <w:rPr/>
+        <w:t xml:space="preserve">            </w:t>
+      </w:r>
+      <w:r>
+        <w:rPr/>
+        <w:t>hitme = TRUE;</w:t>
+      </w:r>
+    </w:p>
+    <w:p>
+      <w:pPr>
+        <w:pStyle w:val="Code"/>
+        <w:rPr/>
+      </w:pPr>
+      <w:r>
+        <w:rPr/>
+        <w:t xml:space="preserve">        </w:t>
+      </w:r>
+      <w:r>
+        <w:rPr/>
+        <w:t>if (hitme)</w:t>
+      </w:r>
+    </w:p>
+    <w:p>
+      <w:pPr>
+        <w:pStyle w:val="Code"/>
+        <w:rPr/>
+      </w:pPr>
+      <w:r>
+        <w:rPr/>
+        <w:t xml:space="preserve">        </w:t>
+      </w:r>
+      <w:r>
+        <w:rPr/>
+        <w:t>{</w:t>
+      </w:r>
+    </w:p>
+    <w:p>
+      <w:pPr>
+        <w:pStyle w:val="Code"/>
+        <w:rPr/>
+      </w:pPr>
+      <w:r>
+        <w:rPr/>
+        <w:t xml:space="preserve">            </w:t>
+      </w:r>
+      <w:r>
+        <w:rPr/>
+        <w:t>// у супротивника влучили!</w:t>
+      </w:r>
+    </w:p>
+    <w:p>
+      <w:pPr>
+        <w:pStyle w:val="Code"/>
+        <w:rPr/>
+      </w:pPr>
+      <w:r>
+        <w:rPr/>
+        <w:t xml:space="preserve">            </w:t>
+      </w:r>
+      <w:r>
+        <w:rPr/>
+        <w:t>MessageBeep(-1);</w:t>
+      </w:r>
+    </w:p>
+    <w:p>
+      <w:pPr>
+        <w:pStyle w:val="Code"/>
+        <w:rPr/>
+      </w:pPr>
+      <w:r>
+        <w:rPr/>
+        <w:t xml:space="preserve">            </w:t>
+      </w:r>
+      <w:r>
+        <w:rPr/>
+        <w:t>InterlockedIncrement(&amp;hit);</w:t>
+      </w:r>
+    </w:p>
+    <w:p>
+      <w:pPr>
+        <w:pStyle w:val="Code"/>
+        <w:rPr/>
+      </w:pPr>
+      <w:r>
+        <w:rPr/>
+        <w:t xml:space="preserve">            </w:t>
+      </w:r>
+      <w:r>
+        <w:rPr/>
+        <w:t>score();</w:t>
+      </w:r>
+    </w:p>
+    <w:p>
+      <w:pPr>
+        <w:pStyle w:val="Code"/>
+        <w:rPr/>
+      </w:pPr>
+      <w:r>
+        <w:rPr/>
+        <w:t xml:space="preserve">            </w:t>
+      </w:r>
+      <w:r>
+        <w:rPr/>
+        <w:t>_endthread();</w:t>
+      </w:r>
+    </w:p>
+    <w:p>
+      <w:pPr>
+        <w:pStyle w:val="Code"/>
+        <w:rPr/>
+      </w:pPr>
+      <w:r>
+        <w:rPr/>
+        <w:t xml:space="preserve">        </w:t>
+      </w:r>
+      <w:r>
+        <w:rPr/>
+        <w:t>}</w:t>
+      </w:r>
+    </w:p>
+    <w:p>
+      <w:pPr>
+        <w:pStyle w:val="Code"/>
+        <w:rPr/>
+      </w:pPr>
+      <w:r>
+        <w:rPr/>
+        <w:t xml:space="preserve">        </w:t>
+      </w:r>
+      <w:r>
+        <w:rPr/>
+        <w:t>x += dir;</w:t>
+      </w:r>
+    </w:p>
+    <w:p>
+      <w:pPr>
+        <w:pStyle w:val="Code"/>
+        <w:rPr/>
+      </w:pPr>
+      <w:r>
+        <w:rPr/>
+        <w:t xml:space="preserve">    </w:t>
+      </w:r>
+      <w:r>
+        <w:rPr/>
+        <w:t>}</w:t>
+      </w:r>
+    </w:p>
+    <w:p>
+      <w:pPr>
+        <w:pStyle w:val="Code"/>
+        <w:rPr/>
+      </w:pPr>
+      <w:r>
+        <w:rPr/>
+        <w:t xml:space="preserve">    </w:t>
+      </w:r>
+      <w:r>
+        <w:rPr/>
+        <w:t>// супротивник утік!</w:t>
+      </w:r>
+    </w:p>
+    <w:p>
+      <w:pPr>
+        <w:pStyle w:val="Code"/>
+        <w:rPr/>
+      </w:pPr>
+      <w:r>
+        <w:rPr/>
+        <w:t xml:space="preserve">    </w:t>
+      </w:r>
+      <w:r>
+        <w:rPr/>
+        <w:t>InterlockedIncrement(&amp;miss);</w:t>
+      </w:r>
+    </w:p>
+    <w:p>
+      <w:pPr>
+        <w:pStyle w:val="Code"/>
+        <w:rPr/>
+      </w:pPr>
+      <w:r>
+        <w:rPr/>
+        <w:t xml:space="preserve">    </w:t>
+      </w:r>
+      <w:r>
+        <w:rPr/>
+        <w:t>score();</w:t>
+      </w:r>
+    </w:p>
+    <w:p>
+      <w:pPr>
+        <w:pStyle w:val="Code"/>
+        <w:rPr/>
+      </w:pPr>
+      <w:r>
+        <w:rPr/>
+        <w:t>}</w:t>
+      </w:r>
+    </w:p>
+    <w:p>
+      <w:pPr>
+        <w:pStyle w:val="Code"/>
+        <w:rPr/>
+      </w:pPr>
+      <w:r>
+        <w:rPr/>
+      </w:r>
+    </w:p>
+    <w:p>
+      <w:pPr>
+        <w:pStyle w:val="Code"/>
+        <w:rPr/>
+      </w:pPr>
+      <w:r>
+        <w:rPr/>
+        <w:t>// цей потік займається створенням потоків супротивників</w:t>
+      </w:r>
+    </w:p>
+    <w:p>
+      <w:pPr>
+        <w:pStyle w:val="Code"/>
+        <w:rPr/>
+      </w:pPr>
+      <w:r>
+        <w:rPr/>
+        <w:t>void badguys(void *)</w:t>
+      </w:r>
+    </w:p>
+    <w:p>
+      <w:pPr>
+        <w:pStyle w:val="Code"/>
+        <w:rPr/>
+      </w:pPr>
+      <w:r>
+        <w:rPr/>
+        <w:t>{</w:t>
+      </w:r>
+    </w:p>
+    <w:p>
+      <w:pPr>
+        <w:pStyle w:val="Code"/>
+        <w:rPr/>
+      </w:pPr>
+      <w:r>
+        <w:rPr/>
+        <w:t xml:space="preserve">    </w:t>
+      </w:r>
+      <w:r>
+        <w:rPr/>
+        <w:t>// чекаємо сигналу до початку гри протягом 15 секунд</w:t>
+      </w:r>
+    </w:p>
+    <w:p>
+      <w:pPr>
+        <w:pStyle w:val="Code"/>
+        <w:rPr/>
+      </w:pPr>
+      <w:r>
+        <w:rPr/>
+        <w:t xml:space="preserve">    </w:t>
+      </w:r>
+      <w:r>
+        <w:rPr/>
+        <w:t>WaitForSingleObject(startevt, 15000);</w:t>
+      </w:r>
+    </w:p>
+    <w:p>
+      <w:pPr>
+        <w:pStyle w:val="Code"/>
+        <w:rPr/>
+      </w:pPr>
+      <w:r>
+        <w:rPr/>
+        <w:t xml:space="preserve">    </w:t>
+      </w:r>
+      <w:r>
+        <w:rPr/>
+        <w:t>// створюємо випадкового ворога</w:t>
+      </w:r>
+    </w:p>
+    <w:p>
+      <w:pPr>
+        <w:pStyle w:val="Code"/>
+        <w:rPr/>
+      </w:pPr>
+      <w:r>
+        <w:rPr/>
+        <w:t xml:space="preserve">    </w:t>
+      </w:r>
+      <w:r>
+        <w:rPr/>
+        <w:t>// кожні 5 секунд з'являється шанс створити</w:t>
+      </w:r>
+    </w:p>
+    <w:p>
+      <w:pPr>
+        <w:pStyle w:val="Code"/>
+        <w:rPr/>
+      </w:pPr>
+      <w:r>
+        <w:rPr/>
+        <w:t xml:space="preserve">    </w:t>
+      </w:r>
+      <w:r>
+        <w:rPr/>
+        <w:t>// супротивника з координатами від 1 до 10</w:t>
+      </w:r>
+    </w:p>
+    <w:p>
+      <w:pPr>
+        <w:pStyle w:val="Code"/>
+        <w:rPr/>
+      </w:pPr>
+      <w:r>
+        <w:rPr/>
+        <w:t xml:space="preserve">    </w:t>
+      </w:r>
+      <w:r>
+        <w:rPr/>
+        <w:t>while (1)</w:t>
+      </w:r>
+    </w:p>
+    <w:p>
+      <w:pPr>
+        <w:pStyle w:val="Code"/>
+        <w:rPr/>
+      </w:pPr>
+      <w:r>
+        <w:rPr/>
+        <w:t xml:space="preserve">    </w:t>
+      </w:r>
+      <w:r>
+        <w:rPr/>
+        <w:t>{</w:t>
+      </w:r>
+    </w:p>
+    <w:p>
+      <w:pPr>
+        <w:pStyle w:val="Code"/>
+        <w:rPr/>
+      </w:pPr>
+      <w:r>
+        <w:rPr/>
+        <w:t xml:space="preserve">        </w:t>
+      </w:r>
+      <w:r>
+        <w:rPr/>
+        <w:t>if (random(0, 100) &lt; (hit + miss) / 25 + 20)</w:t>
+      </w:r>
+    </w:p>
+    <w:p>
+      <w:pPr>
+        <w:pStyle w:val="Code"/>
+        <w:rPr/>
+      </w:pPr>
+      <w:r>
+        <w:rPr/>
+        <w:t xml:space="preserve">        </w:t>
+      </w:r>
+      <w:r>
+        <w:rPr/>
+        <w:t>{</w:t>
+      </w:r>
+    </w:p>
+    <w:p>
+      <w:pPr>
+        <w:pStyle w:val="Code"/>
+        <w:rPr/>
+      </w:pPr>
+      <w:r>
+        <w:rPr/>
+        <w:t xml:space="preserve">            </w:t>
+      </w:r>
+      <w:r>
+        <w:rPr/>
+        <w:t>// згодом імовірність збільшується</w:t>
+      </w:r>
+    </w:p>
+    <w:p>
+      <w:pPr>
+        <w:pStyle w:val="Code"/>
+        <w:rPr/>
+      </w:pPr>
+      <w:r>
+        <w:rPr/>
+        <w:t xml:space="preserve">            </w:t>
+      </w:r>
+      <w:r>
+        <w:rPr/>
+        <w:t>_beginthread(badguy, 0, (void *)(random(1, 10)));</w:t>
+      </w:r>
+    </w:p>
+    <w:p>
+      <w:pPr>
+        <w:pStyle w:val="Code"/>
+        <w:rPr/>
+      </w:pPr>
+      <w:r>
+        <w:rPr/>
+        <w:t xml:space="preserve">            </w:t>
+      </w:r>
+      <w:r>
+        <w:rPr/>
+        <w:t>Sleep(1000); // щосекунди</w:t>
+      </w:r>
+    </w:p>
+    <w:p>
+      <w:pPr>
+        <w:pStyle w:val="Code"/>
+        <w:rPr/>
+      </w:pPr>
+      <w:r>
+        <w:rPr/>
+        <w:t xml:space="preserve">        </w:t>
+      </w:r>
+      <w:r>
+        <w:rPr/>
+        <w:t>}</w:t>
+      </w:r>
+    </w:p>
+    <w:p>
+      <w:pPr>
+        <w:pStyle w:val="Code"/>
+        <w:rPr/>
+      </w:pPr>
+      <w:r>
+        <w:rPr/>
+        <w:t xml:space="preserve">    </w:t>
+      </w:r>
+      <w:r>
+        <w:rPr/>
+        <w:t>}</w:t>
+      </w:r>
+    </w:p>
+    <w:p>
+      <w:pPr>
+        <w:pStyle w:val="Code"/>
+        <w:rPr/>
+      </w:pPr>
+      <w:r>
+        <w:rPr/>
+        <w:t>}</w:t>
+      </w:r>
+    </w:p>
+    <w:p>
+      <w:pPr>
+        <w:pStyle w:val="Code"/>
+        <w:rPr/>
+      </w:pPr>
+      <w:r>
+        <w:rPr/>
+        <w:t>// Це потік кулі</w:t>
+      </w:r>
+    </w:p>
+    <w:p>
+      <w:pPr>
+        <w:pStyle w:val="Code"/>
+        <w:rPr/>
+      </w:pPr>
+      <w:r>
+        <w:rPr/>
+        <w:t>// кожна куля - це окремий потік</w:t>
+      </w:r>
+    </w:p>
+    <w:p>
+      <w:pPr>
+        <w:pStyle w:val="Code"/>
+        <w:rPr/>
+      </w:pPr>
+      <w:r>
+        <w:rPr/>
+        <w:t>void bullet(void *_xy_)</w:t>
+      </w:r>
+    </w:p>
+    <w:p>
+      <w:pPr>
+        <w:pStyle w:val="Code"/>
+        <w:rPr/>
+      </w:pPr>
+      <w:r>
+        <w:rPr/>
+        <w:t>{</w:t>
+      </w:r>
+    </w:p>
+    <w:p>
+      <w:pPr>
+        <w:pStyle w:val="Code"/>
+        <w:rPr/>
+      </w:pPr>
+      <w:r>
+        <w:rPr/>
+        <w:t xml:space="preserve">    </w:t>
+      </w:r>
+      <w:r>
+        <w:rPr/>
+        <w:t>COORD xy = *(COORD *)_xy_;</w:t>
+      </w:r>
+    </w:p>
+    <w:p>
+      <w:pPr>
+        <w:pStyle w:val="Code"/>
+        <w:rPr/>
+      </w:pPr>
+      <w:r>
+        <w:rPr/>
+        <w:t xml:space="preserve">    </w:t>
+      </w:r>
+      <w:r>
+        <w:rPr/>
+        <w:t>if (getat(xy.X, xy.Y) == '*')</w:t>
+      </w:r>
+    </w:p>
+    <w:p>
+      <w:pPr>
+        <w:pStyle w:val="Code"/>
+        <w:rPr/>
+      </w:pPr>
+      <w:r>
+        <w:rPr/>
+        <w:t xml:space="preserve">        </w:t>
+      </w:r>
+      <w:r>
+        <w:rPr/>
+        <w:t>return; // тут уже є куля</w:t>
+      </w:r>
+    </w:p>
+    <w:p>
+      <w:pPr>
+        <w:pStyle w:val="Code"/>
+        <w:rPr/>
+      </w:pPr>
+      <w:r>
+        <w:rPr/>
+        <w:t xml:space="preserve">    </w:t>
+      </w:r>
+      <w:r>
+        <w:rPr/>
+        <w:t>// треба почекати</w:t>
+      </w:r>
+    </w:p>
+    <w:p>
+      <w:pPr>
+        <w:pStyle w:val="Code"/>
+        <w:rPr/>
+      </w:pPr>
+      <w:r>
+        <w:rPr/>
+        <w:t xml:space="preserve">    </w:t>
+      </w:r>
+      <w:r>
+        <w:rPr/>
+        <w:t>// перевірити семафор</w:t>
+      </w:r>
+    </w:p>
+    <w:p>
+      <w:pPr>
+        <w:pStyle w:val="Code"/>
+        <w:rPr/>
+      </w:pPr>
+      <w:r>
+        <w:rPr/>
+        <w:t xml:space="preserve">    </w:t>
+      </w:r>
+      <w:r>
+        <w:rPr/>
+        <w:t>// якщо семафор дорівнює 0, пострілу  не відбувається</w:t>
+      </w:r>
+    </w:p>
+    <w:p>
+      <w:pPr>
+        <w:pStyle w:val="Code"/>
+        <w:rPr/>
+      </w:pPr>
+      <w:r>
+        <w:rPr/>
+        <w:t xml:space="preserve">    </w:t>
+      </w:r>
+      <w:r>
+        <w:rPr/>
+        <w:t>if (WaitForSingleObject(bulletsem, 0) == WAIT_TIMEOUT)</w:t>
+      </w:r>
+    </w:p>
+    <w:p>
+      <w:pPr>
+        <w:pStyle w:val="Code"/>
+        <w:rPr/>
+      </w:pPr>
+      <w:r>
+        <w:rPr/>
+        <w:t xml:space="preserve">        </w:t>
+      </w:r>
+      <w:r>
+        <w:rPr/>
+        <w:t>return;</w:t>
+      </w:r>
+    </w:p>
+    <w:p>
+      <w:pPr>
+        <w:pStyle w:val="Code"/>
+        <w:rPr/>
+      </w:pPr>
+      <w:r>
+        <w:rPr/>
+        <w:t xml:space="preserve">    </w:t>
+      </w:r>
+      <w:r>
+        <w:rPr/>
+        <w:t>while (-іxy.Y)</w:t>
+      </w:r>
+    </w:p>
+    <w:p>
+      <w:pPr>
+        <w:pStyle w:val="Code"/>
+        <w:rPr/>
+      </w:pPr>
+      <w:r>
+        <w:rPr/>
+        <w:t xml:space="preserve">    </w:t>
+      </w:r>
+      <w:r>
+        <w:rPr/>
+        <w:t>{</w:t>
+      </w:r>
+    </w:p>
+    <w:p>
+      <w:pPr>
+        <w:pStyle w:val="Code"/>
+        <w:rPr/>
+      </w:pPr>
+      <w:r>
+        <w:rPr/>
+        <w:t xml:space="preserve">        </w:t>
+      </w:r>
+      <w:r>
+        <w:rPr/>
+        <w:t>writeat(xy.X, xy.Y, '*'); // відобразити кулю</w:t>
+      </w:r>
+    </w:p>
+    <w:p>
+      <w:pPr>
+        <w:pStyle w:val="Code"/>
+        <w:rPr/>
+      </w:pPr>
+      <w:r>
+        <w:rPr/>
+        <w:t xml:space="preserve">        </w:t>
+      </w:r>
+      <w:r>
+        <w:rPr/>
+        <w:t>Sleep(100);</w:t>
+      </w:r>
+    </w:p>
+    <w:p>
+      <w:pPr>
+        <w:pStyle w:val="Code"/>
+        <w:rPr/>
+      </w:pPr>
+      <w:r>
+        <w:rPr/>
+        <w:t xml:space="preserve">        </w:t>
+      </w:r>
+      <w:r>
+        <w:rPr/>
+        <w:t>writeat(xy.X, xy.Y, ' '); // стерти кулю</w:t>
+      </w:r>
+    </w:p>
+    <w:p>
+      <w:pPr>
+        <w:pStyle w:val="Code"/>
+        <w:rPr/>
+      </w:pPr>
+      <w:r>
+        <w:rPr/>
+        <w:t xml:space="preserve">    </w:t>
+      </w:r>
+      <w:r>
+        <w:rPr/>
+        <w:t>}</w:t>
+      </w:r>
+    </w:p>
+    <w:p>
+      <w:pPr>
+        <w:pStyle w:val="Code"/>
+        <w:rPr/>
+      </w:pPr>
+      <w:r>
+        <w:rPr/>
+        <w:t xml:space="preserve">    </w:t>
+      </w:r>
+      <w:r>
+        <w:rPr/>
+        <w:t>// постріл зроблений - додати 1 до семафора</w:t>
+      </w:r>
+    </w:p>
+    <w:p>
+      <w:pPr>
+        <w:pStyle w:val="Code"/>
+        <w:rPr/>
+      </w:pPr>
+      <w:r>
+        <w:rPr/>
+        <w:t xml:space="preserve">    </w:t>
+      </w:r>
+      <w:r>
+        <w:rPr/>
+        <w:t>ReleaseSemaphore(bulletsem, 1, NULL);</w:t>
+      </w:r>
+    </w:p>
+    <w:p>
+      <w:pPr>
+        <w:pStyle w:val="Code"/>
+        <w:rPr/>
+      </w:pPr>
+      <w:r>
+        <w:rPr/>
+        <w:t>}</w:t>
+      </w:r>
+    </w:p>
+    <w:p>
+      <w:pPr>
+        <w:pStyle w:val="Code"/>
+        <w:rPr/>
+      </w:pPr>
+      <w:r>
+        <w:rPr/>
+      </w:r>
+    </w:p>
+    <w:p>
+      <w:pPr>
+        <w:pStyle w:val="Code"/>
+        <w:rPr/>
+      </w:pPr>
+      <w:r>
+        <w:rPr/>
+        <w:t>// Основна програма</w:t>
+      </w:r>
+    </w:p>
+    <w:p>
+      <w:pPr>
+        <w:pStyle w:val="Code"/>
+        <w:rPr/>
+      </w:pPr>
+      <w:r>
+        <w:rPr/>
+        <w:t>void main()</w:t>
+      </w:r>
+    </w:p>
+    <w:p>
+      <w:pPr>
+        <w:pStyle w:val="Code"/>
+        <w:rPr/>
+      </w:pPr>
+      <w:r>
+        <w:rPr/>
+        <w:t>{</w:t>
+      </w:r>
+    </w:p>
+    <w:p>
+      <w:pPr>
+        <w:pStyle w:val="Code"/>
+        <w:rPr/>
+      </w:pPr>
+      <w:r>
+        <w:rPr/>
+        <w:t xml:space="preserve">    </w:t>
+      </w:r>
+      <w:r>
+        <w:rPr/>
+        <w:t>HANDLE me;</w:t>
+      </w:r>
+    </w:p>
+    <w:p>
+      <w:pPr>
+        <w:pStyle w:val="Code"/>
+        <w:rPr/>
+      </w:pPr>
+      <w:r>
+        <w:rPr/>
+        <w:t xml:space="preserve">    </w:t>
+      </w:r>
+      <w:r>
+        <w:rPr/>
+        <w:t>// Настроювання глобальних змінних</w:t>
+      </w:r>
+    </w:p>
+    <w:p>
+      <w:pPr>
+        <w:pStyle w:val="Code"/>
+        <w:rPr/>
+      </w:pPr>
+      <w:r>
+        <w:rPr/>
+        <w:t xml:space="preserve">    </w:t>
+      </w:r>
+      <w:r>
+        <w:rPr/>
+        <w:t>conin = GetStdHandle(STD_INPUT_HANDLE);</w:t>
+      </w:r>
+    </w:p>
+    <w:p>
+      <w:pPr>
+        <w:pStyle w:val="Code"/>
+        <w:rPr/>
+      </w:pPr>
+      <w:r>
+        <w:rPr/>
+        <w:t xml:space="preserve">    </w:t>
+      </w:r>
+      <w:r>
+        <w:rPr/>
+        <w:t>conout = GetStdHandle(STD_OUTPUT_HANDLE);</w:t>
+      </w:r>
+    </w:p>
+    <w:p>
+      <w:pPr>
+        <w:pStyle w:val="Code"/>
+        <w:rPr/>
+      </w:pPr>
+      <w:r>
+        <w:rPr/>
+        <w:t xml:space="preserve">    </w:t>
+      </w:r>
+      <w:r>
+        <w:rPr/>
+        <w:t>SetConsoleCtrlHandler(ctrl, TRUE);</w:t>
+      </w:r>
+    </w:p>
+    <w:p>
+      <w:pPr>
+        <w:pStyle w:val="Code"/>
+        <w:rPr/>
+      </w:pPr>
+      <w:r>
+        <w:rPr/>
+        <w:t xml:space="preserve">    </w:t>
+      </w:r>
+      <w:r>
+        <w:rPr/>
+        <w:t>SetConsoleMode(conin, ENABLE_WINDOW_INPUT);</w:t>
+      </w:r>
+    </w:p>
+    <w:p>
+      <w:pPr>
+        <w:pStyle w:val="Code"/>
+        <w:rPr/>
+      </w:pPr>
+      <w:r>
+        <w:rPr/>
+        <w:t xml:space="preserve">    </w:t>
+      </w:r>
+      <w:r>
+        <w:rPr/>
+        <w:t>me = GetCurrentThread(); // не є реальним дескриптором</w:t>
+      </w:r>
+    </w:p>
+    <w:p>
+      <w:pPr>
+        <w:pStyle w:val="Code"/>
+        <w:rPr/>
+      </w:pPr>
+      <w:r>
+        <w:rPr/>
+      </w:r>
+    </w:p>
+    <w:p>
+      <w:pPr>
+        <w:pStyle w:val="Code"/>
+        <w:rPr/>
+      </w:pPr>
+      <w:r>
+        <w:rPr/>
+        <w:t xml:space="preserve">    </w:t>
+      </w:r>
+      <w:r>
+        <w:rPr/>
+        <w:t>// змінити псевдодескриптор на реальний дескриптор поточного потоку</w:t>
+      </w:r>
+    </w:p>
+    <w:p>
+      <w:pPr>
+        <w:pStyle w:val="Code"/>
+        <w:rPr/>
+      </w:pPr>
+      <w:r>
+        <w:rPr/>
+        <w:t xml:space="preserve">    </w:t>
+      </w:r>
+      <w:r>
+        <w:rPr/>
+        <w:t>DuplicateHandle(GetCurrentProcess(), me, GetCurrentProcess(), &amp;mainthread, 0, FALSE, DUPLICATE_SAME_ACCESS);</w:t>
+      </w:r>
+    </w:p>
+    <w:p>
+      <w:pPr>
+        <w:pStyle w:val="Code"/>
+        <w:rPr/>
+      </w:pPr>
+      <w:r>
+        <w:rPr/>
+        <w:t xml:space="preserve">    </w:t>
+      </w:r>
+      <w:r>
+        <w:rPr/>
+        <w:t>startevt = CreateEvent(NULL, TRUE, FALSE, NULL);</w:t>
+      </w:r>
+    </w:p>
+    <w:p>
+      <w:pPr>
+        <w:pStyle w:val="Code"/>
+        <w:rPr/>
+      </w:pPr>
+      <w:r>
+        <w:rPr/>
+        <w:t xml:space="preserve">    </w:t>
+      </w:r>
+      <w:r>
+        <w:rPr/>
+        <w:t>screenlock = CreateMutex(NULL, FALSE, NULL);</w:t>
+      </w:r>
+    </w:p>
+    <w:p>
+      <w:pPr>
+        <w:pStyle w:val="Code"/>
+        <w:rPr/>
+      </w:pPr>
+      <w:r>
+        <w:rPr/>
+        <w:t xml:space="preserve">    </w:t>
+      </w:r>
+      <w:r>
+        <w:rPr/>
+        <w:t>InitializeCriticalSection(&amp;gameover);</w:t>
+      </w:r>
+    </w:p>
+    <w:p>
+      <w:pPr>
+        <w:pStyle w:val="Code"/>
+        <w:rPr/>
+      </w:pPr>
+      <w:r>
+        <w:rPr/>
+        <w:t xml:space="preserve">    </w:t>
+      </w:r>
+      <w:r>
+        <w:rPr/>
+        <w:t>bulletsem = CreateSemaphore(NULL, 3, 3, NULL);</w:t>
+      </w:r>
+    </w:p>
+    <w:p>
+      <w:pPr>
+        <w:pStyle w:val="Code"/>
+        <w:rPr/>
+      </w:pPr>
+      <w:r>
+        <w:rPr/>
+        <w:t xml:space="preserve">    </w:t>
+      </w:r>
+      <w:r>
+        <w:rPr/>
+        <w:t>GetConsoleScreenBufferInfo(conout, &amp;info);</w:t>
+      </w:r>
+    </w:p>
+    <w:p>
+      <w:pPr>
+        <w:pStyle w:val="Code"/>
+        <w:rPr/>
+      </w:pPr>
+      <w:r>
+        <w:rPr/>
+      </w:r>
+    </w:p>
+    <w:p>
+      <w:pPr>
+        <w:pStyle w:val="Code"/>
+        <w:rPr/>
+      </w:pPr>
+      <w:r>
+        <w:rPr/>
+        <w:t xml:space="preserve">    </w:t>
+      </w:r>
+      <w:r>
+        <w:rPr/>
+        <w:t>// Ініціалізувати відображення інформації про очки</w:t>
+      </w:r>
+    </w:p>
+    <w:p>
+      <w:pPr>
+        <w:pStyle w:val="Code"/>
+        <w:rPr/>
+      </w:pPr>
+      <w:r>
+        <w:rPr/>
+        <w:t xml:space="preserve">    </w:t>
+      </w:r>
+      <w:r>
+        <w:rPr/>
+        <w:t>score();</w:t>
+      </w:r>
+    </w:p>
+    <w:p>
+      <w:pPr>
+        <w:pStyle w:val="Code"/>
+        <w:rPr/>
+      </w:pPr>
+      <w:r>
+        <w:rPr/>
+        <w:t xml:space="preserve">    </w:t>
+      </w:r>
+      <w:r>
+        <w:rPr/>
+        <w:t>// Настроїти генератор псевдовипадкових чисел</w:t>
+      </w:r>
+    </w:p>
+    <w:p>
+      <w:pPr>
+        <w:pStyle w:val="Code"/>
+        <w:rPr/>
+      </w:pPr>
+      <w:r>
+        <w:rPr/>
+        <w:t xml:space="preserve">    </w:t>
+      </w:r>
+      <w:r>
+        <w:rPr/>
+        <w:t>srand((unsigned)time(NULL));</w:t>
+      </w:r>
+    </w:p>
+    <w:p>
+      <w:pPr>
+        <w:pStyle w:val="Code"/>
+        <w:rPr/>
+      </w:pPr>
+      <w:r>
+        <w:rPr/>
+        <w:t xml:space="preserve">    </w:t>
+      </w:r>
+      <w:r>
+        <w:rPr/>
+        <w:t>cls(); // насправді не потрібно</w:t>
+      </w:r>
+    </w:p>
+    <w:p>
+      <w:pPr>
+        <w:pStyle w:val="Code"/>
+        <w:rPr/>
+      </w:pPr>
+      <w:r>
+        <w:rPr/>
+        <w:t xml:space="preserve">    </w:t>
+      </w:r>
+      <w:r>
+        <w:rPr/>
+        <w:t>// установка початкової позиції пушки</w:t>
+      </w:r>
+    </w:p>
+    <w:p>
+      <w:pPr>
+        <w:pStyle w:val="Code"/>
+        <w:rPr/>
+      </w:pPr>
+      <w:r>
+        <w:rPr/>
+        <w:t xml:space="preserve">    </w:t>
+      </w:r>
+      <w:r>
+        <w:rPr/>
+        <w:t>int y = info.dwSize.Y - 1;</w:t>
+      </w:r>
+    </w:p>
+    <w:p>
+      <w:pPr>
+        <w:pStyle w:val="Code"/>
+        <w:rPr/>
+      </w:pPr>
+      <w:r>
+        <w:rPr/>
+        <w:t xml:space="preserve">    </w:t>
+      </w:r>
+      <w:r>
+        <w:rPr/>
+        <w:t>int x = info.dwSize.X / 2;</w:t>
+      </w:r>
+    </w:p>
+    <w:p>
+      <w:pPr>
+        <w:pStyle w:val="Code"/>
+        <w:rPr/>
+      </w:pPr>
+      <w:r>
+        <w:rPr/>
+        <w:t xml:space="preserve">    </w:t>
+      </w:r>
+      <w:r>
+        <w:rPr/>
+        <w:t>// запустити потік badguys; нічого не робити доти,</w:t>
+      </w:r>
+    </w:p>
+    <w:p>
+      <w:pPr>
+        <w:pStyle w:val="Code"/>
+        <w:rPr/>
+      </w:pPr>
+      <w:r>
+        <w:rPr/>
+        <w:t xml:space="preserve">    </w:t>
+      </w:r>
+      <w:r>
+        <w:rPr/>
+        <w:t>//  поки не відбудеться подія або минуть 15 секунд</w:t>
+      </w:r>
+    </w:p>
+    <w:p>
+      <w:pPr>
+        <w:pStyle w:val="Code"/>
+        <w:rPr/>
+      </w:pPr>
+      <w:r>
+        <w:rPr/>
+        <w:t xml:space="preserve">    </w:t>
+      </w:r>
+      <w:r>
+        <w:rPr/>
+        <w:t>_beginthread(badguys, 0, NULL);</w:t>
+      </w:r>
+    </w:p>
+    <w:p>
+      <w:pPr>
+        <w:pStyle w:val="Code"/>
+        <w:rPr/>
+      </w:pPr>
+      <w:r>
+        <w:rPr/>
+        <w:t xml:space="preserve">    </w:t>
+      </w:r>
+      <w:r>
+        <w:rPr/>
+        <w:t>// основний цикл гри</w:t>
+      </w:r>
+    </w:p>
+    <w:p>
+      <w:pPr>
+        <w:pStyle w:val="Code"/>
+        <w:rPr/>
+      </w:pPr>
+      <w:r>
+        <w:rPr/>
+        <w:t xml:space="preserve">    </w:t>
+      </w:r>
+      <w:r>
+        <w:rPr/>
+        <w:t>while (1)</w:t>
+      </w:r>
+    </w:p>
+    <w:p>
+      <w:pPr>
+        <w:pStyle w:val="Code"/>
+        <w:rPr/>
+      </w:pPr>
+      <w:r>
+        <w:rPr/>
+        <w:t xml:space="preserve">    </w:t>
+      </w:r>
+      <w:r>
+        <w:rPr/>
+        <w:t>{</w:t>
+      </w:r>
+    </w:p>
+    <w:p>
+      <w:pPr>
+        <w:pStyle w:val="Code"/>
+        <w:rPr/>
+      </w:pPr>
+      <w:r>
+        <w:rPr/>
+        <w:t xml:space="preserve">        </w:t>
+      </w:r>
+      <w:r>
+        <w:rPr/>
+        <w:t>int c, ct;</w:t>
+      </w:r>
+    </w:p>
+    <w:p>
+      <w:pPr>
+        <w:pStyle w:val="Code"/>
+        <w:rPr/>
+      </w:pPr>
+      <w:r>
+        <w:rPr/>
+        <w:t xml:space="preserve">        </w:t>
+      </w:r>
+      <w:r>
+        <w:rPr/>
+        <w:t>writeat(x, y, '|'); // намалювати пушку</w:t>
+      </w:r>
+    </w:p>
+    <w:p>
+      <w:pPr>
+        <w:pStyle w:val="Code"/>
+        <w:rPr/>
+      </w:pPr>
+      <w:r>
+        <w:rPr/>
+        <w:t xml:space="preserve">        </w:t>
+      </w:r>
+      <w:r>
+        <w:rPr/>
+        <w:t>c = getakey(ct);    // одержати символ</w:t>
+      </w:r>
+    </w:p>
+    <w:p>
+      <w:pPr>
+        <w:pStyle w:val="Code"/>
+        <w:rPr/>
+      </w:pPr>
+      <w:r>
+        <w:rPr/>
+        <w:t xml:space="preserve">        </w:t>
+      </w:r>
+      <w:r>
+        <w:rPr/>
+        <w:t>switch (c)</w:t>
+      </w:r>
+    </w:p>
+    <w:p>
+      <w:pPr>
+        <w:pStyle w:val="Code"/>
+        <w:rPr/>
+      </w:pPr>
+      <w:r>
+        <w:rPr/>
+        <w:t xml:space="preserve">        </w:t>
+      </w:r>
+      <w:r>
+        <w:rPr/>
+        <w:t>{</w:t>
+      </w:r>
+    </w:p>
+    <w:p>
+      <w:pPr>
+        <w:pStyle w:val="Code"/>
+        <w:rPr/>
+      </w:pPr>
+      <w:r>
+        <w:rPr/>
+        <w:t xml:space="preserve">        </w:t>
+      </w:r>
+      <w:r>
+        <w:rPr/>
+        <w:t>case VK_SPACE: // вогонь!</w:t>
+      </w:r>
+    </w:p>
+    <w:p>
+      <w:pPr>
+        <w:pStyle w:val="Code"/>
+        <w:rPr/>
+      </w:pPr>
+      <w:r>
+        <w:rPr/>
+        <w:t xml:space="preserve">        </w:t>
+      </w:r>
+      <w:r>
+        <w:rPr/>
+        <w:t>{</w:t>
+      </w:r>
+    </w:p>
+    <w:p>
+      <w:pPr>
+        <w:pStyle w:val="Code"/>
+        <w:rPr/>
+      </w:pPr>
+      <w:r>
+        <w:rPr/>
+        <w:t xml:space="preserve">            </w:t>
+      </w:r>
+      <w:r>
+        <w:rPr/>
+        <w:t>static COORD xy;</w:t>
+      </w:r>
+    </w:p>
+    <w:p>
+      <w:pPr>
+        <w:pStyle w:val="Code"/>
+        <w:rPr/>
+      </w:pPr>
+      <w:r>
+        <w:rPr/>
+        <w:t xml:space="preserve">            </w:t>
+      </w:r>
+      <w:r>
+        <w:rPr/>
+        <w:t>xy.X = x;</w:t>
+      </w:r>
+    </w:p>
+    <w:p>
+      <w:pPr>
+        <w:pStyle w:val="Code"/>
+        <w:rPr/>
+      </w:pPr>
+      <w:r>
+        <w:rPr/>
+        <w:t xml:space="preserve">            </w:t>
+      </w:r>
+      <w:r>
+        <w:rPr/>
+        <w:t>xy.Y = y;</w:t>
+      </w:r>
+    </w:p>
+    <w:p>
+      <w:pPr>
+        <w:pStyle w:val="Code"/>
+        <w:rPr/>
+      </w:pPr>
+      <w:r>
+        <w:rPr/>
+      </w:r>
+    </w:p>
+    <w:p>
+      <w:pPr>
+        <w:pStyle w:val="Code"/>
+        <w:rPr/>
+      </w:pPr>
+      <w:r>
+        <w:rPr/>
+        <w:t xml:space="preserve">            </w:t>
+      </w:r>
+      <w:r>
+        <w:rPr/>
+        <w:t>_beginthread(bullet, 0, (void *)&amp;xy);</w:t>
+      </w:r>
+    </w:p>
+    <w:p>
+      <w:pPr>
+        <w:pStyle w:val="Code"/>
+        <w:rPr/>
+      </w:pPr>
+      <w:r>
+        <w:rPr/>
+        <w:t xml:space="preserve">            </w:t>
+      </w:r>
+      <w:r>
+        <w:rPr/>
+        <w:t>Sleep(100); // дати кулі час полетіти на деяку відстань</w:t>
+      </w:r>
+    </w:p>
+    <w:p>
+      <w:pPr>
+        <w:pStyle w:val="Code"/>
+        <w:rPr/>
+      </w:pPr>
+      <w:r>
+        <w:rPr/>
+        <w:t xml:space="preserve">            </w:t>
+      </w:r>
+      <w:r>
+        <w:rPr/>
+        <w:t>break;</w:t>
+      </w:r>
+    </w:p>
+    <w:p>
+      <w:pPr>
+        <w:pStyle w:val="Code"/>
+        <w:rPr/>
+      </w:pPr>
+      <w:r>
+        <w:rPr/>
+        <w:t xml:space="preserve">        </w:t>
+      </w:r>
+      <w:r>
+        <w:rPr/>
+        <w:t>}</w:t>
+      </w:r>
+    </w:p>
+    <w:p>
+      <w:pPr>
+        <w:pStyle w:val="Code"/>
+        <w:rPr/>
+      </w:pPr>
+      <w:r>
+        <w:rPr/>
+        <w:t xml:space="preserve">        </w:t>
+      </w:r>
+      <w:r>
+        <w:rPr/>
+        <w:t>case VK_LEFT:           // команда "уліво!"</w:t>
+      </w:r>
+    </w:p>
+    <w:p>
+      <w:pPr>
+        <w:pStyle w:val="Code"/>
+        <w:rPr/>
+      </w:pPr>
+      <w:r>
+        <w:rPr/>
+        <w:t xml:space="preserve">            </w:t>
+      </w:r>
+      <w:r>
+        <w:rPr/>
+        <w:t>SetEvent(startevt); // потік badguys працює</w:t>
+      </w:r>
+    </w:p>
+    <w:p>
+      <w:pPr>
+        <w:pStyle w:val="Code"/>
+        <w:rPr/>
+      </w:pPr>
+      <w:r>
+        <w:rPr/>
+        <w:t xml:space="preserve">            </w:t>
+      </w:r>
+      <w:r>
+        <w:rPr/>
+        <w:t>writeat(x, y, ' '); // зтерти з екрана пушку</w:t>
+      </w:r>
+    </w:p>
+    <w:p>
+      <w:pPr>
+        <w:pStyle w:val="Code"/>
+        <w:rPr/>
+      </w:pPr>
+      <w:r>
+        <w:rPr/>
+        <w:t xml:space="preserve">            </w:t>
+      </w:r>
+      <w:r>
+        <w:rPr/>
+        <w:t>while (ct--)        // переміститися</w:t>
+      </w:r>
+    </w:p>
+    <w:p>
+      <w:pPr>
+        <w:pStyle w:val="Code"/>
+        <w:rPr/>
+      </w:pPr>
+      <w:r>
+        <w:rPr/>
+        <w:t xml:space="preserve">                </w:t>
+      </w:r>
+      <w:r>
+        <w:rPr/>
+        <w:t>if (x)</w:t>
+      </w:r>
+    </w:p>
+    <w:p>
+      <w:pPr>
+        <w:pStyle w:val="Code"/>
+        <w:rPr/>
+      </w:pPr>
+      <w:r>
+        <w:rPr/>
+        <w:t xml:space="preserve">                    </w:t>
+      </w:r>
+      <w:r>
+        <w:rPr/>
+        <w:t>x--;</w:t>
+      </w:r>
+    </w:p>
+    <w:p>
+      <w:pPr>
+        <w:pStyle w:val="Code"/>
+        <w:rPr/>
+      </w:pPr>
+      <w:r>
+        <w:rPr/>
+        <w:t xml:space="preserve">            </w:t>
+      </w:r>
+      <w:r>
+        <w:rPr/>
+        <w:t>break;</w:t>
+      </w:r>
+    </w:p>
+    <w:p>
+      <w:pPr>
+        <w:pStyle w:val="Code"/>
+        <w:rPr/>
+      </w:pPr>
+      <w:r>
+        <w:rPr/>
+        <w:t xml:space="preserve">        </w:t>
+      </w:r>
+      <w:r>
+        <w:rPr/>
+        <w:t>case VK_RIGHT: // команда "вправо!"; логіка та ж</w:t>
+      </w:r>
+    </w:p>
+    <w:p>
+      <w:pPr>
+        <w:pStyle w:val="Code"/>
+        <w:rPr/>
+      </w:pPr>
+      <w:r>
+        <w:rPr/>
+        <w:t xml:space="preserve">            </w:t>
+      </w:r>
+      <w:r>
+        <w:rPr/>
+        <w:t>SetEvent(startevt);</w:t>
+      </w:r>
+    </w:p>
+    <w:p>
+      <w:pPr>
+        <w:pStyle w:val="Code"/>
+        <w:rPr/>
+      </w:pPr>
+      <w:r>
+        <w:rPr/>
+        <w:t xml:space="preserve">            </w:t>
+      </w:r>
+      <w:r>
+        <w:rPr/>
+        <w:t>writeat(x, y, ' ');</w:t>
+      </w:r>
+    </w:p>
+    <w:p>
+      <w:pPr>
+        <w:pStyle w:val="Code"/>
+        <w:rPr/>
+      </w:pPr>
+      <w:r>
+        <w:rPr/>
+        <w:t xml:space="preserve">            </w:t>
+      </w:r>
+      <w:r>
+        <w:rPr/>
+        <w:t>while (ct - і)</w:t>
+      </w:r>
+    </w:p>
+    <w:p>
+      <w:pPr>
+        <w:pStyle w:val="Code"/>
+        <w:rPr/>
+      </w:pPr>
+      <w:r>
+        <w:rPr/>
+        <w:t xml:space="preserve">                </w:t>
+      </w:r>
+      <w:r>
+        <w:rPr/>
+        <w:t>if (x != info.dwSize.X - 1)</w:t>
+      </w:r>
+    </w:p>
+    <w:p>
+      <w:pPr>
+        <w:pStyle w:val="Code"/>
+        <w:rPr/>
+      </w:pPr>
+      <w:r>
+        <w:rPr/>
+        <w:t xml:space="preserve">                    </w:t>
+      </w:r>
+      <w:r>
+        <w:rPr/>
+        <w:t>x++;</w:t>
+      </w:r>
+    </w:p>
+    <w:p>
+      <w:pPr>
+        <w:pStyle w:val="Code"/>
+        <w:rPr/>
+      </w:pPr>
+      <w:r>
+        <w:rPr/>
+        <w:t xml:space="preserve">            </w:t>
+      </w:r>
+      <w:r>
+        <w:rPr/>
+        <w:t>break;</w:t>
+      </w:r>
+    </w:p>
+    <w:p>
+      <w:pPr>
+        <w:pStyle w:val="Code"/>
+        <w:rPr/>
+      </w:pPr>
+      <w:r>
+        <w:rPr/>
+        <w:t xml:space="preserve">        </w:t>
+      </w:r>
+      <w:r>
+        <w:rPr/>
+        <w:t>}</w:t>
+      </w:r>
+    </w:p>
+    <w:p>
+      <w:pPr>
+        <w:pStyle w:val="Code"/>
+        <w:rPr/>
+      </w:pPr>
+      <w:r>
+        <w:rPr/>
+        <w:t xml:space="preserve">    </w:t>
+      </w:r>
+      <w:r>
+        <w:rPr/>
+        <w:t>}</w:t>
+      </w:r>
+    </w:p>
+    <w:p>
+      <w:pPr>
+        <w:pStyle w:val="Code"/>
+        <w:rPr/>
+      </w:pPr>
+      <w:r>
+        <w:rPr/>
+        <w:t>}</w:t>
+      </w:r>
+    </w:p>
+    <w:p>
+      <w:pPr>
+        <w:pStyle w:val="P1"/>
+        <w:rPr>
+          <w:lang w:val="en-US"/>
+        </w:rPr>
+      </w:pPr>
+      <w:r>
+        <w:rPr>
+          <w:lang w:val="en-US"/>
+        </w:rPr>
+      </w:r>
+    </w:p>
+    <w:p>
+      <w:pPr>
         <w:pStyle w:val="H2"/>
         <w:rPr/>
       </w:pPr>
       <w:r>
         <w:rPr/>
         <w:t>Схема взаємодії потоків</w:t>
+      </w:r>
+    </w:p>
+    <w:p>
+      <w:pPr>
+        <w:pStyle w:val="P1"/>
+        <w:rPr/>
+      </w:pPr>
+      <w:r>
+        <w:rPr/>
+      </w:r>
+    </w:p>
+    <w:p>
+      <w:pPr>
+        <w:pStyle w:val="P1"/>
+        <w:rPr/>
+      </w:pPr>
+      <w:r>
+        <w:rPr/>
+        <w:t>Схему взаємодії потоків наведено на рисунку нижче:</w:t>
+      </w:r>
+    </w:p>
+    <w:p>
+      <w:pPr>
+        <w:pStyle w:val="img1"/>
+        <w:rPr/>
+      </w:pPr>
+      <w:r>
+        <w:rPr/>
+      </w:r>
+    </w:p>
+    <w:p>
+      <w:pPr>
+        <w:pStyle w:val="img1"/>
+        <w:rPr/>
+      </w:pPr>
+      <w:r>
+        <w:rPr/>
+        <w:drawing>
+          <wp:inline distT="0" distB="0" distL="0" distR="0">
+            <wp:extent cx="5731510" cy="2436495"/>
+            <wp:effectExtent l="0" t="0" r="0" b="0"/>
+            <wp:docPr id="1" name="Зображення1"/>
+            <wp:cNvGraphicFramePr>
+              <a:graphicFrameLocks xmlns:a="http://schemas.openxmlformats.org/drawingml/2006/main" noChangeAspect="1"/>
+            </wp:cNvGraphicFramePr>
+            <a:graphic xmlns:a="http://schemas.openxmlformats.org/drawingml/2006/main">
+              <a:graphicData uri="http://schemas.openxmlformats.org/drawingml/2006/picture">
+                <pic:pic xmlns:pic="http://schemas.openxmlformats.org/drawingml/2006/picture">
+                  <pic:nvPicPr>
+                    <pic:cNvPr id="1" name="Зображення1"/>
+                    <pic:cNvPicPr>
+                      <a:picLocks noChangeAspect="1" noChangeArrowheads="1"/>
+                    </pic:cNvPicPr>
+                  </pic:nvPicPr>
+                  <pic:blipFill>
+                    <a:blip r:embed="rId2">
+                      <a:extLst>
+                        <a:ext uri="{96DAC541-7B7A-43D3-8B79-37D633B846F1}">
+                          <asvg:svgBlip xmlns:asvg="http://schemas.microsoft.com/office/drawing/2016/SVG/main" r:embed="rId3"/>
+                        </a:ext>
+                      </a:extLst>
+                    </a:blip>
+                    <a:stretch>
+                      <a:fillRect/>
+                    </a:stretch>
+                  </pic:blipFill>
+                  <pic:spPr bwMode="auto">
+                    <a:xfrm>
+                      <a:off x="0" y="0"/>
+                      <a:ext cx="5731510" cy="2436495"/>
+                    </a:xfrm>
+                    <a:prstGeom prst="rect">
+                      <a:avLst/>
+                    </a:prstGeom>
+                    <a:noFill/>
+                  </pic:spPr>
+                </pic:pic>
+              </a:graphicData>
+            </a:graphic>
+          </wp:inline>
+        </w:drawing>
+      </w:r>
+    </w:p>
+    <w:p>
+      <w:pPr>
+        <w:pStyle w:val="img1"/>
+        <w:rPr/>
+      </w:pPr>
+      <w:r>
+        <w:rPr/>
+        <w:t>Рисунок 1.1 — Схема взаємодії потоків</w:t>
+      </w:r>
+    </w:p>
+    <w:p>
+      <w:pPr>
+        <w:pStyle w:val="P1"/>
+        <w:rPr/>
+      </w:pPr>
+      <w:r>
+        <w:rPr/>
       </w:r>
     </w:p>
     <w:p>
@@ -605,9 +4251,9 @@
     </w:p>
     <w:tbl>
       <w:tblPr>
-        <w:tblW w:w="8322" w:type="dxa"/>
+        <w:tblW w:w="11770" w:type="dxa"/>
         <w:jc w:val="left"/>
-        <w:tblInd w:w="55" w:type="dxa"/>
+        <w:tblInd w:w="-1335" w:type="dxa"/>
         <w:tblLayout w:type="fixed"/>
         <w:tblCellMar>
           <w:top w:w="55" w:type="dxa"/>
@@ -617,121 +4263,197 @@
         </w:tblCellMar>
       </w:tblPr>
       <w:tblGrid>
-        <w:gridCol w:w="1224"/>
-        <w:gridCol w:w="1836"/>
-        <w:gridCol w:w="1554"/>
-        <w:gridCol w:w="3708"/>
+        <w:gridCol w:w="971"/>
+        <w:gridCol w:w="2423"/>
+        <w:gridCol w:w="2506"/>
+        <w:gridCol w:w="2210"/>
+        <w:gridCol w:w="3660"/>
       </w:tblGrid>
       <w:tr>
-        <w:trPr/>
-        <w:tc>
-          <w:tcPr>
-            <w:tcW w:w="1224" w:type="dxa"/>
+        <w:trPr>
+          <w:tblHeader w:val="true"/>
+        </w:trPr>
+        <w:tc>
+          <w:tcPr>
+            <w:tcW w:w="971" w:type="dxa"/>
             <w:tcBorders>
               <w:top w:val="single" w:sz="4" w:space="0" w:color="000000"/>
               <w:left w:val="single" w:sz="4" w:space="0" w:color="000000"/>
               <w:bottom w:val="single" w:sz="4" w:space="0" w:color="000000"/>
             </w:tcBorders>
-          </w:tcPr>
-          <w:p>
-            <w:pPr>
-              <w:pStyle w:val="Style14"/>
-              <w:spacing w:lineRule="auto" w:line="240"/>
-              <w:ind w:hanging="0" w:left="0"/>
-              <w:rPr>
+            <w:vAlign w:val="center"/>
+          </w:tcPr>
+          <w:p>
+            <w:pPr>
+              <w:pStyle w:val="Style14"/>
+              <w:spacing w:lineRule="auto" w:line="240"/>
+              <w:ind w:hanging="0" w:left="0"/>
+              <w:rPr>
+                <w:rFonts w:ascii="Times New Roman" w:hAnsi="Times New Roman"/>
                 <w:b/>
                 <w:bCs/>
-              </w:rPr>
-            </w:pPr>
-            <w:r>
-              <w:rPr>
+                <w:color w:val="auto"/>
+                <w:sz w:val="24"/>
+                <w:szCs w:val="24"/>
+              </w:rPr>
+            </w:pPr>
+            <w:r>
+              <w:rPr>
+                <w:rFonts w:ascii="Times New Roman" w:hAnsi="Times New Roman"/>
                 <w:b/>
                 <w:bCs/>
-              </w:rPr>
-              <w:t>Функція</w:t>
-            </w:r>
-          </w:p>
-        </w:tc>
-        <w:tc>
-          <w:tcPr>
-            <w:tcW w:w="1836" w:type="dxa"/>
+                <w:color w:val="auto"/>
+                <w:sz w:val="24"/>
+                <w:szCs w:val="24"/>
+              </w:rPr>
+              <w:t>Рядок</w:t>
+            </w:r>
+          </w:p>
+        </w:tc>
+        <w:tc>
+          <w:tcPr>
+            <w:tcW w:w="2423" w:type="dxa"/>
             <w:tcBorders>
               <w:top w:val="single" w:sz="4" w:space="0" w:color="000000"/>
               <w:left w:val="single" w:sz="4" w:space="0" w:color="000000"/>
               <w:bottom w:val="single" w:sz="4" w:space="0" w:color="000000"/>
             </w:tcBorders>
-          </w:tcPr>
-          <w:p>
-            <w:pPr>
-              <w:pStyle w:val="Style14"/>
-              <w:spacing w:lineRule="auto" w:line="240"/>
-              <w:ind w:hanging="0" w:left="0"/>
-              <w:rPr>
+            <w:vAlign w:val="center"/>
+          </w:tcPr>
+          <w:p>
+            <w:pPr>
+              <w:pStyle w:val="Style14"/>
+              <w:spacing w:lineRule="auto" w:line="240"/>
+              <w:ind w:hanging="0" w:left="0"/>
+              <w:rPr>
+                <w:rFonts w:ascii="Times New Roman" w:hAnsi="Times New Roman"/>
                 <w:b/>
                 <w:bCs/>
-              </w:rPr>
-            </w:pPr>
-            <w:r>
-              <w:rPr>
+                <w:color w:val="auto"/>
+                <w:sz w:val="24"/>
+                <w:szCs w:val="24"/>
+              </w:rPr>
+            </w:pPr>
+            <w:r>
+              <w:rPr>
+                <w:rFonts w:ascii="Times New Roman" w:hAnsi="Times New Roman"/>
                 <w:b/>
                 <w:bCs/>
-              </w:rPr>
-              <w:t>Призначення</w:t>
-            </w:r>
-          </w:p>
-        </w:tc>
-        <w:tc>
-          <w:tcPr>
-            <w:tcW w:w="1554" w:type="dxa"/>
+                <w:color w:val="auto"/>
+                <w:sz w:val="24"/>
+                <w:szCs w:val="24"/>
+              </w:rPr>
+              <w:t>Функція</w:t>
+            </w:r>
+          </w:p>
+        </w:tc>
+        <w:tc>
+          <w:tcPr>
+            <w:tcW w:w="2506" w:type="dxa"/>
             <w:tcBorders>
               <w:top w:val="single" w:sz="4" w:space="0" w:color="000000"/>
               <w:left w:val="single" w:sz="4" w:space="0" w:color="000000"/>
               <w:bottom w:val="single" w:sz="4" w:space="0" w:color="000000"/>
             </w:tcBorders>
-          </w:tcPr>
-          <w:p>
-            <w:pPr>
-              <w:pStyle w:val="Style14"/>
-              <w:spacing w:lineRule="auto" w:line="240"/>
-              <w:ind w:hanging="0" w:left="0"/>
-              <w:rPr>
+            <w:vAlign w:val="center"/>
+          </w:tcPr>
+          <w:p>
+            <w:pPr>
+              <w:pStyle w:val="Style14"/>
+              <w:spacing w:lineRule="auto" w:line="240"/>
+              <w:ind w:hanging="0" w:left="0"/>
+              <w:rPr>
+                <w:rFonts w:ascii="Times New Roman" w:hAnsi="Times New Roman"/>
                 <w:b/>
                 <w:bCs/>
-              </w:rPr>
-            </w:pPr>
-            <w:r>
-              <w:rPr>
+                <w:color w:val="auto"/>
+                <w:sz w:val="24"/>
+                <w:szCs w:val="24"/>
+              </w:rPr>
+            </w:pPr>
+            <w:r>
+              <w:rPr>
+                <w:rFonts w:ascii="Times New Roman" w:hAnsi="Times New Roman"/>
                 <w:b/>
                 <w:bCs/>
-              </w:rPr>
-              <w:t>Параметри</w:t>
-            </w:r>
-          </w:p>
-        </w:tc>
-        <w:tc>
-          <w:tcPr>
-            <w:tcW w:w="3708" w:type="dxa"/>
+                <w:color w:val="auto"/>
+                <w:sz w:val="24"/>
+                <w:szCs w:val="24"/>
+              </w:rPr>
+              <w:t>Призначення</w:t>
+            </w:r>
+          </w:p>
+        </w:tc>
+        <w:tc>
+          <w:tcPr>
+            <w:tcW w:w="2210" w:type="dxa"/>
             <w:tcBorders>
               <w:top w:val="single" w:sz="4" w:space="0" w:color="000000"/>
               <w:left w:val="single" w:sz="4" w:space="0" w:color="000000"/>
               <w:bottom w:val="single" w:sz="4" w:space="0" w:color="000000"/>
-              <w:right w:val="single" w:sz="4" w:space="0" w:color="000000"/>
-            </w:tcBorders>
-          </w:tcPr>
-          <w:p>
-            <w:pPr>
-              <w:pStyle w:val="Style14"/>
-              <w:spacing w:lineRule="auto" w:line="240"/>
-              <w:ind w:hanging="0" w:left="0"/>
-              <w:rPr>
+            </w:tcBorders>
+            <w:vAlign w:val="center"/>
+          </w:tcPr>
+          <w:p>
+            <w:pPr>
+              <w:pStyle w:val="Style14"/>
+              <w:spacing w:lineRule="auto" w:line="240"/>
+              <w:ind w:hanging="0" w:left="0"/>
+              <w:rPr>
+                <w:rFonts w:ascii="Times New Roman" w:hAnsi="Times New Roman"/>
                 <w:b/>
                 <w:bCs/>
-              </w:rPr>
-            </w:pPr>
-            <w:r>
-              <w:rPr>
+                <w:color w:val="auto"/>
+                <w:sz w:val="24"/>
+                <w:szCs w:val="24"/>
+              </w:rPr>
+            </w:pPr>
+            <w:r>
+              <w:rPr>
+                <w:rFonts w:ascii="Times New Roman" w:hAnsi="Times New Roman"/>
                 <w:b/>
                 <w:bCs/>
+                <w:color w:val="auto"/>
+                <w:sz w:val="24"/>
+                <w:szCs w:val="24"/>
+              </w:rPr>
+              <w:t>Параметри</w:t>
+            </w:r>
+          </w:p>
+        </w:tc>
+        <w:tc>
+          <w:tcPr>
+            <w:tcW w:w="3660" w:type="dxa"/>
+            <w:tcBorders>
+              <w:top w:val="single" w:sz="4" w:space="0" w:color="000000"/>
+              <w:left w:val="single" w:sz="4" w:space="0" w:color="000000"/>
+              <w:bottom w:val="single" w:sz="4" w:space="0" w:color="000000"/>
+              <w:right w:val="single" w:sz="4" w:space="0" w:color="000000"/>
+            </w:tcBorders>
+            <w:vAlign w:val="center"/>
+          </w:tcPr>
+          <w:p>
+            <w:pPr>
+              <w:pStyle w:val="Style14"/>
+              <w:spacing w:lineRule="auto" w:line="240"/>
+              <w:ind w:hanging="0" w:left="0"/>
+              <w:rPr>
+                <w:rFonts w:ascii="Times New Roman" w:hAnsi="Times New Roman"/>
+                <w:b/>
+                <w:bCs/>
+                <w:color w:val="auto"/>
+                <w:sz w:val="24"/>
+                <w:szCs w:val="24"/>
+              </w:rPr>
+            </w:pPr>
+            <w:r>
+              <w:rPr>
+                <w:rFonts w:ascii="Times New Roman" w:hAnsi="Times New Roman"/>
+                <w:b/>
+                <w:bCs/>
+                <w:color w:val="auto"/>
+                <w:sz w:val="24"/>
+                <w:szCs w:val="24"/>
               </w:rPr>
               <w:t>Значення, що повертаються</w:t>
             </w:r>
@@ -742,82 +4464,3070 @@
         <w:trPr/>
         <w:tc>
           <w:tcPr>
-            <w:tcW w:w="1224" w:type="dxa"/>
-            <w:tcBorders>
-              <w:left w:val="single" w:sz="4" w:space="0" w:color="000000"/>
-              <w:bottom w:val="single" w:sz="4" w:space="0" w:color="000000"/>
-            </w:tcBorders>
-          </w:tcPr>
-          <w:p>
-            <w:pPr>
-              <w:pStyle w:val="Style14"/>
-              <w:spacing w:lineRule="auto" w:line="240"/>
-              <w:ind w:hanging="0" w:left="0"/>
-              <w:rPr/>
-            </w:pPr>
-            <w:r>
-              <w:rPr/>
-            </w:r>
-          </w:p>
-        </w:tc>
-        <w:tc>
-          <w:tcPr>
-            <w:tcW w:w="1836" w:type="dxa"/>
-            <w:tcBorders>
-              <w:left w:val="single" w:sz="4" w:space="0" w:color="000000"/>
-              <w:bottom w:val="single" w:sz="4" w:space="0" w:color="000000"/>
-            </w:tcBorders>
-          </w:tcPr>
-          <w:p>
-            <w:pPr>
-              <w:pStyle w:val="Style14"/>
-              <w:spacing w:lineRule="auto" w:line="240"/>
-              <w:ind w:hanging="0" w:left="0"/>
-              <w:rPr/>
-            </w:pPr>
-            <w:r>
-              <w:rPr/>
-            </w:r>
-          </w:p>
-        </w:tc>
-        <w:tc>
-          <w:tcPr>
-            <w:tcW w:w="1554" w:type="dxa"/>
-            <w:tcBorders>
-              <w:left w:val="single" w:sz="4" w:space="0" w:color="000000"/>
-              <w:bottom w:val="single" w:sz="4" w:space="0" w:color="000000"/>
-            </w:tcBorders>
-          </w:tcPr>
-          <w:p>
-            <w:pPr>
-              <w:pStyle w:val="Style14"/>
-              <w:spacing w:lineRule="auto" w:line="240"/>
-              <w:ind w:hanging="0" w:left="0"/>
-              <w:rPr/>
-            </w:pPr>
-            <w:r>
-              <w:rPr/>
-            </w:r>
-          </w:p>
-        </w:tc>
-        <w:tc>
-          <w:tcPr>
-            <w:tcW w:w="3708" w:type="dxa"/>
+            <w:tcW w:w="971" w:type="dxa"/>
+            <w:tcBorders>
+              <w:left w:val="single" w:sz="4" w:space="0" w:color="000000"/>
+              <w:bottom w:val="single" w:sz="4" w:space="0" w:color="000000"/>
+            </w:tcBorders>
+            <w:vAlign w:val="center"/>
+          </w:tcPr>
+          <w:p>
+            <w:pPr>
+              <w:pStyle w:val="Style14"/>
+              <w:spacing w:lineRule="auto" w:line="240"/>
+              <w:ind w:hanging="0" w:left="0"/>
+              <w:rPr>
+                <w:rFonts w:ascii="Times New Roman" w:hAnsi="Times New Roman"/>
+                <w:color w:val="auto"/>
+                <w:sz w:val="24"/>
+                <w:szCs w:val="24"/>
+              </w:rPr>
+            </w:pPr>
+            <w:r>
+              <w:rPr>
+                <w:rFonts w:ascii="Times New Roman" w:hAnsi="Times New Roman"/>
+                <w:color w:val="auto"/>
+                <w:sz w:val="24"/>
+                <w:szCs w:val="24"/>
+              </w:rPr>
+              <w:t>47, 92</w:t>
+            </w:r>
+          </w:p>
+        </w:tc>
+        <w:tc>
+          <w:tcPr>
+            <w:tcW w:w="2423" w:type="dxa"/>
+            <w:vMerge w:val="restart"/>
+            <w:tcBorders>
+              <w:left w:val="single" w:sz="4" w:space="0" w:color="000000"/>
+              <w:bottom w:val="single" w:sz="4" w:space="0" w:color="000000"/>
+            </w:tcBorders>
+            <w:vAlign w:val="center"/>
+          </w:tcPr>
+          <w:p>
+            <w:pPr>
+              <w:pStyle w:val="Style14"/>
+              <w:spacing w:lineRule="auto" w:line="240"/>
+              <w:ind w:hanging="0" w:left="0"/>
+              <w:rPr>
+                <w:rFonts w:ascii="Times New Roman" w:hAnsi="Times New Roman"/>
+                <w:color w:val="auto"/>
+                <w:sz w:val="24"/>
+                <w:szCs w:val="24"/>
+              </w:rPr>
+            </w:pPr>
+            <w:r>
+              <w:rPr>
+                <w:rFonts w:ascii="Times New Roman" w:hAnsi="Times New Roman"/>
+                <w:color w:val="auto"/>
+                <w:sz w:val="24"/>
+                <w:szCs w:val="24"/>
+              </w:rPr>
+              <w:t>WaitForSingleObject</w:t>
+            </w:r>
+          </w:p>
+        </w:tc>
+        <w:tc>
+          <w:tcPr>
+            <w:tcW w:w="2506" w:type="dxa"/>
+            <w:vMerge w:val="restart"/>
+            <w:tcBorders>
+              <w:left w:val="single" w:sz="4" w:space="0" w:color="000000"/>
+              <w:bottom w:val="single" w:sz="4" w:space="0" w:color="000000"/>
+            </w:tcBorders>
+            <w:vAlign w:val="center"/>
+          </w:tcPr>
+          <w:p>
+            <w:pPr>
+              <w:pStyle w:val="Style14"/>
+              <w:spacing w:lineRule="auto" w:line="240"/>
+              <w:ind w:hanging="0" w:left="0"/>
+              <w:rPr>
+                <w:rFonts w:ascii="Times New Roman" w:hAnsi="Times New Roman"/>
+                <w:color w:val="auto"/>
+                <w:sz w:val="24"/>
+                <w:szCs w:val="24"/>
+              </w:rPr>
+            </w:pPr>
+            <w:r>
+              <w:rPr>
+                <w:rFonts w:ascii="Times New Roman" w:hAnsi="Times New Roman"/>
+                <w:color w:val="auto"/>
+                <w:sz w:val="24"/>
+                <w:szCs w:val="24"/>
+              </w:rPr>
+              <w:t>Очікує поки вказаний об’єкт перейде в сигнальний стан або мине інтервал очікування.</w:t>
+            </w:r>
+          </w:p>
+        </w:tc>
+        <w:tc>
+          <w:tcPr>
+            <w:tcW w:w="2210" w:type="dxa"/>
+            <w:tcBorders>
+              <w:left w:val="single" w:sz="4" w:space="0" w:color="000000"/>
+              <w:bottom w:val="single" w:sz="4" w:space="0" w:color="000000"/>
+            </w:tcBorders>
+            <w:vAlign w:val="center"/>
+          </w:tcPr>
+          <w:p>
+            <w:pPr>
+              <w:pStyle w:val="Style14"/>
+              <w:spacing w:lineRule="auto" w:line="240"/>
+              <w:ind w:hanging="0" w:left="0"/>
+              <w:rPr>
+                <w:rFonts w:ascii="Times New Roman" w:hAnsi="Times New Roman"/>
+                <w:color w:val="auto"/>
+                <w:sz w:val="24"/>
+                <w:szCs w:val="24"/>
+                <w:lang w:val="en-US"/>
+              </w:rPr>
+            </w:pPr>
+            <w:r>
+              <w:rPr>
+                <w:rFonts w:ascii="Times New Roman" w:hAnsi="Times New Roman"/>
+                <w:color w:val="auto"/>
+                <w:sz w:val="24"/>
+                <w:szCs w:val="24"/>
+                <w:lang w:val="en-US"/>
+              </w:rPr>
+              <w:t>Screenlock, INFINITE</w:t>
+            </w:r>
+          </w:p>
+        </w:tc>
+        <w:tc>
+          <w:tcPr>
+            <w:tcW w:w="3660" w:type="dxa"/>
+            <w:vMerge w:val="restart"/>
             <w:tcBorders>
               <w:left w:val="single" w:sz="4" w:space="0" w:color="000000"/>
               <w:bottom w:val="single" w:sz="4" w:space="0" w:color="000000"/>
               <w:right w:val="single" w:sz="4" w:space="0" w:color="000000"/>
             </w:tcBorders>
-          </w:tcPr>
-          <w:p>
-            <w:pPr>
-              <w:pStyle w:val="Style14"/>
-              <w:spacing w:lineRule="auto" w:line="240"/>
-              <w:ind w:hanging="0" w:left="0"/>
-              <w:rPr/>
-            </w:pPr>
-            <w:r>
-              <w:rPr/>
+            <w:vAlign w:val="center"/>
+          </w:tcPr>
+          <w:p>
+            <w:pPr>
+              <w:pStyle w:val="Style14"/>
+              <w:spacing w:lineRule="auto" w:line="240"/>
+              <w:ind w:hanging="0" w:left="0"/>
+              <w:rPr>
+                <w:rFonts w:ascii="Times New Roman" w:hAnsi="Times New Roman"/>
+                <w:color w:val="auto"/>
+                <w:sz w:val="24"/>
+                <w:szCs w:val="24"/>
+              </w:rPr>
+            </w:pPr>
+            <w:r>
+              <w:rPr>
+                <w:rFonts w:ascii="Times New Roman" w:hAnsi="Times New Roman"/>
+                <w:color w:val="auto"/>
+                <w:sz w:val="24"/>
+                <w:szCs w:val="24"/>
+              </w:rPr>
+              <w:t xml:space="preserve">При успішному виконанні функції повернуте значення вказує на подію, що стала причиною повернення результату. Може приймати такі значення: </w:t>
+            </w:r>
+            <w:r>
+              <w:rPr>
+                <w:rFonts w:ascii="Times New Roman" w:hAnsi="Times New Roman"/>
+                <w:color w:val="auto"/>
+                <w:sz w:val="24"/>
+                <w:szCs w:val="24"/>
+                <w:lang w:val="en-US"/>
+              </w:rPr>
+              <w:t>WAIT_ABANDONED, WAIT_OBJECT_0, WAIT_TIMEOUT, WAIT_FAILED</w:t>
+            </w:r>
+          </w:p>
+        </w:tc>
+      </w:tr>
+      <w:tr>
+        <w:trPr/>
+        <w:tc>
+          <w:tcPr>
+            <w:tcW w:w="971" w:type="dxa"/>
+            <w:tcBorders>
+              <w:left w:val="single" w:sz="4" w:space="0" w:color="000000"/>
+              <w:bottom w:val="single" w:sz="4" w:space="0" w:color="000000"/>
+            </w:tcBorders>
+            <w:vAlign w:val="center"/>
+          </w:tcPr>
+          <w:p>
+            <w:pPr>
+              <w:pStyle w:val="Style14"/>
+              <w:spacing w:lineRule="auto" w:line="240"/>
+              <w:ind w:hanging="0" w:left="0"/>
+              <w:rPr>
+                <w:rFonts w:ascii="Times New Roman" w:hAnsi="Times New Roman"/>
+                <w:color w:val="auto"/>
+                <w:sz w:val="24"/>
+                <w:szCs w:val="24"/>
+                <w:lang w:val="en-US"/>
+              </w:rPr>
+            </w:pPr>
+            <w:r>
+              <w:rPr>
+                <w:rFonts w:ascii="Times New Roman" w:hAnsi="Times New Roman"/>
+                <w:color w:val="auto"/>
+                <w:sz w:val="24"/>
+                <w:szCs w:val="24"/>
+                <w:lang w:val="en-US"/>
+              </w:rPr>
+              <w:t>178</w:t>
+            </w:r>
+          </w:p>
+        </w:tc>
+        <w:tc>
+          <w:tcPr>
+            <w:tcW w:w="2423" w:type="dxa"/>
+            <w:vMerge w:val="continue"/>
+            <w:tcBorders>
+              <w:left w:val="single" w:sz="4" w:space="0" w:color="000000"/>
+              <w:bottom w:val="single" w:sz="4" w:space="0" w:color="000000"/>
+            </w:tcBorders>
+            <w:vAlign w:val="center"/>
+          </w:tcPr>
+          <w:p>
+            <w:pPr>
+              <w:pStyle w:val="Style14"/>
+              <w:spacing w:lineRule="auto" w:line="240"/>
+              <w:ind w:hanging="0" w:left="0"/>
+              <w:rPr>
+                <w:rFonts w:ascii="Times New Roman" w:hAnsi="Times New Roman"/>
+                <w:color w:val="auto"/>
+                <w:sz w:val="24"/>
+                <w:szCs w:val="24"/>
+              </w:rPr>
+            </w:pPr>
+            <w:r>
+              <w:rPr>
+                <w:rFonts w:ascii="Times New Roman" w:hAnsi="Times New Roman"/>
+                <w:color w:val="auto"/>
+                <w:sz w:val="24"/>
+                <w:szCs w:val="24"/>
+              </w:rPr>
+            </w:r>
+          </w:p>
+        </w:tc>
+        <w:tc>
+          <w:tcPr>
+            <w:tcW w:w="2506" w:type="dxa"/>
+            <w:vMerge w:val="continue"/>
+            <w:tcBorders>
+              <w:left w:val="single" w:sz="4" w:space="0" w:color="000000"/>
+              <w:bottom w:val="single" w:sz="4" w:space="0" w:color="000000"/>
+            </w:tcBorders>
+            <w:vAlign w:val="center"/>
+          </w:tcPr>
+          <w:p>
+            <w:pPr>
+              <w:pStyle w:val="Style14"/>
+              <w:spacing w:lineRule="auto" w:line="240"/>
+              <w:ind w:hanging="0" w:left="0"/>
+              <w:rPr>
+                <w:rFonts w:ascii="Times New Roman" w:hAnsi="Times New Roman"/>
+                <w:color w:val="auto"/>
+                <w:sz w:val="24"/>
+                <w:szCs w:val="24"/>
+              </w:rPr>
+            </w:pPr>
+            <w:r>
+              <w:rPr>
+                <w:rFonts w:ascii="Times New Roman" w:hAnsi="Times New Roman"/>
+                <w:color w:val="auto"/>
+                <w:sz w:val="24"/>
+                <w:szCs w:val="24"/>
+              </w:rPr>
+            </w:r>
+          </w:p>
+        </w:tc>
+        <w:tc>
+          <w:tcPr>
+            <w:tcW w:w="2210" w:type="dxa"/>
+            <w:tcBorders>
+              <w:left w:val="single" w:sz="4" w:space="0" w:color="000000"/>
+              <w:bottom w:val="single" w:sz="4" w:space="0" w:color="000000"/>
+            </w:tcBorders>
+            <w:vAlign w:val="center"/>
+          </w:tcPr>
+          <w:p>
+            <w:pPr>
+              <w:pStyle w:val="Style14"/>
+              <w:spacing w:lineRule="auto" w:line="240"/>
+              <w:ind w:hanging="0" w:left="0"/>
+              <w:rPr>
+                <w:rFonts w:ascii="Times New Roman" w:hAnsi="Times New Roman"/>
+                <w:color w:val="auto"/>
+                <w:sz w:val="24"/>
+                <w:szCs w:val="24"/>
+                <w:lang w:val="en-US"/>
+              </w:rPr>
+            </w:pPr>
+            <w:r>
+              <w:rPr>
+                <w:rFonts w:ascii="Times New Roman" w:hAnsi="Times New Roman"/>
+                <w:color w:val="auto"/>
+                <w:sz w:val="24"/>
+                <w:szCs w:val="24"/>
+                <w:lang w:val="en-US"/>
+              </w:rPr>
+              <w:t>Startevt, 15000</w:t>
+            </w:r>
+          </w:p>
+        </w:tc>
+        <w:tc>
+          <w:tcPr>
+            <w:tcW w:w="3660" w:type="dxa"/>
+            <w:vMerge w:val="continue"/>
+            <w:tcBorders>
+              <w:left w:val="single" w:sz="4" w:space="0" w:color="000000"/>
+              <w:bottom w:val="single" w:sz="4" w:space="0" w:color="000000"/>
+              <w:right w:val="single" w:sz="4" w:space="0" w:color="000000"/>
+            </w:tcBorders>
+            <w:vAlign w:val="center"/>
+          </w:tcPr>
+          <w:p>
+            <w:pPr>
+              <w:pStyle w:val="Style14"/>
+              <w:spacing w:lineRule="auto" w:line="240"/>
+              <w:ind w:hanging="0" w:left="0"/>
+              <w:rPr>
+                <w:rFonts w:ascii="Times New Roman" w:hAnsi="Times New Roman"/>
+                <w:color w:val="auto"/>
+                <w:sz w:val="24"/>
+                <w:szCs w:val="24"/>
+              </w:rPr>
+            </w:pPr>
+            <w:r>
+              <w:rPr>
+                <w:rFonts w:ascii="Times New Roman" w:hAnsi="Times New Roman"/>
+                <w:color w:val="auto"/>
+                <w:sz w:val="24"/>
+                <w:szCs w:val="24"/>
+              </w:rPr>
+            </w:r>
+          </w:p>
+        </w:tc>
+      </w:tr>
+      <w:tr>
+        <w:trPr/>
+        <w:tc>
+          <w:tcPr>
+            <w:tcW w:w="971" w:type="dxa"/>
+            <w:tcBorders>
+              <w:left w:val="single" w:sz="4" w:space="0" w:color="000000"/>
+              <w:bottom w:val="single" w:sz="4" w:space="0" w:color="000000"/>
+            </w:tcBorders>
+            <w:vAlign w:val="center"/>
+          </w:tcPr>
+          <w:p>
+            <w:pPr>
+              <w:pStyle w:val="Style14"/>
+              <w:spacing w:lineRule="auto" w:line="240"/>
+              <w:ind w:hanging="0" w:left="0"/>
+              <w:rPr>
+                <w:rFonts w:ascii="Times New Roman" w:hAnsi="Times New Roman"/>
+                <w:color w:val="auto"/>
+                <w:sz w:val="24"/>
+                <w:szCs w:val="24"/>
+                <w:lang w:val="uk-UA"/>
+              </w:rPr>
+            </w:pPr>
+            <w:r>
+              <w:rPr>
+                <w:rFonts w:ascii="Times New Roman" w:hAnsi="Times New Roman"/>
+                <w:color w:val="auto"/>
+                <w:sz w:val="24"/>
+                <w:szCs w:val="24"/>
+                <w:lang w:val="uk-UA"/>
+              </w:rPr>
+              <w:t>202</w:t>
+            </w:r>
+          </w:p>
+        </w:tc>
+        <w:tc>
+          <w:tcPr>
+            <w:tcW w:w="2423" w:type="dxa"/>
+            <w:vMerge w:val="continue"/>
+            <w:tcBorders>
+              <w:left w:val="single" w:sz="4" w:space="0" w:color="000000"/>
+              <w:bottom w:val="single" w:sz="4" w:space="0" w:color="000000"/>
+            </w:tcBorders>
+            <w:vAlign w:val="center"/>
+          </w:tcPr>
+          <w:p>
+            <w:pPr>
+              <w:pStyle w:val="Style14"/>
+              <w:spacing w:lineRule="auto" w:line="240"/>
+              <w:ind w:hanging="0" w:left="0"/>
+              <w:rPr>
+                <w:rFonts w:ascii="Times New Roman" w:hAnsi="Times New Roman"/>
+                <w:color w:val="auto"/>
+                <w:sz w:val="24"/>
+                <w:szCs w:val="24"/>
+              </w:rPr>
+            </w:pPr>
+            <w:r>
+              <w:rPr>
+                <w:rFonts w:ascii="Times New Roman" w:hAnsi="Times New Roman"/>
+                <w:color w:val="auto"/>
+                <w:sz w:val="24"/>
+                <w:szCs w:val="24"/>
+              </w:rPr>
+            </w:r>
+          </w:p>
+        </w:tc>
+        <w:tc>
+          <w:tcPr>
+            <w:tcW w:w="2506" w:type="dxa"/>
+            <w:vMerge w:val="continue"/>
+            <w:tcBorders>
+              <w:left w:val="single" w:sz="4" w:space="0" w:color="000000"/>
+              <w:bottom w:val="single" w:sz="4" w:space="0" w:color="000000"/>
+            </w:tcBorders>
+            <w:vAlign w:val="center"/>
+          </w:tcPr>
+          <w:p>
+            <w:pPr>
+              <w:pStyle w:val="Style14"/>
+              <w:spacing w:lineRule="auto" w:line="240"/>
+              <w:ind w:hanging="0" w:left="0"/>
+              <w:rPr>
+                <w:rFonts w:ascii="Times New Roman" w:hAnsi="Times New Roman"/>
+                <w:color w:val="auto"/>
+                <w:sz w:val="24"/>
+                <w:szCs w:val="24"/>
+              </w:rPr>
+            </w:pPr>
+            <w:r>
+              <w:rPr>
+                <w:rFonts w:ascii="Times New Roman" w:hAnsi="Times New Roman"/>
+                <w:color w:val="auto"/>
+                <w:sz w:val="24"/>
+                <w:szCs w:val="24"/>
+              </w:rPr>
+            </w:r>
+          </w:p>
+        </w:tc>
+        <w:tc>
+          <w:tcPr>
+            <w:tcW w:w="2210" w:type="dxa"/>
+            <w:tcBorders>
+              <w:left w:val="single" w:sz="4" w:space="0" w:color="000000"/>
+              <w:bottom w:val="single" w:sz="4" w:space="0" w:color="000000"/>
+            </w:tcBorders>
+            <w:vAlign w:val="center"/>
+          </w:tcPr>
+          <w:p>
+            <w:pPr>
+              <w:pStyle w:val="Style14"/>
+              <w:spacing w:lineRule="auto" w:line="240"/>
+              <w:ind w:hanging="0" w:left="0"/>
+              <w:rPr>
+                <w:rFonts w:ascii="Times New Roman" w:hAnsi="Times New Roman"/>
+                <w:color w:val="auto"/>
+                <w:sz w:val="24"/>
+                <w:szCs w:val="24"/>
+                <w:lang w:val="en-US"/>
+              </w:rPr>
+            </w:pPr>
+            <w:r>
+              <w:rPr>
+                <w:rFonts w:ascii="Times New Roman" w:hAnsi="Times New Roman"/>
+                <w:color w:val="auto"/>
+                <w:sz w:val="24"/>
+                <w:szCs w:val="24"/>
+                <w:lang w:val="en-US"/>
+              </w:rPr>
+              <w:t>Bulletsem, 0</w:t>
+            </w:r>
+          </w:p>
+        </w:tc>
+        <w:tc>
+          <w:tcPr>
+            <w:tcW w:w="3660" w:type="dxa"/>
+            <w:vMerge w:val="continue"/>
+            <w:tcBorders>
+              <w:left w:val="single" w:sz="4" w:space="0" w:color="000000"/>
+              <w:bottom w:val="single" w:sz="4" w:space="0" w:color="000000"/>
+              <w:right w:val="single" w:sz="4" w:space="0" w:color="000000"/>
+            </w:tcBorders>
+            <w:vAlign w:val="center"/>
+          </w:tcPr>
+          <w:p>
+            <w:pPr>
+              <w:pStyle w:val="Style14"/>
+              <w:spacing w:lineRule="auto" w:line="240"/>
+              <w:ind w:hanging="0" w:left="0"/>
+              <w:rPr>
+                <w:rFonts w:ascii="Times New Roman" w:hAnsi="Times New Roman"/>
+                <w:color w:val="auto"/>
+                <w:sz w:val="24"/>
+                <w:szCs w:val="24"/>
+              </w:rPr>
+            </w:pPr>
+            <w:r>
+              <w:rPr>
+                <w:rFonts w:ascii="Times New Roman" w:hAnsi="Times New Roman"/>
+                <w:color w:val="auto"/>
+                <w:sz w:val="24"/>
+                <w:szCs w:val="24"/>
+              </w:rPr>
+            </w:r>
+          </w:p>
+        </w:tc>
+      </w:tr>
+      <w:tr>
+        <w:trPr/>
+        <w:tc>
+          <w:tcPr>
+            <w:tcW w:w="971" w:type="dxa"/>
+            <w:tcBorders>
+              <w:left w:val="single" w:sz="4" w:space="0" w:color="000000"/>
+              <w:bottom w:val="single" w:sz="4" w:space="0" w:color="000000"/>
+            </w:tcBorders>
+            <w:vAlign w:val="center"/>
+          </w:tcPr>
+          <w:p>
+            <w:pPr>
+              <w:pStyle w:val="Style14"/>
+              <w:spacing w:lineRule="auto" w:line="240"/>
+              <w:ind w:hanging="0" w:left="0"/>
+              <w:rPr>
+                <w:rFonts w:ascii="Times New Roman" w:hAnsi="Times New Roman"/>
+                <w:color w:val="auto"/>
+                <w:sz w:val="24"/>
+                <w:szCs w:val="24"/>
+                <w:lang w:val="en-US"/>
+              </w:rPr>
+            </w:pPr>
+            <w:r>
+              <w:rPr>
+                <w:rFonts w:ascii="Times New Roman" w:hAnsi="Times New Roman"/>
+                <w:color w:val="auto"/>
+                <w:sz w:val="24"/>
+                <w:szCs w:val="24"/>
+                <w:lang w:val="en-US"/>
+              </w:rPr>
+              <w:t xml:space="preserve">51, </w:t>
+            </w:r>
+            <w:r>
+              <w:rPr>
+                <w:rFonts w:ascii="Times New Roman" w:hAnsi="Times New Roman"/>
+                <w:color w:val="auto"/>
+                <w:sz w:val="24"/>
+                <w:szCs w:val="24"/>
+                <w:lang w:val="uk-UA"/>
+              </w:rPr>
+              <w:t>94</w:t>
+            </w:r>
+          </w:p>
+        </w:tc>
+        <w:tc>
+          <w:tcPr>
+            <w:tcW w:w="2423" w:type="dxa"/>
+            <w:tcBorders>
+              <w:left w:val="single" w:sz="4" w:space="0" w:color="000000"/>
+              <w:bottom w:val="single" w:sz="4" w:space="0" w:color="000000"/>
+            </w:tcBorders>
+            <w:vAlign w:val="center"/>
+          </w:tcPr>
+          <w:p>
+            <w:pPr>
+              <w:pStyle w:val="Style14"/>
+              <w:spacing w:lineRule="auto" w:line="240"/>
+              <w:ind w:hanging="0" w:left="0"/>
+              <w:rPr>
+                <w:rFonts w:ascii="Times New Roman" w:hAnsi="Times New Roman"/>
+                <w:color w:val="auto"/>
+                <w:sz w:val="24"/>
+                <w:szCs w:val="24"/>
+              </w:rPr>
+            </w:pPr>
+            <w:r>
+              <w:rPr>
+                <w:rFonts w:ascii="Times New Roman" w:hAnsi="Times New Roman"/>
+                <w:color w:val="auto"/>
+                <w:sz w:val="24"/>
+                <w:szCs w:val="24"/>
+              </w:rPr>
+              <w:t>ReleaseMutex</w:t>
+            </w:r>
+          </w:p>
+        </w:tc>
+        <w:tc>
+          <w:tcPr>
+            <w:tcW w:w="2506" w:type="dxa"/>
+            <w:tcBorders>
+              <w:left w:val="single" w:sz="4" w:space="0" w:color="000000"/>
+              <w:bottom w:val="single" w:sz="4" w:space="0" w:color="000000"/>
+            </w:tcBorders>
+            <w:vAlign w:val="center"/>
+          </w:tcPr>
+          <w:p>
+            <w:pPr>
+              <w:pStyle w:val="Style14"/>
+              <w:spacing w:lineRule="auto" w:line="240"/>
+              <w:ind w:hanging="0" w:left="0"/>
+              <w:rPr>
+                <w:rFonts w:ascii="Times New Roman" w:hAnsi="Times New Roman"/>
+                <w:color w:val="auto"/>
+                <w:sz w:val="24"/>
+                <w:szCs w:val="24"/>
+              </w:rPr>
+            </w:pPr>
+            <w:r>
+              <w:rPr>
+                <w:rFonts w:ascii="Times New Roman" w:hAnsi="Times New Roman"/>
+                <w:color w:val="auto"/>
+                <w:sz w:val="24"/>
+                <w:szCs w:val="24"/>
+              </w:rPr>
+              <w:t xml:space="preserve">Звільняє право власності на вказаний об’єкт </w:t>
+            </w:r>
+            <w:r>
+              <w:rPr>
+                <w:rFonts w:ascii="Times New Roman" w:hAnsi="Times New Roman"/>
+                <w:color w:val="auto"/>
+                <w:sz w:val="24"/>
+                <w:szCs w:val="24"/>
+                <w:lang w:val="en-US"/>
+              </w:rPr>
+              <w:t>mutex.</w:t>
+            </w:r>
+          </w:p>
+        </w:tc>
+        <w:tc>
+          <w:tcPr>
+            <w:tcW w:w="2210" w:type="dxa"/>
+            <w:tcBorders>
+              <w:left w:val="single" w:sz="4" w:space="0" w:color="000000"/>
+              <w:bottom w:val="single" w:sz="4" w:space="0" w:color="000000"/>
+            </w:tcBorders>
+            <w:vAlign w:val="center"/>
+          </w:tcPr>
+          <w:p>
+            <w:pPr>
+              <w:pStyle w:val="Style14"/>
+              <w:spacing w:lineRule="auto" w:line="240"/>
+              <w:ind w:hanging="0" w:left="0"/>
+              <w:rPr>
+                <w:rFonts w:ascii="Times New Roman" w:hAnsi="Times New Roman"/>
+                <w:color w:val="auto"/>
+                <w:sz w:val="24"/>
+                <w:szCs w:val="24"/>
+                <w:lang w:val="en-US"/>
+              </w:rPr>
+            </w:pPr>
+            <w:r>
+              <w:rPr>
+                <w:rFonts w:ascii="Times New Roman" w:hAnsi="Times New Roman"/>
+                <w:color w:val="auto"/>
+                <w:sz w:val="24"/>
+                <w:szCs w:val="24"/>
+                <w:lang w:val="en-US"/>
+              </w:rPr>
+              <w:t>Screenlock</w:t>
+            </w:r>
+          </w:p>
+        </w:tc>
+        <w:tc>
+          <w:tcPr>
+            <w:tcW w:w="3660" w:type="dxa"/>
+            <w:tcBorders>
+              <w:left w:val="single" w:sz="4" w:space="0" w:color="000000"/>
+              <w:bottom w:val="single" w:sz="4" w:space="0" w:color="000000"/>
+              <w:right w:val="single" w:sz="4" w:space="0" w:color="000000"/>
+            </w:tcBorders>
+            <w:vAlign w:val="center"/>
+          </w:tcPr>
+          <w:p>
+            <w:pPr>
+              <w:pStyle w:val="Style14"/>
+              <w:spacing w:lineRule="auto" w:line="240"/>
+              <w:ind w:hanging="0" w:left="0"/>
+              <w:rPr>
+                <w:rFonts w:ascii="Times New Roman" w:hAnsi="Times New Roman"/>
+                <w:color w:val="auto"/>
+                <w:sz w:val="24"/>
+                <w:szCs w:val="24"/>
+              </w:rPr>
+            </w:pPr>
+            <w:r>
+              <w:rPr>
+                <w:rFonts w:ascii="Times New Roman" w:hAnsi="Times New Roman"/>
+                <w:color w:val="auto"/>
+                <w:sz w:val="24"/>
+                <w:szCs w:val="24"/>
+              </w:rPr>
+              <w:t>При успішному виконанні повертає ненульове значення. При неуспішному виконанні повертає нульове значення</w:t>
+            </w:r>
+          </w:p>
+        </w:tc>
+      </w:tr>
+      <w:tr>
+        <w:trPr/>
+        <w:tc>
+          <w:tcPr>
+            <w:tcW w:w="971" w:type="dxa"/>
+            <w:tcBorders>
+              <w:left w:val="single" w:sz="4" w:space="0" w:color="000000"/>
+              <w:bottom w:val="single" w:sz="4" w:space="0" w:color="000000"/>
+            </w:tcBorders>
+            <w:vAlign w:val="center"/>
+          </w:tcPr>
+          <w:p>
+            <w:pPr>
+              <w:pStyle w:val="Style14"/>
+              <w:spacing w:lineRule="auto" w:line="240"/>
+              <w:ind w:hanging="0" w:left="0"/>
+              <w:rPr>
+                <w:rFonts w:ascii="Times New Roman" w:hAnsi="Times New Roman"/>
+                <w:color w:val="auto"/>
+                <w:sz w:val="24"/>
+                <w:szCs w:val="24"/>
+                <w:lang w:val="uk-UA"/>
+              </w:rPr>
+            </w:pPr>
+            <w:r>
+              <w:rPr>
+                <w:rFonts w:ascii="Times New Roman" w:hAnsi="Times New Roman"/>
+                <w:color w:val="auto"/>
+                <w:sz w:val="24"/>
+                <w:szCs w:val="24"/>
+                <w:lang w:val="uk-UA"/>
+              </w:rPr>
+              <w:t>106</w:t>
+            </w:r>
+          </w:p>
+        </w:tc>
+        <w:tc>
+          <w:tcPr>
+            <w:tcW w:w="2423" w:type="dxa"/>
+            <w:tcBorders>
+              <w:left w:val="single" w:sz="4" w:space="0" w:color="000000"/>
+              <w:bottom w:val="single" w:sz="4" w:space="0" w:color="000000"/>
+            </w:tcBorders>
+            <w:vAlign w:val="center"/>
+          </w:tcPr>
+          <w:p>
+            <w:pPr>
+              <w:pStyle w:val="Style14"/>
+              <w:spacing w:lineRule="auto" w:line="240"/>
+              <w:ind w:hanging="0" w:left="0"/>
+              <w:rPr>
+                <w:rFonts w:ascii="Times New Roman" w:hAnsi="Times New Roman"/>
+                <w:color w:val="auto"/>
+                <w:sz w:val="24"/>
+                <w:szCs w:val="24"/>
+              </w:rPr>
+            </w:pPr>
+            <w:r>
+              <w:rPr>
+                <w:rFonts w:ascii="Times New Roman" w:hAnsi="Times New Roman"/>
+                <w:color w:val="auto"/>
+                <w:sz w:val="24"/>
+                <w:szCs w:val="24"/>
+              </w:rPr>
+              <w:t>EnterCriticalSection</w:t>
+            </w:r>
+          </w:p>
+        </w:tc>
+        <w:tc>
+          <w:tcPr>
+            <w:tcW w:w="2506" w:type="dxa"/>
+            <w:tcBorders>
+              <w:left w:val="single" w:sz="4" w:space="0" w:color="000000"/>
+              <w:bottom w:val="single" w:sz="4" w:space="0" w:color="000000"/>
+            </w:tcBorders>
+            <w:vAlign w:val="center"/>
+          </w:tcPr>
+          <w:p>
+            <w:pPr>
+              <w:pStyle w:val="Style14"/>
+              <w:spacing w:lineRule="auto" w:line="240"/>
+              <w:ind w:hanging="0" w:left="0"/>
+              <w:rPr>
+                <w:rFonts w:ascii="Times New Roman" w:hAnsi="Times New Roman"/>
+                <w:color w:val="auto"/>
+                <w:sz w:val="24"/>
+                <w:szCs w:val="24"/>
+              </w:rPr>
+            </w:pPr>
+            <w:r>
+              <w:rPr>
+                <w:rFonts w:ascii="Times New Roman" w:hAnsi="Times New Roman"/>
+                <w:color w:val="auto"/>
+                <w:sz w:val="24"/>
+                <w:szCs w:val="24"/>
+              </w:rPr>
+              <w:t>Чекає на власника вказаного об’єкта критичної секції. Функція повертається, коли потоку, що викликає, було надано право власності.</w:t>
+            </w:r>
+          </w:p>
+        </w:tc>
+        <w:tc>
+          <w:tcPr>
+            <w:tcW w:w="2210" w:type="dxa"/>
+            <w:tcBorders>
+              <w:left w:val="single" w:sz="4" w:space="0" w:color="000000"/>
+              <w:bottom w:val="single" w:sz="4" w:space="0" w:color="000000"/>
+            </w:tcBorders>
+            <w:vAlign w:val="center"/>
+          </w:tcPr>
+          <w:p>
+            <w:pPr>
+              <w:pStyle w:val="Style14"/>
+              <w:spacing w:lineRule="auto" w:line="240"/>
+              <w:ind w:hanging="0" w:left="0"/>
+              <w:rPr>
+                <w:rFonts w:ascii="Times New Roman" w:hAnsi="Times New Roman"/>
+                <w:color w:val="auto"/>
+                <w:sz w:val="24"/>
+                <w:szCs w:val="24"/>
+                <w:lang w:val="en-US"/>
+              </w:rPr>
+            </w:pPr>
+            <w:r>
+              <w:rPr>
+                <w:rFonts w:ascii="Times New Roman" w:hAnsi="Times New Roman"/>
+                <w:color w:val="auto"/>
+                <w:sz w:val="24"/>
+                <w:szCs w:val="24"/>
+                <w:lang w:val="en-US"/>
+              </w:rPr>
+              <w:t>&amp;gameover</w:t>
+            </w:r>
+          </w:p>
+        </w:tc>
+        <w:tc>
+          <w:tcPr>
+            <w:tcW w:w="3660" w:type="dxa"/>
+            <w:tcBorders>
+              <w:left w:val="single" w:sz="4" w:space="0" w:color="000000"/>
+              <w:bottom w:val="single" w:sz="4" w:space="0" w:color="000000"/>
+              <w:right w:val="single" w:sz="4" w:space="0" w:color="000000"/>
+            </w:tcBorders>
+            <w:vAlign w:val="center"/>
+          </w:tcPr>
+          <w:p>
+            <w:pPr>
+              <w:pStyle w:val="Style14"/>
+              <w:spacing w:lineRule="auto" w:line="240"/>
+              <w:ind w:hanging="0" w:left="0"/>
+              <w:rPr>
+                <w:rFonts w:ascii="Times New Roman" w:hAnsi="Times New Roman"/>
+                <w:color w:val="auto"/>
+                <w:sz w:val="24"/>
+                <w:szCs w:val="24"/>
+              </w:rPr>
+            </w:pPr>
+            <w:r>
+              <w:rPr>
+                <w:rFonts w:ascii="Times New Roman" w:hAnsi="Times New Roman"/>
+                <w:color w:val="auto"/>
+                <w:sz w:val="24"/>
+                <w:szCs w:val="24"/>
+              </w:rPr>
+              <w:t xml:space="preserve">Не повертає значення, викликає EXCEPTION_POSSIBLE_DEADLOCK </w:t>
+            </w:r>
+          </w:p>
+        </w:tc>
+      </w:tr>
+      <w:tr>
+        <w:trPr/>
+        <w:tc>
+          <w:tcPr>
+            <w:tcW w:w="971" w:type="dxa"/>
+            <w:tcBorders>
+              <w:left w:val="single" w:sz="4" w:space="0" w:color="000000"/>
+              <w:bottom w:val="single" w:sz="4" w:space="0" w:color="000000"/>
+            </w:tcBorders>
+            <w:vAlign w:val="center"/>
+          </w:tcPr>
+          <w:p>
+            <w:pPr>
+              <w:pStyle w:val="Style14"/>
+              <w:spacing w:lineRule="auto" w:line="240"/>
+              <w:ind w:hanging="0" w:left="0"/>
+              <w:rPr>
+                <w:rFonts w:ascii="Times New Roman" w:hAnsi="Times New Roman"/>
+                <w:color w:val="auto"/>
+                <w:sz w:val="24"/>
+                <w:szCs w:val="24"/>
+                <w:lang w:val="uk-UA"/>
+              </w:rPr>
+            </w:pPr>
+            <w:r>
+              <w:rPr>
+                <w:rFonts w:ascii="Times New Roman" w:hAnsi="Times New Roman"/>
+                <w:color w:val="auto"/>
+                <w:sz w:val="24"/>
+                <w:szCs w:val="24"/>
+                <w:lang w:val="uk-UA"/>
+              </w:rPr>
+              <w:t>107</w:t>
+            </w:r>
+          </w:p>
+        </w:tc>
+        <w:tc>
+          <w:tcPr>
+            <w:tcW w:w="2423" w:type="dxa"/>
+            <w:tcBorders>
+              <w:left w:val="single" w:sz="4" w:space="0" w:color="000000"/>
+              <w:bottom w:val="single" w:sz="4" w:space="0" w:color="000000"/>
+            </w:tcBorders>
+            <w:vAlign w:val="center"/>
+          </w:tcPr>
+          <w:p>
+            <w:pPr>
+              <w:pStyle w:val="Style14"/>
+              <w:spacing w:lineRule="auto" w:line="240"/>
+              <w:ind w:hanging="0" w:left="0"/>
+              <w:rPr>
+                <w:rFonts w:ascii="Times New Roman" w:hAnsi="Times New Roman"/>
+                <w:color w:val="auto"/>
+                <w:sz w:val="24"/>
+                <w:szCs w:val="24"/>
+              </w:rPr>
+            </w:pPr>
+            <w:r>
+              <w:rPr>
+                <w:rFonts w:ascii="Times New Roman" w:hAnsi="Times New Roman"/>
+                <w:color w:val="auto"/>
+                <w:sz w:val="24"/>
+                <w:szCs w:val="24"/>
+              </w:rPr>
+              <w:t>SuspendThread</w:t>
+            </w:r>
+          </w:p>
+        </w:tc>
+        <w:tc>
+          <w:tcPr>
+            <w:tcW w:w="2506" w:type="dxa"/>
+            <w:tcBorders>
+              <w:left w:val="single" w:sz="4" w:space="0" w:color="000000"/>
+              <w:bottom w:val="single" w:sz="4" w:space="0" w:color="000000"/>
+            </w:tcBorders>
+            <w:vAlign w:val="center"/>
+          </w:tcPr>
+          <w:p>
+            <w:pPr>
+              <w:pStyle w:val="Style14"/>
+              <w:spacing w:lineRule="auto" w:line="240"/>
+              <w:ind w:hanging="0" w:left="0"/>
+              <w:rPr>
+                <w:rFonts w:ascii="Times New Roman" w:hAnsi="Times New Roman"/>
+                <w:color w:val="auto"/>
+                <w:sz w:val="24"/>
+                <w:szCs w:val="24"/>
+              </w:rPr>
+            </w:pPr>
+            <w:r>
+              <w:rPr>
+                <w:rFonts w:ascii="Times New Roman" w:hAnsi="Times New Roman"/>
+                <w:color w:val="auto"/>
+                <w:sz w:val="24"/>
+                <w:szCs w:val="24"/>
+              </w:rPr>
+              <w:t>Призупиняє вказаний потік</w:t>
+            </w:r>
+          </w:p>
+        </w:tc>
+        <w:tc>
+          <w:tcPr>
+            <w:tcW w:w="2210" w:type="dxa"/>
+            <w:tcBorders>
+              <w:left w:val="single" w:sz="4" w:space="0" w:color="000000"/>
+              <w:bottom w:val="single" w:sz="4" w:space="0" w:color="000000"/>
+            </w:tcBorders>
+            <w:vAlign w:val="center"/>
+          </w:tcPr>
+          <w:p>
+            <w:pPr>
+              <w:pStyle w:val="Style14"/>
+              <w:spacing w:lineRule="auto" w:line="240"/>
+              <w:ind w:hanging="0" w:left="0"/>
+              <w:rPr>
+                <w:rFonts w:ascii="Times New Roman" w:hAnsi="Times New Roman"/>
+                <w:color w:val="auto"/>
+                <w:sz w:val="24"/>
+                <w:szCs w:val="24"/>
+                <w:lang w:val="en-US"/>
+              </w:rPr>
+            </w:pPr>
+            <w:r>
+              <w:rPr>
+                <w:rFonts w:ascii="Times New Roman" w:hAnsi="Times New Roman"/>
+                <w:color w:val="auto"/>
+                <w:sz w:val="24"/>
+                <w:szCs w:val="24"/>
+                <w:lang w:val="en-US"/>
+              </w:rPr>
+              <w:t>Mainthread</w:t>
+            </w:r>
+          </w:p>
+        </w:tc>
+        <w:tc>
+          <w:tcPr>
+            <w:tcW w:w="3660" w:type="dxa"/>
+            <w:tcBorders>
+              <w:left w:val="single" w:sz="4" w:space="0" w:color="000000"/>
+              <w:bottom w:val="single" w:sz="4" w:space="0" w:color="000000"/>
+              <w:right w:val="single" w:sz="4" w:space="0" w:color="000000"/>
+            </w:tcBorders>
+            <w:vAlign w:val="center"/>
+          </w:tcPr>
+          <w:p>
+            <w:pPr>
+              <w:pStyle w:val="Style14"/>
+              <w:spacing w:lineRule="auto" w:line="240"/>
+              <w:ind w:hanging="0" w:left="0"/>
+              <w:rPr>
+                <w:rFonts w:ascii="Times New Roman" w:hAnsi="Times New Roman"/>
+                <w:color w:val="auto"/>
+                <w:sz w:val="24"/>
+                <w:szCs w:val="24"/>
+              </w:rPr>
+            </w:pPr>
+            <w:r>
+              <w:rPr>
+                <w:rFonts w:ascii="Times New Roman" w:hAnsi="Times New Roman"/>
+                <w:color w:val="auto"/>
+                <w:sz w:val="24"/>
+                <w:szCs w:val="24"/>
+              </w:rPr>
+              <w:t xml:space="preserve">При успішному виконанні функція повертає значення попереднього лічильника зупиненого потоку. Інакше — </w:t>
+            </w:r>
+            <w:r>
+              <w:rPr>
+                <w:rFonts w:ascii="Times New Roman" w:hAnsi="Times New Roman"/>
+                <w:color w:val="auto"/>
+                <w:sz w:val="24"/>
+                <w:szCs w:val="24"/>
+                <w:lang w:val="en-US"/>
+              </w:rPr>
+              <w:t>(DWORD) - 1</w:t>
+            </w:r>
+          </w:p>
+        </w:tc>
+      </w:tr>
+      <w:tr>
+        <w:trPr/>
+        <w:tc>
+          <w:tcPr>
+            <w:tcW w:w="971" w:type="dxa"/>
+            <w:tcBorders>
+              <w:left w:val="single" w:sz="4" w:space="0" w:color="000000"/>
+              <w:bottom w:val="single" w:sz="4" w:space="0" w:color="000000"/>
+            </w:tcBorders>
+            <w:vAlign w:val="center"/>
+          </w:tcPr>
+          <w:p>
+            <w:pPr>
+              <w:pStyle w:val="Style14"/>
+              <w:spacing w:lineRule="auto" w:line="240"/>
+              <w:ind w:hanging="0" w:left="0"/>
+              <w:rPr>
+                <w:rFonts w:ascii="Times New Roman" w:hAnsi="Times New Roman"/>
+                <w:color w:val="auto"/>
+                <w:sz w:val="24"/>
+                <w:szCs w:val="24"/>
+                <w:lang w:val="en-US"/>
+              </w:rPr>
+            </w:pPr>
+            <w:r>
+              <w:rPr>
+                <w:rFonts w:ascii="Times New Roman" w:hAnsi="Times New Roman"/>
+                <w:color w:val="auto"/>
+                <w:sz w:val="24"/>
+                <w:szCs w:val="24"/>
+                <w:lang w:val="en-US"/>
+              </w:rPr>
+              <w:t>187</w:t>
+            </w:r>
+          </w:p>
+        </w:tc>
+        <w:tc>
+          <w:tcPr>
+            <w:tcW w:w="2423" w:type="dxa"/>
+            <w:vMerge w:val="restart"/>
+            <w:tcBorders>
+              <w:left w:val="single" w:sz="4" w:space="0" w:color="000000"/>
+              <w:bottom w:val="single" w:sz="4" w:space="0" w:color="000000"/>
+            </w:tcBorders>
+            <w:vAlign w:val="center"/>
+          </w:tcPr>
+          <w:p>
+            <w:pPr>
+              <w:pStyle w:val="Style14"/>
+              <w:spacing w:lineRule="auto" w:line="240"/>
+              <w:ind w:hanging="0" w:left="0"/>
+              <w:rPr>
+                <w:rFonts w:ascii="Times New Roman" w:hAnsi="Times New Roman"/>
+                <w:color w:val="auto"/>
+                <w:sz w:val="24"/>
+                <w:szCs w:val="24"/>
+              </w:rPr>
+            </w:pPr>
+            <w:r>
+              <w:rPr>
+                <w:rFonts w:ascii="Times New Roman" w:hAnsi="Times New Roman"/>
+                <w:color w:val="auto"/>
+                <w:sz w:val="24"/>
+                <w:szCs w:val="24"/>
+              </w:rPr>
+              <w:t>_beginthread</w:t>
+            </w:r>
+          </w:p>
+        </w:tc>
+        <w:tc>
+          <w:tcPr>
+            <w:tcW w:w="2506" w:type="dxa"/>
+            <w:vMerge w:val="restart"/>
+            <w:tcBorders>
+              <w:left w:val="single" w:sz="4" w:space="0" w:color="000000"/>
+              <w:bottom w:val="single" w:sz="4" w:space="0" w:color="000000"/>
+            </w:tcBorders>
+            <w:vAlign w:val="center"/>
+          </w:tcPr>
+          <w:p>
+            <w:pPr>
+              <w:pStyle w:val="Style14"/>
+              <w:spacing w:lineRule="auto" w:line="240"/>
+              <w:ind w:hanging="0" w:left="0"/>
+              <w:rPr>
+                <w:rFonts w:ascii="Times New Roman" w:hAnsi="Times New Roman"/>
+                <w:color w:val="auto"/>
+                <w:sz w:val="24"/>
+                <w:szCs w:val="24"/>
+              </w:rPr>
+            </w:pPr>
+            <w:r>
+              <w:rPr>
+                <w:rFonts w:ascii="Times New Roman" w:hAnsi="Times New Roman"/>
+                <w:color w:val="auto"/>
+                <w:sz w:val="24"/>
+                <w:szCs w:val="24"/>
+              </w:rPr>
+              <w:t>Створює потік</w:t>
+            </w:r>
+          </w:p>
+        </w:tc>
+        <w:tc>
+          <w:tcPr>
+            <w:tcW w:w="2210" w:type="dxa"/>
+            <w:tcBorders>
+              <w:left w:val="single" w:sz="4" w:space="0" w:color="000000"/>
+              <w:bottom w:val="single" w:sz="4" w:space="0" w:color="000000"/>
+            </w:tcBorders>
+            <w:vAlign w:val="center"/>
+          </w:tcPr>
+          <w:p>
+            <w:pPr>
+              <w:pStyle w:val="Style14"/>
+              <w:spacing w:lineRule="auto" w:line="240"/>
+              <w:ind w:hanging="0" w:left="0"/>
+              <w:rPr>
+                <w:rFonts w:ascii="Times New Roman" w:hAnsi="Times New Roman"/>
+                <w:color w:val="auto"/>
+                <w:sz w:val="24"/>
+                <w:szCs w:val="24"/>
+                <w:lang w:val="en-US"/>
+              </w:rPr>
+            </w:pPr>
+            <w:r>
+              <w:rPr>
+                <w:rFonts w:ascii="Times New Roman" w:hAnsi="Times New Roman"/>
+                <w:color w:val="auto"/>
+                <w:sz w:val="24"/>
+                <w:szCs w:val="24"/>
+                <w:lang w:val="en-US"/>
+              </w:rPr>
+              <w:t>Badguy, 0, random(1,10)</w:t>
+            </w:r>
+          </w:p>
+        </w:tc>
+        <w:tc>
+          <w:tcPr>
+            <w:tcW w:w="3660" w:type="dxa"/>
+            <w:vMerge w:val="restart"/>
+            <w:tcBorders>
+              <w:left w:val="single" w:sz="4" w:space="0" w:color="000000"/>
+              <w:bottom w:val="single" w:sz="4" w:space="0" w:color="000000"/>
+              <w:right w:val="single" w:sz="4" w:space="0" w:color="000000"/>
+            </w:tcBorders>
+            <w:vAlign w:val="center"/>
+          </w:tcPr>
+          <w:p>
+            <w:pPr>
+              <w:pStyle w:val="Style14"/>
+              <w:spacing w:lineRule="auto" w:line="240"/>
+              <w:ind w:hanging="0" w:left="0"/>
+              <w:rPr>
+                <w:rFonts w:ascii="Times New Roman" w:hAnsi="Times New Roman"/>
+                <w:color w:val="auto"/>
+                <w:sz w:val="24"/>
+                <w:szCs w:val="24"/>
+              </w:rPr>
+            </w:pPr>
+            <w:r>
+              <w:rPr>
+                <w:rFonts w:ascii="Times New Roman" w:hAnsi="Times New Roman"/>
+                <w:color w:val="auto"/>
+                <w:sz w:val="24"/>
+                <w:szCs w:val="24"/>
+              </w:rPr>
+              <w:t>При успішному виконанні повертає дескриптор новоствореного потоку.</w:t>
+            </w:r>
+          </w:p>
+        </w:tc>
+      </w:tr>
+      <w:tr>
+        <w:trPr/>
+        <w:tc>
+          <w:tcPr>
+            <w:tcW w:w="971" w:type="dxa"/>
+            <w:tcBorders>
+              <w:left w:val="single" w:sz="4" w:space="0" w:color="000000"/>
+              <w:bottom w:val="single" w:sz="4" w:space="0" w:color="000000"/>
+            </w:tcBorders>
+            <w:vAlign w:val="center"/>
+          </w:tcPr>
+          <w:p>
+            <w:pPr>
+              <w:pStyle w:val="Style14"/>
+              <w:spacing w:lineRule="auto" w:line="240"/>
+              <w:ind w:hanging="0" w:left="0"/>
+              <w:rPr>
+                <w:rFonts w:ascii="Times New Roman" w:hAnsi="Times New Roman"/>
+                <w:color w:val="auto"/>
+                <w:sz w:val="24"/>
+                <w:szCs w:val="24"/>
+                <w:lang w:val="uk-UA"/>
+              </w:rPr>
+            </w:pPr>
+            <w:r>
+              <w:rPr>
+                <w:rFonts w:ascii="Times New Roman" w:hAnsi="Times New Roman"/>
+                <w:color w:val="auto"/>
+                <w:sz w:val="24"/>
+                <w:szCs w:val="24"/>
+                <w:lang w:val="uk-UA"/>
+              </w:rPr>
+              <w:t>243</w:t>
+            </w:r>
+          </w:p>
+        </w:tc>
+        <w:tc>
+          <w:tcPr>
+            <w:tcW w:w="2423" w:type="dxa"/>
+            <w:vMerge w:val="continue"/>
+            <w:tcBorders>
+              <w:left w:val="single" w:sz="4" w:space="0" w:color="000000"/>
+              <w:bottom w:val="single" w:sz="4" w:space="0" w:color="000000"/>
+            </w:tcBorders>
+            <w:vAlign w:val="center"/>
+          </w:tcPr>
+          <w:p>
+            <w:pPr>
+              <w:pStyle w:val="Style14"/>
+              <w:spacing w:lineRule="auto" w:line="240"/>
+              <w:ind w:hanging="0" w:left="0"/>
+              <w:rPr>
+                <w:rFonts w:ascii="Times New Roman" w:hAnsi="Times New Roman"/>
+                <w:color w:val="auto"/>
+                <w:sz w:val="24"/>
+                <w:szCs w:val="24"/>
+              </w:rPr>
+            </w:pPr>
+            <w:r>
+              <w:rPr>
+                <w:rFonts w:ascii="Times New Roman" w:hAnsi="Times New Roman"/>
+                <w:color w:val="auto"/>
+                <w:sz w:val="24"/>
+                <w:szCs w:val="24"/>
+              </w:rPr>
+            </w:r>
+          </w:p>
+        </w:tc>
+        <w:tc>
+          <w:tcPr>
+            <w:tcW w:w="2506" w:type="dxa"/>
+            <w:vMerge w:val="continue"/>
+            <w:tcBorders>
+              <w:left w:val="single" w:sz="4" w:space="0" w:color="000000"/>
+              <w:bottom w:val="single" w:sz="4" w:space="0" w:color="000000"/>
+            </w:tcBorders>
+            <w:vAlign w:val="center"/>
+          </w:tcPr>
+          <w:p>
+            <w:pPr>
+              <w:pStyle w:val="Style14"/>
+              <w:spacing w:lineRule="auto" w:line="240"/>
+              <w:ind w:hanging="0" w:left="0"/>
+              <w:rPr>
+                <w:rFonts w:ascii="Times New Roman" w:hAnsi="Times New Roman"/>
+                <w:color w:val="auto"/>
+                <w:sz w:val="24"/>
+                <w:szCs w:val="24"/>
+              </w:rPr>
+            </w:pPr>
+            <w:r>
+              <w:rPr>
+                <w:rFonts w:ascii="Times New Roman" w:hAnsi="Times New Roman"/>
+                <w:color w:val="auto"/>
+                <w:sz w:val="24"/>
+                <w:szCs w:val="24"/>
+              </w:rPr>
+            </w:r>
+          </w:p>
+        </w:tc>
+        <w:tc>
+          <w:tcPr>
+            <w:tcW w:w="2210" w:type="dxa"/>
+            <w:tcBorders>
+              <w:left w:val="single" w:sz="4" w:space="0" w:color="000000"/>
+              <w:bottom w:val="single" w:sz="4" w:space="0" w:color="000000"/>
+            </w:tcBorders>
+            <w:vAlign w:val="center"/>
+          </w:tcPr>
+          <w:p>
+            <w:pPr>
+              <w:pStyle w:val="Style14"/>
+              <w:spacing w:lineRule="auto" w:line="240"/>
+              <w:ind w:hanging="0" w:left="0"/>
+              <w:rPr>
+                <w:rFonts w:ascii="Times New Roman" w:hAnsi="Times New Roman"/>
+                <w:color w:val="auto"/>
+                <w:sz w:val="24"/>
+                <w:szCs w:val="24"/>
+                <w:lang w:val="en-US"/>
+              </w:rPr>
+            </w:pPr>
+            <w:r>
+              <w:rPr>
+                <w:rFonts w:ascii="Times New Roman" w:hAnsi="Times New Roman"/>
+                <w:color w:val="auto"/>
+                <w:sz w:val="24"/>
+                <w:szCs w:val="24"/>
+                <w:lang w:val="en-US"/>
+              </w:rPr>
+              <w:t>Badguy, 0</w:t>
+            </w:r>
+          </w:p>
+        </w:tc>
+        <w:tc>
+          <w:tcPr>
+            <w:tcW w:w="3660" w:type="dxa"/>
+            <w:vMerge w:val="continue"/>
+            <w:tcBorders>
+              <w:left w:val="single" w:sz="4" w:space="0" w:color="000000"/>
+              <w:bottom w:val="single" w:sz="4" w:space="0" w:color="000000"/>
+              <w:right w:val="single" w:sz="4" w:space="0" w:color="000000"/>
+            </w:tcBorders>
+            <w:vAlign w:val="center"/>
+          </w:tcPr>
+          <w:p>
+            <w:pPr>
+              <w:pStyle w:val="Style14"/>
+              <w:spacing w:lineRule="auto" w:line="240"/>
+              <w:ind w:hanging="0" w:left="0"/>
+              <w:rPr>
+                <w:rFonts w:ascii="Times New Roman" w:hAnsi="Times New Roman"/>
+                <w:color w:val="auto"/>
+                <w:sz w:val="24"/>
+                <w:szCs w:val="24"/>
+              </w:rPr>
+            </w:pPr>
+            <w:r>
+              <w:rPr>
+                <w:rFonts w:ascii="Times New Roman" w:hAnsi="Times New Roman"/>
+                <w:color w:val="auto"/>
+                <w:sz w:val="24"/>
+                <w:szCs w:val="24"/>
+              </w:rPr>
+            </w:r>
+          </w:p>
+        </w:tc>
+      </w:tr>
+      <w:tr>
+        <w:trPr/>
+        <w:tc>
+          <w:tcPr>
+            <w:tcW w:w="971" w:type="dxa"/>
+            <w:tcBorders>
+              <w:left w:val="single" w:sz="4" w:space="0" w:color="000000"/>
+              <w:bottom w:val="single" w:sz="4" w:space="0" w:color="000000"/>
+            </w:tcBorders>
+            <w:vAlign w:val="center"/>
+          </w:tcPr>
+          <w:p>
+            <w:pPr>
+              <w:pStyle w:val="Style14"/>
+              <w:spacing w:lineRule="auto" w:line="240"/>
+              <w:ind w:hanging="0" w:left="0"/>
+              <w:rPr>
+                <w:rFonts w:ascii="Times New Roman" w:hAnsi="Times New Roman"/>
+                <w:color w:val="auto"/>
+                <w:sz w:val="24"/>
+                <w:szCs w:val="24"/>
+                <w:lang w:val="uk-UA"/>
+              </w:rPr>
+            </w:pPr>
+            <w:r>
+              <w:rPr>
+                <w:rFonts w:ascii="Times New Roman" w:hAnsi="Times New Roman"/>
+                <w:color w:val="auto"/>
+                <w:sz w:val="24"/>
+                <w:szCs w:val="24"/>
+                <w:lang w:val="uk-UA"/>
+              </w:rPr>
+              <w:t>258</w:t>
+            </w:r>
+          </w:p>
+        </w:tc>
+        <w:tc>
+          <w:tcPr>
+            <w:tcW w:w="2423" w:type="dxa"/>
+            <w:vMerge w:val="continue"/>
+            <w:tcBorders>
+              <w:left w:val="single" w:sz="4" w:space="0" w:color="000000"/>
+              <w:bottom w:val="single" w:sz="4" w:space="0" w:color="000000"/>
+            </w:tcBorders>
+            <w:vAlign w:val="center"/>
+          </w:tcPr>
+          <w:p>
+            <w:pPr>
+              <w:pStyle w:val="Style14"/>
+              <w:spacing w:lineRule="auto" w:line="240"/>
+              <w:ind w:hanging="0" w:left="0"/>
+              <w:rPr>
+                <w:rFonts w:ascii="Times New Roman" w:hAnsi="Times New Roman"/>
+                <w:color w:val="auto"/>
+                <w:sz w:val="24"/>
+                <w:szCs w:val="24"/>
+              </w:rPr>
+            </w:pPr>
+            <w:r>
+              <w:rPr>
+                <w:rFonts w:ascii="Times New Roman" w:hAnsi="Times New Roman"/>
+                <w:color w:val="auto"/>
+                <w:sz w:val="24"/>
+                <w:szCs w:val="24"/>
+              </w:rPr>
+            </w:r>
+          </w:p>
+        </w:tc>
+        <w:tc>
+          <w:tcPr>
+            <w:tcW w:w="2506" w:type="dxa"/>
+            <w:vMerge w:val="continue"/>
+            <w:tcBorders>
+              <w:left w:val="single" w:sz="4" w:space="0" w:color="000000"/>
+              <w:bottom w:val="single" w:sz="4" w:space="0" w:color="000000"/>
+            </w:tcBorders>
+            <w:vAlign w:val="center"/>
+          </w:tcPr>
+          <w:p>
+            <w:pPr>
+              <w:pStyle w:val="Style14"/>
+              <w:spacing w:lineRule="auto" w:line="240"/>
+              <w:ind w:hanging="0" w:left="0"/>
+              <w:rPr>
+                <w:rFonts w:ascii="Times New Roman" w:hAnsi="Times New Roman"/>
+                <w:color w:val="auto"/>
+                <w:sz w:val="24"/>
+                <w:szCs w:val="24"/>
+              </w:rPr>
+            </w:pPr>
+            <w:r>
+              <w:rPr>
+                <w:rFonts w:ascii="Times New Roman" w:hAnsi="Times New Roman"/>
+                <w:color w:val="auto"/>
+                <w:sz w:val="24"/>
+                <w:szCs w:val="24"/>
+              </w:rPr>
+            </w:r>
+          </w:p>
+        </w:tc>
+        <w:tc>
+          <w:tcPr>
+            <w:tcW w:w="2210" w:type="dxa"/>
+            <w:tcBorders>
+              <w:left w:val="single" w:sz="4" w:space="0" w:color="000000"/>
+              <w:bottom w:val="single" w:sz="4" w:space="0" w:color="000000"/>
+            </w:tcBorders>
+            <w:vAlign w:val="center"/>
+          </w:tcPr>
+          <w:p>
+            <w:pPr>
+              <w:pStyle w:val="Style14"/>
+              <w:spacing w:lineRule="auto" w:line="240"/>
+              <w:ind w:hanging="0" w:left="0"/>
+              <w:rPr>
+                <w:rFonts w:ascii="Times New Roman" w:hAnsi="Times New Roman"/>
+                <w:color w:val="auto"/>
+                <w:sz w:val="24"/>
+                <w:szCs w:val="24"/>
+                <w:lang w:val="en-US"/>
+              </w:rPr>
+            </w:pPr>
+            <w:r>
+              <w:rPr>
+                <w:rFonts w:ascii="Times New Roman" w:hAnsi="Times New Roman"/>
+                <w:color w:val="auto"/>
+                <w:sz w:val="24"/>
+                <w:szCs w:val="24"/>
+                <w:lang w:val="en-US"/>
+              </w:rPr>
+              <w:t>Bullet, 0, &amp;xy</w:t>
+            </w:r>
+          </w:p>
+        </w:tc>
+        <w:tc>
+          <w:tcPr>
+            <w:tcW w:w="3660" w:type="dxa"/>
+            <w:vMerge w:val="continue"/>
+            <w:tcBorders>
+              <w:left w:val="single" w:sz="4" w:space="0" w:color="000000"/>
+              <w:bottom w:val="single" w:sz="4" w:space="0" w:color="000000"/>
+              <w:right w:val="single" w:sz="4" w:space="0" w:color="000000"/>
+            </w:tcBorders>
+            <w:vAlign w:val="center"/>
+          </w:tcPr>
+          <w:p>
+            <w:pPr>
+              <w:pStyle w:val="Style14"/>
+              <w:spacing w:lineRule="auto" w:line="240"/>
+              <w:ind w:hanging="0" w:left="0"/>
+              <w:rPr>
+                <w:rFonts w:ascii="Times New Roman" w:hAnsi="Times New Roman"/>
+                <w:color w:val="auto"/>
+                <w:sz w:val="24"/>
+                <w:szCs w:val="24"/>
+              </w:rPr>
+            </w:pPr>
+            <w:r>
+              <w:rPr>
+                <w:rFonts w:ascii="Times New Roman" w:hAnsi="Times New Roman"/>
+                <w:color w:val="auto"/>
+                <w:sz w:val="24"/>
+                <w:szCs w:val="24"/>
+              </w:rPr>
+            </w:r>
+          </w:p>
+        </w:tc>
+      </w:tr>
+      <w:tr>
+        <w:trPr/>
+        <w:tc>
+          <w:tcPr>
+            <w:tcW w:w="971" w:type="dxa"/>
+            <w:tcBorders>
+              <w:left w:val="single" w:sz="4" w:space="0" w:color="000000"/>
+              <w:bottom w:val="single" w:sz="4" w:space="0" w:color="000000"/>
+            </w:tcBorders>
+            <w:vAlign w:val="center"/>
+          </w:tcPr>
+          <w:p>
+            <w:pPr>
+              <w:pStyle w:val="Style14"/>
+              <w:spacing w:lineRule="auto" w:line="240"/>
+              <w:ind w:hanging="0" w:left="0"/>
+              <w:rPr>
+                <w:rFonts w:ascii="Times New Roman" w:hAnsi="Times New Roman"/>
+                <w:color w:val="auto"/>
+                <w:sz w:val="24"/>
+                <w:szCs w:val="24"/>
+                <w:lang w:val="uk-UA"/>
+              </w:rPr>
+            </w:pPr>
+            <w:r>
+              <w:rPr>
+                <w:rFonts w:ascii="Times New Roman" w:hAnsi="Times New Roman"/>
+                <w:color w:val="auto"/>
+                <w:sz w:val="24"/>
+                <w:szCs w:val="24"/>
+                <w:lang w:val="uk-UA"/>
+              </w:rPr>
+              <w:t>211</w:t>
+            </w:r>
+          </w:p>
+        </w:tc>
+        <w:tc>
+          <w:tcPr>
+            <w:tcW w:w="2423" w:type="dxa"/>
+            <w:tcBorders>
+              <w:left w:val="single" w:sz="4" w:space="0" w:color="000000"/>
+              <w:bottom w:val="single" w:sz="4" w:space="0" w:color="000000"/>
+            </w:tcBorders>
+            <w:vAlign w:val="center"/>
+          </w:tcPr>
+          <w:p>
+            <w:pPr>
+              <w:pStyle w:val="Style14"/>
+              <w:spacing w:lineRule="auto" w:line="240"/>
+              <w:ind w:hanging="0" w:left="0"/>
+              <w:rPr>
+                <w:rFonts w:ascii="Times New Roman" w:hAnsi="Times New Roman"/>
+                <w:color w:val="auto"/>
+                <w:sz w:val="24"/>
+                <w:szCs w:val="24"/>
+              </w:rPr>
+            </w:pPr>
+            <w:r>
+              <w:rPr>
+                <w:rFonts w:ascii="Times New Roman" w:hAnsi="Times New Roman"/>
+                <w:color w:val="auto"/>
+                <w:sz w:val="24"/>
+                <w:szCs w:val="24"/>
+              </w:rPr>
+              <w:t>ReleaseSemaphore</w:t>
+            </w:r>
+          </w:p>
+        </w:tc>
+        <w:tc>
+          <w:tcPr>
+            <w:tcW w:w="2506" w:type="dxa"/>
+            <w:tcBorders>
+              <w:left w:val="single" w:sz="4" w:space="0" w:color="000000"/>
+              <w:bottom w:val="single" w:sz="4" w:space="0" w:color="000000"/>
+            </w:tcBorders>
+            <w:vAlign w:val="center"/>
+          </w:tcPr>
+          <w:p>
+            <w:pPr>
+              <w:pStyle w:val="Style14"/>
+              <w:spacing w:lineRule="auto" w:line="240"/>
+              <w:ind w:hanging="0" w:left="0"/>
+              <w:rPr>
+                <w:rFonts w:ascii="Times New Roman" w:hAnsi="Times New Roman"/>
+                <w:color w:val="auto"/>
+                <w:sz w:val="24"/>
+                <w:szCs w:val="24"/>
+                <w:lang w:val="uk-UA"/>
+              </w:rPr>
+            </w:pPr>
+            <w:r>
+              <w:rPr>
+                <w:rFonts w:ascii="Times New Roman" w:hAnsi="Times New Roman"/>
+                <w:color w:val="auto"/>
+                <w:sz w:val="24"/>
+                <w:szCs w:val="24"/>
+                <w:lang w:val="uk-UA"/>
+              </w:rPr>
+              <w:t>Збільшує кількість вказаного семафорного об’єкта на задану величину</w:t>
+            </w:r>
+          </w:p>
+        </w:tc>
+        <w:tc>
+          <w:tcPr>
+            <w:tcW w:w="2210" w:type="dxa"/>
+            <w:tcBorders>
+              <w:left w:val="single" w:sz="4" w:space="0" w:color="000000"/>
+              <w:bottom w:val="single" w:sz="4" w:space="0" w:color="000000"/>
+            </w:tcBorders>
+            <w:vAlign w:val="center"/>
+          </w:tcPr>
+          <w:p>
+            <w:pPr>
+              <w:pStyle w:val="Style14"/>
+              <w:spacing w:lineRule="auto" w:line="240"/>
+              <w:ind w:hanging="0" w:left="0"/>
+              <w:rPr>
+                <w:rFonts w:ascii="Times New Roman" w:hAnsi="Times New Roman"/>
+                <w:color w:val="auto"/>
+                <w:sz w:val="24"/>
+                <w:szCs w:val="24"/>
+                <w:lang w:val="en-US"/>
+              </w:rPr>
+            </w:pPr>
+            <w:r>
+              <w:rPr>
+                <w:rFonts w:ascii="Times New Roman" w:hAnsi="Times New Roman"/>
+                <w:color w:val="auto"/>
+                <w:sz w:val="24"/>
+                <w:szCs w:val="24"/>
+                <w:lang w:val="en-US"/>
+              </w:rPr>
+              <w:t>Bulletsem, 1</w:t>
+            </w:r>
+          </w:p>
+        </w:tc>
+        <w:tc>
+          <w:tcPr>
+            <w:tcW w:w="3660" w:type="dxa"/>
+            <w:tcBorders>
+              <w:left w:val="single" w:sz="4" w:space="0" w:color="000000"/>
+              <w:bottom w:val="single" w:sz="4" w:space="0" w:color="000000"/>
+              <w:right w:val="single" w:sz="4" w:space="0" w:color="000000"/>
+            </w:tcBorders>
+            <w:vAlign w:val="center"/>
+          </w:tcPr>
+          <w:p>
+            <w:pPr>
+              <w:pStyle w:val="Style14"/>
+              <w:spacing w:lineRule="auto" w:line="240"/>
+              <w:ind w:hanging="0" w:left="0"/>
+              <w:rPr>
+                <w:rFonts w:ascii="Times New Roman" w:hAnsi="Times New Roman"/>
+                <w:color w:val="auto"/>
+                <w:sz w:val="24"/>
+                <w:szCs w:val="24"/>
+              </w:rPr>
+            </w:pPr>
+            <w:r>
+              <w:rPr>
+                <w:rFonts w:ascii="Times New Roman" w:hAnsi="Times New Roman"/>
+                <w:color w:val="auto"/>
+                <w:sz w:val="24"/>
+                <w:szCs w:val="24"/>
+              </w:rPr>
+              <w:t>При успішному виконанні повертає нуль.</w:t>
+            </w:r>
+          </w:p>
+        </w:tc>
+      </w:tr>
+      <w:tr>
+        <w:trPr/>
+        <w:tc>
+          <w:tcPr>
+            <w:tcW w:w="971" w:type="dxa"/>
+            <w:tcBorders>
+              <w:left w:val="single" w:sz="4" w:space="0" w:color="000000"/>
+              <w:bottom w:val="single" w:sz="4" w:space="0" w:color="000000"/>
+            </w:tcBorders>
+            <w:vAlign w:val="center"/>
+          </w:tcPr>
+          <w:p>
+            <w:pPr>
+              <w:pStyle w:val="Style14"/>
+              <w:spacing w:lineRule="auto" w:line="240"/>
+              <w:ind w:hanging="0" w:left="0"/>
+              <w:rPr>
+                <w:rFonts w:ascii="Times New Roman" w:hAnsi="Times New Roman"/>
+                <w:color w:val="auto"/>
+                <w:sz w:val="24"/>
+                <w:szCs w:val="24"/>
+                <w:lang w:val="en-US"/>
+              </w:rPr>
+            </w:pPr>
+            <w:r>
+              <w:rPr>
+                <w:rFonts w:ascii="Times New Roman" w:hAnsi="Times New Roman"/>
+                <w:color w:val="auto"/>
+                <w:sz w:val="24"/>
+                <w:szCs w:val="24"/>
+                <w:lang w:val="en-US"/>
+              </w:rPr>
+              <w:t>206, 208</w:t>
+            </w:r>
+          </w:p>
+        </w:tc>
+        <w:tc>
+          <w:tcPr>
+            <w:tcW w:w="2423" w:type="dxa"/>
+            <w:tcBorders>
+              <w:left w:val="single" w:sz="4" w:space="0" w:color="000000"/>
+              <w:bottom w:val="single" w:sz="4" w:space="0" w:color="000000"/>
+            </w:tcBorders>
+            <w:vAlign w:val="center"/>
+          </w:tcPr>
+          <w:p>
+            <w:pPr>
+              <w:pStyle w:val="Style14"/>
+              <w:spacing w:lineRule="auto" w:line="240"/>
+              <w:ind w:hanging="0" w:left="0"/>
+              <w:rPr>
+                <w:rFonts w:ascii="Times New Roman" w:hAnsi="Times New Roman"/>
+                <w:color w:val="auto"/>
+                <w:sz w:val="24"/>
+                <w:szCs w:val="24"/>
+              </w:rPr>
+            </w:pPr>
+            <w:r>
+              <w:rPr>
+                <w:rFonts w:ascii="Times New Roman" w:hAnsi="Times New Roman"/>
+                <w:color w:val="auto"/>
+                <w:sz w:val="24"/>
+                <w:szCs w:val="24"/>
+              </w:rPr>
+              <w:t>Writeat</w:t>
+            </w:r>
+          </w:p>
+        </w:tc>
+        <w:tc>
+          <w:tcPr>
+            <w:tcW w:w="2506" w:type="dxa"/>
+            <w:tcBorders>
+              <w:left w:val="single" w:sz="4" w:space="0" w:color="000000"/>
+              <w:bottom w:val="single" w:sz="4" w:space="0" w:color="000000"/>
+            </w:tcBorders>
+            <w:vAlign w:val="center"/>
+          </w:tcPr>
+          <w:p>
+            <w:pPr>
+              <w:pStyle w:val="Style14"/>
+              <w:spacing w:lineRule="auto" w:line="240"/>
+              <w:ind w:hanging="0" w:left="0"/>
+              <w:rPr>
+                <w:rFonts w:ascii="Times New Roman" w:hAnsi="Times New Roman"/>
+                <w:color w:val="auto"/>
+                <w:sz w:val="24"/>
+                <w:szCs w:val="24"/>
+              </w:rPr>
+            </w:pPr>
+            <w:r>
+              <w:rPr>
+                <w:rFonts w:ascii="Times New Roman" w:hAnsi="Times New Roman"/>
+                <w:color w:val="auto"/>
+                <w:sz w:val="24"/>
+                <w:szCs w:val="24"/>
+              </w:rPr>
+              <w:t>Записує задану кількість байтів, починаючи з заданого зсуву.</w:t>
+            </w:r>
+          </w:p>
+        </w:tc>
+        <w:tc>
+          <w:tcPr>
+            <w:tcW w:w="2210" w:type="dxa"/>
+            <w:tcBorders>
+              <w:left w:val="single" w:sz="4" w:space="0" w:color="000000"/>
+              <w:bottom w:val="single" w:sz="4" w:space="0" w:color="000000"/>
+            </w:tcBorders>
+            <w:vAlign w:val="center"/>
+          </w:tcPr>
+          <w:p>
+            <w:pPr>
+              <w:pStyle w:val="Style14"/>
+              <w:spacing w:lineRule="auto" w:line="240"/>
+              <w:ind w:hanging="0" w:left="0"/>
+              <w:rPr>
+                <w:rFonts w:ascii="Times New Roman" w:hAnsi="Times New Roman"/>
+                <w:color w:val="auto"/>
+                <w:sz w:val="24"/>
+                <w:szCs w:val="24"/>
+                <w:lang w:val="en-US"/>
+              </w:rPr>
+            </w:pPr>
+            <w:r>
+              <w:rPr>
+                <w:rFonts w:ascii="Times New Roman" w:hAnsi="Times New Roman"/>
+                <w:color w:val="auto"/>
+                <w:sz w:val="24"/>
+                <w:szCs w:val="24"/>
+                <w:lang w:val="en-US"/>
+              </w:rPr>
+              <w:t>xy.X, xy.Y</w:t>
+            </w:r>
+          </w:p>
+        </w:tc>
+        <w:tc>
+          <w:tcPr>
+            <w:tcW w:w="3660" w:type="dxa"/>
+            <w:tcBorders>
+              <w:left w:val="single" w:sz="4" w:space="0" w:color="000000"/>
+              <w:bottom w:val="single" w:sz="4" w:space="0" w:color="000000"/>
+              <w:right w:val="single" w:sz="4" w:space="0" w:color="000000"/>
+            </w:tcBorders>
+            <w:vAlign w:val="center"/>
+          </w:tcPr>
+          <w:p>
+            <w:pPr>
+              <w:pStyle w:val="Style14"/>
+              <w:spacing w:lineRule="auto" w:line="240"/>
+              <w:ind w:hanging="0" w:left="0"/>
+              <w:rPr>
+                <w:rFonts w:ascii="Times New Roman" w:hAnsi="Times New Roman"/>
+                <w:color w:val="auto"/>
+                <w:sz w:val="24"/>
+                <w:szCs w:val="24"/>
+              </w:rPr>
+            </w:pPr>
+            <w:r>
+              <w:rPr>
+                <w:rFonts w:ascii="Times New Roman" w:hAnsi="Times New Roman"/>
+                <w:color w:val="auto"/>
+                <w:sz w:val="24"/>
+                <w:szCs w:val="24"/>
+              </w:rPr>
+              <w:t>Повертає одне з наступних значень:</w:t>
+            </w:r>
+          </w:p>
+          <w:p>
+            <w:pPr>
+              <w:pStyle w:val="Style14"/>
+              <w:spacing w:lineRule="auto" w:line="240"/>
+              <w:ind w:hanging="0" w:left="0"/>
+              <w:rPr>
+                <w:rFonts w:ascii="Times New Roman" w:hAnsi="Times New Roman"/>
+                <w:color w:val="auto"/>
+                <w:sz w:val="24"/>
+                <w:szCs w:val="24"/>
+              </w:rPr>
+            </w:pPr>
+            <w:r>
+              <w:rPr>
+                <w:rFonts w:ascii="Times New Roman" w:hAnsi="Times New Roman"/>
+                <w:color w:val="auto"/>
+                <w:sz w:val="24"/>
+                <w:szCs w:val="24"/>
+              </w:rPr>
+              <w:t>- S_OK;</w:t>
+            </w:r>
+          </w:p>
+          <w:p>
+            <w:pPr>
+              <w:pStyle w:val="Style14"/>
+              <w:spacing w:lineRule="auto" w:line="240"/>
+              <w:ind w:hanging="0" w:left="0"/>
+              <w:rPr>
+                <w:rFonts w:ascii="Times New Roman" w:hAnsi="Times New Roman"/>
+                <w:color w:val="auto"/>
+                <w:sz w:val="24"/>
+                <w:szCs w:val="24"/>
+              </w:rPr>
+            </w:pPr>
+            <w:r>
+              <w:rPr>
+                <w:rFonts w:ascii="Times New Roman" w:hAnsi="Times New Roman"/>
+                <w:color w:val="auto"/>
+                <w:sz w:val="24"/>
+                <w:szCs w:val="24"/>
+              </w:rPr>
+              <w:t>- E_FAIL;</w:t>
+            </w:r>
+          </w:p>
+          <w:p>
+            <w:pPr>
+              <w:pStyle w:val="Style14"/>
+              <w:spacing w:lineRule="auto" w:line="240"/>
+              <w:ind w:hanging="0" w:left="0"/>
+              <w:rPr>
+                <w:rFonts w:ascii="Times New Roman" w:hAnsi="Times New Roman"/>
+                <w:color w:val="auto"/>
+                <w:sz w:val="24"/>
+                <w:szCs w:val="24"/>
+              </w:rPr>
+            </w:pPr>
+            <w:r>
+              <w:rPr>
+                <w:rFonts w:ascii="Times New Roman" w:hAnsi="Times New Roman"/>
+                <w:color w:val="auto"/>
+                <w:sz w:val="24"/>
+                <w:szCs w:val="24"/>
+              </w:rPr>
+              <w:t>- E_PENDING;</w:t>
+            </w:r>
+          </w:p>
+          <w:p>
+            <w:pPr>
+              <w:pStyle w:val="Style14"/>
+              <w:spacing w:lineRule="auto" w:line="240"/>
+              <w:ind w:hanging="0" w:left="0"/>
+              <w:rPr>
+                <w:rFonts w:ascii="Times New Roman" w:hAnsi="Times New Roman"/>
+                <w:color w:val="auto"/>
+                <w:sz w:val="24"/>
+                <w:szCs w:val="24"/>
+              </w:rPr>
+            </w:pPr>
+            <w:r>
+              <w:rPr>
+                <w:rFonts w:ascii="Times New Roman" w:hAnsi="Times New Roman"/>
+                <w:color w:val="auto"/>
+                <w:sz w:val="24"/>
+                <w:szCs w:val="24"/>
+              </w:rPr>
+              <w:t>- STG_E_ACCESSDENIED;</w:t>
+            </w:r>
+          </w:p>
+          <w:p>
+            <w:pPr>
+              <w:pStyle w:val="Style14"/>
+              <w:spacing w:lineRule="auto" w:line="240"/>
+              <w:ind w:hanging="0" w:left="0"/>
+              <w:rPr>
+                <w:rFonts w:ascii="Times New Roman" w:hAnsi="Times New Roman"/>
+                <w:color w:val="auto"/>
+                <w:sz w:val="24"/>
+                <w:szCs w:val="24"/>
+              </w:rPr>
+            </w:pPr>
+            <w:r>
+              <w:rPr>
+                <w:rFonts w:ascii="Times New Roman" w:hAnsi="Times New Roman"/>
+                <w:color w:val="auto"/>
+                <w:sz w:val="24"/>
+                <w:szCs w:val="24"/>
+              </w:rPr>
+              <w:t>- STG_E_WRITEFAULT;</w:t>
+            </w:r>
+          </w:p>
+          <w:p>
+            <w:pPr>
+              <w:pStyle w:val="Style14"/>
+              <w:spacing w:lineRule="auto" w:line="240"/>
+              <w:ind w:hanging="0" w:left="0"/>
+              <w:rPr>
+                <w:rFonts w:ascii="Times New Roman" w:hAnsi="Times New Roman"/>
+                <w:color w:val="auto"/>
+                <w:sz w:val="24"/>
+                <w:szCs w:val="24"/>
+              </w:rPr>
+            </w:pPr>
+            <w:r>
+              <w:rPr>
+                <w:rFonts w:ascii="Times New Roman" w:hAnsi="Times New Roman"/>
+                <w:color w:val="auto"/>
+                <w:sz w:val="24"/>
+                <w:szCs w:val="24"/>
+              </w:rPr>
+              <w:t>- STG_E_MEDIUMFULL.</w:t>
+            </w:r>
+          </w:p>
+        </w:tc>
+      </w:tr>
+      <w:tr>
+        <w:trPr/>
+        <w:tc>
+          <w:tcPr>
+            <w:tcW w:w="971" w:type="dxa"/>
+            <w:tcBorders>
+              <w:left w:val="single" w:sz="4" w:space="0" w:color="000000"/>
+              <w:bottom w:val="single" w:sz="4" w:space="0" w:color="000000"/>
+            </w:tcBorders>
+            <w:vAlign w:val="center"/>
+          </w:tcPr>
+          <w:p>
+            <w:pPr>
+              <w:pStyle w:val="Style14"/>
+              <w:spacing w:lineRule="auto" w:line="240"/>
+              <w:ind w:hanging="0" w:left="0"/>
+              <w:rPr>
+                <w:rFonts w:ascii="Times New Roman" w:hAnsi="Times New Roman"/>
+                <w:color w:val="auto"/>
+                <w:sz w:val="24"/>
+                <w:szCs w:val="24"/>
+                <w:lang w:val="uk-UA"/>
+              </w:rPr>
+            </w:pPr>
+            <w:r>
+              <w:rPr>
+                <w:rFonts w:ascii="Times New Roman" w:hAnsi="Times New Roman"/>
+                <w:color w:val="auto"/>
+                <w:sz w:val="24"/>
+                <w:szCs w:val="24"/>
+                <w:lang w:val="uk-UA"/>
+              </w:rPr>
+              <w:t>223</w:t>
+            </w:r>
+          </w:p>
+        </w:tc>
+        <w:tc>
+          <w:tcPr>
+            <w:tcW w:w="2423" w:type="dxa"/>
+            <w:tcBorders>
+              <w:left w:val="single" w:sz="4" w:space="0" w:color="000000"/>
+              <w:bottom w:val="single" w:sz="4" w:space="0" w:color="000000"/>
+            </w:tcBorders>
+            <w:vAlign w:val="center"/>
+          </w:tcPr>
+          <w:p>
+            <w:pPr>
+              <w:pStyle w:val="Style14"/>
+              <w:spacing w:lineRule="auto" w:line="240"/>
+              <w:ind w:hanging="0" w:left="0"/>
+              <w:rPr>
+                <w:rFonts w:ascii="Times New Roman" w:hAnsi="Times New Roman"/>
+                <w:color w:val="auto"/>
+                <w:sz w:val="24"/>
+                <w:szCs w:val="24"/>
+              </w:rPr>
+            </w:pPr>
+            <w:r>
+              <w:rPr>
+                <w:rFonts w:ascii="Times New Roman" w:hAnsi="Times New Roman"/>
+                <w:color w:val="auto"/>
+                <w:sz w:val="24"/>
+                <w:szCs w:val="24"/>
+              </w:rPr>
+              <w:t>GetCurrentThread</w:t>
+            </w:r>
+          </w:p>
+        </w:tc>
+        <w:tc>
+          <w:tcPr>
+            <w:tcW w:w="2506" w:type="dxa"/>
+            <w:tcBorders>
+              <w:left w:val="single" w:sz="4" w:space="0" w:color="000000"/>
+              <w:bottom w:val="single" w:sz="4" w:space="0" w:color="000000"/>
+            </w:tcBorders>
+            <w:vAlign w:val="center"/>
+          </w:tcPr>
+          <w:p>
+            <w:pPr>
+              <w:pStyle w:val="Style14"/>
+              <w:spacing w:lineRule="auto" w:line="240"/>
+              <w:ind w:hanging="0" w:left="0"/>
+              <w:rPr>
+                <w:rFonts w:ascii="Times New Roman" w:hAnsi="Times New Roman"/>
+                <w:color w:val="auto"/>
+                <w:sz w:val="24"/>
+                <w:szCs w:val="24"/>
+              </w:rPr>
+            </w:pPr>
+            <w:r>
+              <w:rPr>
+                <w:rFonts w:ascii="Times New Roman" w:hAnsi="Times New Roman"/>
+                <w:color w:val="auto"/>
+                <w:sz w:val="24"/>
+                <w:szCs w:val="24"/>
+              </w:rPr>
+              <w:t>Отримує псевдо-дескриптор для потоку, що викликає.</w:t>
+            </w:r>
+          </w:p>
+        </w:tc>
+        <w:tc>
+          <w:tcPr>
+            <w:tcW w:w="2210" w:type="dxa"/>
+            <w:tcBorders>
+              <w:left w:val="single" w:sz="4" w:space="0" w:color="000000"/>
+              <w:bottom w:val="single" w:sz="4" w:space="0" w:color="000000"/>
+            </w:tcBorders>
+            <w:vAlign w:val="center"/>
+          </w:tcPr>
+          <w:p>
+            <w:pPr>
+              <w:pStyle w:val="Style14"/>
+              <w:spacing w:lineRule="auto" w:line="240"/>
+              <w:ind w:hanging="0" w:left="0"/>
+              <w:rPr>
+                <w:rFonts w:ascii="Times New Roman" w:hAnsi="Times New Roman"/>
+                <w:color w:val="auto"/>
+                <w:sz w:val="24"/>
+                <w:szCs w:val="24"/>
+                <w:lang w:val="en-US"/>
+              </w:rPr>
+            </w:pPr>
+            <w:r>
+              <w:rPr>
+                <w:rFonts w:ascii="Times New Roman" w:hAnsi="Times New Roman"/>
+                <w:color w:val="auto"/>
+                <w:sz w:val="24"/>
+                <w:szCs w:val="24"/>
+                <w:lang w:val="en-US"/>
+              </w:rPr>
+              <w:t>-</w:t>
+            </w:r>
+          </w:p>
+        </w:tc>
+        <w:tc>
+          <w:tcPr>
+            <w:tcW w:w="3660" w:type="dxa"/>
+            <w:tcBorders>
+              <w:left w:val="single" w:sz="4" w:space="0" w:color="000000"/>
+              <w:bottom w:val="single" w:sz="4" w:space="0" w:color="000000"/>
+              <w:right w:val="single" w:sz="4" w:space="0" w:color="000000"/>
+            </w:tcBorders>
+            <w:vAlign w:val="center"/>
+          </w:tcPr>
+          <w:p>
+            <w:pPr>
+              <w:pStyle w:val="Style14"/>
+              <w:spacing w:lineRule="auto" w:line="240"/>
+              <w:ind w:hanging="0" w:left="0"/>
+              <w:rPr>
+                <w:rFonts w:ascii="Times New Roman" w:hAnsi="Times New Roman"/>
+                <w:color w:val="auto"/>
+                <w:sz w:val="24"/>
+                <w:szCs w:val="24"/>
+              </w:rPr>
+            </w:pPr>
+            <w:r>
+              <w:rPr>
+                <w:rFonts w:ascii="Times New Roman" w:hAnsi="Times New Roman"/>
+                <w:color w:val="auto"/>
+                <w:sz w:val="24"/>
+                <w:szCs w:val="24"/>
+              </w:rPr>
+              <w:t>Не повертає значення.</w:t>
+            </w:r>
+          </w:p>
+        </w:tc>
+      </w:tr>
+      <w:tr>
+        <w:trPr/>
+        <w:tc>
+          <w:tcPr>
+            <w:tcW w:w="971" w:type="dxa"/>
+            <w:tcBorders>
+              <w:left w:val="single" w:sz="4" w:space="0" w:color="000000"/>
+              <w:bottom w:val="single" w:sz="4" w:space="0" w:color="000000"/>
+            </w:tcBorders>
+            <w:vAlign w:val="center"/>
+          </w:tcPr>
+          <w:p>
+            <w:pPr>
+              <w:pStyle w:val="Style14"/>
+              <w:spacing w:lineRule="auto" w:line="240"/>
+              <w:ind w:hanging="0" w:left="0"/>
+              <w:rPr>
+                <w:rFonts w:ascii="Times New Roman" w:hAnsi="Times New Roman"/>
+                <w:color w:val="auto"/>
+                <w:sz w:val="24"/>
+                <w:szCs w:val="24"/>
+                <w:lang w:val="uk-UA"/>
+              </w:rPr>
+            </w:pPr>
+            <w:r>
+              <w:rPr>
+                <w:rFonts w:ascii="Times New Roman" w:hAnsi="Times New Roman"/>
+                <w:color w:val="auto"/>
+                <w:sz w:val="24"/>
+                <w:szCs w:val="24"/>
+                <w:lang w:val="uk-UA"/>
+              </w:rPr>
+              <w:t>226</w:t>
+            </w:r>
+          </w:p>
+        </w:tc>
+        <w:tc>
+          <w:tcPr>
+            <w:tcW w:w="2423" w:type="dxa"/>
+            <w:tcBorders>
+              <w:left w:val="single" w:sz="4" w:space="0" w:color="000000"/>
+              <w:bottom w:val="single" w:sz="4" w:space="0" w:color="000000"/>
+            </w:tcBorders>
+            <w:vAlign w:val="center"/>
+          </w:tcPr>
+          <w:p>
+            <w:pPr>
+              <w:pStyle w:val="Style14"/>
+              <w:spacing w:lineRule="auto" w:line="240"/>
+              <w:ind w:hanging="0" w:left="0"/>
+              <w:rPr>
+                <w:rFonts w:ascii="Times New Roman" w:hAnsi="Times New Roman"/>
+                <w:color w:val="auto"/>
+                <w:sz w:val="24"/>
+                <w:szCs w:val="24"/>
+              </w:rPr>
+            </w:pPr>
+            <w:r>
+              <w:rPr>
+                <w:rFonts w:ascii="Times New Roman" w:hAnsi="Times New Roman"/>
+                <w:color w:val="auto"/>
+                <w:sz w:val="24"/>
+                <w:szCs w:val="24"/>
+              </w:rPr>
+              <w:t>DuplicateHandle</w:t>
+            </w:r>
+          </w:p>
+        </w:tc>
+        <w:tc>
+          <w:tcPr>
+            <w:tcW w:w="2506" w:type="dxa"/>
+            <w:tcBorders>
+              <w:left w:val="single" w:sz="4" w:space="0" w:color="000000"/>
+              <w:bottom w:val="single" w:sz="4" w:space="0" w:color="000000"/>
+            </w:tcBorders>
+            <w:vAlign w:val="center"/>
+          </w:tcPr>
+          <w:p>
+            <w:pPr>
+              <w:pStyle w:val="Style14"/>
+              <w:spacing w:lineRule="auto" w:line="240"/>
+              <w:ind w:hanging="0" w:left="0"/>
+              <w:rPr>
+                <w:rFonts w:ascii="Times New Roman" w:hAnsi="Times New Roman"/>
+                <w:color w:val="auto"/>
+                <w:sz w:val="24"/>
+                <w:szCs w:val="24"/>
+                <w:lang w:val="uk-UA"/>
+              </w:rPr>
+            </w:pPr>
+            <w:r>
+              <w:rPr>
+                <w:rFonts w:ascii="Times New Roman" w:hAnsi="Times New Roman"/>
+                <w:color w:val="auto"/>
+                <w:sz w:val="24"/>
+                <w:szCs w:val="24"/>
+                <w:lang w:val="uk-UA"/>
+              </w:rPr>
+              <w:t>Дублює дескриптор об’єкта</w:t>
+            </w:r>
+          </w:p>
+        </w:tc>
+        <w:tc>
+          <w:tcPr>
+            <w:tcW w:w="2210" w:type="dxa"/>
+            <w:tcBorders>
+              <w:left w:val="single" w:sz="4" w:space="0" w:color="000000"/>
+              <w:bottom w:val="single" w:sz="4" w:space="0" w:color="000000"/>
+            </w:tcBorders>
+            <w:vAlign w:val="center"/>
+          </w:tcPr>
+          <w:p>
+            <w:pPr>
+              <w:pStyle w:val="Style14"/>
+              <w:spacing w:lineRule="auto" w:line="240"/>
+              <w:ind w:hanging="0" w:left="0"/>
+              <w:rPr>
+                <w:rFonts w:ascii="Times New Roman" w:hAnsi="Times New Roman"/>
+                <w:color w:val="auto"/>
+                <w:sz w:val="24"/>
+                <w:szCs w:val="24"/>
+                <w:lang w:val="en-US"/>
+              </w:rPr>
+            </w:pPr>
+            <w:r>
+              <w:rPr>
+                <w:rFonts w:ascii="Times New Roman" w:hAnsi="Times New Roman"/>
+                <w:color w:val="auto"/>
+                <w:sz w:val="24"/>
+                <w:szCs w:val="24"/>
+                <w:lang w:val="en-US"/>
+              </w:rPr>
+              <w:t>GetCurrentProcess, GetCurrentProcess, mainthread, 0</w:t>
+            </w:r>
+          </w:p>
+        </w:tc>
+        <w:tc>
+          <w:tcPr>
+            <w:tcW w:w="3660" w:type="dxa"/>
+            <w:tcBorders>
+              <w:left w:val="single" w:sz="4" w:space="0" w:color="000000"/>
+              <w:bottom w:val="single" w:sz="4" w:space="0" w:color="000000"/>
+              <w:right w:val="single" w:sz="4" w:space="0" w:color="000000"/>
+            </w:tcBorders>
+            <w:vAlign w:val="center"/>
+          </w:tcPr>
+          <w:p>
+            <w:pPr>
+              <w:pStyle w:val="Style14"/>
+              <w:spacing w:lineRule="auto" w:line="240"/>
+              <w:ind w:hanging="0" w:left="0"/>
+              <w:rPr>
+                <w:rFonts w:ascii="Times New Roman" w:hAnsi="Times New Roman"/>
+                <w:color w:val="auto"/>
+                <w:sz w:val="24"/>
+                <w:szCs w:val="24"/>
+              </w:rPr>
+            </w:pPr>
+            <w:r>
+              <w:rPr>
+                <w:rFonts w:ascii="Times New Roman" w:hAnsi="Times New Roman"/>
+                <w:color w:val="auto"/>
+                <w:sz w:val="24"/>
+                <w:szCs w:val="24"/>
+              </w:rPr>
+              <w:t>При успішному виконанні повертає нуль.</w:t>
+            </w:r>
+          </w:p>
+        </w:tc>
+      </w:tr>
+      <w:tr>
+        <w:trPr/>
+        <w:tc>
+          <w:tcPr>
+            <w:tcW w:w="971" w:type="dxa"/>
+            <w:tcBorders>
+              <w:left w:val="single" w:sz="4" w:space="0" w:color="000000"/>
+              <w:bottom w:val="single" w:sz="4" w:space="0" w:color="000000"/>
+            </w:tcBorders>
+            <w:vAlign w:val="center"/>
+          </w:tcPr>
+          <w:p>
+            <w:pPr>
+              <w:pStyle w:val="Style14"/>
+              <w:spacing w:lineRule="auto" w:line="240"/>
+              <w:ind w:hanging="0" w:left="0"/>
+              <w:rPr>
+                <w:rFonts w:ascii="Times New Roman" w:hAnsi="Times New Roman"/>
+                <w:color w:val="auto"/>
+                <w:sz w:val="24"/>
+                <w:szCs w:val="24"/>
+                <w:lang w:val="uk-UA"/>
+              </w:rPr>
+            </w:pPr>
+            <w:r>
+              <w:rPr>
+                <w:rFonts w:ascii="Times New Roman" w:hAnsi="Times New Roman"/>
+                <w:color w:val="auto"/>
+                <w:sz w:val="24"/>
+                <w:szCs w:val="24"/>
+                <w:lang w:val="uk-UA"/>
+              </w:rPr>
+              <w:t>227</w:t>
+            </w:r>
+          </w:p>
+        </w:tc>
+        <w:tc>
+          <w:tcPr>
+            <w:tcW w:w="2423" w:type="dxa"/>
+            <w:tcBorders>
+              <w:left w:val="single" w:sz="4" w:space="0" w:color="000000"/>
+              <w:bottom w:val="single" w:sz="4" w:space="0" w:color="000000"/>
+            </w:tcBorders>
+            <w:vAlign w:val="center"/>
+          </w:tcPr>
+          <w:p>
+            <w:pPr>
+              <w:pStyle w:val="Style14"/>
+              <w:spacing w:lineRule="auto" w:line="240"/>
+              <w:ind w:hanging="0" w:left="0"/>
+              <w:rPr>
+                <w:rFonts w:ascii="Times New Roman" w:hAnsi="Times New Roman"/>
+                <w:color w:val="auto"/>
+                <w:sz w:val="24"/>
+                <w:szCs w:val="24"/>
+              </w:rPr>
+            </w:pPr>
+            <w:r>
+              <w:rPr>
+                <w:rFonts w:ascii="Times New Roman" w:hAnsi="Times New Roman"/>
+                <w:color w:val="auto"/>
+                <w:sz w:val="24"/>
+                <w:szCs w:val="24"/>
+              </w:rPr>
+              <w:t>CreateEvent</w:t>
+            </w:r>
+          </w:p>
+        </w:tc>
+        <w:tc>
+          <w:tcPr>
+            <w:tcW w:w="2506" w:type="dxa"/>
+            <w:tcBorders>
+              <w:left w:val="single" w:sz="4" w:space="0" w:color="000000"/>
+              <w:bottom w:val="single" w:sz="4" w:space="0" w:color="000000"/>
+            </w:tcBorders>
+            <w:vAlign w:val="center"/>
+          </w:tcPr>
+          <w:p>
+            <w:pPr>
+              <w:pStyle w:val="Style14"/>
+              <w:spacing w:lineRule="auto" w:line="240"/>
+              <w:ind w:hanging="0" w:left="0"/>
+              <w:rPr>
+                <w:rFonts w:ascii="Times New Roman" w:hAnsi="Times New Roman"/>
+                <w:color w:val="auto"/>
+                <w:sz w:val="24"/>
+                <w:szCs w:val="24"/>
+                <w:lang w:val="uk-UA"/>
+              </w:rPr>
+            </w:pPr>
+            <w:r>
+              <w:rPr>
+                <w:rFonts w:ascii="Times New Roman" w:hAnsi="Times New Roman"/>
+                <w:color w:val="auto"/>
+                <w:sz w:val="24"/>
+                <w:szCs w:val="24"/>
+                <w:lang w:val="uk-UA"/>
+              </w:rPr>
+              <w:t>Створює або відкриває іменований або безіменний об'єкт події.</w:t>
+            </w:r>
+          </w:p>
+        </w:tc>
+        <w:tc>
+          <w:tcPr>
+            <w:tcW w:w="2210" w:type="dxa"/>
+            <w:tcBorders>
+              <w:left w:val="single" w:sz="4" w:space="0" w:color="000000"/>
+              <w:bottom w:val="single" w:sz="4" w:space="0" w:color="000000"/>
+            </w:tcBorders>
+            <w:vAlign w:val="center"/>
+          </w:tcPr>
+          <w:p>
+            <w:pPr>
+              <w:pStyle w:val="Style14"/>
+              <w:spacing w:lineRule="auto" w:line="240"/>
+              <w:ind w:hanging="0" w:left="0"/>
+              <w:rPr>
+                <w:rFonts w:ascii="Times New Roman" w:hAnsi="Times New Roman"/>
+                <w:color w:val="auto"/>
+                <w:sz w:val="24"/>
+                <w:szCs w:val="24"/>
+                <w:lang w:val="en-US"/>
+              </w:rPr>
+            </w:pPr>
+            <w:r>
+              <w:rPr>
+                <w:rFonts w:ascii="Times New Roman" w:hAnsi="Times New Roman"/>
+                <w:color w:val="auto"/>
+                <w:sz w:val="24"/>
+                <w:szCs w:val="24"/>
+                <w:lang w:val="en-US"/>
+              </w:rPr>
+              <w:t>True, False</w:t>
+            </w:r>
+          </w:p>
+        </w:tc>
+        <w:tc>
+          <w:tcPr>
+            <w:tcW w:w="3660" w:type="dxa"/>
+            <w:tcBorders>
+              <w:left w:val="single" w:sz="4" w:space="0" w:color="000000"/>
+              <w:bottom w:val="single" w:sz="4" w:space="0" w:color="000000"/>
+              <w:right w:val="single" w:sz="4" w:space="0" w:color="000000"/>
+            </w:tcBorders>
+            <w:vAlign w:val="center"/>
+          </w:tcPr>
+          <w:p>
+            <w:pPr>
+              <w:pStyle w:val="Style14"/>
+              <w:spacing w:lineRule="auto" w:line="240"/>
+              <w:ind w:hanging="0" w:left="0"/>
+              <w:rPr>
+                <w:rFonts w:ascii="Times New Roman" w:hAnsi="Times New Roman"/>
+                <w:color w:val="auto"/>
+                <w:sz w:val="24"/>
+                <w:szCs w:val="24"/>
+              </w:rPr>
+            </w:pPr>
+            <w:r>
+              <w:rPr>
+                <w:rFonts w:ascii="Times New Roman" w:hAnsi="Times New Roman"/>
+                <w:color w:val="auto"/>
+                <w:sz w:val="24"/>
+                <w:szCs w:val="24"/>
+              </w:rPr>
+              <w:t>При успішному виконанні повертає дескриптор об’єкта події.</w:t>
+            </w:r>
+          </w:p>
+        </w:tc>
+      </w:tr>
+      <w:tr>
+        <w:trPr/>
+        <w:tc>
+          <w:tcPr>
+            <w:tcW w:w="971" w:type="dxa"/>
+            <w:tcBorders>
+              <w:left w:val="single" w:sz="4" w:space="0" w:color="000000"/>
+              <w:bottom w:val="single" w:sz="4" w:space="0" w:color="000000"/>
+            </w:tcBorders>
+            <w:vAlign w:val="center"/>
+          </w:tcPr>
+          <w:p>
+            <w:pPr>
+              <w:pStyle w:val="Style14"/>
+              <w:spacing w:lineRule="auto" w:line="240"/>
+              <w:ind w:hanging="0" w:left="0"/>
+              <w:rPr>
+                <w:rFonts w:ascii="Times New Roman" w:hAnsi="Times New Roman"/>
+                <w:color w:val="auto"/>
+                <w:sz w:val="24"/>
+                <w:szCs w:val="24"/>
+                <w:lang w:val="uk-UA"/>
+              </w:rPr>
+            </w:pPr>
+            <w:r>
+              <w:rPr>
+                <w:rFonts w:ascii="Times New Roman" w:hAnsi="Times New Roman"/>
+                <w:color w:val="auto"/>
+                <w:sz w:val="24"/>
+                <w:szCs w:val="24"/>
+                <w:lang w:val="uk-UA"/>
+              </w:rPr>
+              <w:t>228</w:t>
+            </w:r>
+          </w:p>
+        </w:tc>
+        <w:tc>
+          <w:tcPr>
+            <w:tcW w:w="2423" w:type="dxa"/>
+            <w:tcBorders>
+              <w:left w:val="single" w:sz="4" w:space="0" w:color="000000"/>
+              <w:bottom w:val="single" w:sz="4" w:space="0" w:color="000000"/>
+            </w:tcBorders>
+            <w:vAlign w:val="center"/>
+          </w:tcPr>
+          <w:p>
+            <w:pPr>
+              <w:pStyle w:val="Style14"/>
+              <w:spacing w:lineRule="auto" w:line="240"/>
+              <w:ind w:hanging="0" w:left="0"/>
+              <w:rPr>
+                <w:rFonts w:ascii="Times New Roman" w:hAnsi="Times New Roman"/>
+                <w:color w:val="auto"/>
+                <w:sz w:val="24"/>
+                <w:szCs w:val="24"/>
+                <w:lang w:val="en-US"/>
+              </w:rPr>
+            </w:pPr>
+            <w:r>
+              <w:rPr>
+                <w:rFonts w:ascii="Times New Roman" w:hAnsi="Times New Roman"/>
+                <w:b w:val="false"/>
+                <w:color w:val="auto"/>
+                <w:sz w:val="24"/>
+                <w:szCs w:val="24"/>
+                <w:shd w:fill="FFFFFF" w:val="clear"/>
+                <w:lang w:val="en-US"/>
+              </w:rPr>
+              <w:t>CreateMutex</w:t>
+            </w:r>
+          </w:p>
+        </w:tc>
+        <w:tc>
+          <w:tcPr>
+            <w:tcW w:w="2506" w:type="dxa"/>
+            <w:tcBorders>
+              <w:left w:val="single" w:sz="4" w:space="0" w:color="000000"/>
+              <w:bottom w:val="single" w:sz="4" w:space="0" w:color="000000"/>
+            </w:tcBorders>
+            <w:vAlign w:val="center"/>
+          </w:tcPr>
+          <w:p>
+            <w:pPr>
+              <w:pStyle w:val="Style14"/>
+              <w:spacing w:lineRule="auto" w:line="240"/>
+              <w:ind w:hanging="0" w:left="0"/>
+              <w:rPr>
+                <w:rFonts w:ascii="Times New Roman" w:hAnsi="Times New Roman"/>
+                <w:color w:val="auto"/>
+                <w:sz w:val="24"/>
+                <w:szCs w:val="24"/>
+                <w:lang w:val="uk-UA"/>
+              </w:rPr>
+            </w:pPr>
+            <w:r>
+              <w:rPr>
+                <w:rFonts w:ascii="Times New Roman" w:hAnsi="Times New Roman"/>
+                <w:color w:val="auto"/>
+                <w:sz w:val="24"/>
+                <w:szCs w:val="24"/>
+                <w:lang w:val="uk-UA"/>
+              </w:rPr>
+              <w:t>Створює або відкриває іменований або безіменний mutex-об'єкт.</w:t>
+            </w:r>
+          </w:p>
+        </w:tc>
+        <w:tc>
+          <w:tcPr>
+            <w:tcW w:w="2210" w:type="dxa"/>
+            <w:tcBorders>
+              <w:left w:val="single" w:sz="4" w:space="0" w:color="000000"/>
+              <w:bottom w:val="single" w:sz="4" w:space="0" w:color="000000"/>
+            </w:tcBorders>
+            <w:vAlign w:val="center"/>
+          </w:tcPr>
+          <w:p>
+            <w:pPr>
+              <w:pStyle w:val="Style14"/>
+              <w:spacing w:lineRule="auto" w:line="240"/>
+              <w:ind w:hanging="0" w:left="0"/>
+              <w:rPr>
+                <w:rFonts w:ascii="Times New Roman" w:hAnsi="Times New Roman"/>
+                <w:color w:val="auto"/>
+                <w:sz w:val="24"/>
+                <w:szCs w:val="24"/>
+                <w:lang w:val="en-US"/>
+              </w:rPr>
+            </w:pPr>
+            <w:r>
+              <w:rPr>
+                <w:rFonts w:ascii="Times New Roman" w:hAnsi="Times New Roman"/>
+                <w:color w:val="auto"/>
+                <w:sz w:val="24"/>
+                <w:szCs w:val="24"/>
+                <w:lang w:val="en-US"/>
+              </w:rPr>
+              <w:t>False</w:t>
+            </w:r>
+          </w:p>
+        </w:tc>
+        <w:tc>
+          <w:tcPr>
+            <w:tcW w:w="3660" w:type="dxa"/>
+            <w:tcBorders>
+              <w:left w:val="single" w:sz="4" w:space="0" w:color="000000"/>
+              <w:bottom w:val="single" w:sz="4" w:space="0" w:color="000000"/>
+              <w:right w:val="single" w:sz="4" w:space="0" w:color="000000"/>
+            </w:tcBorders>
+            <w:vAlign w:val="center"/>
+          </w:tcPr>
+          <w:p>
+            <w:pPr>
+              <w:pStyle w:val="Style14"/>
+              <w:spacing w:lineRule="auto" w:line="240"/>
+              <w:ind w:hanging="0" w:left="0"/>
+              <w:rPr>
+                <w:rFonts w:ascii="Times New Roman" w:hAnsi="Times New Roman"/>
+                <w:color w:val="auto"/>
+                <w:sz w:val="24"/>
+                <w:szCs w:val="24"/>
+              </w:rPr>
+            </w:pPr>
+            <w:r>
+              <w:rPr>
+                <w:rFonts w:ascii="Times New Roman" w:hAnsi="Times New Roman"/>
+                <w:color w:val="auto"/>
+                <w:sz w:val="24"/>
+                <w:szCs w:val="24"/>
+              </w:rPr>
+              <w:t xml:space="preserve">При успішному виконанні повертає дескриптор створеного </w:t>
+            </w:r>
+            <w:r>
+              <w:rPr>
+                <w:rFonts w:ascii="Times New Roman" w:hAnsi="Times New Roman"/>
+                <w:color w:val="auto"/>
+                <w:sz w:val="24"/>
+                <w:szCs w:val="24"/>
+                <w:lang w:val="en-US"/>
+              </w:rPr>
+              <w:t>mutex-</w:t>
+            </w:r>
+            <w:r>
+              <w:rPr>
+                <w:rFonts w:ascii="Times New Roman" w:hAnsi="Times New Roman"/>
+                <w:color w:val="auto"/>
+                <w:sz w:val="24"/>
+                <w:szCs w:val="24"/>
+                <w:lang w:val="uk-UA"/>
+              </w:rPr>
+              <w:t>об’єкта.</w:t>
+            </w:r>
+          </w:p>
+        </w:tc>
+      </w:tr>
+      <w:tr>
+        <w:trPr/>
+        <w:tc>
+          <w:tcPr>
+            <w:tcW w:w="971" w:type="dxa"/>
+            <w:tcBorders>
+              <w:left w:val="single" w:sz="4" w:space="0" w:color="000000"/>
+              <w:bottom w:val="single" w:sz="4" w:space="0" w:color="000000"/>
+            </w:tcBorders>
+            <w:vAlign w:val="center"/>
+          </w:tcPr>
+          <w:p>
+            <w:pPr>
+              <w:pStyle w:val="Style14"/>
+              <w:spacing w:lineRule="auto" w:line="240"/>
+              <w:ind w:hanging="0" w:left="0"/>
+              <w:rPr>
+                <w:rFonts w:ascii="Times New Roman" w:hAnsi="Times New Roman"/>
+                <w:color w:val="auto"/>
+                <w:sz w:val="24"/>
+                <w:szCs w:val="24"/>
+                <w:lang w:val="uk-UA"/>
+              </w:rPr>
+            </w:pPr>
+            <w:r>
+              <w:rPr>
+                <w:rFonts w:ascii="Times New Roman" w:hAnsi="Times New Roman"/>
+                <w:color w:val="auto"/>
+                <w:sz w:val="24"/>
+                <w:szCs w:val="24"/>
+                <w:lang w:val="uk-UA"/>
+              </w:rPr>
+              <w:t>229</w:t>
+            </w:r>
+          </w:p>
+        </w:tc>
+        <w:tc>
+          <w:tcPr>
+            <w:tcW w:w="2423" w:type="dxa"/>
+            <w:tcBorders>
+              <w:left w:val="single" w:sz="4" w:space="0" w:color="000000"/>
+              <w:bottom w:val="single" w:sz="4" w:space="0" w:color="000000"/>
+            </w:tcBorders>
+            <w:vAlign w:val="center"/>
+          </w:tcPr>
+          <w:p>
+            <w:pPr>
+              <w:pStyle w:val="Style14"/>
+              <w:spacing w:lineRule="auto" w:line="240"/>
+              <w:ind w:hanging="0" w:left="0"/>
+              <w:rPr>
+                <w:rFonts w:ascii="Times New Roman" w:hAnsi="Times New Roman"/>
+                <w:color w:val="auto"/>
+                <w:sz w:val="24"/>
+                <w:szCs w:val="24"/>
+                <w:lang w:val="en-US"/>
+              </w:rPr>
+            </w:pPr>
+            <w:r>
+              <w:rPr>
+                <w:rFonts w:ascii="Times New Roman" w:hAnsi="Times New Roman"/>
+                <w:color w:val="auto"/>
+                <w:sz w:val="24"/>
+                <w:szCs w:val="24"/>
+                <w:lang w:val="en-US"/>
+              </w:rPr>
+              <w:t>InitializeCriticalSection</w:t>
+            </w:r>
+          </w:p>
+        </w:tc>
+        <w:tc>
+          <w:tcPr>
+            <w:tcW w:w="2506" w:type="dxa"/>
+            <w:tcBorders>
+              <w:left w:val="single" w:sz="4" w:space="0" w:color="000000"/>
+              <w:bottom w:val="single" w:sz="4" w:space="0" w:color="000000"/>
+            </w:tcBorders>
+            <w:vAlign w:val="center"/>
+          </w:tcPr>
+          <w:p>
+            <w:pPr>
+              <w:pStyle w:val="Style14"/>
+              <w:spacing w:lineRule="auto" w:line="240"/>
+              <w:ind w:hanging="0" w:left="0"/>
+              <w:rPr>
+                <w:rFonts w:ascii="Times New Roman" w:hAnsi="Times New Roman"/>
+                <w:color w:val="auto"/>
+                <w:sz w:val="24"/>
+                <w:szCs w:val="24"/>
+                <w:lang w:val="uk-UA"/>
+              </w:rPr>
+            </w:pPr>
+            <w:r>
+              <w:rPr>
+                <w:rFonts w:ascii="Times New Roman" w:hAnsi="Times New Roman"/>
+                <w:color w:val="auto"/>
+                <w:sz w:val="24"/>
+                <w:szCs w:val="24"/>
+                <w:lang w:val="uk-UA"/>
+              </w:rPr>
+              <w:t>Ініціалізує об'єкт критичного розділу.</w:t>
+            </w:r>
+          </w:p>
+        </w:tc>
+        <w:tc>
+          <w:tcPr>
+            <w:tcW w:w="2210" w:type="dxa"/>
+            <w:tcBorders>
+              <w:left w:val="single" w:sz="4" w:space="0" w:color="000000"/>
+              <w:bottom w:val="single" w:sz="4" w:space="0" w:color="000000"/>
+            </w:tcBorders>
+            <w:vAlign w:val="center"/>
+          </w:tcPr>
+          <w:p>
+            <w:pPr>
+              <w:pStyle w:val="Style14"/>
+              <w:spacing w:lineRule="auto" w:line="240"/>
+              <w:ind w:hanging="0" w:left="0"/>
+              <w:rPr>
+                <w:rFonts w:ascii="Times New Roman" w:hAnsi="Times New Roman"/>
+                <w:color w:val="auto"/>
+                <w:sz w:val="24"/>
+                <w:szCs w:val="24"/>
+                <w:lang w:val="en-US"/>
+              </w:rPr>
+            </w:pPr>
+            <w:r>
+              <w:rPr>
+                <w:rFonts w:ascii="Times New Roman" w:hAnsi="Times New Roman"/>
+                <w:color w:val="auto"/>
+                <w:sz w:val="24"/>
+                <w:szCs w:val="24"/>
+                <w:lang w:val="en-US"/>
+              </w:rPr>
+              <w:t>&amp;gameover</w:t>
+            </w:r>
+          </w:p>
+        </w:tc>
+        <w:tc>
+          <w:tcPr>
+            <w:tcW w:w="3660" w:type="dxa"/>
+            <w:tcBorders>
+              <w:left w:val="single" w:sz="4" w:space="0" w:color="000000"/>
+              <w:bottom w:val="single" w:sz="4" w:space="0" w:color="000000"/>
+              <w:right w:val="single" w:sz="4" w:space="0" w:color="000000"/>
+            </w:tcBorders>
+            <w:vAlign w:val="center"/>
+          </w:tcPr>
+          <w:p>
+            <w:pPr>
+              <w:pStyle w:val="Style14"/>
+              <w:spacing w:lineRule="auto" w:line="240"/>
+              <w:ind w:hanging="0" w:left="0"/>
+              <w:rPr>
+                <w:rFonts w:ascii="Times New Roman" w:hAnsi="Times New Roman"/>
+                <w:color w:val="auto"/>
+                <w:sz w:val="24"/>
+                <w:szCs w:val="24"/>
+              </w:rPr>
+            </w:pPr>
+            <w:r>
+              <w:rPr>
+                <w:rFonts w:ascii="Times New Roman" w:hAnsi="Times New Roman"/>
+                <w:color w:val="auto"/>
+                <w:sz w:val="24"/>
+                <w:szCs w:val="24"/>
+              </w:rPr>
+              <w:t>Не повертає значення.</w:t>
+            </w:r>
+          </w:p>
+        </w:tc>
+      </w:tr>
+      <w:tr>
+        <w:trPr/>
+        <w:tc>
+          <w:tcPr>
+            <w:tcW w:w="971" w:type="dxa"/>
+            <w:tcBorders>
+              <w:left w:val="single" w:sz="4" w:space="0" w:color="000000"/>
+              <w:bottom w:val="single" w:sz="4" w:space="0" w:color="000000"/>
+            </w:tcBorders>
+            <w:vAlign w:val="center"/>
+          </w:tcPr>
+          <w:p>
+            <w:pPr>
+              <w:pStyle w:val="Style14"/>
+              <w:spacing w:lineRule="auto" w:line="240"/>
+              <w:ind w:hanging="0" w:left="0"/>
+              <w:rPr>
+                <w:rFonts w:ascii="Times New Roman" w:hAnsi="Times New Roman"/>
+                <w:color w:val="auto"/>
+                <w:sz w:val="24"/>
+                <w:szCs w:val="24"/>
+                <w:lang w:val="uk-UA"/>
+              </w:rPr>
+            </w:pPr>
+            <w:r>
+              <w:rPr>
+                <w:rFonts w:ascii="Times New Roman" w:hAnsi="Times New Roman"/>
+                <w:color w:val="auto"/>
+                <w:sz w:val="24"/>
+                <w:szCs w:val="24"/>
+                <w:lang w:val="uk-UA"/>
+              </w:rPr>
+              <w:t>230</w:t>
+            </w:r>
+          </w:p>
+        </w:tc>
+        <w:tc>
+          <w:tcPr>
+            <w:tcW w:w="2423" w:type="dxa"/>
+            <w:tcBorders>
+              <w:left w:val="single" w:sz="4" w:space="0" w:color="000000"/>
+              <w:bottom w:val="single" w:sz="4" w:space="0" w:color="000000"/>
+            </w:tcBorders>
+            <w:vAlign w:val="center"/>
+          </w:tcPr>
+          <w:p>
+            <w:pPr>
+              <w:pStyle w:val="Style14"/>
+              <w:spacing w:lineRule="auto" w:line="240"/>
+              <w:ind w:hanging="0" w:left="0"/>
+              <w:rPr>
+                <w:rFonts w:ascii="Times New Roman" w:hAnsi="Times New Roman"/>
+                <w:color w:val="auto"/>
+                <w:sz w:val="24"/>
+                <w:szCs w:val="24"/>
+                <w:lang w:val="en-US"/>
+              </w:rPr>
+            </w:pPr>
+            <w:r>
+              <w:rPr>
+                <w:rFonts w:ascii="Times New Roman" w:hAnsi="Times New Roman"/>
+                <w:color w:val="auto"/>
+                <w:sz w:val="24"/>
+                <w:szCs w:val="24"/>
+                <w:lang w:val="en-US"/>
+              </w:rPr>
+              <w:t>CreateSemaphore</w:t>
+            </w:r>
+          </w:p>
+        </w:tc>
+        <w:tc>
+          <w:tcPr>
+            <w:tcW w:w="2506" w:type="dxa"/>
+            <w:tcBorders>
+              <w:left w:val="single" w:sz="4" w:space="0" w:color="000000"/>
+              <w:bottom w:val="single" w:sz="4" w:space="0" w:color="000000"/>
+            </w:tcBorders>
+            <w:vAlign w:val="center"/>
+          </w:tcPr>
+          <w:p>
+            <w:pPr>
+              <w:pStyle w:val="Style14"/>
+              <w:spacing w:lineRule="auto" w:line="240"/>
+              <w:ind w:hanging="0" w:left="0"/>
+              <w:rPr>
+                <w:rFonts w:ascii="Times New Roman" w:hAnsi="Times New Roman"/>
+                <w:color w:val="auto"/>
+                <w:sz w:val="24"/>
+                <w:szCs w:val="24"/>
+                <w:lang w:val="uk-UA"/>
+              </w:rPr>
+            </w:pPr>
+            <w:r>
+              <w:rPr>
+                <w:rFonts w:ascii="Times New Roman" w:hAnsi="Times New Roman"/>
+                <w:color w:val="auto"/>
+                <w:sz w:val="24"/>
+                <w:szCs w:val="24"/>
+                <w:lang w:val="uk-UA"/>
+              </w:rPr>
+              <w:t>Створює або відкриває іменований або безіменний семафорний об'єкт.</w:t>
+            </w:r>
+          </w:p>
+        </w:tc>
+        <w:tc>
+          <w:tcPr>
+            <w:tcW w:w="2210" w:type="dxa"/>
+            <w:tcBorders>
+              <w:left w:val="single" w:sz="4" w:space="0" w:color="000000"/>
+              <w:bottom w:val="single" w:sz="4" w:space="0" w:color="000000"/>
+            </w:tcBorders>
+            <w:vAlign w:val="center"/>
+          </w:tcPr>
+          <w:p>
+            <w:pPr>
+              <w:pStyle w:val="Style14"/>
+              <w:spacing w:lineRule="auto" w:line="240"/>
+              <w:ind w:hanging="0" w:left="0"/>
+              <w:rPr>
+                <w:rFonts w:ascii="Times New Roman" w:hAnsi="Times New Roman"/>
+                <w:color w:val="auto"/>
+                <w:sz w:val="24"/>
+                <w:szCs w:val="24"/>
+                <w:lang w:val="uk-UA"/>
+              </w:rPr>
+            </w:pPr>
+            <w:r>
+              <w:rPr>
+                <w:rFonts w:ascii="Times New Roman" w:hAnsi="Times New Roman"/>
+                <w:color w:val="auto"/>
+                <w:sz w:val="24"/>
+                <w:szCs w:val="24"/>
+                <w:lang w:val="uk-UA"/>
+              </w:rPr>
+              <w:t>3, 3</w:t>
+            </w:r>
+          </w:p>
+        </w:tc>
+        <w:tc>
+          <w:tcPr>
+            <w:tcW w:w="3660" w:type="dxa"/>
+            <w:tcBorders>
+              <w:left w:val="single" w:sz="4" w:space="0" w:color="000000"/>
+              <w:bottom w:val="single" w:sz="4" w:space="0" w:color="000000"/>
+              <w:right w:val="single" w:sz="4" w:space="0" w:color="000000"/>
+            </w:tcBorders>
+            <w:vAlign w:val="center"/>
+          </w:tcPr>
+          <w:p>
+            <w:pPr>
+              <w:pStyle w:val="Style14"/>
+              <w:spacing w:lineRule="auto" w:line="240"/>
+              <w:ind w:hanging="0" w:left="0"/>
+              <w:rPr>
+                <w:rFonts w:ascii="Times New Roman" w:hAnsi="Times New Roman"/>
+                <w:color w:val="auto"/>
+                <w:sz w:val="24"/>
+                <w:szCs w:val="24"/>
+              </w:rPr>
+            </w:pPr>
+            <w:r>
+              <w:rPr>
+                <w:rFonts w:ascii="Times New Roman" w:hAnsi="Times New Roman"/>
+                <w:color w:val="auto"/>
+                <w:sz w:val="24"/>
+                <w:szCs w:val="24"/>
+              </w:rPr>
+              <w:t>При успішному виконанні повертає дескриптор об’єкту семафору.</w:t>
             </w:r>
           </w:p>
         </w:tc>
@@ -826,6 +7536,7 @@
     <w:p>
       <w:pPr>
         <w:pStyle w:val="p11"/>
+        <w:ind w:hanging="0" w:left="0"/>
         <w:rPr>
           <w:lang w:val="uk-UA"/>
         </w:rPr>
@@ -911,6 +7622,9 @@
       </w:pPr>
       <w:r>
         <w:rPr/>
+      </w:r>
+      <w:r>
+        <w:br w:type="page"/>
       </w:r>
     </w:p>
     <w:p>

--- a/42TR Tehnologiji Rozpodilenyh System/1/TR_KNT-122_Onyshchenko_19_PR1.docx
+++ b/42TR Tehnologiji Rozpodilenyh System/1/TR_KNT-122_Onyshchenko_19_PR1.docx
@@ -781,6 +781,280 @@
       </w:pPr>
       <w:r>
         <w:rPr/>
+        <w:t>// Constants for fixed screen size</w:t>
+      </w:r>
+    </w:p>
+    <w:p>
+      <w:pPr>
+        <w:pStyle w:val="Code"/>
+        <w:rPr/>
+      </w:pPr>
+      <w:r>
+        <w:rPr/>
+        <w:t>const int SCREEN_WIDTH = 80;</w:t>
+      </w:r>
+    </w:p>
+    <w:p>
+      <w:pPr>
+        <w:pStyle w:val="Code"/>
+        <w:rPr/>
+      </w:pPr>
+      <w:r>
+        <w:rPr/>
+        <w:t>const int SCREEN_HEIGHT = 25;</w:t>
+      </w:r>
+    </w:p>
+    <w:p>
+      <w:pPr>
+        <w:pStyle w:val="Code"/>
+        <w:rPr/>
+      </w:pPr>
+      <w:r>
+        <w:rPr/>
+      </w:r>
+    </w:p>
+    <w:p>
+      <w:pPr>
+        <w:pStyle w:val="Code"/>
+        <w:rPr/>
+      </w:pPr>
+      <w:r>
+        <w:rPr/>
+        <w:t>// Function to fix console size to prevent scrolling</w:t>
+      </w:r>
+    </w:p>
+    <w:p>
+      <w:pPr>
+        <w:pStyle w:val="Code"/>
+        <w:rPr/>
+      </w:pPr>
+      <w:r>
+        <w:rPr/>
+        <w:t>void SetupConsole()</w:t>
+      </w:r>
+    </w:p>
+    <w:p>
+      <w:pPr>
+        <w:pStyle w:val="Code"/>
+        <w:rPr/>
+      </w:pPr>
+      <w:r>
+        <w:rPr/>
+        <w:t>{</w:t>
+      </w:r>
+    </w:p>
+    <w:p>
+      <w:pPr>
+        <w:pStyle w:val="Code"/>
+        <w:rPr/>
+      </w:pPr>
+      <w:r>
+        <w:rPr/>
+        <w:t xml:space="preserve">    </w:t>
+      </w:r>
+      <w:r>
+        <w:rPr/>
+        <w:t>SMALL_RECT windowSize = {0, 0, SCREEN_WIDTH - 1, SCREEN_HEIGHT - 1};</w:t>
+      </w:r>
+    </w:p>
+    <w:p>
+      <w:pPr>
+        <w:pStyle w:val="Code"/>
+        <w:rPr/>
+      </w:pPr>
+      <w:r>
+        <w:rPr/>
+        <w:t xml:space="preserve">    </w:t>
+      </w:r>
+      <w:r>
+        <w:rPr/>
+        <w:t>COORD bufferSize = {SCREEN_WIDTH, SCREEN_HEIGHT};</w:t>
+      </w:r>
+    </w:p>
+    <w:p>
+      <w:pPr>
+        <w:pStyle w:val="Code"/>
+        <w:rPr/>
+      </w:pPr>
+      <w:r>
+        <w:rPr/>
+      </w:r>
+    </w:p>
+    <w:p>
+      <w:pPr>
+        <w:pStyle w:val="Code"/>
+        <w:rPr/>
+      </w:pPr>
+      <w:r>
+        <w:rPr/>
+        <w:t xml:space="preserve">    </w:t>
+      </w:r>
+      <w:r>
+        <w:rPr/>
+        <w:t>// Set window size first to ensure it fits the buffer changes</w:t>
+      </w:r>
+    </w:p>
+    <w:p>
+      <w:pPr>
+        <w:pStyle w:val="Code"/>
+        <w:rPr/>
+      </w:pPr>
+      <w:r>
+        <w:rPr/>
+        <w:t xml:space="preserve">    </w:t>
+      </w:r>
+      <w:r>
+        <w:rPr/>
+        <w:t>SetConsoleWindowInfo(conout, TRUE, &amp;windowSize);</w:t>
+      </w:r>
+    </w:p>
+    <w:p>
+      <w:pPr>
+        <w:pStyle w:val="Code"/>
+        <w:rPr/>
+      </w:pPr>
+      <w:r>
+        <w:rPr/>
+        <w:t xml:space="preserve">    </w:t>
+      </w:r>
+      <w:r>
+        <w:rPr/>
+        <w:t>SetConsoleScreenBufferSize(conout, bufferSize);</w:t>
+      </w:r>
+    </w:p>
+    <w:p>
+      <w:pPr>
+        <w:pStyle w:val="Code"/>
+        <w:rPr/>
+      </w:pPr>
+      <w:r>
+        <w:rPr/>
+        <w:t xml:space="preserve">    </w:t>
+      </w:r>
+      <w:r>
+        <w:rPr/>
+        <w:t>// Set window size again to be sure</w:t>
+      </w:r>
+    </w:p>
+    <w:p>
+      <w:pPr>
+        <w:pStyle w:val="Code"/>
+        <w:rPr/>
+      </w:pPr>
+      <w:r>
+        <w:rPr/>
+        <w:t xml:space="preserve">    </w:t>
+      </w:r>
+      <w:r>
+        <w:rPr/>
+        <w:t>SetConsoleWindowInfo(conout, TRUE, &amp;windowSize);</w:t>
+      </w:r>
+    </w:p>
+    <w:p>
+      <w:pPr>
+        <w:pStyle w:val="Code"/>
+        <w:rPr/>
+      </w:pPr>
+      <w:r>
+        <w:rPr/>
+      </w:r>
+    </w:p>
+    <w:p>
+      <w:pPr>
+        <w:pStyle w:val="Code"/>
+        <w:rPr/>
+      </w:pPr>
+      <w:r>
+        <w:rPr/>
+        <w:t xml:space="preserve">    </w:t>
+      </w:r>
+      <w:r>
+        <w:rPr/>
+        <w:t>// Disable cursor visibility</w:t>
+      </w:r>
+    </w:p>
+    <w:p>
+      <w:pPr>
+        <w:pStyle w:val="Code"/>
+        <w:rPr/>
+      </w:pPr>
+      <w:r>
+        <w:rPr/>
+        <w:t xml:space="preserve">    </w:t>
+      </w:r>
+      <w:r>
+        <w:rPr/>
+        <w:t>CONSOLE_CURSOR_INFO cursorInfo;</w:t>
+      </w:r>
+    </w:p>
+    <w:p>
+      <w:pPr>
+        <w:pStyle w:val="Code"/>
+        <w:rPr/>
+      </w:pPr>
+      <w:r>
+        <w:rPr/>
+        <w:t xml:space="preserve">    </w:t>
+      </w:r>
+      <w:r>
+        <w:rPr/>
+        <w:t>GetConsoleCursorInfo(conout, &amp;cursorInfo);</w:t>
+      </w:r>
+    </w:p>
+    <w:p>
+      <w:pPr>
+        <w:pStyle w:val="Code"/>
+        <w:rPr/>
+      </w:pPr>
+      <w:r>
+        <w:rPr/>
+        <w:t xml:space="preserve">    </w:t>
+      </w:r>
+      <w:r>
+        <w:rPr/>
+        <w:t>cursorInfo.bVisible = FALSE;</w:t>
+      </w:r>
+    </w:p>
+    <w:p>
+      <w:pPr>
+        <w:pStyle w:val="Code"/>
+        <w:rPr/>
+      </w:pPr>
+      <w:r>
+        <w:rPr/>
+        <w:t xml:space="preserve">    </w:t>
+      </w:r>
+      <w:r>
+        <w:rPr/>
+        <w:t>SetConsoleCursorInfo(conout, &amp;cursorInfo);</w:t>
+      </w:r>
+    </w:p>
+    <w:p>
+      <w:pPr>
+        <w:pStyle w:val="Code"/>
+        <w:rPr/>
+      </w:pPr>
+      <w:r>
+        <w:rPr/>
+        <w:t>}</w:t>
+      </w:r>
+    </w:p>
+    <w:p>
+      <w:pPr>
+        <w:pStyle w:val="Code"/>
+        <w:rPr/>
+      </w:pPr>
+      <w:r>
+        <w:rPr/>
+      </w:r>
+    </w:p>
+    <w:p>
+      <w:pPr>
+        <w:pStyle w:val="Code"/>
+        <w:rPr/>
+      </w:pPr>
+      <w:r>
+        <w:rPr/>
         <w:t>// Створення випадкового числа від n0 до n1</w:t>
       </w:r>
     </w:p>
@@ -934,7 +1208,7 @@
       </w:r>
       <w:r>
         <w:rPr/>
-        <w:t>FillConsoleOutputCharacter(conout, ' ', info.dwSize.X * info.dwSize.Y, org, &amp;res);</w:t>
+        <w:t>FillConsoleOutputCharacter(conout, ' ', SCREEN_WIDTH * SCREEN_HEIGHT, org, &amp;res);</w:t>
       </w:r>
     </w:p>
     <w:p>
@@ -997,6 +1271,57 @@
       </w:r>
       <w:r>
         <w:rPr/>
+        <w:t>// Check bounds to prevent writing off-screen (which causes scroll/glitch)</w:t>
+      </w:r>
+    </w:p>
+    <w:p>
+      <w:pPr>
+        <w:pStyle w:val="Code"/>
+        <w:rPr/>
+      </w:pPr>
+      <w:r>
+        <w:rPr/>
+        <w:t xml:space="preserve">    </w:t>
+      </w:r>
+      <w:r>
+        <w:rPr/>
+        <w:t>if (x &lt; 0 || x &gt;= SCREEN_WIDTH || y &lt; 0 || y &gt;= SCREEN_HEIGHT)</w:t>
+      </w:r>
+    </w:p>
+    <w:p>
+      <w:pPr>
+        <w:pStyle w:val="Code"/>
+        <w:rPr/>
+      </w:pPr>
+      <w:r>
+        <w:rPr/>
+        <w:t xml:space="preserve">        </w:t>
+      </w:r>
+      <w:r>
+        <w:rPr/>
+        <w:t>return;</w:t>
+      </w:r>
+    </w:p>
+    <w:p>
+      <w:pPr>
+        <w:pStyle w:val="Code"/>
+        <w:rPr/>
+      </w:pPr>
+      <w:r>
+        <w:rPr/>
+      </w:r>
+    </w:p>
+    <w:p>
+      <w:pPr>
+        <w:pStyle w:val="Code"/>
+        <w:rPr/>
+      </w:pPr>
+      <w:r>
+        <w:rPr/>
+        <w:t xml:space="preserve">    </w:t>
+      </w:r>
+      <w:r>
+        <w:rPr/>
         <w:t>// Блокувати вивід на екран за допомогою м’ютекса</w:t>
       </w:r>
     </w:p>
@@ -1025,7 +1350,7 @@
       </w:r>
       <w:r>
         <w:rPr/>
-        <w:t>COORD pos = {x, y};</w:t>
+        <w:t>COORD pos = {(SHORT)x, (SHORT)y};</w:t>
       </w:r>
     </w:p>
     <w:p>
@@ -1053,7 +1378,7 @@
       </w:r>
       <w:r>
         <w:rPr/>
-        <w:t>WriteConsoleOutputCharacter(conout, &amp;c, 1, pos, &amp;res);</w:t>
+        <w:t>WriteConsoleOutputCharacterA(conout, &amp;c, 1, pos, &amp;res);</w:t>
       </w:r>
     </w:p>
     <w:p>
@@ -1431,20 +1756,6 @@
       </w:pPr>
       <w:r>
         <w:rPr/>
-        <w:t xml:space="preserve">    </w:t>
-      </w:r>
-      <w:r>
-        <w:rPr/>
-        <w:t>// не досяжна ділянка коду</w:t>
-      </w:r>
-    </w:p>
-    <w:p>
-      <w:pPr>
-        <w:pStyle w:val="Code"/>
-        <w:rPr/>
-      </w:pPr>
-      <w:r>
-        <w:rPr/>
         <w:t>}</w:t>
       </w:r>
     </w:p>
@@ -1526,7 +1837,7 @@
       </w:r>
       <w:r>
         <w:rPr/>
-        <w:t>COORD org = {x, y};</w:t>
+        <w:t>COORD org = {(SHORT)x, (SHORT)y};</w:t>
       </w:r>
     </w:p>
     <w:p>
@@ -1577,7 +1888,7 @@
       </w:r>
       <w:r>
         <w:rPr/>
-        <w:t>ReadConsoleOutputCharacter(conout, &amp;c, 1, org, &amp;res);</w:t>
+        <w:t>ReadConsoleOutputCharacterA(conout, &amp;c, 1, org, &amp;res);</w:t>
       </w:r>
     </w:p>
     <w:p>
@@ -1682,21 +1993,21 @@
       </w:r>
       <w:r>
         <w:rPr/>
-        <w:t>sprintf(s, "Thread War!  Hit: %d   Miss : %d", hit, miss);</w:t>
-      </w:r>
-    </w:p>
-    <w:p>
-      <w:pPr>
-        <w:pStyle w:val="Code"/>
-        <w:rPr/>
-      </w:pPr>
-      <w:r>
-        <w:rPr/>
-        <w:t xml:space="preserve">    </w:t>
-      </w:r>
-      <w:r>
-        <w:rPr/>
-        <w:t>SetConsoleTitle(s);</w:t>
+        <w:t>sprintf_s(s, "Thread War!  Hit: %d   Miss : %d", hit, miss);</w:t>
+      </w:r>
+    </w:p>
+    <w:p>
+      <w:pPr>
+        <w:pStyle w:val="Code"/>
+        <w:rPr/>
+      </w:pPr>
+      <w:r>
+        <w:rPr/>
+        <w:t xml:space="preserve">    </w:t>
+      </w:r>
+      <w:r>
+        <w:rPr/>
+        <w:t>SetConsoleTitleA(s);</w:t>
       </w:r>
     </w:p>
     <w:p>
@@ -1766,7 +2077,7 @@
       </w:r>
       <w:r>
         <w:rPr/>
-        <w:t>MessageBox(NULL, "Game Over!", "Thread War", MB_OK | MB_SETFOREGROUND);</w:t>
+        <w:t>MessageBoxA(NULL, "Game Over!", "Thread War", MB_OK | MB_SETFOREGROUND);</w:t>
       </w:r>
     </w:p>
     <w:p>
@@ -1808,7 +2119,7 @@
       </w:r>
       <w:r>
         <w:rPr/>
-        <w:t>if ((hit + miss) % 20 == 0)</w:t>
+        <w:t>if ((hit + miss) % 20 == 0 &amp;&amp; delayfactor &gt; 0) // Added check &gt; 0</w:t>
       </w:r>
     </w:p>
     <w:p>
@@ -1822,7 +2133,7 @@
       </w:r>
       <w:r>
         <w:rPr/>
-        <w:t>InterlockedDecrement(&amp;delayfactor); // повинен бути ilock</w:t>
+        <w:t>InterlockedDecrement(&amp;delayfactor);</w:t>
       </w:r>
     </w:p>
     <w:p>
@@ -1842,6 +2153,15 @@
       </w:pPr>
       <w:r>
         <w:rPr/>
+      </w:r>
+    </w:p>
+    <w:p>
+      <w:pPr>
+        <w:pStyle w:val="Code"/>
+        <w:rPr/>
+      </w:pPr>
+      <w:r>
+        <w:rPr/>
         <w:t>char badchar[] = "-\\|/";</w:t>
       </w:r>
     </w:p>
@@ -1852,6 +2172,15 @@
       </w:pPr>
       <w:r>
         <w:rPr/>
+      </w:r>
+    </w:p>
+    <w:p>
+      <w:pPr>
+        <w:pStyle w:val="Code"/>
+        <w:rPr/>
+      </w:pPr>
+      <w:r>
+        <w:rPr/>
         <w:t>// це потік супротивника</w:t>
       </w:r>
     </w:p>
@@ -1886,7 +2215,7 @@
       </w:r>
       <w:r>
         <w:rPr/>
-        <w:t>int y = (int)_y; // випадкова координата y</w:t>
+        <w:t>int y = (int)(uintptr_t)_y; // Cast safe for x64</w:t>
       </w:r>
     </w:p>
     <w:p>
@@ -1924,25 +2253,43 @@
       </w:pPr>
       <w:r>
         <w:rPr/>
-        <w:t xml:space="preserve">    </w:t>
-      </w:r>
-      <w:r>
-        <w:rPr/>
-        <w:t>// непарні y з'являються ліворуч, парні y з'являються праворуч</w:t>
-      </w:r>
-    </w:p>
-    <w:p>
-      <w:pPr>
-        <w:pStyle w:val="Code"/>
-        <w:rPr/>
-      </w:pPr>
-      <w:r>
-        <w:rPr/>
-        <w:t xml:space="preserve">    </w:t>
-      </w:r>
-      <w:r>
-        <w:rPr/>
-        <w:t>x = y % 2 ? 0 : info.dwSize.X;</w:t>
+      </w:r>
+    </w:p>
+    <w:p>
+      <w:pPr>
+        <w:pStyle w:val="Code"/>
+        <w:rPr/>
+      </w:pPr>
+      <w:r>
+        <w:rPr/>
+        <w:t xml:space="preserve">    </w:t>
+      </w:r>
+      <w:r>
+        <w:rPr/>
+        <w:t>// FIX: Right side spawn should be Width - 1, not Width (which is out of bounds)</w:t>
+      </w:r>
+    </w:p>
+    <w:p>
+      <w:pPr>
+        <w:pStyle w:val="Code"/>
+        <w:rPr/>
+      </w:pPr>
+      <w:r>
+        <w:rPr/>
+        <w:t xml:space="preserve">    </w:t>
+      </w:r>
+      <w:r>
+        <w:rPr/>
+        <w:t>x = y % 2 ? 0 : SCREEN_WIDTH - 1;</w:t>
+      </w:r>
+    </w:p>
+    <w:p>
+      <w:pPr>
+        <w:pStyle w:val="Code"/>
+        <w:rPr/>
+      </w:pPr>
+      <w:r>
+        <w:rPr/>
       </w:r>
     </w:p>
     <w:p>
@@ -1980,6 +2327,15 @@
       </w:pPr>
       <w:r>
         <w:rPr/>
+      </w:r>
+    </w:p>
+    <w:p>
+      <w:pPr>
+        <w:pStyle w:val="Code"/>
+        <w:rPr/>
+      </w:pPr>
+      <w:r>
+        <w:rPr/>
         <w:t xml:space="preserve">    </w:t>
       </w:r>
       <w:r>
@@ -1998,7 +2354,7 @@
       </w:r>
       <w:r>
         <w:rPr/>
-        <w:t>while ((dir == 1 &amp;&amp; x != info.dwSize.X) || (dir == -1 &amp;&amp; x != 0))</w:t>
+        <w:t>while ((dir == 1 &amp;&amp; x &lt; SCREEN_WIDTH) || (dir == -1 &amp;&amp; x &gt;= 0))</w:t>
       </w:r>
     </w:p>
     <w:p>
@@ -2184,7 +2540,7 @@
       </w:r>
       <w:r>
         <w:rPr/>
-        <w:t>// перевірка на влучення через невеликі</w:t>
+        <w:t>// перевірка на влучення через невеликі проміжки часу</w:t>
       </w:r>
     </w:p>
     <w:p>
@@ -2198,7 +2554,21 @@
       </w:r>
       <w:r>
         <w:rPr/>
-        <w:t>//  проміжки часу</w:t>
+        <w:t>if (delayfactor &lt; 3)</w:t>
+      </w:r>
+    </w:p>
+    <w:p>
+      <w:pPr>
+        <w:pStyle w:val="Code"/>
+        <w:rPr/>
+      </w:pPr>
+      <w:r>
+        <w:rPr/>
+        <w:t xml:space="preserve">            </w:t>
+      </w:r>
+      <w:r>
+        <w:rPr/>
+        <w:t>dly = 3;</w:t>
       </w:r>
     </w:p>
     <w:p>
@@ -2212,7 +2582,7 @@
       </w:r>
       <w:r>
         <w:rPr/>
-        <w:t>if (delayfactor &lt; 3)</w:t>
+        <w:t>else</w:t>
       </w:r>
     </w:p>
     <w:p>
@@ -2226,7 +2596,16 @@
       </w:r>
       <w:r>
         <w:rPr/>
-        <w:t>dly = 3;</w:t>
+        <w:t>dly = delayfactor + 3;</w:t>
+      </w:r>
+    </w:p>
+    <w:p>
+      <w:pPr>
+        <w:pStyle w:val="Code"/>
+        <w:rPr/>
+      </w:pPr>
+      <w:r>
+        <w:rPr/>
       </w:r>
     </w:p>
     <w:p>
@@ -2240,7 +2619,21 @@
       </w:r>
       <w:r>
         <w:rPr/>
-        <w:t>else</w:t>
+        <w:t>for (int i = 0; i &lt; dly; i++)</w:t>
+      </w:r>
+    </w:p>
+    <w:p>
+      <w:pPr>
+        <w:pStyle w:val="Code"/>
+        <w:rPr/>
+      </w:pPr>
+      <w:r>
+        <w:rPr/>
+        <w:t xml:space="preserve">        </w:t>
+      </w:r>
+      <w:r>
+        <w:rPr/>
+        <w:t>{</w:t>
       </w:r>
     </w:p>
     <w:p>
@@ -2254,7 +2647,77 @@
       </w:r>
       <w:r>
         <w:rPr/>
-        <w:t>dly = delayfactor + 3;</w:t>
+        <w:t>Sleep(40);</w:t>
+      </w:r>
+    </w:p>
+    <w:p>
+      <w:pPr>
+        <w:pStyle w:val="Code"/>
+        <w:rPr/>
+      </w:pPr>
+      <w:r>
+        <w:rPr/>
+        <w:t xml:space="preserve">            </w:t>
+      </w:r>
+      <w:r>
+        <w:rPr/>
+        <w:t>if (getat(x, y) == '*')</w:t>
+      </w:r>
+    </w:p>
+    <w:p>
+      <w:pPr>
+        <w:pStyle w:val="Code"/>
+        <w:rPr/>
+      </w:pPr>
+      <w:r>
+        <w:rPr/>
+        <w:t xml:space="preserve">            </w:t>
+      </w:r>
+      <w:r>
+        <w:rPr/>
+        <w:t>{</w:t>
+      </w:r>
+    </w:p>
+    <w:p>
+      <w:pPr>
+        <w:pStyle w:val="Code"/>
+        <w:rPr/>
+      </w:pPr>
+      <w:r>
+        <w:rPr/>
+        <w:t xml:space="preserve">                </w:t>
+      </w:r>
+      <w:r>
+        <w:rPr/>
+        <w:t>hitme = TRUE;</w:t>
+      </w:r>
+    </w:p>
+    <w:p>
+      <w:pPr>
+        <w:pStyle w:val="Code"/>
+        <w:rPr/>
+      </w:pPr>
+      <w:r>
+        <w:rPr/>
+        <w:t xml:space="preserve">                </w:t>
+      </w:r>
+      <w:r>
+        <w:rPr/>
+        <w:t>break;</w:t>
+      </w:r>
+    </w:p>
+    <w:p>
+      <w:pPr>
+        <w:pStyle w:val="Code"/>
+        <w:rPr/>
+      </w:pPr>
+      <w:r>
+        <w:rPr/>
+        <w:t xml:space="preserve">            </w:t>
+      </w:r>
+      <w:r>
+        <w:rPr/>
+        <w:t>}</w:t>
       </w:r>
     </w:p>
     <w:p>
@@ -2268,7 +2731,7 @@
       </w:r>
       <w:r>
         <w:rPr/>
-        <w:t>for (int i = 0; i &lt; dly; i++)</w:t>
+        <w:t>}</w:t>
       </w:r>
     </w:p>
     <w:p>
@@ -2282,6 +2745,76 @@
       </w:r>
       <w:r>
         <w:rPr/>
+        <w:t>writeat(x, y, ' ');</w:t>
+      </w:r>
+    </w:p>
+    <w:p>
+      <w:pPr>
+        <w:pStyle w:val="Code"/>
+        <w:rPr/>
+      </w:pPr>
+      <w:r>
+        <w:rPr/>
+        <w:t xml:space="preserve">        </w:t>
+      </w:r>
+      <w:r>
+        <w:rPr/>
+        <w:t>// ще одна перевірка на влучення</w:t>
+      </w:r>
+    </w:p>
+    <w:p>
+      <w:pPr>
+        <w:pStyle w:val="Code"/>
+        <w:rPr/>
+      </w:pPr>
+      <w:r>
+        <w:rPr/>
+        <w:t xml:space="preserve">        </w:t>
+      </w:r>
+      <w:r>
+        <w:rPr/>
+        <w:t>if (getat(x, y) == '*')</w:t>
+      </w:r>
+    </w:p>
+    <w:p>
+      <w:pPr>
+        <w:pStyle w:val="Code"/>
+        <w:rPr/>
+      </w:pPr>
+      <w:r>
+        <w:rPr/>
+        <w:t xml:space="preserve">            </w:t>
+      </w:r>
+      <w:r>
+        <w:rPr/>
+        <w:t>hitme = TRUE;</w:t>
+      </w:r>
+    </w:p>
+    <w:p>
+      <w:pPr>
+        <w:pStyle w:val="Code"/>
+        <w:rPr/>
+      </w:pPr>
+      <w:r>
+        <w:rPr/>
+        <w:t xml:space="preserve">        </w:t>
+      </w:r>
+      <w:r>
+        <w:rPr/>
+        <w:t>if (hitme)</w:t>
+      </w:r>
+    </w:p>
+    <w:p>
+      <w:pPr>
+        <w:pStyle w:val="Code"/>
+        <w:rPr/>
+      </w:pPr>
+      <w:r>
+        <w:rPr/>
+        <w:t xml:space="preserve">        </w:t>
+      </w:r>
+      <w:r>
+        <w:rPr/>
         <w:t>{</w:t>
       </w:r>
     </w:p>
@@ -2296,7 +2829,7 @@
       </w:r>
       <w:r>
         <w:rPr/>
-        <w:t>Sleep(40);</w:t>
+        <w:t>// у супротивника влучили!</w:t>
       </w:r>
     </w:p>
     <w:p>
@@ -2310,7 +2843,7 @@
       </w:r>
       <w:r>
         <w:rPr/>
-        <w:t>if (getat(x, y) == '*')</w:t>
+        <w:t>MessageBeep(-1);</w:t>
       </w:r>
     </w:p>
     <w:p>
@@ -2324,6 +2857,167 @@
       </w:r>
       <w:r>
         <w:rPr/>
+        <w:t>InterlockedIncrement(&amp;hit);</w:t>
+      </w:r>
+    </w:p>
+    <w:p>
+      <w:pPr>
+        <w:pStyle w:val="Code"/>
+        <w:rPr/>
+      </w:pPr>
+      <w:r>
+        <w:rPr/>
+        <w:t xml:space="preserve">            </w:t>
+      </w:r>
+      <w:r>
+        <w:rPr/>
+        <w:t>score();</w:t>
+      </w:r>
+    </w:p>
+    <w:p>
+      <w:pPr>
+        <w:pStyle w:val="Code"/>
+        <w:rPr/>
+      </w:pPr>
+      <w:r>
+        <w:rPr/>
+        <w:t xml:space="preserve">            </w:t>
+      </w:r>
+      <w:r>
+        <w:rPr/>
+        <w:t>_endthread();</w:t>
+      </w:r>
+    </w:p>
+    <w:p>
+      <w:pPr>
+        <w:pStyle w:val="Code"/>
+        <w:rPr/>
+      </w:pPr>
+      <w:r>
+        <w:rPr/>
+        <w:t xml:space="preserve">        </w:t>
+      </w:r>
+      <w:r>
+        <w:rPr/>
+        <w:t>}</w:t>
+      </w:r>
+    </w:p>
+    <w:p>
+      <w:pPr>
+        <w:pStyle w:val="Code"/>
+        <w:rPr/>
+      </w:pPr>
+      <w:r>
+        <w:rPr/>
+        <w:t xml:space="preserve">        </w:t>
+      </w:r>
+      <w:r>
+        <w:rPr/>
+        <w:t>x += dir;</w:t>
+      </w:r>
+    </w:p>
+    <w:p>
+      <w:pPr>
+        <w:pStyle w:val="Code"/>
+        <w:rPr/>
+      </w:pPr>
+      <w:r>
+        <w:rPr/>
+        <w:t xml:space="preserve">    </w:t>
+      </w:r>
+      <w:r>
+        <w:rPr/>
+        <w:t>}</w:t>
+      </w:r>
+    </w:p>
+    <w:p>
+      <w:pPr>
+        <w:pStyle w:val="Code"/>
+        <w:rPr/>
+      </w:pPr>
+      <w:r>
+        <w:rPr/>
+        <w:t xml:space="preserve">    </w:t>
+      </w:r>
+      <w:r>
+        <w:rPr/>
+        <w:t>// супротивник утік!</w:t>
+      </w:r>
+    </w:p>
+    <w:p>
+      <w:pPr>
+        <w:pStyle w:val="Code"/>
+        <w:rPr/>
+      </w:pPr>
+      <w:r>
+        <w:rPr/>
+        <w:t xml:space="preserve">    </w:t>
+      </w:r>
+      <w:r>
+        <w:rPr/>
+        <w:t>InterlockedIncrement(&amp;miss);</w:t>
+      </w:r>
+    </w:p>
+    <w:p>
+      <w:pPr>
+        <w:pStyle w:val="Code"/>
+        <w:rPr/>
+      </w:pPr>
+      <w:r>
+        <w:rPr/>
+        <w:t xml:space="preserve">    </w:t>
+      </w:r>
+      <w:r>
+        <w:rPr/>
+        <w:t>score();</w:t>
+      </w:r>
+    </w:p>
+    <w:p>
+      <w:pPr>
+        <w:pStyle w:val="Code"/>
+        <w:rPr/>
+      </w:pPr>
+      <w:r>
+        <w:rPr/>
+        <w:t>}</w:t>
+      </w:r>
+    </w:p>
+    <w:p>
+      <w:pPr>
+        <w:pStyle w:val="Code"/>
+        <w:rPr/>
+      </w:pPr>
+      <w:r>
+        <w:rPr/>
+      </w:r>
+    </w:p>
+    <w:p>
+      <w:pPr>
+        <w:pStyle w:val="Code"/>
+        <w:rPr/>
+      </w:pPr>
+      <w:r>
+        <w:rPr/>
+        <w:t>// цей потік займається створенням потоків супротивників</w:t>
+      </w:r>
+    </w:p>
+    <w:p>
+      <w:pPr>
+        <w:pStyle w:val="Code"/>
+        <w:rPr/>
+      </w:pPr>
+      <w:r>
+        <w:rPr/>
+        <w:t>void badguys(void *)</w:t>
+      </w:r>
+    </w:p>
+    <w:p>
+      <w:pPr>
+        <w:pStyle w:val="Code"/>
+        <w:rPr/>
+      </w:pPr>
+      <w:r>
+        <w:rPr/>
         <w:t>{</w:t>
       </w:r>
     </w:p>
@@ -2334,11 +3028,1328 @@
       </w:pPr>
       <w:r>
         <w:rPr/>
+        <w:t xml:space="preserve">    </w:t>
+      </w:r>
+      <w:r>
+        <w:rPr/>
+        <w:t>// чекаємо сигналу до початку гри протягом 15 секунд</w:t>
+      </w:r>
+    </w:p>
+    <w:p>
+      <w:pPr>
+        <w:pStyle w:val="Code"/>
+        <w:rPr/>
+      </w:pPr>
+      <w:r>
+        <w:rPr/>
+        <w:t xml:space="preserve">    </w:t>
+      </w:r>
+      <w:r>
+        <w:rPr/>
+        <w:t>WaitForSingleObject(startevt, 15000);</w:t>
+      </w:r>
+    </w:p>
+    <w:p>
+      <w:pPr>
+        <w:pStyle w:val="Code"/>
+        <w:rPr/>
+      </w:pPr>
+      <w:r>
+        <w:rPr/>
+        <w:t xml:space="preserve">    </w:t>
+      </w:r>
+      <w:r>
+        <w:rPr/>
+        <w:t>while (1)</w:t>
+      </w:r>
+    </w:p>
+    <w:p>
+      <w:pPr>
+        <w:pStyle w:val="Code"/>
+        <w:rPr/>
+      </w:pPr>
+      <w:r>
+        <w:rPr/>
+        <w:t xml:space="preserve">    </w:t>
+      </w:r>
+      <w:r>
+        <w:rPr/>
+        <w:t>{</w:t>
+      </w:r>
+    </w:p>
+    <w:p>
+      <w:pPr>
+        <w:pStyle w:val="Code"/>
+        <w:rPr/>
+      </w:pPr>
+      <w:r>
+        <w:rPr/>
+        <w:t xml:space="preserve">        </w:t>
+      </w:r>
+      <w:r>
+        <w:rPr/>
+        <w:t>if (random(0, 100) &lt; (hit + miss) / 25 + 20)</w:t>
+      </w:r>
+    </w:p>
+    <w:p>
+      <w:pPr>
+        <w:pStyle w:val="Code"/>
+        <w:rPr/>
+      </w:pPr>
+      <w:r>
+        <w:rPr/>
+        <w:t xml:space="preserve">        </w:t>
+      </w:r>
+      <w:r>
+        <w:rPr/>
+        <w:t>{</w:t>
+      </w:r>
+    </w:p>
+    <w:p>
+      <w:pPr>
+        <w:pStyle w:val="Code"/>
+        <w:rPr/>
+      </w:pPr>
+      <w:r>
+        <w:rPr/>
+        <w:t xml:space="preserve">            </w:t>
+      </w:r>
+      <w:r>
+        <w:rPr/>
+        <w:t>// згодом імовірність збільшується</w:t>
+      </w:r>
+    </w:p>
+    <w:p>
+      <w:pPr>
+        <w:pStyle w:val="Code"/>
+        <w:rPr/>
+      </w:pPr>
+      <w:r>
+        <w:rPr/>
+        <w:t xml:space="preserve">            </w:t>
+      </w:r>
+      <w:r>
+        <w:rPr/>
+        <w:t>// Spawn enemies at Y=1 to Y=10</w:t>
+      </w:r>
+    </w:p>
+    <w:p>
+      <w:pPr>
+        <w:pStyle w:val="Code"/>
+        <w:rPr/>
+      </w:pPr>
+      <w:r>
+        <w:rPr/>
+        <w:t xml:space="preserve">            </w:t>
+      </w:r>
+      <w:r>
+        <w:rPr/>
+        <w:t>_beginthread(badguy, 0, (void *)(uintptr_t)(random(1, 10)));</w:t>
+      </w:r>
+    </w:p>
+    <w:p>
+      <w:pPr>
+        <w:pStyle w:val="Code"/>
+        <w:rPr/>
+      </w:pPr>
+      <w:r>
+        <w:rPr/>
+        <w:t xml:space="preserve">            </w:t>
+      </w:r>
+      <w:r>
+        <w:rPr/>
+        <w:t>Sleep(1000); // щосекунди</w:t>
+      </w:r>
+    </w:p>
+    <w:p>
+      <w:pPr>
+        <w:pStyle w:val="Code"/>
+        <w:rPr/>
+      </w:pPr>
+      <w:r>
+        <w:rPr/>
+        <w:t xml:space="preserve">        </w:t>
+      </w:r>
+      <w:r>
+        <w:rPr/>
+        <w:t>}</w:t>
+      </w:r>
+    </w:p>
+    <w:p>
+      <w:pPr>
+        <w:pStyle w:val="Code"/>
+        <w:rPr/>
+      </w:pPr>
+      <w:r>
+        <w:rPr/>
+        <w:t xml:space="preserve">    </w:t>
+      </w:r>
+      <w:r>
+        <w:rPr/>
+        <w:t>}</w:t>
+      </w:r>
+    </w:p>
+    <w:p>
+      <w:pPr>
+        <w:pStyle w:val="Code"/>
+        <w:rPr/>
+      </w:pPr>
+      <w:r>
+        <w:rPr/>
+        <w:t>}</w:t>
+      </w:r>
+    </w:p>
+    <w:p>
+      <w:pPr>
+        <w:pStyle w:val="Code"/>
+        <w:rPr/>
+      </w:pPr>
+      <w:r>
+        <w:rPr/>
+      </w:r>
+    </w:p>
+    <w:p>
+      <w:pPr>
+        <w:pStyle w:val="Code"/>
+        <w:rPr/>
+      </w:pPr>
+      <w:r>
+        <w:rPr/>
+        <w:t>// Це потік кулі</w:t>
+      </w:r>
+    </w:p>
+    <w:p>
+      <w:pPr>
+        <w:pStyle w:val="Code"/>
+        <w:rPr/>
+      </w:pPr>
+      <w:r>
+        <w:rPr/>
+        <w:t>void bullet(void *_xy_)</w:t>
+      </w:r>
+    </w:p>
+    <w:p>
+      <w:pPr>
+        <w:pStyle w:val="Code"/>
+        <w:rPr/>
+      </w:pPr>
+      <w:r>
+        <w:rPr/>
+        <w:t>{</w:t>
+      </w:r>
+    </w:p>
+    <w:p>
+      <w:pPr>
+        <w:pStyle w:val="Code"/>
+        <w:rPr/>
+      </w:pPr>
+      <w:r>
+        <w:rPr/>
+        <w:t xml:space="preserve">    </w:t>
+      </w:r>
+      <w:r>
+        <w:rPr/>
+        <w:t>COORD xy = *(COORD *)_xy_;</w:t>
+      </w:r>
+    </w:p>
+    <w:p>
+      <w:pPr>
+        <w:pStyle w:val="Code"/>
+        <w:rPr/>
+      </w:pPr>
+      <w:r>
+        <w:rPr/>
+        <w:t xml:space="preserve">    </w:t>
+      </w:r>
+      <w:r>
+        <w:rPr/>
+        <w:t>if (getat(xy.X, xy.Y) == '*')</w:t>
+      </w:r>
+    </w:p>
+    <w:p>
+      <w:pPr>
+        <w:pStyle w:val="Code"/>
+        <w:rPr/>
+      </w:pPr>
+      <w:r>
+        <w:rPr/>
+        <w:t xml:space="preserve">        </w:t>
+      </w:r>
+      <w:r>
+        <w:rPr/>
+        <w:t>return;</w:t>
+      </w:r>
+    </w:p>
+    <w:p>
+      <w:pPr>
+        <w:pStyle w:val="Code"/>
+        <w:rPr/>
+      </w:pPr>
+      <w:r>
+        <w:rPr/>
+      </w:r>
+    </w:p>
+    <w:p>
+      <w:pPr>
+        <w:pStyle w:val="Code"/>
+        <w:rPr/>
+      </w:pPr>
+      <w:r>
+        <w:rPr/>
+        <w:t xml:space="preserve">    </w:t>
+      </w:r>
+      <w:r>
+        <w:rPr/>
+        <w:t>if (WaitForSingleObject(bulletsem, 0) == WAIT_TIMEOUT)</w:t>
+      </w:r>
+    </w:p>
+    <w:p>
+      <w:pPr>
+        <w:pStyle w:val="Code"/>
+        <w:rPr/>
+      </w:pPr>
+      <w:r>
+        <w:rPr/>
+        <w:t xml:space="preserve">        </w:t>
+      </w:r>
+      <w:r>
+        <w:rPr/>
+        <w:t>return;</w:t>
+      </w:r>
+    </w:p>
+    <w:p>
+      <w:pPr>
+        <w:pStyle w:val="Code"/>
+        <w:rPr/>
+      </w:pPr>
+      <w:r>
+        <w:rPr/>
+      </w:r>
+    </w:p>
+    <w:p>
+      <w:pPr>
+        <w:pStyle w:val="Code"/>
+        <w:rPr/>
+      </w:pPr>
+      <w:r>
+        <w:rPr/>
+        <w:t xml:space="preserve">    </w:t>
+      </w:r>
+      <w:r>
+        <w:rPr/>
+        <w:t>// FIX: Logic was while(-xy.Y) which loops forever in place.</w:t>
+      </w:r>
+    </w:p>
+    <w:p>
+      <w:pPr>
+        <w:pStyle w:val="Code"/>
+        <w:rPr/>
+      </w:pPr>
+      <w:r>
+        <w:rPr/>
+        <w:t xml:space="preserve">    </w:t>
+      </w:r>
+      <w:r>
+        <w:rPr/>
+        <w:t>// Changed to decrement Y to move bullet UP.</w:t>
+      </w:r>
+    </w:p>
+    <w:p>
+      <w:pPr>
+        <w:pStyle w:val="Code"/>
+        <w:rPr/>
+      </w:pPr>
+      <w:r>
+        <w:rPr/>
+        <w:t xml:space="preserve">    </w:t>
+      </w:r>
+      <w:r>
+        <w:rPr/>
+        <w:t>while (xy.Y &gt; 0)</w:t>
+      </w:r>
+    </w:p>
+    <w:p>
+      <w:pPr>
+        <w:pStyle w:val="Code"/>
+        <w:rPr/>
+      </w:pPr>
+      <w:r>
+        <w:rPr/>
+        <w:t xml:space="preserve">    </w:t>
+      </w:r>
+      <w:r>
+        <w:rPr/>
+        <w:t>{</w:t>
+      </w:r>
+    </w:p>
+    <w:p>
+      <w:pPr>
+        <w:pStyle w:val="Code"/>
+        <w:rPr/>
+      </w:pPr>
+      <w:r>
+        <w:rPr/>
+        <w:t xml:space="preserve">        </w:t>
+      </w:r>
+      <w:r>
+        <w:rPr/>
+        <w:t>writeat(xy.X, xy.Y, '*'); // відобразити кулю</w:t>
+      </w:r>
+    </w:p>
+    <w:p>
+      <w:pPr>
+        <w:pStyle w:val="Code"/>
+        <w:rPr/>
+      </w:pPr>
+      <w:r>
+        <w:rPr/>
+        <w:t xml:space="preserve">        </w:t>
+      </w:r>
+      <w:r>
+        <w:rPr/>
+        <w:t>Sleep(100);</w:t>
+      </w:r>
+    </w:p>
+    <w:p>
+      <w:pPr>
+        <w:pStyle w:val="Code"/>
+        <w:rPr/>
+      </w:pPr>
+      <w:r>
+        <w:rPr/>
+        <w:t xml:space="preserve">        </w:t>
+      </w:r>
+      <w:r>
+        <w:rPr/>
+        <w:t>writeat(xy.X, xy.Y, ' '); // стерти кулю</w:t>
+      </w:r>
+    </w:p>
+    <w:p>
+      <w:pPr>
+        <w:pStyle w:val="Code"/>
+        <w:rPr/>
+      </w:pPr>
+      <w:r>
+        <w:rPr/>
+        <w:t xml:space="preserve">        </w:t>
+      </w:r>
+      <w:r>
+        <w:rPr/>
+        <w:t>xy.Y--;                   // Move bullet UP</w:t>
+      </w:r>
+    </w:p>
+    <w:p>
+      <w:pPr>
+        <w:pStyle w:val="Code"/>
+        <w:rPr/>
+      </w:pPr>
+      <w:r>
+        <w:rPr/>
+        <w:t xml:space="preserve">    </w:t>
+      </w:r>
+      <w:r>
+        <w:rPr/>
+        <w:t>}</w:t>
+      </w:r>
+    </w:p>
+    <w:p>
+      <w:pPr>
+        <w:pStyle w:val="Code"/>
+        <w:rPr/>
+      </w:pPr>
+      <w:r>
+        <w:rPr/>
+        <w:t xml:space="preserve">    </w:t>
+      </w:r>
+      <w:r>
+        <w:rPr/>
+        <w:t>// постріл зроблений - додати 1 до семафора</w:t>
+      </w:r>
+    </w:p>
+    <w:p>
+      <w:pPr>
+        <w:pStyle w:val="Code"/>
+        <w:rPr/>
+      </w:pPr>
+      <w:r>
+        <w:rPr/>
+        <w:t xml:space="preserve">    </w:t>
+      </w:r>
+      <w:r>
+        <w:rPr/>
+        <w:t>ReleaseSemaphore(bulletsem, 1, NULL);</w:t>
+      </w:r>
+    </w:p>
+    <w:p>
+      <w:pPr>
+        <w:pStyle w:val="Code"/>
+        <w:rPr/>
+      </w:pPr>
+      <w:r>
+        <w:rPr/>
+        <w:t>}</w:t>
+      </w:r>
+    </w:p>
+    <w:p>
+      <w:pPr>
+        <w:pStyle w:val="Code"/>
+        <w:rPr/>
+      </w:pPr>
+      <w:r>
+        <w:rPr/>
+      </w:r>
+    </w:p>
+    <w:p>
+      <w:pPr>
+        <w:pStyle w:val="Code"/>
+        <w:rPr/>
+      </w:pPr>
+      <w:r>
+        <w:rPr/>
+        <w:t>// Основна програма</w:t>
+      </w:r>
+    </w:p>
+    <w:p>
+      <w:pPr>
+        <w:pStyle w:val="Code"/>
+        <w:rPr/>
+      </w:pPr>
+      <w:r>
+        <w:rPr/>
+        <w:t>void main()</w:t>
+      </w:r>
+    </w:p>
+    <w:p>
+      <w:pPr>
+        <w:pStyle w:val="Code"/>
+        <w:rPr/>
+      </w:pPr>
+      <w:r>
+        <w:rPr/>
+        <w:t>{</w:t>
+      </w:r>
+    </w:p>
+    <w:p>
+      <w:pPr>
+        <w:pStyle w:val="Code"/>
+        <w:rPr/>
+      </w:pPr>
+      <w:r>
+        <w:rPr/>
+        <w:t xml:space="preserve">    </w:t>
+      </w:r>
+      <w:r>
+        <w:rPr/>
+        <w:t>HANDLE me;</w:t>
+      </w:r>
+    </w:p>
+    <w:p>
+      <w:pPr>
+        <w:pStyle w:val="Code"/>
+        <w:rPr/>
+      </w:pPr>
+      <w:r>
+        <w:rPr/>
+        <w:t xml:space="preserve">    </w:t>
+      </w:r>
+      <w:r>
+        <w:rPr/>
+        <w:t>conin = GetStdHandle(STD_INPUT_HANDLE);</w:t>
+      </w:r>
+    </w:p>
+    <w:p>
+      <w:pPr>
+        <w:pStyle w:val="Code"/>
+        <w:rPr/>
+      </w:pPr>
+      <w:r>
+        <w:rPr/>
+        <w:t xml:space="preserve">    </w:t>
+      </w:r>
+      <w:r>
+        <w:rPr/>
+        <w:t>conout = GetStdHandle(STD_OUTPUT_HANDLE);</w:t>
+      </w:r>
+    </w:p>
+    <w:p>
+      <w:pPr>
+        <w:pStyle w:val="Code"/>
+        <w:rPr/>
+      </w:pPr>
+      <w:r>
+        <w:rPr/>
+        <w:t xml:space="preserve">    </w:t>
+      </w:r>
+      <w:r>
+        <w:rPr/>
+        <w:t>SetConsoleCtrlHandler(ctrl, TRUE);</w:t>
+      </w:r>
+    </w:p>
+    <w:p>
+      <w:pPr>
+        <w:pStyle w:val="Code"/>
+        <w:rPr/>
+      </w:pPr>
+      <w:r>
+        <w:rPr/>
+        <w:t xml:space="preserve">    </w:t>
+      </w:r>
+      <w:r>
+        <w:rPr/>
+        <w:t>SetConsoleMode(conin, ENABLE_WINDOW_INPUT);</w:t>
+      </w:r>
+    </w:p>
+    <w:p>
+      <w:pPr>
+        <w:pStyle w:val="Code"/>
+        <w:rPr/>
+      </w:pPr>
+      <w:r>
+        <w:rPr/>
+      </w:r>
+    </w:p>
+    <w:p>
+      <w:pPr>
+        <w:pStyle w:val="Code"/>
+        <w:rPr/>
+      </w:pPr>
+      <w:r>
+        <w:rPr/>
+        <w:t xml:space="preserve">    </w:t>
+      </w:r>
+      <w:r>
+        <w:rPr/>
+        <w:t>// FIX: Set fixed console size</w:t>
+      </w:r>
+    </w:p>
+    <w:p>
+      <w:pPr>
+        <w:pStyle w:val="Code"/>
+        <w:rPr/>
+      </w:pPr>
+      <w:r>
+        <w:rPr/>
+        <w:t xml:space="preserve">    </w:t>
+      </w:r>
+      <w:r>
+        <w:rPr/>
+        <w:t>SetupConsole();</w:t>
+      </w:r>
+    </w:p>
+    <w:p>
+      <w:pPr>
+        <w:pStyle w:val="Code"/>
+        <w:rPr/>
+      </w:pPr>
+      <w:r>
+        <w:rPr/>
+      </w:r>
+    </w:p>
+    <w:p>
+      <w:pPr>
+        <w:pStyle w:val="Code"/>
+        <w:rPr/>
+      </w:pPr>
+      <w:r>
+        <w:rPr/>
+        <w:t xml:space="preserve">    </w:t>
+      </w:r>
+      <w:r>
+        <w:rPr/>
+        <w:t>me = GetCurrentThread();</w:t>
+      </w:r>
+    </w:p>
+    <w:p>
+      <w:pPr>
+        <w:pStyle w:val="Code"/>
+        <w:rPr/>
+      </w:pPr>
+      <w:r>
+        <w:rPr/>
+      </w:r>
+    </w:p>
+    <w:p>
+      <w:pPr>
+        <w:pStyle w:val="Code"/>
+        <w:rPr/>
+      </w:pPr>
+      <w:r>
+        <w:rPr/>
+        <w:t xml:space="preserve">    </w:t>
+      </w:r>
+      <w:r>
+        <w:rPr/>
+        <w:t>DuplicateHandle(GetCurrentProcess(), me, GetCurrentProcess(), &amp;mainthread, 0, FALSE, DUPLICATE_SAME_ACCESS);</w:t>
+      </w:r>
+    </w:p>
+    <w:p>
+      <w:pPr>
+        <w:pStyle w:val="Code"/>
+        <w:rPr/>
+      </w:pPr>
+      <w:r>
+        <w:rPr/>
+        <w:t xml:space="preserve">    </w:t>
+      </w:r>
+      <w:r>
+        <w:rPr/>
+        <w:t>startevt = CreateEvent(NULL, TRUE, FALSE, NULL);</w:t>
+      </w:r>
+    </w:p>
+    <w:p>
+      <w:pPr>
+        <w:pStyle w:val="Code"/>
+        <w:rPr/>
+      </w:pPr>
+      <w:r>
+        <w:rPr/>
+        <w:t xml:space="preserve">    </w:t>
+      </w:r>
+      <w:r>
+        <w:rPr/>
+        <w:t>screenlock = CreateMutex(NULL, FALSE, NULL);</w:t>
+      </w:r>
+    </w:p>
+    <w:p>
+      <w:pPr>
+        <w:pStyle w:val="Code"/>
+        <w:rPr/>
+      </w:pPr>
+      <w:r>
+        <w:rPr/>
+        <w:t xml:space="preserve">    </w:t>
+      </w:r>
+      <w:r>
+        <w:rPr/>
+        <w:t>InitializeCriticalSection(&amp;gameover);</w:t>
+      </w:r>
+    </w:p>
+    <w:p>
+      <w:pPr>
+        <w:pStyle w:val="Code"/>
+        <w:rPr/>
+      </w:pPr>
+      <w:r>
+        <w:rPr/>
+        <w:t xml:space="preserve">    </w:t>
+      </w:r>
+      <w:r>
+        <w:rPr/>
+        <w:t>bulletsem = CreateSemaphore(NULL, 3, 3, NULL);</w:t>
+      </w:r>
+    </w:p>
+    <w:p>
+      <w:pPr>
+        <w:pStyle w:val="Code"/>
+        <w:rPr/>
+      </w:pPr>
+      <w:r>
+        <w:rPr/>
+        <w:t xml:space="preserve">    </w:t>
+      </w:r>
+      <w:r>
+        <w:rPr/>
+        <w:t>GetConsoleScreenBufferInfo(conout, &amp;info);</w:t>
+      </w:r>
+    </w:p>
+    <w:p>
+      <w:pPr>
+        <w:pStyle w:val="Code"/>
+        <w:rPr/>
+      </w:pPr>
+      <w:r>
+        <w:rPr/>
+      </w:r>
+    </w:p>
+    <w:p>
+      <w:pPr>
+        <w:pStyle w:val="Code"/>
+        <w:rPr/>
+      </w:pPr>
+      <w:r>
+        <w:rPr/>
+        <w:t xml:space="preserve">    </w:t>
+      </w:r>
+      <w:r>
+        <w:rPr/>
+        <w:t>score();</w:t>
+      </w:r>
+    </w:p>
+    <w:p>
+      <w:pPr>
+        <w:pStyle w:val="Code"/>
+        <w:rPr/>
+      </w:pPr>
+      <w:r>
+        <w:rPr/>
+        <w:t xml:space="preserve">    </w:t>
+      </w:r>
+      <w:r>
+        <w:rPr/>
+        <w:t>srand((unsigned)time(NULL));</w:t>
+      </w:r>
+    </w:p>
+    <w:p>
+      <w:pPr>
+        <w:pStyle w:val="Code"/>
+        <w:rPr/>
+      </w:pPr>
+      <w:r>
+        <w:rPr/>
+        <w:t xml:space="preserve">    </w:t>
+      </w:r>
+      <w:r>
+        <w:rPr/>
+        <w:t>cls();</w:t>
+      </w:r>
+    </w:p>
+    <w:p>
+      <w:pPr>
+        <w:pStyle w:val="Code"/>
+        <w:rPr/>
+      </w:pPr>
+      <w:r>
+        <w:rPr/>
+      </w:r>
+    </w:p>
+    <w:p>
+      <w:pPr>
+        <w:pStyle w:val="Code"/>
+        <w:rPr/>
+      </w:pPr>
+      <w:r>
+        <w:rPr/>
+        <w:t xml:space="preserve">    </w:t>
+      </w:r>
+      <w:r>
+        <w:rPr/>
+        <w:t>// установка початкової позиції пушки</w:t>
+      </w:r>
+    </w:p>
+    <w:p>
+      <w:pPr>
+        <w:pStyle w:val="Code"/>
+        <w:rPr/>
+      </w:pPr>
+      <w:r>
+        <w:rPr/>
+        <w:t xml:space="preserve">    </w:t>
+      </w:r>
+      <w:r>
+        <w:rPr/>
+        <w:t>int y = SCREEN_HEIGHT - 2; // Keep it slightly above absolute bottom</w:t>
+      </w:r>
+    </w:p>
+    <w:p>
+      <w:pPr>
+        <w:pStyle w:val="Code"/>
+        <w:rPr/>
+      </w:pPr>
+      <w:r>
+        <w:rPr/>
+        <w:t xml:space="preserve">    </w:t>
+      </w:r>
+      <w:r>
+        <w:rPr/>
+        <w:t>int x = SCREEN_WIDTH / 2;</w:t>
+      </w:r>
+    </w:p>
+    <w:p>
+      <w:pPr>
+        <w:pStyle w:val="Code"/>
+        <w:rPr/>
+      </w:pPr>
+      <w:r>
+        <w:rPr/>
+      </w:r>
+    </w:p>
+    <w:p>
+      <w:pPr>
+        <w:pStyle w:val="Code"/>
+        <w:rPr/>
+      </w:pPr>
+      <w:r>
+        <w:rPr/>
+        <w:t xml:space="preserve">    </w:t>
+      </w:r>
+      <w:r>
+        <w:rPr/>
+        <w:t>_beginthread(badguys, 0, NULL);</w:t>
+      </w:r>
+    </w:p>
+    <w:p>
+      <w:pPr>
+        <w:pStyle w:val="Code"/>
+        <w:rPr/>
+      </w:pPr>
+      <w:r>
+        <w:rPr/>
+      </w:r>
+    </w:p>
+    <w:p>
+      <w:pPr>
+        <w:pStyle w:val="Code"/>
+        <w:rPr/>
+      </w:pPr>
+      <w:r>
+        <w:rPr/>
+        <w:t xml:space="preserve">    </w:t>
+      </w:r>
+      <w:r>
+        <w:rPr/>
+        <w:t>// основний цикл гри</w:t>
+      </w:r>
+    </w:p>
+    <w:p>
+      <w:pPr>
+        <w:pStyle w:val="Code"/>
+        <w:rPr/>
+      </w:pPr>
+      <w:r>
+        <w:rPr/>
+        <w:t xml:space="preserve">    </w:t>
+      </w:r>
+      <w:r>
+        <w:rPr/>
+        <w:t>while (1)</w:t>
+      </w:r>
+    </w:p>
+    <w:p>
+      <w:pPr>
+        <w:pStyle w:val="Code"/>
+        <w:rPr/>
+      </w:pPr>
+      <w:r>
+        <w:rPr/>
+        <w:t xml:space="preserve">    </w:t>
+      </w:r>
+      <w:r>
+        <w:rPr/>
+        <w:t>{</w:t>
+      </w:r>
+    </w:p>
+    <w:p>
+      <w:pPr>
+        <w:pStyle w:val="Code"/>
+        <w:rPr/>
+      </w:pPr>
+      <w:r>
+        <w:rPr/>
+        <w:t xml:space="preserve">        </w:t>
+      </w:r>
+      <w:r>
+        <w:rPr/>
+        <w:t>int c, ct;</w:t>
+      </w:r>
+    </w:p>
+    <w:p>
+      <w:pPr>
+        <w:pStyle w:val="Code"/>
+        <w:rPr/>
+      </w:pPr>
+      <w:r>
+        <w:rPr/>
+        <w:t xml:space="preserve">        </w:t>
+      </w:r>
+      <w:r>
+        <w:rPr/>
+        <w:t>writeat(x, y, '|'); // намалювати пушку</w:t>
+      </w:r>
+    </w:p>
+    <w:p>
+      <w:pPr>
+        <w:pStyle w:val="Code"/>
+        <w:rPr/>
+      </w:pPr>
+      <w:r>
+        <w:rPr/>
+        <w:t xml:space="preserve">        </w:t>
+      </w:r>
+      <w:r>
+        <w:rPr/>
+        <w:t>c = getakey(ct);    // одержати символ</w:t>
+      </w:r>
+    </w:p>
+    <w:p>
+      <w:pPr>
+        <w:pStyle w:val="Code"/>
+        <w:rPr/>
+      </w:pPr>
+      <w:r>
+        <w:rPr/>
+        <w:t xml:space="preserve">        </w:t>
+      </w:r>
+      <w:r>
+        <w:rPr/>
+        <w:t>switch (c)</w:t>
+      </w:r>
+    </w:p>
+    <w:p>
+      <w:pPr>
+        <w:pStyle w:val="Code"/>
+        <w:rPr/>
+      </w:pPr>
+      <w:r>
+        <w:rPr/>
+        <w:t xml:space="preserve">        </w:t>
+      </w:r>
+      <w:r>
+        <w:rPr/>
+        <w:t>{</w:t>
+      </w:r>
+    </w:p>
+    <w:p>
+      <w:pPr>
+        <w:pStyle w:val="Code"/>
+        <w:rPr/>
+      </w:pPr>
+      <w:r>
+        <w:rPr/>
+        <w:t xml:space="preserve">        </w:t>
+      </w:r>
+      <w:r>
+        <w:rPr/>
+        <w:t>case VK_SPACE: // вогонь!</w:t>
+      </w:r>
+    </w:p>
+    <w:p>
+      <w:pPr>
+        <w:pStyle w:val="Code"/>
+        <w:rPr/>
+      </w:pPr>
+      <w:r>
+        <w:rPr/>
+        <w:t xml:space="preserve">        </w:t>
+      </w:r>
+      <w:r>
+        <w:rPr/>
+        <w:t>{</w:t>
+      </w:r>
+    </w:p>
+    <w:p>
+      <w:pPr>
+        <w:pStyle w:val="Code"/>
+        <w:rPr/>
+      </w:pPr>
+      <w:r>
+        <w:rPr/>
+        <w:t xml:space="preserve">            </w:t>
+      </w:r>
+      <w:r>
+        <w:rPr/>
+        <w:t>// Using static here is risky in threads, but kept for simplicity of original code structure.</w:t>
+      </w:r>
+    </w:p>
+    <w:p>
+      <w:pPr>
+        <w:pStyle w:val="Code"/>
+        <w:rPr/>
+      </w:pPr>
+      <w:r>
+        <w:rPr/>
+        <w:t xml:space="preserve">            </w:t>
+      </w:r>
+      <w:r>
+        <w:rPr/>
+        <w:t>// Ideally, pass a copy of struct.</w:t>
+      </w:r>
+    </w:p>
+    <w:p>
+      <w:pPr>
+        <w:pStyle w:val="Code"/>
+        <w:rPr/>
+      </w:pPr>
+      <w:r>
+        <w:rPr/>
+        <w:t xml:space="preserve">            </w:t>
+      </w:r>
+      <w:r>
+        <w:rPr/>
+        <w:t>static COORD xy;</w:t>
+      </w:r>
+    </w:p>
+    <w:p>
+      <w:pPr>
+        <w:pStyle w:val="Code"/>
+        <w:rPr/>
+      </w:pPr>
+      <w:r>
+        <w:rPr/>
+        <w:t xml:space="preserve">            </w:t>
+      </w:r>
+      <w:r>
+        <w:rPr/>
+        <w:t>xy.X = x;</w:t>
+      </w:r>
+    </w:p>
+    <w:p>
+      <w:pPr>
+        <w:pStyle w:val="Code"/>
+        <w:rPr/>
+      </w:pPr>
+      <w:r>
+        <w:rPr/>
+        <w:t xml:space="preserve">            </w:t>
+      </w:r>
+      <w:r>
+        <w:rPr/>
+        <w:t>xy.Y = y - 1; // Fire from above the gun</w:t>
+      </w:r>
+    </w:p>
+    <w:p>
+      <w:pPr>
+        <w:pStyle w:val="Code"/>
+        <w:rPr/>
+      </w:pPr>
+      <w:r>
+        <w:rPr/>
+      </w:r>
+    </w:p>
+    <w:p>
+      <w:pPr>
+        <w:pStyle w:val="Code"/>
+        <w:rPr/>
+      </w:pPr>
+      <w:r>
+        <w:rPr/>
+        <w:t xml:space="preserve">            </w:t>
+      </w:r>
+      <w:r>
+        <w:rPr/>
+        <w:t>_beginthread(bullet, 0, (void *)&amp;xy);</w:t>
+      </w:r>
+    </w:p>
+    <w:p>
+      <w:pPr>
+        <w:pStyle w:val="Code"/>
+        <w:rPr/>
+      </w:pPr>
+      <w:r>
+        <w:rPr/>
+        <w:t xml:space="preserve">            </w:t>
+      </w:r>
+      <w:r>
+        <w:rPr/>
+        <w:t>Sleep(100);</w:t>
+      </w:r>
+    </w:p>
+    <w:p>
+      <w:pPr>
+        <w:pStyle w:val="Code"/>
+        <w:rPr/>
+      </w:pPr>
+      <w:r>
+        <w:rPr/>
+        <w:t xml:space="preserve">            </w:t>
+      </w:r>
+      <w:r>
+        <w:rPr/>
+        <w:t>break;</w:t>
+      </w:r>
+    </w:p>
+    <w:p>
+      <w:pPr>
+        <w:pStyle w:val="Code"/>
+        <w:rPr/>
+      </w:pPr>
+      <w:r>
+        <w:rPr/>
+        <w:t xml:space="preserve">        </w:t>
+      </w:r>
+      <w:r>
+        <w:rPr/>
+        <w:t>}</w:t>
+      </w:r>
+    </w:p>
+    <w:p>
+      <w:pPr>
+        <w:pStyle w:val="Code"/>
+        <w:rPr/>
+      </w:pPr>
+      <w:r>
+        <w:rPr/>
+        <w:t xml:space="preserve">        </w:t>
+      </w:r>
+      <w:r>
+        <w:rPr/>
+        <w:t>case VK_LEFT: // команда "уліво!"</w:t>
+      </w:r>
+    </w:p>
+    <w:p>
+      <w:pPr>
+        <w:pStyle w:val="Code"/>
+        <w:rPr/>
+      </w:pPr>
+      <w:r>
+        <w:rPr/>
+        <w:t xml:space="preserve">            </w:t>
+      </w:r>
+      <w:r>
+        <w:rPr/>
+        <w:t>SetEvent(startevt);</w:t>
+      </w:r>
+    </w:p>
+    <w:p>
+      <w:pPr>
+        <w:pStyle w:val="Code"/>
+        <w:rPr/>
+      </w:pPr>
+      <w:r>
+        <w:rPr/>
+        <w:t xml:space="preserve">            </w:t>
+      </w:r>
+      <w:r>
+        <w:rPr/>
+        <w:t>writeat(x, y, ' ');</w:t>
+      </w:r>
+    </w:p>
+    <w:p>
+      <w:pPr>
+        <w:pStyle w:val="Code"/>
+        <w:rPr/>
+      </w:pPr>
+      <w:r>
+        <w:rPr/>
+        <w:t xml:space="preserve">            </w:t>
+      </w:r>
+      <w:r>
+        <w:rPr/>
+        <w:t>while (ct--)</w:t>
+      </w:r>
+    </w:p>
+    <w:p>
+      <w:pPr>
+        <w:pStyle w:val="Code"/>
+        <w:rPr/>
+      </w:pPr>
+      <w:r>
+        <w:rPr/>
         <w:t xml:space="preserve">                </w:t>
       </w:r>
       <w:r>
         <w:rPr/>
-        <w:t>hitme = TRUE;</w:t>
+        <w:t>if (x &gt; 0)</w:t>
+      </w:r>
+    </w:p>
+    <w:p>
+      <w:pPr>
+        <w:pStyle w:val="Code"/>
+        <w:rPr/>
+      </w:pPr>
+      <w:r>
+        <w:rPr/>
+        <w:t xml:space="preserve">                    </w:t>
+      </w:r>
+      <w:r>
+        <w:rPr/>
+        <w:t>x--;</w:t>
+      </w:r>
+    </w:p>
+    <w:p>
+      <w:pPr>
+        <w:pStyle w:val="Code"/>
+        <w:rPr/>
+      </w:pPr>
+      <w:r>
+        <w:rPr/>
+        <w:t xml:space="preserve">            </w:t>
+      </w:r>
+      <w:r>
+        <w:rPr/>
+        <w:t>break;</w:t>
+      </w:r>
+    </w:p>
+    <w:p>
+      <w:pPr>
+        <w:pStyle w:val="Code"/>
+        <w:rPr/>
+      </w:pPr>
+      <w:r>
+        <w:rPr/>
+        <w:t xml:space="preserve">        </w:t>
+      </w:r>
+      <w:r>
+        <w:rPr/>
+        <w:t>case VK_RIGHT: // команда "вправо!"</w:t>
+      </w:r>
+    </w:p>
+    <w:p>
+      <w:pPr>
+        <w:pStyle w:val="Code"/>
+        <w:rPr/>
+      </w:pPr>
+      <w:r>
+        <w:rPr/>
+        <w:t xml:space="preserve">            </w:t>
+      </w:r>
+      <w:r>
+        <w:rPr/>
+        <w:t>SetEvent(startevt);</w:t>
+      </w:r>
+    </w:p>
+    <w:p>
+      <w:pPr>
+        <w:pStyle w:val="Code"/>
+        <w:rPr/>
+      </w:pPr>
+      <w:r>
+        <w:rPr/>
+        <w:t xml:space="preserve">            </w:t>
+      </w:r>
+      <w:r>
+        <w:rPr/>
+        <w:t>writeat(x, y, ' ');</w:t>
+      </w:r>
+    </w:p>
+    <w:p>
+      <w:pPr>
+        <w:pStyle w:val="Code"/>
+        <w:rPr/>
+      </w:pPr>
+      <w:r>
+        <w:rPr/>
+      </w:r>
+    </w:p>
+    <w:p>
+      <w:pPr>
+        <w:pStyle w:val="Code"/>
+        <w:rPr/>
+      </w:pPr>
+      <w:r>
+        <w:rPr/>
+        <w:t xml:space="preserve">            </w:t>
+      </w:r>
+      <w:r>
+        <w:rPr/>
+        <w:t>// FIX: "while (ct)" was an infinite loop because ct was never changed.</w:t>
+      </w:r>
+    </w:p>
+    <w:p>
+      <w:pPr>
+        <w:pStyle w:val="Code"/>
+        <w:rPr/>
+      </w:pPr>
+      <w:r>
+        <w:rPr/>
+        <w:t xml:space="preserve">            </w:t>
+      </w:r>
+      <w:r>
+        <w:rPr/>
+        <w:t>// Changed to "while (ct--)"</w:t>
+      </w:r>
+    </w:p>
+    <w:p>
+      <w:pPr>
+        <w:pStyle w:val="Code"/>
+        <w:rPr/>
+      </w:pPr>
+      <w:r>
+        <w:rPr/>
+        <w:t xml:space="preserve">            </w:t>
+      </w:r>
+      <w:r>
+        <w:rPr/>
+        <w:t>while (ct--)</w:t>
       </w:r>
     </w:p>
     <w:p>
@@ -2352,1624 +4363,7 @@
       </w:r>
       <w:r>
         <w:rPr/>
-        <w:t>break;</w:t>
-      </w:r>
-    </w:p>
-    <w:p>
-      <w:pPr>
-        <w:pStyle w:val="Code"/>
-        <w:rPr/>
-      </w:pPr>
-      <w:r>
-        <w:rPr/>
-        <w:t xml:space="preserve">            </w:t>
-      </w:r>
-      <w:r>
-        <w:rPr/>
-        <w:t>}</w:t>
-      </w:r>
-    </w:p>
-    <w:p>
-      <w:pPr>
-        <w:pStyle w:val="Code"/>
-        <w:rPr/>
-      </w:pPr>
-      <w:r>
-        <w:rPr/>
-        <w:t xml:space="preserve">        </w:t>
-      </w:r>
-      <w:r>
-        <w:rPr/>
-        <w:t>}</w:t>
-      </w:r>
-    </w:p>
-    <w:p>
-      <w:pPr>
-        <w:pStyle w:val="Code"/>
-        <w:rPr/>
-      </w:pPr>
-      <w:r>
-        <w:rPr/>
-        <w:t xml:space="preserve">        </w:t>
-      </w:r>
-      <w:r>
-        <w:rPr/>
-        <w:t>writeat(x, y, ' ');</w:t>
-      </w:r>
-    </w:p>
-    <w:p>
-      <w:pPr>
-        <w:pStyle w:val="Code"/>
-        <w:rPr/>
-      </w:pPr>
-      <w:r>
-        <w:rPr/>
-        <w:t xml:space="preserve">        </w:t>
-      </w:r>
-      <w:r>
-        <w:rPr/>
-        <w:t>// ще одна перевірка на влучення</w:t>
-      </w:r>
-    </w:p>
-    <w:p>
-      <w:pPr>
-        <w:pStyle w:val="Code"/>
-        <w:rPr/>
-      </w:pPr>
-      <w:r>
-        <w:rPr/>
-        <w:t xml:space="preserve">        </w:t>
-      </w:r>
-      <w:r>
-        <w:rPr/>
-        <w:t>if (getat(x, y) == '*')</w:t>
-      </w:r>
-    </w:p>
-    <w:p>
-      <w:pPr>
-        <w:pStyle w:val="Code"/>
-        <w:rPr/>
-      </w:pPr>
-      <w:r>
-        <w:rPr/>
-        <w:t xml:space="preserve">            </w:t>
-      </w:r>
-      <w:r>
-        <w:rPr/>
-        <w:t>hitme = TRUE;</w:t>
-      </w:r>
-    </w:p>
-    <w:p>
-      <w:pPr>
-        <w:pStyle w:val="Code"/>
-        <w:rPr/>
-      </w:pPr>
-      <w:r>
-        <w:rPr/>
-        <w:t xml:space="preserve">        </w:t>
-      </w:r>
-      <w:r>
-        <w:rPr/>
-        <w:t>if (hitme)</w:t>
-      </w:r>
-    </w:p>
-    <w:p>
-      <w:pPr>
-        <w:pStyle w:val="Code"/>
-        <w:rPr/>
-      </w:pPr>
-      <w:r>
-        <w:rPr/>
-        <w:t xml:space="preserve">        </w:t>
-      </w:r>
-      <w:r>
-        <w:rPr/>
-        <w:t>{</w:t>
-      </w:r>
-    </w:p>
-    <w:p>
-      <w:pPr>
-        <w:pStyle w:val="Code"/>
-        <w:rPr/>
-      </w:pPr>
-      <w:r>
-        <w:rPr/>
-        <w:t xml:space="preserve">            </w:t>
-      </w:r>
-      <w:r>
-        <w:rPr/>
-        <w:t>// у супротивника влучили!</w:t>
-      </w:r>
-    </w:p>
-    <w:p>
-      <w:pPr>
-        <w:pStyle w:val="Code"/>
-        <w:rPr/>
-      </w:pPr>
-      <w:r>
-        <w:rPr/>
-        <w:t xml:space="preserve">            </w:t>
-      </w:r>
-      <w:r>
-        <w:rPr/>
-        <w:t>MessageBeep(-1);</w:t>
-      </w:r>
-    </w:p>
-    <w:p>
-      <w:pPr>
-        <w:pStyle w:val="Code"/>
-        <w:rPr/>
-      </w:pPr>
-      <w:r>
-        <w:rPr/>
-        <w:t xml:space="preserve">            </w:t>
-      </w:r>
-      <w:r>
-        <w:rPr/>
-        <w:t>InterlockedIncrement(&amp;hit);</w:t>
-      </w:r>
-    </w:p>
-    <w:p>
-      <w:pPr>
-        <w:pStyle w:val="Code"/>
-        <w:rPr/>
-      </w:pPr>
-      <w:r>
-        <w:rPr/>
-        <w:t xml:space="preserve">            </w:t>
-      </w:r>
-      <w:r>
-        <w:rPr/>
-        <w:t>score();</w:t>
-      </w:r>
-    </w:p>
-    <w:p>
-      <w:pPr>
-        <w:pStyle w:val="Code"/>
-        <w:rPr/>
-      </w:pPr>
-      <w:r>
-        <w:rPr/>
-        <w:t xml:space="preserve">            </w:t>
-      </w:r>
-      <w:r>
-        <w:rPr/>
-        <w:t>_endthread();</w:t>
-      </w:r>
-    </w:p>
-    <w:p>
-      <w:pPr>
-        <w:pStyle w:val="Code"/>
-        <w:rPr/>
-      </w:pPr>
-      <w:r>
-        <w:rPr/>
-        <w:t xml:space="preserve">        </w:t>
-      </w:r>
-      <w:r>
-        <w:rPr/>
-        <w:t>}</w:t>
-      </w:r>
-    </w:p>
-    <w:p>
-      <w:pPr>
-        <w:pStyle w:val="Code"/>
-        <w:rPr/>
-      </w:pPr>
-      <w:r>
-        <w:rPr/>
-        <w:t xml:space="preserve">        </w:t>
-      </w:r>
-      <w:r>
-        <w:rPr/>
-        <w:t>x += dir;</w:t>
-      </w:r>
-    </w:p>
-    <w:p>
-      <w:pPr>
-        <w:pStyle w:val="Code"/>
-        <w:rPr/>
-      </w:pPr>
-      <w:r>
-        <w:rPr/>
-        <w:t xml:space="preserve">    </w:t>
-      </w:r>
-      <w:r>
-        <w:rPr/>
-        <w:t>}</w:t>
-      </w:r>
-    </w:p>
-    <w:p>
-      <w:pPr>
-        <w:pStyle w:val="Code"/>
-        <w:rPr/>
-      </w:pPr>
-      <w:r>
-        <w:rPr/>
-        <w:t xml:space="preserve">    </w:t>
-      </w:r>
-      <w:r>
-        <w:rPr/>
-        <w:t>// супротивник утік!</w:t>
-      </w:r>
-    </w:p>
-    <w:p>
-      <w:pPr>
-        <w:pStyle w:val="Code"/>
-        <w:rPr/>
-      </w:pPr>
-      <w:r>
-        <w:rPr/>
-        <w:t xml:space="preserve">    </w:t>
-      </w:r>
-      <w:r>
-        <w:rPr/>
-        <w:t>InterlockedIncrement(&amp;miss);</w:t>
-      </w:r>
-    </w:p>
-    <w:p>
-      <w:pPr>
-        <w:pStyle w:val="Code"/>
-        <w:rPr/>
-      </w:pPr>
-      <w:r>
-        <w:rPr/>
-        <w:t xml:space="preserve">    </w:t>
-      </w:r>
-      <w:r>
-        <w:rPr/>
-        <w:t>score();</w:t>
-      </w:r>
-    </w:p>
-    <w:p>
-      <w:pPr>
-        <w:pStyle w:val="Code"/>
-        <w:rPr/>
-      </w:pPr>
-      <w:r>
-        <w:rPr/>
-        <w:t>}</w:t>
-      </w:r>
-    </w:p>
-    <w:p>
-      <w:pPr>
-        <w:pStyle w:val="Code"/>
-        <w:rPr/>
-      </w:pPr>
-      <w:r>
-        <w:rPr/>
-      </w:r>
-    </w:p>
-    <w:p>
-      <w:pPr>
-        <w:pStyle w:val="Code"/>
-        <w:rPr/>
-      </w:pPr>
-      <w:r>
-        <w:rPr/>
-        <w:t>// цей потік займається створенням потоків супротивників</w:t>
-      </w:r>
-    </w:p>
-    <w:p>
-      <w:pPr>
-        <w:pStyle w:val="Code"/>
-        <w:rPr/>
-      </w:pPr>
-      <w:r>
-        <w:rPr/>
-        <w:t>void badguys(void *)</w:t>
-      </w:r>
-    </w:p>
-    <w:p>
-      <w:pPr>
-        <w:pStyle w:val="Code"/>
-        <w:rPr/>
-      </w:pPr>
-      <w:r>
-        <w:rPr/>
-        <w:t>{</w:t>
-      </w:r>
-    </w:p>
-    <w:p>
-      <w:pPr>
-        <w:pStyle w:val="Code"/>
-        <w:rPr/>
-      </w:pPr>
-      <w:r>
-        <w:rPr/>
-        <w:t xml:space="preserve">    </w:t>
-      </w:r>
-      <w:r>
-        <w:rPr/>
-        <w:t>// чекаємо сигналу до початку гри протягом 15 секунд</w:t>
-      </w:r>
-    </w:p>
-    <w:p>
-      <w:pPr>
-        <w:pStyle w:val="Code"/>
-        <w:rPr/>
-      </w:pPr>
-      <w:r>
-        <w:rPr/>
-        <w:t xml:space="preserve">    </w:t>
-      </w:r>
-      <w:r>
-        <w:rPr/>
-        <w:t>WaitForSingleObject(startevt, 15000);</w:t>
-      </w:r>
-    </w:p>
-    <w:p>
-      <w:pPr>
-        <w:pStyle w:val="Code"/>
-        <w:rPr/>
-      </w:pPr>
-      <w:r>
-        <w:rPr/>
-        <w:t xml:space="preserve">    </w:t>
-      </w:r>
-      <w:r>
-        <w:rPr/>
-        <w:t>// створюємо випадкового ворога</w:t>
-      </w:r>
-    </w:p>
-    <w:p>
-      <w:pPr>
-        <w:pStyle w:val="Code"/>
-        <w:rPr/>
-      </w:pPr>
-      <w:r>
-        <w:rPr/>
-        <w:t xml:space="preserve">    </w:t>
-      </w:r>
-      <w:r>
-        <w:rPr/>
-        <w:t>// кожні 5 секунд з'являється шанс створити</w:t>
-      </w:r>
-    </w:p>
-    <w:p>
-      <w:pPr>
-        <w:pStyle w:val="Code"/>
-        <w:rPr/>
-      </w:pPr>
-      <w:r>
-        <w:rPr/>
-        <w:t xml:space="preserve">    </w:t>
-      </w:r>
-      <w:r>
-        <w:rPr/>
-        <w:t>// супротивника з координатами від 1 до 10</w:t>
-      </w:r>
-    </w:p>
-    <w:p>
-      <w:pPr>
-        <w:pStyle w:val="Code"/>
-        <w:rPr/>
-      </w:pPr>
-      <w:r>
-        <w:rPr/>
-        <w:t xml:space="preserve">    </w:t>
-      </w:r>
-      <w:r>
-        <w:rPr/>
-        <w:t>while (1)</w:t>
-      </w:r>
-    </w:p>
-    <w:p>
-      <w:pPr>
-        <w:pStyle w:val="Code"/>
-        <w:rPr/>
-      </w:pPr>
-      <w:r>
-        <w:rPr/>
-        <w:t xml:space="preserve">    </w:t>
-      </w:r>
-      <w:r>
-        <w:rPr/>
-        <w:t>{</w:t>
-      </w:r>
-    </w:p>
-    <w:p>
-      <w:pPr>
-        <w:pStyle w:val="Code"/>
-        <w:rPr/>
-      </w:pPr>
-      <w:r>
-        <w:rPr/>
-        <w:t xml:space="preserve">        </w:t>
-      </w:r>
-      <w:r>
-        <w:rPr/>
-        <w:t>if (random(0, 100) &lt; (hit + miss) / 25 + 20)</w:t>
-      </w:r>
-    </w:p>
-    <w:p>
-      <w:pPr>
-        <w:pStyle w:val="Code"/>
-        <w:rPr/>
-      </w:pPr>
-      <w:r>
-        <w:rPr/>
-        <w:t xml:space="preserve">        </w:t>
-      </w:r>
-      <w:r>
-        <w:rPr/>
-        <w:t>{</w:t>
-      </w:r>
-    </w:p>
-    <w:p>
-      <w:pPr>
-        <w:pStyle w:val="Code"/>
-        <w:rPr/>
-      </w:pPr>
-      <w:r>
-        <w:rPr/>
-        <w:t xml:space="preserve">            </w:t>
-      </w:r>
-      <w:r>
-        <w:rPr/>
-        <w:t>// згодом імовірність збільшується</w:t>
-      </w:r>
-    </w:p>
-    <w:p>
-      <w:pPr>
-        <w:pStyle w:val="Code"/>
-        <w:rPr/>
-      </w:pPr>
-      <w:r>
-        <w:rPr/>
-        <w:t xml:space="preserve">            </w:t>
-      </w:r>
-      <w:r>
-        <w:rPr/>
-        <w:t>_beginthread(badguy, 0, (void *)(random(1, 10)));</w:t>
-      </w:r>
-    </w:p>
-    <w:p>
-      <w:pPr>
-        <w:pStyle w:val="Code"/>
-        <w:rPr/>
-      </w:pPr>
-      <w:r>
-        <w:rPr/>
-        <w:t xml:space="preserve">            </w:t>
-      </w:r>
-      <w:r>
-        <w:rPr/>
-        <w:t>Sleep(1000); // щосекунди</w:t>
-      </w:r>
-    </w:p>
-    <w:p>
-      <w:pPr>
-        <w:pStyle w:val="Code"/>
-        <w:rPr/>
-      </w:pPr>
-      <w:r>
-        <w:rPr/>
-        <w:t xml:space="preserve">        </w:t>
-      </w:r>
-      <w:r>
-        <w:rPr/>
-        <w:t>}</w:t>
-      </w:r>
-    </w:p>
-    <w:p>
-      <w:pPr>
-        <w:pStyle w:val="Code"/>
-        <w:rPr/>
-      </w:pPr>
-      <w:r>
-        <w:rPr/>
-        <w:t xml:space="preserve">    </w:t>
-      </w:r>
-      <w:r>
-        <w:rPr/>
-        <w:t>}</w:t>
-      </w:r>
-    </w:p>
-    <w:p>
-      <w:pPr>
-        <w:pStyle w:val="Code"/>
-        <w:rPr/>
-      </w:pPr>
-      <w:r>
-        <w:rPr/>
-        <w:t>}</w:t>
-      </w:r>
-    </w:p>
-    <w:p>
-      <w:pPr>
-        <w:pStyle w:val="Code"/>
-        <w:rPr/>
-      </w:pPr>
-      <w:r>
-        <w:rPr/>
-        <w:t>// Це потік кулі</w:t>
-      </w:r>
-    </w:p>
-    <w:p>
-      <w:pPr>
-        <w:pStyle w:val="Code"/>
-        <w:rPr/>
-      </w:pPr>
-      <w:r>
-        <w:rPr/>
-        <w:t>// кожна куля - це окремий потік</w:t>
-      </w:r>
-    </w:p>
-    <w:p>
-      <w:pPr>
-        <w:pStyle w:val="Code"/>
-        <w:rPr/>
-      </w:pPr>
-      <w:r>
-        <w:rPr/>
-        <w:t>void bullet(void *_xy_)</w:t>
-      </w:r>
-    </w:p>
-    <w:p>
-      <w:pPr>
-        <w:pStyle w:val="Code"/>
-        <w:rPr/>
-      </w:pPr>
-      <w:r>
-        <w:rPr/>
-        <w:t>{</w:t>
-      </w:r>
-    </w:p>
-    <w:p>
-      <w:pPr>
-        <w:pStyle w:val="Code"/>
-        <w:rPr/>
-      </w:pPr>
-      <w:r>
-        <w:rPr/>
-        <w:t xml:space="preserve">    </w:t>
-      </w:r>
-      <w:r>
-        <w:rPr/>
-        <w:t>COORD xy = *(COORD *)_xy_;</w:t>
-      </w:r>
-    </w:p>
-    <w:p>
-      <w:pPr>
-        <w:pStyle w:val="Code"/>
-        <w:rPr/>
-      </w:pPr>
-      <w:r>
-        <w:rPr/>
-        <w:t xml:space="preserve">    </w:t>
-      </w:r>
-      <w:r>
-        <w:rPr/>
-        <w:t>if (getat(xy.X, xy.Y) == '*')</w:t>
-      </w:r>
-    </w:p>
-    <w:p>
-      <w:pPr>
-        <w:pStyle w:val="Code"/>
-        <w:rPr/>
-      </w:pPr>
-      <w:r>
-        <w:rPr/>
-        <w:t xml:space="preserve">        </w:t>
-      </w:r>
-      <w:r>
-        <w:rPr/>
-        <w:t>return; // тут уже є куля</w:t>
-      </w:r>
-    </w:p>
-    <w:p>
-      <w:pPr>
-        <w:pStyle w:val="Code"/>
-        <w:rPr/>
-      </w:pPr>
-      <w:r>
-        <w:rPr/>
-        <w:t xml:space="preserve">    </w:t>
-      </w:r>
-      <w:r>
-        <w:rPr/>
-        <w:t>// треба почекати</w:t>
-      </w:r>
-    </w:p>
-    <w:p>
-      <w:pPr>
-        <w:pStyle w:val="Code"/>
-        <w:rPr/>
-      </w:pPr>
-      <w:r>
-        <w:rPr/>
-        <w:t xml:space="preserve">    </w:t>
-      </w:r>
-      <w:r>
-        <w:rPr/>
-        <w:t>// перевірити семафор</w:t>
-      </w:r>
-    </w:p>
-    <w:p>
-      <w:pPr>
-        <w:pStyle w:val="Code"/>
-        <w:rPr/>
-      </w:pPr>
-      <w:r>
-        <w:rPr/>
-        <w:t xml:space="preserve">    </w:t>
-      </w:r>
-      <w:r>
-        <w:rPr/>
-        <w:t>// якщо семафор дорівнює 0, пострілу  не відбувається</w:t>
-      </w:r>
-    </w:p>
-    <w:p>
-      <w:pPr>
-        <w:pStyle w:val="Code"/>
-        <w:rPr/>
-      </w:pPr>
-      <w:r>
-        <w:rPr/>
-        <w:t xml:space="preserve">    </w:t>
-      </w:r>
-      <w:r>
-        <w:rPr/>
-        <w:t>if (WaitForSingleObject(bulletsem, 0) == WAIT_TIMEOUT)</w:t>
-      </w:r>
-    </w:p>
-    <w:p>
-      <w:pPr>
-        <w:pStyle w:val="Code"/>
-        <w:rPr/>
-      </w:pPr>
-      <w:r>
-        <w:rPr/>
-        <w:t xml:space="preserve">        </w:t>
-      </w:r>
-      <w:r>
-        <w:rPr/>
-        <w:t>return;</w:t>
-      </w:r>
-    </w:p>
-    <w:p>
-      <w:pPr>
-        <w:pStyle w:val="Code"/>
-        <w:rPr/>
-      </w:pPr>
-      <w:r>
-        <w:rPr/>
-        <w:t xml:space="preserve">    </w:t>
-      </w:r>
-      <w:r>
-        <w:rPr/>
-        <w:t>while (-іxy.Y)</w:t>
-      </w:r>
-    </w:p>
-    <w:p>
-      <w:pPr>
-        <w:pStyle w:val="Code"/>
-        <w:rPr/>
-      </w:pPr>
-      <w:r>
-        <w:rPr/>
-        <w:t xml:space="preserve">    </w:t>
-      </w:r>
-      <w:r>
-        <w:rPr/>
-        <w:t>{</w:t>
-      </w:r>
-    </w:p>
-    <w:p>
-      <w:pPr>
-        <w:pStyle w:val="Code"/>
-        <w:rPr/>
-      </w:pPr>
-      <w:r>
-        <w:rPr/>
-        <w:t xml:space="preserve">        </w:t>
-      </w:r>
-      <w:r>
-        <w:rPr/>
-        <w:t>writeat(xy.X, xy.Y, '*'); // відобразити кулю</w:t>
-      </w:r>
-    </w:p>
-    <w:p>
-      <w:pPr>
-        <w:pStyle w:val="Code"/>
-        <w:rPr/>
-      </w:pPr>
-      <w:r>
-        <w:rPr/>
-        <w:t xml:space="preserve">        </w:t>
-      </w:r>
-      <w:r>
-        <w:rPr/>
-        <w:t>Sleep(100);</w:t>
-      </w:r>
-    </w:p>
-    <w:p>
-      <w:pPr>
-        <w:pStyle w:val="Code"/>
-        <w:rPr/>
-      </w:pPr>
-      <w:r>
-        <w:rPr/>
-        <w:t xml:space="preserve">        </w:t>
-      </w:r>
-      <w:r>
-        <w:rPr/>
-        <w:t>writeat(xy.X, xy.Y, ' '); // стерти кулю</w:t>
-      </w:r>
-    </w:p>
-    <w:p>
-      <w:pPr>
-        <w:pStyle w:val="Code"/>
-        <w:rPr/>
-      </w:pPr>
-      <w:r>
-        <w:rPr/>
-        <w:t xml:space="preserve">    </w:t>
-      </w:r>
-      <w:r>
-        <w:rPr/>
-        <w:t>}</w:t>
-      </w:r>
-    </w:p>
-    <w:p>
-      <w:pPr>
-        <w:pStyle w:val="Code"/>
-        <w:rPr/>
-      </w:pPr>
-      <w:r>
-        <w:rPr/>
-        <w:t xml:space="preserve">    </w:t>
-      </w:r>
-      <w:r>
-        <w:rPr/>
-        <w:t>// постріл зроблений - додати 1 до семафора</w:t>
-      </w:r>
-    </w:p>
-    <w:p>
-      <w:pPr>
-        <w:pStyle w:val="Code"/>
-        <w:rPr/>
-      </w:pPr>
-      <w:r>
-        <w:rPr/>
-        <w:t xml:space="preserve">    </w:t>
-      </w:r>
-      <w:r>
-        <w:rPr/>
-        <w:t>ReleaseSemaphore(bulletsem, 1, NULL);</w:t>
-      </w:r>
-    </w:p>
-    <w:p>
-      <w:pPr>
-        <w:pStyle w:val="Code"/>
-        <w:rPr/>
-      </w:pPr>
-      <w:r>
-        <w:rPr/>
-        <w:t>}</w:t>
-      </w:r>
-    </w:p>
-    <w:p>
-      <w:pPr>
-        <w:pStyle w:val="Code"/>
-        <w:rPr/>
-      </w:pPr>
-      <w:r>
-        <w:rPr/>
-      </w:r>
-    </w:p>
-    <w:p>
-      <w:pPr>
-        <w:pStyle w:val="Code"/>
-        <w:rPr/>
-      </w:pPr>
-      <w:r>
-        <w:rPr/>
-        <w:t>// Основна програма</w:t>
-      </w:r>
-    </w:p>
-    <w:p>
-      <w:pPr>
-        <w:pStyle w:val="Code"/>
-        <w:rPr/>
-      </w:pPr>
-      <w:r>
-        <w:rPr/>
-        <w:t>void main()</w:t>
-      </w:r>
-    </w:p>
-    <w:p>
-      <w:pPr>
-        <w:pStyle w:val="Code"/>
-        <w:rPr/>
-      </w:pPr>
-      <w:r>
-        <w:rPr/>
-        <w:t>{</w:t>
-      </w:r>
-    </w:p>
-    <w:p>
-      <w:pPr>
-        <w:pStyle w:val="Code"/>
-        <w:rPr/>
-      </w:pPr>
-      <w:r>
-        <w:rPr/>
-        <w:t xml:space="preserve">    </w:t>
-      </w:r>
-      <w:r>
-        <w:rPr/>
-        <w:t>HANDLE me;</w:t>
-      </w:r>
-    </w:p>
-    <w:p>
-      <w:pPr>
-        <w:pStyle w:val="Code"/>
-        <w:rPr/>
-      </w:pPr>
-      <w:r>
-        <w:rPr/>
-        <w:t xml:space="preserve">    </w:t>
-      </w:r>
-      <w:r>
-        <w:rPr/>
-        <w:t>// Настроювання глобальних змінних</w:t>
-      </w:r>
-    </w:p>
-    <w:p>
-      <w:pPr>
-        <w:pStyle w:val="Code"/>
-        <w:rPr/>
-      </w:pPr>
-      <w:r>
-        <w:rPr/>
-        <w:t xml:space="preserve">    </w:t>
-      </w:r>
-      <w:r>
-        <w:rPr/>
-        <w:t>conin = GetStdHandle(STD_INPUT_HANDLE);</w:t>
-      </w:r>
-    </w:p>
-    <w:p>
-      <w:pPr>
-        <w:pStyle w:val="Code"/>
-        <w:rPr/>
-      </w:pPr>
-      <w:r>
-        <w:rPr/>
-        <w:t xml:space="preserve">    </w:t>
-      </w:r>
-      <w:r>
-        <w:rPr/>
-        <w:t>conout = GetStdHandle(STD_OUTPUT_HANDLE);</w:t>
-      </w:r>
-    </w:p>
-    <w:p>
-      <w:pPr>
-        <w:pStyle w:val="Code"/>
-        <w:rPr/>
-      </w:pPr>
-      <w:r>
-        <w:rPr/>
-        <w:t xml:space="preserve">    </w:t>
-      </w:r>
-      <w:r>
-        <w:rPr/>
-        <w:t>SetConsoleCtrlHandler(ctrl, TRUE);</w:t>
-      </w:r>
-    </w:p>
-    <w:p>
-      <w:pPr>
-        <w:pStyle w:val="Code"/>
-        <w:rPr/>
-      </w:pPr>
-      <w:r>
-        <w:rPr/>
-        <w:t xml:space="preserve">    </w:t>
-      </w:r>
-      <w:r>
-        <w:rPr/>
-        <w:t>SetConsoleMode(conin, ENABLE_WINDOW_INPUT);</w:t>
-      </w:r>
-    </w:p>
-    <w:p>
-      <w:pPr>
-        <w:pStyle w:val="Code"/>
-        <w:rPr/>
-      </w:pPr>
-      <w:r>
-        <w:rPr/>
-        <w:t xml:space="preserve">    </w:t>
-      </w:r>
-      <w:r>
-        <w:rPr/>
-        <w:t>me = GetCurrentThread(); // не є реальним дескриптором</w:t>
-      </w:r>
-    </w:p>
-    <w:p>
-      <w:pPr>
-        <w:pStyle w:val="Code"/>
-        <w:rPr/>
-      </w:pPr>
-      <w:r>
-        <w:rPr/>
-      </w:r>
-    </w:p>
-    <w:p>
-      <w:pPr>
-        <w:pStyle w:val="Code"/>
-        <w:rPr/>
-      </w:pPr>
-      <w:r>
-        <w:rPr/>
-        <w:t xml:space="preserve">    </w:t>
-      </w:r>
-      <w:r>
-        <w:rPr/>
-        <w:t>// змінити псевдодескриптор на реальний дескриптор поточного потоку</w:t>
-      </w:r>
-    </w:p>
-    <w:p>
-      <w:pPr>
-        <w:pStyle w:val="Code"/>
-        <w:rPr/>
-      </w:pPr>
-      <w:r>
-        <w:rPr/>
-        <w:t xml:space="preserve">    </w:t>
-      </w:r>
-      <w:r>
-        <w:rPr/>
-        <w:t>DuplicateHandle(GetCurrentProcess(), me, GetCurrentProcess(), &amp;mainthread, 0, FALSE, DUPLICATE_SAME_ACCESS);</w:t>
-      </w:r>
-    </w:p>
-    <w:p>
-      <w:pPr>
-        <w:pStyle w:val="Code"/>
-        <w:rPr/>
-      </w:pPr>
-      <w:r>
-        <w:rPr/>
-        <w:t xml:space="preserve">    </w:t>
-      </w:r>
-      <w:r>
-        <w:rPr/>
-        <w:t>startevt = CreateEvent(NULL, TRUE, FALSE, NULL);</w:t>
-      </w:r>
-    </w:p>
-    <w:p>
-      <w:pPr>
-        <w:pStyle w:val="Code"/>
-        <w:rPr/>
-      </w:pPr>
-      <w:r>
-        <w:rPr/>
-        <w:t xml:space="preserve">    </w:t>
-      </w:r>
-      <w:r>
-        <w:rPr/>
-        <w:t>screenlock = CreateMutex(NULL, FALSE, NULL);</w:t>
-      </w:r>
-    </w:p>
-    <w:p>
-      <w:pPr>
-        <w:pStyle w:val="Code"/>
-        <w:rPr/>
-      </w:pPr>
-      <w:r>
-        <w:rPr/>
-        <w:t xml:space="preserve">    </w:t>
-      </w:r>
-      <w:r>
-        <w:rPr/>
-        <w:t>InitializeCriticalSection(&amp;gameover);</w:t>
-      </w:r>
-    </w:p>
-    <w:p>
-      <w:pPr>
-        <w:pStyle w:val="Code"/>
-        <w:rPr/>
-      </w:pPr>
-      <w:r>
-        <w:rPr/>
-        <w:t xml:space="preserve">    </w:t>
-      </w:r>
-      <w:r>
-        <w:rPr/>
-        <w:t>bulletsem = CreateSemaphore(NULL, 3, 3, NULL);</w:t>
-      </w:r>
-    </w:p>
-    <w:p>
-      <w:pPr>
-        <w:pStyle w:val="Code"/>
-        <w:rPr/>
-      </w:pPr>
-      <w:r>
-        <w:rPr/>
-        <w:t xml:space="preserve">    </w:t>
-      </w:r>
-      <w:r>
-        <w:rPr/>
-        <w:t>GetConsoleScreenBufferInfo(conout, &amp;info);</w:t>
-      </w:r>
-    </w:p>
-    <w:p>
-      <w:pPr>
-        <w:pStyle w:val="Code"/>
-        <w:rPr/>
-      </w:pPr>
-      <w:r>
-        <w:rPr/>
-      </w:r>
-    </w:p>
-    <w:p>
-      <w:pPr>
-        <w:pStyle w:val="Code"/>
-        <w:rPr/>
-      </w:pPr>
-      <w:r>
-        <w:rPr/>
-        <w:t xml:space="preserve">    </w:t>
-      </w:r>
-      <w:r>
-        <w:rPr/>
-        <w:t>// Ініціалізувати відображення інформації про очки</w:t>
-      </w:r>
-    </w:p>
-    <w:p>
-      <w:pPr>
-        <w:pStyle w:val="Code"/>
-        <w:rPr/>
-      </w:pPr>
-      <w:r>
-        <w:rPr/>
-        <w:t xml:space="preserve">    </w:t>
-      </w:r>
-      <w:r>
-        <w:rPr/>
-        <w:t>score();</w:t>
-      </w:r>
-    </w:p>
-    <w:p>
-      <w:pPr>
-        <w:pStyle w:val="Code"/>
-        <w:rPr/>
-      </w:pPr>
-      <w:r>
-        <w:rPr/>
-        <w:t xml:space="preserve">    </w:t>
-      </w:r>
-      <w:r>
-        <w:rPr/>
-        <w:t>// Настроїти генератор псевдовипадкових чисел</w:t>
-      </w:r>
-    </w:p>
-    <w:p>
-      <w:pPr>
-        <w:pStyle w:val="Code"/>
-        <w:rPr/>
-      </w:pPr>
-      <w:r>
-        <w:rPr/>
-        <w:t xml:space="preserve">    </w:t>
-      </w:r>
-      <w:r>
-        <w:rPr/>
-        <w:t>srand((unsigned)time(NULL));</w:t>
-      </w:r>
-    </w:p>
-    <w:p>
-      <w:pPr>
-        <w:pStyle w:val="Code"/>
-        <w:rPr/>
-      </w:pPr>
-      <w:r>
-        <w:rPr/>
-        <w:t xml:space="preserve">    </w:t>
-      </w:r>
-      <w:r>
-        <w:rPr/>
-        <w:t>cls(); // насправді не потрібно</w:t>
-      </w:r>
-    </w:p>
-    <w:p>
-      <w:pPr>
-        <w:pStyle w:val="Code"/>
-        <w:rPr/>
-      </w:pPr>
-      <w:r>
-        <w:rPr/>
-        <w:t xml:space="preserve">    </w:t>
-      </w:r>
-      <w:r>
-        <w:rPr/>
-        <w:t>// установка початкової позиції пушки</w:t>
-      </w:r>
-    </w:p>
-    <w:p>
-      <w:pPr>
-        <w:pStyle w:val="Code"/>
-        <w:rPr/>
-      </w:pPr>
-      <w:r>
-        <w:rPr/>
-        <w:t xml:space="preserve">    </w:t>
-      </w:r>
-      <w:r>
-        <w:rPr/>
-        <w:t>int y = info.dwSize.Y - 1;</w:t>
-      </w:r>
-    </w:p>
-    <w:p>
-      <w:pPr>
-        <w:pStyle w:val="Code"/>
-        <w:rPr/>
-      </w:pPr>
-      <w:r>
-        <w:rPr/>
-        <w:t xml:space="preserve">    </w:t>
-      </w:r>
-      <w:r>
-        <w:rPr/>
-        <w:t>int x = info.dwSize.X / 2;</w:t>
-      </w:r>
-    </w:p>
-    <w:p>
-      <w:pPr>
-        <w:pStyle w:val="Code"/>
-        <w:rPr/>
-      </w:pPr>
-      <w:r>
-        <w:rPr/>
-        <w:t xml:space="preserve">    </w:t>
-      </w:r>
-      <w:r>
-        <w:rPr/>
-        <w:t>// запустити потік badguys; нічого не робити доти,</w:t>
-      </w:r>
-    </w:p>
-    <w:p>
-      <w:pPr>
-        <w:pStyle w:val="Code"/>
-        <w:rPr/>
-      </w:pPr>
-      <w:r>
-        <w:rPr/>
-        <w:t xml:space="preserve">    </w:t>
-      </w:r>
-      <w:r>
-        <w:rPr/>
-        <w:t>//  поки не відбудеться подія або минуть 15 секунд</w:t>
-      </w:r>
-    </w:p>
-    <w:p>
-      <w:pPr>
-        <w:pStyle w:val="Code"/>
-        <w:rPr/>
-      </w:pPr>
-      <w:r>
-        <w:rPr/>
-        <w:t xml:space="preserve">    </w:t>
-      </w:r>
-      <w:r>
-        <w:rPr/>
-        <w:t>_beginthread(badguys, 0, NULL);</w:t>
-      </w:r>
-    </w:p>
-    <w:p>
-      <w:pPr>
-        <w:pStyle w:val="Code"/>
-        <w:rPr/>
-      </w:pPr>
-      <w:r>
-        <w:rPr/>
-        <w:t xml:space="preserve">    </w:t>
-      </w:r>
-      <w:r>
-        <w:rPr/>
-        <w:t>// основний цикл гри</w:t>
-      </w:r>
-    </w:p>
-    <w:p>
-      <w:pPr>
-        <w:pStyle w:val="Code"/>
-        <w:rPr/>
-      </w:pPr>
-      <w:r>
-        <w:rPr/>
-        <w:t xml:space="preserve">    </w:t>
-      </w:r>
-      <w:r>
-        <w:rPr/>
-        <w:t>while (1)</w:t>
-      </w:r>
-    </w:p>
-    <w:p>
-      <w:pPr>
-        <w:pStyle w:val="Code"/>
-        <w:rPr/>
-      </w:pPr>
-      <w:r>
-        <w:rPr/>
-        <w:t xml:space="preserve">    </w:t>
-      </w:r>
-      <w:r>
-        <w:rPr/>
-        <w:t>{</w:t>
-      </w:r>
-    </w:p>
-    <w:p>
-      <w:pPr>
-        <w:pStyle w:val="Code"/>
-        <w:rPr/>
-      </w:pPr>
-      <w:r>
-        <w:rPr/>
-        <w:t xml:space="preserve">        </w:t>
-      </w:r>
-      <w:r>
-        <w:rPr/>
-        <w:t>int c, ct;</w:t>
-      </w:r>
-    </w:p>
-    <w:p>
-      <w:pPr>
-        <w:pStyle w:val="Code"/>
-        <w:rPr/>
-      </w:pPr>
-      <w:r>
-        <w:rPr/>
-        <w:t xml:space="preserve">        </w:t>
-      </w:r>
-      <w:r>
-        <w:rPr/>
-        <w:t>writeat(x, y, '|'); // намалювати пушку</w:t>
-      </w:r>
-    </w:p>
-    <w:p>
-      <w:pPr>
-        <w:pStyle w:val="Code"/>
-        <w:rPr/>
-      </w:pPr>
-      <w:r>
-        <w:rPr/>
-        <w:t xml:space="preserve">        </w:t>
-      </w:r>
-      <w:r>
-        <w:rPr/>
-        <w:t>c = getakey(ct);    // одержати символ</w:t>
-      </w:r>
-    </w:p>
-    <w:p>
-      <w:pPr>
-        <w:pStyle w:val="Code"/>
-        <w:rPr/>
-      </w:pPr>
-      <w:r>
-        <w:rPr/>
-        <w:t xml:space="preserve">        </w:t>
-      </w:r>
-      <w:r>
-        <w:rPr/>
-        <w:t>switch (c)</w:t>
-      </w:r>
-    </w:p>
-    <w:p>
-      <w:pPr>
-        <w:pStyle w:val="Code"/>
-        <w:rPr/>
-      </w:pPr>
-      <w:r>
-        <w:rPr/>
-        <w:t xml:space="preserve">        </w:t>
-      </w:r>
-      <w:r>
-        <w:rPr/>
-        <w:t>{</w:t>
-      </w:r>
-    </w:p>
-    <w:p>
-      <w:pPr>
-        <w:pStyle w:val="Code"/>
-        <w:rPr/>
-      </w:pPr>
-      <w:r>
-        <w:rPr/>
-        <w:t xml:space="preserve">        </w:t>
-      </w:r>
-      <w:r>
-        <w:rPr/>
-        <w:t>case VK_SPACE: // вогонь!</w:t>
-      </w:r>
-    </w:p>
-    <w:p>
-      <w:pPr>
-        <w:pStyle w:val="Code"/>
-        <w:rPr/>
-      </w:pPr>
-      <w:r>
-        <w:rPr/>
-        <w:t xml:space="preserve">        </w:t>
-      </w:r>
-      <w:r>
-        <w:rPr/>
-        <w:t>{</w:t>
-      </w:r>
-    </w:p>
-    <w:p>
-      <w:pPr>
-        <w:pStyle w:val="Code"/>
-        <w:rPr/>
-      </w:pPr>
-      <w:r>
-        <w:rPr/>
-        <w:t xml:space="preserve">            </w:t>
-      </w:r>
-      <w:r>
-        <w:rPr/>
-        <w:t>static COORD xy;</w:t>
-      </w:r>
-    </w:p>
-    <w:p>
-      <w:pPr>
-        <w:pStyle w:val="Code"/>
-        <w:rPr/>
-      </w:pPr>
-      <w:r>
-        <w:rPr/>
-        <w:t xml:space="preserve">            </w:t>
-      </w:r>
-      <w:r>
-        <w:rPr/>
-        <w:t>xy.X = x;</w:t>
-      </w:r>
-    </w:p>
-    <w:p>
-      <w:pPr>
-        <w:pStyle w:val="Code"/>
-        <w:rPr/>
-      </w:pPr>
-      <w:r>
-        <w:rPr/>
-        <w:t xml:space="preserve">            </w:t>
-      </w:r>
-      <w:r>
-        <w:rPr/>
-        <w:t>xy.Y = y;</w:t>
-      </w:r>
-    </w:p>
-    <w:p>
-      <w:pPr>
-        <w:pStyle w:val="Code"/>
-        <w:rPr/>
-      </w:pPr>
-      <w:r>
-        <w:rPr/>
-      </w:r>
-    </w:p>
-    <w:p>
-      <w:pPr>
-        <w:pStyle w:val="Code"/>
-        <w:rPr/>
-      </w:pPr>
-      <w:r>
-        <w:rPr/>
-        <w:t xml:space="preserve">            </w:t>
-      </w:r>
-      <w:r>
-        <w:rPr/>
-        <w:t>_beginthread(bullet, 0, (void *)&amp;xy);</w:t>
-      </w:r>
-    </w:p>
-    <w:p>
-      <w:pPr>
-        <w:pStyle w:val="Code"/>
-        <w:rPr/>
-      </w:pPr>
-      <w:r>
-        <w:rPr/>
-        <w:t xml:space="preserve">            </w:t>
-      </w:r>
-      <w:r>
-        <w:rPr/>
-        <w:t>Sleep(100); // дати кулі час полетіти на деяку відстань</w:t>
-      </w:r>
-    </w:p>
-    <w:p>
-      <w:pPr>
-        <w:pStyle w:val="Code"/>
-        <w:rPr/>
-      </w:pPr>
-      <w:r>
-        <w:rPr/>
-        <w:t xml:space="preserve">            </w:t>
-      </w:r>
-      <w:r>
-        <w:rPr/>
-        <w:t>break;</w:t>
-      </w:r>
-    </w:p>
-    <w:p>
-      <w:pPr>
-        <w:pStyle w:val="Code"/>
-        <w:rPr/>
-      </w:pPr>
-      <w:r>
-        <w:rPr/>
-        <w:t xml:space="preserve">        </w:t>
-      </w:r>
-      <w:r>
-        <w:rPr/>
-        <w:t>}</w:t>
-      </w:r>
-    </w:p>
-    <w:p>
-      <w:pPr>
-        <w:pStyle w:val="Code"/>
-        <w:rPr/>
-      </w:pPr>
-      <w:r>
-        <w:rPr/>
-        <w:t xml:space="preserve">        </w:t>
-      </w:r>
-      <w:r>
-        <w:rPr/>
-        <w:t>case VK_LEFT:           // команда "уліво!"</w:t>
-      </w:r>
-    </w:p>
-    <w:p>
-      <w:pPr>
-        <w:pStyle w:val="Code"/>
-        <w:rPr/>
-      </w:pPr>
-      <w:r>
-        <w:rPr/>
-        <w:t xml:space="preserve">            </w:t>
-      </w:r>
-      <w:r>
-        <w:rPr/>
-        <w:t>SetEvent(startevt); // потік badguys працює</w:t>
-      </w:r>
-    </w:p>
-    <w:p>
-      <w:pPr>
-        <w:pStyle w:val="Code"/>
-        <w:rPr/>
-      </w:pPr>
-      <w:r>
-        <w:rPr/>
-        <w:t xml:space="preserve">            </w:t>
-      </w:r>
-      <w:r>
-        <w:rPr/>
-        <w:t>writeat(x, y, ' '); // зтерти з екрана пушку</w:t>
-      </w:r>
-    </w:p>
-    <w:p>
-      <w:pPr>
-        <w:pStyle w:val="Code"/>
-        <w:rPr/>
-      </w:pPr>
-      <w:r>
-        <w:rPr/>
-        <w:t xml:space="preserve">            </w:t>
-      </w:r>
-      <w:r>
-        <w:rPr/>
-        <w:t>while (ct--)        // переміститися</w:t>
-      </w:r>
-    </w:p>
-    <w:p>
-      <w:pPr>
-        <w:pStyle w:val="Code"/>
-        <w:rPr/>
-      </w:pPr>
-      <w:r>
-        <w:rPr/>
-        <w:t xml:space="preserve">                </w:t>
-      </w:r>
-      <w:r>
-        <w:rPr/>
-        <w:t>if (x)</w:t>
-      </w:r>
-    </w:p>
-    <w:p>
-      <w:pPr>
-        <w:pStyle w:val="Code"/>
-        <w:rPr/>
-      </w:pPr>
-      <w:r>
-        <w:rPr/>
-        <w:t xml:space="preserve">                    </w:t>
-      </w:r>
-      <w:r>
-        <w:rPr/>
-        <w:t>x--;</w:t>
-      </w:r>
-    </w:p>
-    <w:p>
-      <w:pPr>
-        <w:pStyle w:val="Code"/>
-        <w:rPr/>
-      </w:pPr>
-      <w:r>
-        <w:rPr/>
-        <w:t xml:space="preserve">            </w:t>
-      </w:r>
-      <w:r>
-        <w:rPr/>
-        <w:t>break;</w:t>
-      </w:r>
-    </w:p>
-    <w:p>
-      <w:pPr>
-        <w:pStyle w:val="Code"/>
-        <w:rPr/>
-      </w:pPr>
-      <w:r>
-        <w:rPr/>
-        <w:t xml:space="preserve">        </w:t>
-      </w:r>
-      <w:r>
-        <w:rPr/>
-        <w:t>case VK_RIGHT: // команда "вправо!"; логіка та ж</w:t>
-      </w:r>
-    </w:p>
-    <w:p>
-      <w:pPr>
-        <w:pStyle w:val="Code"/>
-        <w:rPr/>
-      </w:pPr>
-      <w:r>
-        <w:rPr/>
-        <w:t xml:space="preserve">            </w:t>
-      </w:r>
-      <w:r>
-        <w:rPr/>
-        <w:t>SetEvent(startevt);</w:t>
-      </w:r>
-    </w:p>
-    <w:p>
-      <w:pPr>
-        <w:pStyle w:val="Code"/>
-        <w:rPr/>
-      </w:pPr>
-      <w:r>
-        <w:rPr/>
-        <w:t xml:space="preserve">            </w:t>
-      </w:r>
-      <w:r>
-        <w:rPr/>
-        <w:t>writeat(x, y, ' ');</w:t>
-      </w:r>
-    </w:p>
-    <w:p>
-      <w:pPr>
-        <w:pStyle w:val="Code"/>
-        <w:rPr/>
-      </w:pPr>
-      <w:r>
-        <w:rPr/>
-        <w:t xml:space="preserve">            </w:t>
-      </w:r>
-      <w:r>
-        <w:rPr/>
-        <w:t>while (ct - і)</w:t>
-      </w:r>
-    </w:p>
-    <w:p>
-      <w:pPr>
-        <w:pStyle w:val="Code"/>
-        <w:rPr/>
-      </w:pPr>
-      <w:r>
-        <w:rPr/>
-        <w:t xml:space="preserve">                </w:t>
-      </w:r>
-      <w:r>
-        <w:rPr/>
-        <w:t>if (x != info.dwSize.X - 1)</w:t>
+        <w:t>if (x &lt; SCREEN_WIDTH - 1)</w:t>
       </w:r>
     </w:p>
     <w:p>
@@ -4053,40 +4447,29 @@
     </w:p>
     <w:p>
       <w:pPr>
-        <w:pStyle w:val="H2"/>
-        <w:rPr/>
-      </w:pPr>
-      <w:r>
-        <w:rPr/>
-        <w:t>Схема взаємодії потоків</w:t>
-      </w:r>
-    </w:p>
-    <w:p>
-      <w:pPr>
         <w:pStyle w:val="P1"/>
-        <w:rPr/>
-      </w:pPr>
-      <w:r>
-        <w:rPr/>
+        <w:rPr>
+          <w:lang w:val="uk-UA"/>
+        </w:rPr>
+      </w:pPr>
+      <w:r>
+        <w:rPr>
+          <w:lang w:val="uk-UA"/>
+        </w:rPr>
+        <w:t>Вигляд запущеної програми наведено на рисунку нижче:</w:t>
       </w:r>
     </w:p>
     <w:p>
       <w:pPr>
         <w:pStyle w:val="P1"/>
-        <w:rPr/>
-      </w:pPr>
-      <w:r>
-        <w:rPr/>
-        <w:t>Схему взаємодії потоків наведено на рисунку нижче:</w:t>
-      </w:r>
-    </w:p>
-    <w:p>
-      <w:pPr>
-        <w:pStyle w:val="img1"/>
-        <w:rPr/>
-      </w:pPr>
-      <w:r>
-        <w:rPr/>
+        <w:rPr>
+          <w:lang w:val="en-US"/>
+        </w:rPr>
+      </w:pPr>
+      <w:r>
+        <w:rPr>
+          <w:lang w:val="en-US"/>
+        </w:rPr>
       </w:r>
     </w:p>
     <w:p>
@@ -4098,9 +4481,9 @@
         <w:rPr/>
         <w:drawing>
           <wp:inline distT="0" distB="0" distL="0" distR="0">
-            <wp:extent cx="5731510" cy="2436495"/>
+            <wp:extent cx="5731510" cy="4191000"/>
             <wp:effectExtent l="0" t="0" r="0" b="0"/>
-            <wp:docPr id="1" name="Зображення1"/>
+            <wp:docPr id="1" name="Зображення2"/>
             <wp:cNvGraphicFramePr>
               <a:graphicFrameLocks xmlns:a="http://schemas.openxmlformats.org/drawingml/2006/main" noChangeAspect="1"/>
             </wp:cNvGraphicFramePr>
@@ -4108,16 +4491,124 @@
               <a:graphicData uri="http://schemas.openxmlformats.org/drawingml/2006/picture">
                 <pic:pic xmlns:pic="http://schemas.openxmlformats.org/drawingml/2006/picture">
                   <pic:nvPicPr>
-                    <pic:cNvPr id="1" name="Зображення1"/>
+                    <pic:cNvPr id="1" name="Зображення2"/>
                     <pic:cNvPicPr>
                       <a:picLocks noChangeAspect="1" noChangeArrowheads="1"/>
                     </pic:cNvPicPr>
                   </pic:nvPicPr>
                   <pic:blipFill>
-                    <a:blip r:embed="rId2">
+                    <a:blip r:embed="rId2"/>
+                    <a:stretch>
+                      <a:fillRect/>
+                    </a:stretch>
+                  </pic:blipFill>
+                  <pic:spPr bwMode="auto">
+                    <a:xfrm>
+                      <a:off x="0" y="0"/>
+                      <a:ext cx="5731510" cy="4191000"/>
+                    </a:xfrm>
+                    <a:prstGeom prst="rect">
+                      <a:avLst/>
+                    </a:prstGeom>
+                    <a:noFill/>
+                  </pic:spPr>
+                </pic:pic>
+              </a:graphicData>
+            </a:graphic>
+          </wp:inline>
+        </w:drawing>
+      </w:r>
+    </w:p>
+    <w:p>
+      <w:pPr>
+        <w:pStyle w:val="img1"/>
+        <w:rPr/>
+      </w:pPr>
+      <w:r>
+        <w:rPr/>
+        <w:t>Рисунок 1.1 — Вигляд програми</w:t>
+      </w:r>
+    </w:p>
+    <w:p>
+      <w:pPr>
+        <w:pStyle w:val="P1"/>
+        <w:rPr>
+          <w:lang w:val="en-US"/>
+        </w:rPr>
+      </w:pPr>
+      <w:r>
+        <w:rPr>
+          <w:lang w:val="en-US"/>
+        </w:rPr>
+      </w:r>
+    </w:p>
+    <w:p>
+      <w:pPr>
+        <w:pStyle w:val="H2"/>
+        <w:rPr/>
+      </w:pPr>
+      <w:r>
+        <w:rPr/>
+        <w:t>Схема взаємодії потоків</w:t>
+      </w:r>
+    </w:p>
+    <w:p>
+      <w:pPr>
+        <w:pStyle w:val="P1"/>
+        <w:rPr/>
+      </w:pPr>
+      <w:r>
+        <w:rPr/>
+      </w:r>
+    </w:p>
+    <w:p>
+      <w:pPr>
+        <w:pStyle w:val="P1"/>
+        <w:rPr/>
+      </w:pPr>
+      <w:r>
+        <w:rPr/>
+        <w:t>Схему взаємодії потоків наведено на рисунку нижче:</w:t>
+      </w:r>
+    </w:p>
+    <w:p>
+      <w:pPr>
+        <w:pStyle w:val="img1"/>
+        <w:rPr/>
+      </w:pPr>
+      <w:r>
+        <w:rPr/>
+      </w:r>
+    </w:p>
+    <w:p>
+      <w:pPr>
+        <w:pStyle w:val="img1"/>
+        <w:rPr/>
+      </w:pPr>
+      <w:r>
+        <w:rPr/>
+        <w:drawing>
+          <wp:inline distT="0" distB="0" distL="0" distR="0">
+            <wp:extent cx="5731510" cy="2436495"/>
+            <wp:effectExtent l="0" t="0" r="0" b="0"/>
+            <wp:docPr id="2" name="Зображення1"/>
+            <wp:cNvGraphicFramePr>
+              <a:graphicFrameLocks xmlns:a="http://schemas.openxmlformats.org/drawingml/2006/main" noChangeAspect="1"/>
+            </wp:cNvGraphicFramePr>
+            <a:graphic xmlns:a="http://schemas.openxmlformats.org/drawingml/2006/main">
+              <a:graphicData uri="http://schemas.openxmlformats.org/drawingml/2006/picture">
+                <pic:pic xmlns:pic="http://schemas.openxmlformats.org/drawingml/2006/picture">
+                  <pic:nvPicPr>
+                    <pic:cNvPr id="2" name="Зображення1"/>
+                    <pic:cNvPicPr>
+                      <a:picLocks noChangeAspect="1" noChangeArrowheads="1"/>
+                    </pic:cNvPicPr>
+                  </pic:nvPicPr>
+                  <pic:blipFill>
+                    <a:blip r:embed="rId3">
                       <a:extLst>
                         <a:ext uri="{96DAC541-7B7A-43D3-8B79-37D633B846F1}">
-                          <asvg:svgBlip xmlns:asvg="http://schemas.microsoft.com/office/drawing/2016/SVG/main" r:embed="rId3"/>
+                          <asvg:svgBlip xmlns:asvg="http://schemas.microsoft.com/office/drawing/2016/SVG/main" r:embed="rId4"/>
                         </a:ext>
                       </a:extLst>
                     </a:blip>
@@ -4266,8 +4757,8 @@
         <w:gridCol w:w="971"/>
         <w:gridCol w:w="2423"/>
         <w:gridCol w:w="2506"/>
-        <w:gridCol w:w="2210"/>
-        <w:gridCol w:w="3660"/>
+        <w:gridCol w:w="2209"/>
+        <w:gridCol w:w="3661"/>
       </w:tblGrid>
       <w:tr>
         <w:trPr>
@@ -4285,7 +4776,7 @@
           </w:tcPr>
           <w:p>
             <w:pPr>
-              <w:pStyle w:val="Style14"/>
+              <w:pStyle w:val="user2"/>
               <w:spacing w:lineRule="auto" w:line="240"/>
               <w:ind w:hanging="0" w:left="0"/>
               <w:rPr>
@@ -4299,6 +4790,32 @@
             </w:pPr>
             <w:r>
               <w:rPr>
+                <w:b/>
+                <w:bCs/>
+                <w:color w:val="auto"/>
+                <w:sz w:val="24"/>
+                <w:szCs w:val="24"/>
+              </w:rPr>
+              <w:t>Рядок</w:t>
+            </w:r>
+          </w:p>
+        </w:tc>
+        <w:tc>
+          <w:tcPr>
+            <w:tcW w:w="2423" w:type="dxa"/>
+            <w:tcBorders>
+              <w:top w:val="single" w:sz="4" w:space="0" w:color="000000"/>
+              <w:left w:val="single" w:sz="4" w:space="0" w:color="000000"/>
+              <w:bottom w:val="single" w:sz="4" w:space="0" w:color="000000"/>
+            </w:tcBorders>
+            <w:vAlign w:val="center"/>
+          </w:tcPr>
+          <w:p>
+            <w:pPr>
+              <w:pStyle w:val="user2"/>
+              <w:spacing w:lineRule="auto" w:line="240"/>
+              <w:ind w:hanging="0" w:left="0"/>
+              <w:rPr>
                 <w:rFonts w:ascii="Times New Roman" w:hAnsi="Times New Roman"/>
                 <w:b/>
                 <w:bCs/>
@@ -4306,13 +4823,22 @@
                 <w:sz w:val="24"/>
                 <w:szCs w:val="24"/>
               </w:rPr>
-              <w:t>Рядок</w:t>
-            </w:r>
-          </w:p>
-        </w:tc>
-        <w:tc>
-          <w:tcPr>
-            <w:tcW w:w="2423" w:type="dxa"/>
+            </w:pPr>
+            <w:r>
+              <w:rPr>
+                <w:b/>
+                <w:bCs/>
+                <w:color w:val="auto"/>
+                <w:sz w:val="24"/>
+                <w:szCs w:val="24"/>
+              </w:rPr>
+              <w:t>Функція</w:t>
+            </w:r>
+          </w:p>
+        </w:tc>
+        <w:tc>
+          <w:tcPr>
+            <w:tcW w:w="2506" w:type="dxa"/>
             <w:tcBorders>
               <w:top w:val="single" w:sz="4" w:space="0" w:color="000000"/>
               <w:left w:val="single" w:sz="4" w:space="0" w:color="000000"/>
@@ -4322,7 +4848,7 @@
           </w:tcPr>
           <w:p>
             <w:pPr>
-              <w:pStyle w:val="Style14"/>
+              <w:pStyle w:val="user2"/>
               <w:spacing w:lineRule="auto" w:line="240"/>
               <w:ind w:hanging="0" w:left="0"/>
               <w:rPr>
@@ -4336,6 +4862,32 @@
             </w:pPr>
             <w:r>
               <w:rPr>
+                <w:b/>
+                <w:bCs/>
+                <w:color w:val="auto"/>
+                <w:sz w:val="24"/>
+                <w:szCs w:val="24"/>
+              </w:rPr>
+              <w:t>Призначення</w:t>
+            </w:r>
+          </w:p>
+        </w:tc>
+        <w:tc>
+          <w:tcPr>
+            <w:tcW w:w="2209" w:type="dxa"/>
+            <w:tcBorders>
+              <w:top w:val="single" w:sz="4" w:space="0" w:color="000000"/>
+              <w:left w:val="single" w:sz="4" w:space="0" w:color="000000"/>
+              <w:bottom w:val="single" w:sz="4" w:space="0" w:color="000000"/>
+            </w:tcBorders>
+            <w:vAlign w:val="center"/>
+          </w:tcPr>
+          <w:p>
+            <w:pPr>
+              <w:pStyle w:val="user2"/>
+              <w:spacing w:lineRule="auto" w:line="240"/>
+              <w:ind w:hanging="0" w:left="0"/>
+              <w:rPr>
                 <w:rFonts w:ascii="Times New Roman" w:hAnsi="Times New Roman"/>
                 <w:b/>
                 <w:bCs/>
@@ -4343,23 +4895,33 @@
                 <w:sz w:val="24"/>
                 <w:szCs w:val="24"/>
               </w:rPr>
-              <w:t>Функція</w:t>
-            </w:r>
-          </w:p>
-        </w:tc>
-        <w:tc>
-          <w:tcPr>
-            <w:tcW w:w="2506" w:type="dxa"/>
+            </w:pPr>
+            <w:r>
+              <w:rPr>
+                <w:b/>
+                <w:bCs/>
+                <w:color w:val="auto"/>
+                <w:sz w:val="24"/>
+                <w:szCs w:val="24"/>
+              </w:rPr>
+              <w:t>Параметри</w:t>
+            </w:r>
+          </w:p>
+        </w:tc>
+        <w:tc>
+          <w:tcPr>
+            <w:tcW w:w="3661" w:type="dxa"/>
             <w:tcBorders>
               <w:top w:val="single" w:sz="4" w:space="0" w:color="000000"/>
               <w:left w:val="single" w:sz="4" w:space="0" w:color="000000"/>
               <w:bottom w:val="single" w:sz="4" w:space="0" w:color="000000"/>
+              <w:right w:val="single" w:sz="4" w:space="0" w:color="000000"/>
             </w:tcBorders>
             <w:vAlign w:val="center"/>
           </w:tcPr>
           <w:p>
             <w:pPr>
-              <w:pStyle w:val="Style14"/>
+              <w:pStyle w:val="user2"/>
               <w:spacing w:lineRule="auto" w:line="240"/>
               <w:ind w:hanging="0" w:left="0"/>
               <w:rPr>
@@ -4373,82 +4935,6 @@
             </w:pPr>
             <w:r>
               <w:rPr>
-                <w:rFonts w:ascii="Times New Roman" w:hAnsi="Times New Roman"/>
-                <w:b/>
-                <w:bCs/>
-                <w:color w:val="auto"/>
-                <w:sz w:val="24"/>
-                <w:szCs w:val="24"/>
-              </w:rPr>
-              <w:t>Призначення</w:t>
-            </w:r>
-          </w:p>
-        </w:tc>
-        <w:tc>
-          <w:tcPr>
-            <w:tcW w:w="2210" w:type="dxa"/>
-            <w:tcBorders>
-              <w:top w:val="single" w:sz="4" w:space="0" w:color="000000"/>
-              <w:left w:val="single" w:sz="4" w:space="0" w:color="000000"/>
-              <w:bottom w:val="single" w:sz="4" w:space="0" w:color="000000"/>
-            </w:tcBorders>
-            <w:vAlign w:val="center"/>
-          </w:tcPr>
-          <w:p>
-            <w:pPr>
-              <w:pStyle w:val="Style14"/>
-              <w:spacing w:lineRule="auto" w:line="240"/>
-              <w:ind w:hanging="0" w:left="0"/>
-              <w:rPr>
-                <w:rFonts w:ascii="Times New Roman" w:hAnsi="Times New Roman"/>
-                <w:b/>
-                <w:bCs/>
-                <w:color w:val="auto"/>
-                <w:sz w:val="24"/>
-                <w:szCs w:val="24"/>
-              </w:rPr>
-            </w:pPr>
-            <w:r>
-              <w:rPr>
-                <w:rFonts w:ascii="Times New Roman" w:hAnsi="Times New Roman"/>
-                <w:b/>
-                <w:bCs/>
-                <w:color w:val="auto"/>
-                <w:sz w:val="24"/>
-                <w:szCs w:val="24"/>
-              </w:rPr>
-              <w:t>Параметри</w:t>
-            </w:r>
-          </w:p>
-        </w:tc>
-        <w:tc>
-          <w:tcPr>
-            <w:tcW w:w="3660" w:type="dxa"/>
-            <w:tcBorders>
-              <w:top w:val="single" w:sz="4" w:space="0" w:color="000000"/>
-              <w:left w:val="single" w:sz="4" w:space="0" w:color="000000"/>
-              <w:bottom w:val="single" w:sz="4" w:space="0" w:color="000000"/>
-              <w:right w:val="single" w:sz="4" w:space="0" w:color="000000"/>
-            </w:tcBorders>
-            <w:vAlign w:val="center"/>
-          </w:tcPr>
-          <w:p>
-            <w:pPr>
-              <w:pStyle w:val="Style14"/>
-              <w:spacing w:lineRule="auto" w:line="240"/>
-              <w:ind w:hanging="0" w:left="0"/>
-              <w:rPr>
-                <w:rFonts w:ascii="Times New Roman" w:hAnsi="Times New Roman"/>
-                <w:b/>
-                <w:bCs/>
-                <w:color w:val="auto"/>
-                <w:sz w:val="24"/>
-                <w:szCs w:val="24"/>
-              </w:rPr>
-            </w:pPr>
-            <w:r>
-              <w:rPr>
-                <w:rFonts w:ascii="Times New Roman" w:hAnsi="Times New Roman"/>
                 <w:b/>
                 <w:bCs/>
                 <w:color w:val="auto"/>
@@ -4473,7 +4959,7 @@
           </w:tcPr>
           <w:p>
             <w:pPr>
-              <w:pStyle w:val="Style14"/>
+              <w:pStyle w:val="user2"/>
               <w:spacing w:lineRule="auto" w:line="240"/>
               <w:ind w:hanging="0" w:left="0"/>
               <w:rPr>
@@ -4485,7 +4971,6 @@
             </w:pPr>
             <w:r>
               <w:rPr>
-                <w:rFonts w:ascii="Times New Roman" w:hAnsi="Times New Roman"/>
                 <w:color w:val="auto"/>
                 <w:sz w:val="24"/>
                 <w:szCs w:val="24"/>
@@ -4506,7 +4991,7 @@
           </w:tcPr>
           <w:p>
             <w:pPr>
-              <w:pStyle w:val="Style14"/>
+              <w:pStyle w:val="user2"/>
               <w:spacing w:lineRule="auto" w:line="240"/>
               <w:ind w:hanging="0" w:left="0"/>
               <w:rPr>
@@ -4518,7 +5003,6 @@
             </w:pPr>
             <w:r>
               <w:rPr>
-                <w:rFonts w:ascii="Times New Roman" w:hAnsi="Times New Roman"/>
                 <w:color w:val="auto"/>
                 <w:sz w:val="24"/>
                 <w:szCs w:val="24"/>
@@ -4539,7 +5023,7 @@
           </w:tcPr>
           <w:p>
             <w:pPr>
-              <w:pStyle w:val="Style14"/>
+              <w:pStyle w:val="user2"/>
               <w:spacing w:lineRule="auto" w:line="240"/>
               <w:ind w:hanging="0" w:left="0"/>
               <w:rPr>
@@ -4551,27 +5035,61 @@
             </w:pPr>
             <w:r>
               <w:rPr>
+                <w:color w:val="auto"/>
+                <w:sz w:val="24"/>
+                <w:szCs w:val="24"/>
+              </w:rPr>
+              <w:t>Очікує поки вказаний об’єкт перейде в сигнальний стан або мине інтервал очікування.</w:t>
+            </w:r>
+          </w:p>
+        </w:tc>
+        <w:tc>
+          <w:tcPr>
+            <w:tcW w:w="2209" w:type="dxa"/>
+            <w:tcBorders>
+              <w:left w:val="single" w:sz="4" w:space="0" w:color="000000"/>
+              <w:bottom w:val="single" w:sz="4" w:space="0" w:color="000000"/>
+            </w:tcBorders>
+            <w:vAlign w:val="center"/>
+          </w:tcPr>
+          <w:p>
+            <w:pPr>
+              <w:pStyle w:val="user2"/>
+              <w:spacing w:lineRule="auto" w:line="240"/>
+              <w:ind w:hanging="0" w:left="0"/>
+              <w:rPr>
                 <w:rFonts w:ascii="Times New Roman" w:hAnsi="Times New Roman"/>
                 <w:color w:val="auto"/>
                 <w:sz w:val="24"/>
                 <w:szCs w:val="24"/>
-              </w:rPr>
-              <w:t>Очікує поки вказаний об’єкт перейде в сигнальний стан або мине інтервал очікування.</w:t>
-            </w:r>
-          </w:p>
-        </w:tc>
-        <w:tc>
-          <w:tcPr>
-            <w:tcW w:w="2210" w:type="dxa"/>
-            <w:tcBorders>
-              <w:left w:val="single" w:sz="4" w:space="0" w:color="000000"/>
-              <w:bottom w:val="single" w:sz="4" w:space="0" w:color="000000"/>
+                <w:lang w:val="en-US"/>
+              </w:rPr>
+            </w:pPr>
+            <w:r>
+              <w:rPr>
+                <w:color w:val="auto"/>
+                <w:sz w:val="24"/>
+                <w:szCs w:val="24"/>
+                <w:lang w:val="en-US"/>
+              </w:rPr>
+              <w:t>Screenlock, INFINITE</w:t>
+            </w:r>
+          </w:p>
+        </w:tc>
+        <w:tc>
+          <w:tcPr>
+            <w:tcW w:w="3661" w:type="dxa"/>
+            <w:vMerge w:val="restart"/>
+            <w:tcBorders>
+              <w:left w:val="single" w:sz="4" w:space="0" w:color="000000"/>
+              <w:bottom w:val="single" w:sz="4" w:space="0" w:color="000000"/>
+              <w:right w:val="single" w:sz="4" w:space="0" w:color="000000"/>
             </w:tcBorders>
             <w:vAlign w:val="center"/>
           </w:tcPr>
           <w:p>
             <w:pPr>
-              <w:pStyle w:val="Style14"/>
+              <w:pStyle w:val="user2"/>
               <w:spacing w:lineRule="auto" w:line="240"/>
               <w:ind w:hanging="0" w:left="0"/>
               <w:rPr>
@@ -4579,47 +5097,10 @@
                 <w:color w:val="auto"/>
                 <w:sz w:val="24"/>
                 <w:szCs w:val="24"/>
-                <w:lang w:val="en-US"/>
-              </w:rPr>
-            </w:pPr>
-            <w:r>
-              <w:rPr>
-                <w:rFonts w:ascii="Times New Roman" w:hAnsi="Times New Roman"/>
-                <w:color w:val="auto"/>
-                <w:sz w:val="24"/>
-                <w:szCs w:val="24"/>
-                <w:lang w:val="en-US"/>
-              </w:rPr>
-              <w:t>Screenlock, INFINITE</w:t>
-            </w:r>
-          </w:p>
-        </w:tc>
-        <w:tc>
-          <w:tcPr>
-            <w:tcW w:w="3660" w:type="dxa"/>
-            <w:vMerge w:val="restart"/>
-            <w:tcBorders>
-              <w:left w:val="single" w:sz="4" w:space="0" w:color="000000"/>
-              <w:bottom w:val="single" w:sz="4" w:space="0" w:color="000000"/>
-              <w:right w:val="single" w:sz="4" w:space="0" w:color="000000"/>
-            </w:tcBorders>
-            <w:vAlign w:val="center"/>
-          </w:tcPr>
-          <w:p>
-            <w:pPr>
-              <w:pStyle w:val="Style14"/>
-              <w:spacing w:lineRule="auto" w:line="240"/>
-              <w:ind w:hanging="0" w:left="0"/>
-              <w:rPr>
-                <w:rFonts w:ascii="Times New Roman" w:hAnsi="Times New Roman"/>
-                <w:color w:val="auto"/>
-                <w:sz w:val="24"/>
-                <w:szCs w:val="24"/>
-              </w:rPr>
-            </w:pPr>
-            <w:r>
-              <w:rPr>
-                <w:rFonts w:ascii="Times New Roman" w:hAnsi="Times New Roman"/>
+              </w:rPr>
+            </w:pPr>
+            <w:r>
+              <w:rPr>
                 <w:color w:val="auto"/>
                 <w:sz w:val="24"/>
                 <w:szCs w:val="24"/>
@@ -4628,7 +5109,6 @@
             </w:r>
             <w:r>
               <w:rPr>
-                <w:rFonts w:ascii="Times New Roman" w:hAnsi="Times New Roman"/>
                 <w:color w:val="auto"/>
                 <w:sz w:val="24"/>
                 <w:szCs w:val="24"/>
@@ -4652,7 +5132,7 @@
           </w:tcPr>
           <w:p>
             <w:pPr>
-              <w:pStyle w:val="Style14"/>
+              <w:pStyle w:val="user2"/>
               <w:spacing w:lineRule="auto" w:line="240"/>
               <w:ind w:hanging="0" w:left="0"/>
               <w:rPr>
@@ -4665,7 +5145,6 @@
             </w:pPr>
             <w:r>
               <w:rPr>
-                <w:rFonts w:ascii="Times New Roman" w:hAnsi="Times New Roman"/>
                 <w:color w:val="auto"/>
                 <w:sz w:val="24"/>
                 <w:szCs w:val="24"/>
@@ -4687,7 +5166,7 @@
           </w:tcPr>
           <w:p>
             <w:pPr>
-              <w:pStyle w:val="Style14"/>
+              <w:pStyle w:val="user2"/>
               <w:spacing w:lineRule="auto" w:line="240"/>
               <w:ind w:hanging="0" w:left="0"/>
               <w:rPr>
@@ -4699,7 +5178,6 @@
             </w:pPr>
             <w:r>
               <w:rPr>
-                <w:rFonts w:ascii="Times New Roman" w:hAnsi="Times New Roman"/>
                 <w:color w:val="auto"/>
                 <w:sz w:val="24"/>
                 <w:szCs w:val="24"/>
@@ -4719,7 +5197,7 @@
           </w:tcPr>
           <w:p>
             <w:pPr>
-              <w:pStyle w:val="Style14"/>
+              <w:pStyle w:val="user2"/>
               <w:spacing w:lineRule="auto" w:line="240"/>
               <w:ind w:hanging="0" w:left="0"/>
               <w:rPr>
@@ -4731,26 +5209,60 @@
             </w:pPr>
             <w:r>
               <w:rPr>
+                <w:color w:val="auto"/>
+                <w:sz w:val="24"/>
+                <w:szCs w:val="24"/>
+              </w:rPr>
+            </w:r>
+          </w:p>
+        </w:tc>
+        <w:tc>
+          <w:tcPr>
+            <w:tcW w:w="2209" w:type="dxa"/>
+            <w:tcBorders>
+              <w:left w:val="single" w:sz="4" w:space="0" w:color="000000"/>
+              <w:bottom w:val="single" w:sz="4" w:space="0" w:color="000000"/>
+            </w:tcBorders>
+            <w:vAlign w:val="center"/>
+          </w:tcPr>
+          <w:p>
+            <w:pPr>
+              <w:pStyle w:val="user2"/>
+              <w:spacing w:lineRule="auto" w:line="240"/>
+              <w:ind w:hanging="0" w:left="0"/>
+              <w:rPr>
                 <w:rFonts w:ascii="Times New Roman" w:hAnsi="Times New Roman"/>
                 <w:color w:val="auto"/>
                 <w:sz w:val="24"/>
                 <w:szCs w:val="24"/>
-              </w:rPr>
-            </w:r>
-          </w:p>
-        </w:tc>
-        <w:tc>
-          <w:tcPr>
-            <w:tcW w:w="2210" w:type="dxa"/>
-            <w:tcBorders>
-              <w:left w:val="single" w:sz="4" w:space="0" w:color="000000"/>
-              <w:bottom w:val="single" w:sz="4" w:space="0" w:color="000000"/>
+                <w:lang w:val="en-US"/>
+              </w:rPr>
+            </w:pPr>
+            <w:r>
+              <w:rPr>
+                <w:color w:val="auto"/>
+                <w:sz w:val="24"/>
+                <w:szCs w:val="24"/>
+                <w:lang w:val="en-US"/>
+              </w:rPr>
+              <w:t>Startevt, 15000</w:t>
+            </w:r>
+          </w:p>
+        </w:tc>
+        <w:tc>
+          <w:tcPr>
+            <w:tcW w:w="3661" w:type="dxa"/>
+            <w:vMerge w:val="continue"/>
+            <w:tcBorders>
+              <w:left w:val="single" w:sz="4" w:space="0" w:color="000000"/>
+              <w:bottom w:val="single" w:sz="4" w:space="0" w:color="000000"/>
+              <w:right w:val="single" w:sz="4" w:space="0" w:color="000000"/>
             </w:tcBorders>
             <w:vAlign w:val="center"/>
           </w:tcPr>
           <w:p>
             <w:pPr>
-              <w:pStyle w:val="Style14"/>
+              <w:pStyle w:val="user2"/>
               <w:spacing w:lineRule="auto" w:line="240"/>
               <w:ind w:hanging="0" w:left="0"/>
               <w:rPr>
@@ -4758,47 +5270,10 @@
                 <w:color w:val="auto"/>
                 <w:sz w:val="24"/>
                 <w:szCs w:val="24"/>
-                <w:lang w:val="en-US"/>
-              </w:rPr>
-            </w:pPr>
-            <w:r>
-              <w:rPr>
-                <w:rFonts w:ascii="Times New Roman" w:hAnsi="Times New Roman"/>
-                <w:color w:val="auto"/>
-                <w:sz w:val="24"/>
-                <w:szCs w:val="24"/>
-                <w:lang w:val="en-US"/>
-              </w:rPr>
-              <w:t>Startevt, 15000</w:t>
-            </w:r>
-          </w:p>
-        </w:tc>
-        <w:tc>
-          <w:tcPr>
-            <w:tcW w:w="3660" w:type="dxa"/>
-            <w:vMerge w:val="continue"/>
-            <w:tcBorders>
-              <w:left w:val="single" w:sz="4" w:space="0" w:color="000000"/>
-              <w:bottom w:val="single" w:sz="4" w:space="0" w:color="000000"/>
-              <w:right w:val="single" w:sz="4" w:space="0" w:color="000000"/>
-            </w:tcBorders>
-            <w:vAlign w:val="center"/>
-          </w:tcPr>
-          <w:p>
-            <w:pPr>
-              <w:pStyle w:val="Style14"/>
-              <w:spacing w:lineRule="auto" w:line="240"/>
-              <w:ind w:hanging="0" w:left="0"/>
-              <w:rPr>
-                <w:rFonts w:ascii="Times New Roman" w:hAnsi="Times New Roman"/>
-                <w:color w:val="auto"/>
-                <w:sz w:val="24"/>
-                <w:szCs w:val="24"/>
-              </w:rPr>
-            </w:pPr>
-            <w:r>
-              <w:rPr>
-                <w:rFonts w:ascii="Times New Roman" w:hAnsi="Times New Roman"/>
+              </w:rPr>
+            </w:pPr>
+            <w:r>
+              <w:rPr>
                 <w:color w:val="auto"/>
                 <w:sz w:val="24"/>
                 <w:szCs w:val="24"/>
@@ -4820,7 +5295,7 @@
           </w:tcPr>
           <w:p>
             <w:pPr>
-              <w:pStyle w:val="Style14"/>
+              <w:pStyle w:val="user2"/>
               <w:spacing w:lineRule="auto" w:line="240"/>
               <w:ind w:hanging="0" w:left="0"/>
               <w:rPr>
@@ -4833,7 +5308,6 @@
             </w:pPr>
             <w:r>
               <w:rPr>
-                <w:rFonts w:ascii="Times New Roman" w:hAnsi="Times New Roman"/>
                 <w:color w:val="auto"/>
                 <w:sz w:val="24"/>
                 <w:szCs w:val="24"/>
@@ -4855,7 +5329,7 @@
           </w:tcPr>
           <w:p>
             <w:pPr>
-              <w:pStyle w:val="Style14"/>
+              <w:pStyle w:val="user2"/>
               <w:spacing w:lineRule="auto" w:line="240"/>
               <w:ind w:hanging="0" w:left="0"/>
               <w:rPr>
@@ -4867,7 +5341,6 @@
             </w:pPr>
             <w:r>
               <w:rPr>
-                <w:rFonts w:ascii="Times New Roman" w:hAnsi="Times New Roman"/>
                 <w:color w:val="auto"/>
                 <w:sz w:val="24"/>
                 <w:szCs w:val="24"/>
@@ -4887,7 +5360,7 @@
           </w:tcPr>
           <w:p>
             <w:pPr>
-              <w:pStyle w:val="Style14"/>
+              <w:pStyle w:val="user2"/>
               <w:spacing w:lineRule="auto" w:line="240"/>
               <w:ind w:hanging="0" w:left="0"/>
               <w:rPr>
@@ -4899,26 +5372,60 @@
             </w:pPr>
             <w:r>
               <w:rPr>
+                <w:color w:val="auto"/>
+                <w:sz w:val="24"/>
+                <w:szCs w:val="24"/>
+              </w:rPr>
+            </w:r>
+          </w:p>
+        </w:tc>
+        <w:tc>
+          <w:tcPr>
+            <w:tcW w:w="2209" w:type="dxa"/>
+            <w:tcBorders>
+              <w:left w:val="single" w:sz="4" w:space="0" w:color="000000"/>
+              <w:bottom w:val="single" w:sz="4" w:space="0" w:color="000000"/>
+            </w:tcBorders>
+            <w:vAlign w:val="center"/>
+          </w:tcPr>
+          <w:p>
+            <w:pPr>
+              <w:pStyle w:val="user2"/>
+              <w:spacing w:lineRule="auto" w:line="240"/>
+              <w:ind w:hanging="0" w:left="0"/>
+              <w:rPr>
                 <w:rFonts w:ascii="Times New Roman" w:hAnsi="Times New Roman"/>
                 <w:color w:val="auto"/>
                 <w:sz w:val="24"/>
                 <w:szCs w:val="24"/>
-              </w:rPr>
-            </w:r>
-          </w:p>
-        </w:tc>
-        <w:tc>
-          <w:tcPr>
-            <w:tcW w:w="2210" w:type="dxa"/>
-            <w:tcBorders>
-              <w:left w:val="single" w:sz="4" w:space="0" w:color="000000"/>
-              <w:bottom w:val="single" w:sz="4" w:space="0" w:color="000000"/>
+                <w:lang w:val="en-US"/>
+              </w:rPr>
+            </w:pPr>
+            <w:r>
+              <w:rPr>
+                <w:color w:val="auto"/>
+                <w:sz w:val="24"/>
+                <w:szCs w:val="24"/>
+                <w:lang w:val="en-US"/>
+              </w:rPr>
+              <w:t>Bulletsem, 0</w:t>
+            </w:r>
+          </w:p>
+        </w:tc>
+        <w:tc>
+          <w:tcPr>
+            <w:tcW w:w="3661" w:type="dxa"/>
+            <w:vMerge w:val="continue"/>
+            <w:tcBorders>
+              <w:left w:val="single" w:sz="4" w:space="0" w:color="000000"/>
+              <w:bottom w:val="single" w:sz="4" w:space="0" w:color="000000"/>
+              <w:right w:val="single" w:sz="4" w:space="0" w:color="000000"/>
             </w:tcBorders>
             <w:vAlign w:val="center"/>
           </w:tcPr>
           <w:p>
             <w:pPr>
-              <w:pStyle w:val="Style14"/>
+              <w:pStyle w:val="user2"/>
               <w:spacing w:lineRule="auto" w:line="240"/>
               <w:ind w:hanging="0" w:left="0"/>
               <w:rPr>
@@ -4926,47 +5433,10 @@
                 <w:color w:val="auto"/>
                 <w:sz w:val="24"/>
                 <w:szCs w:val="24"/>
-                <w:lang w:val="en-US"/>
-              </w:rPr>
-            </w:pPr>
-            <w:r>
-              <w:rPr>
-                <w:rFonts w:ascii="Times New Roman" w:hAnsi="Times New Roman"/>
-                <w:color w:val="auto"/>
-                <w:sz w:val="24"/>
-                <w:szCs w:val="24"/>
-                <w:lang w:val="en-US"/>
-              </w:rPr>
-              <w:t>Bulletsem, 0</w:t>
-            </w:r>
-          </w:p>
-        </w:tc>
-        <w:tc>
-          <w:tcPr>
-            <w:tcW w:w="3660" w:type="dxa"/>
-            <w:vMerge w:val="continue"/>
-            <w:tcBorders>
-              <w:left w:val="single" w:sz="4" w:space="0" w:color="000000"/>
-              <w:bottom w:val="single" w:sz="4" w:space="0" w:color="000000"/>
-              <w:right w:val="single" w:sz="4" w:space="0" w:color="000000"/>
-            </w:tcBorders>
-            <w:vAlign w:val="center"/>
-          </w:tcPr>
-          <w:p>
-            <w:pPr>
-              <w:pStyle w:val="Style14"/>
-              <w:spacing w:lineRule="auto" w:line="240"/>
-              <w:ind w:hanging="0" w:left="0"/>
-              <w:rPr>
-                <w:rFonts w:ascii="Times New Roman" w:hAnsi="Times New Roman"/>
-                <w:color w:val="auto"/>
-                <w:sz w:val="24"/>
-                <w:szCs w:val="24"/>
-              </w:rPr>
-            </w:pPr>
-            <w:r>
-              <w:rPr>
-                <w:rFonts w:ascii="Times New Roman" w:hAnsi="Times New Roman"/>
+              </w:rPr>
+            </w:pPr>
+            <w:r>
+              <w:rPr>
                 <w:color w:val="auto"/>
                 <w:sz w:val="24"/>
                 <w:szCs w:val="24"/>
@@ -4988,7 +5458,7 @@
           </w:tcPr>
           <w:p>
             <w:pPr>
-              <w:pStyle w:val="Style14"/>
+              <w:pStyle w:val="user2"/>
               <w:spacing w:lineRule="auto" w:line="240"/>
               <w:ind w:hanging="0" w:left="0"/>
               <w:rPr>
@@ -5001,38 +5471,141 @@
             </w:pPr>
             <w:r>
               <w:rPr>
+                <w:color w:val="auto"/>
+                <w:sz w:val="24"/>
+                <w:szCs w:val="24"/>
+                <w:lang w:val="en-US"/>
+              </w:rPr>
+              <w:t xml:space="preserve">51, </w:t>
+            </w:r>
+            <w:r>
+              <w:rPr>
+                <w:color w:val="auto"/>
+                <w:sz w:val="24"/>
+                <w:szCs w:val="24"/>
+                <w:lang w:val="uk-UA"/>
+              </w:rPr>
+              <w:t>94</w:t>
+            </w:r>
+          </w:p>
+        </w:tc>
+        <w:tc>
+          <w:tcPr>
+            <w:tcW w:w="2423" w:type="dxa"/>
+            <w:tcBorders>
+              <w:left w:val="single" w:sz="4" w:space="0" w:color="000000"/>
+              <w:bottom w:val="single" w:sz="4" w:space="0" w:color="000000"/>
+            </w:tcBorders>
+            <w:vAlign w:val="center"/>
+          </w:tcPr>
+          <w:p>
+            <w:pPr>
+              <w:pStyle w:val="user2"/>
+              <w:spacing w:lineRule="auto" w:line="240"/>
+              <w:ind w:hanging="0" w:left="0"/>
+              <w:rPr>
                 <w:rFonts w:ascii="Times New Roman" w:hAnsi="Times New Roman"/>
                 <w:color w:val="auto"/>
                 <w:sz w:val="24"/>
                 <w:szCs w:val="24"/>
+              </w:rPr>
+            </w:pPr>
+            <w:r>
+              <w:rPr>
+                <w:color w:val="auto"/>
+                <w:sz w:val="24"/>
+                <w:szCs w:val="24"/>
+              </w:rPr>
+              <w:t>ReleaseMutex</w:t>
+            </w:r>
+          </w:p>
+        </w:tc>
+        <w:tc>
+          <w:tcPr>
+            <w:tcW w:w="2506" w:type="dxa"/>
+            <w:tcBorders>
+              <w:left w:val="single" w:sz="4" w:space="0" w:color="000000"/>
+              <w:bottom w:val="single" w:sz="4" w:space="0" w:color="000000"/>
+            </w:tcBorders>
+            <w:vAlign w:val="center"/>
+          </w:tcPr>
+          <w:p>
+            <w:pPr>
+              <w:pStyle w:val="user2"/>
+              <w:spacing w:lineRule="auto" w:line="240"/>
+              <w:ind w:hanging="0" w:left="0"/>
+              <w:rPr>
+                <w:rFonts w:ascii="Times New Roman" w:hAnsi="Times New Roman"/>
+                <w:color w:val="auto"/>
+                <w:sz w:val="24"/>
+                <w:szCs w:val="24"/>
+              </w:rPr>
+            </w:pPr>
+            <w:r>
+              <w:rPr>
+                <w:color w:val="auto"/>
+                <w:sz w:val="24"/>
+                <w:szCs w:val="24"/>
+              </w:rPr>
+              <w:t xml:space="preserve">Звільняє право власності на вказаний об’єкт </w:t>
+            </w:r>
+            <w:r>
+              <w:rPr>
+                <w:color w:val="auto"/>
+                <w:sz w:val="24"/>
+                <w:szCs w:val="24"/>
                 <w:lang w:val="en-US"/>
               </w:rPr>
-              <w:t xml:space="preserve">51, </w:t>
-            </w:r>
-            <w:r>
+              <w:t>mutex.</w:t>
+            </w:r>
+          </w:p>
+        </w:tc>
+        <w:tc>
+          <w:tcPr>
+            <w:tcW w:w="2209" w:type="dxa"/>
+            <w:tcBorders>
+              <w:left w:val="single" w:sz="4" w:space="0" w:color="000000"/>
+              <w:bottom w:val="single" w:sz="4" w:space="0" w:color="000000"/>
+            </w:tcBorders>
+            <w:vAlign w:val="center"/>
+          </w:tcPr>
+          <w:p>
+            <w:pPr>
+              <w:pStyle w:val="user2"/>
+              <w:spacing w:lineRule="auto" w:line="240"/>
+              <w:ind w:hanging="0" w:left="0"/>
               <w:rPr>
                 <w:rFonts w:ascii="Times New Roman" w:hAnsi="Times New Roman"/>
                 <w:color w:val="auto"/>
                 <w:sz w:val="24"/>
                 <w:szCs w:val="24"/>
-                <w:lang w:val="uk-UA"/>
-              </w:rPr>
-              <w:t>94</w:t>
-            </w:r>
-          </w:p>
-        </w:tc>
-        <w:tc>
-          <w:tcPr>
-            <w:tcW w:w="2423" w:type="dxa"/>
-            <w:tcBorders>
-              <w:left w:val="single" w:sz="4" w:space="0" w:color="000000"/>
-              <w:bottom w:val="single" w:sz="4" w:space="0" w:color="000000"/>
+                <w:lang w:val="en-US"/>
+              </w:rPr>
+            </w:pPr>
+            <w:r>
+              <w:rPr>
+                <w:color w:val="auto"/>
+                <w:sz w:val="24"/>
+                <w:szCs w:val="24"/>
+                <w:lang w:val="en-US"/>
+              </w:rPr>
+              <w:t>Screenlock</w:t>
+            </w:r>
+          </w:p>
+        </w:tc>
+        <w:tc>
+          <w:tcPr>
+            <w:tcW w:w="3661" w:type="dxa"/>
+            <w:tcBorders>
+              <w:left w:val="single" w:sz="4" w:space="0" w:color="000000"/>
+              <w:bottom w:val="single" w:sz="4" w:space="0" w:color="000000"/>
+              <w:right w:val="single" w:sz="4" w:space="0" w:color="000000"/>
             </w:tcBorders>
             <w:vAlign w:val="center"/>
           </w:tcPr>
           <w:p>
             <w:pPr>
-              <w:pStyle w:val="Style14"/>
+              <w:pStyle w:val="user2"/>
               <w:spacing w:lineRule="auto" w:line="240"/>
               <w:ind w:hanging="0" w:left="0"/>
               <w:rPr>
@@ -5044,116 +5617,6 @@
             </w:pPr>
             <w:r>
               <w:rPr>
-                <w:rFonts w:ascii="Times New Roman" w:hAnsi="Times New Roman"/>
-                <w:color w:val="auto"/>
-                <w:sz w:val="24"/>
-                <w:szCs w:val="24"/>
-              </w:rPr>
-              <w:t>ReleaseMutex</w:t>
-            </w:r>
-          </w:p>
-        </w:tc>
-        <w:tc>
-          <w:tcPr>
-            <w:tcW w:w="2506" w:type="dxa"/>
-            <w:tcBorders>
-              <w:left w:val="single" w:sz="4" w:space="0" w:color="000000"/>
-              <w:bottom w:val="single" w:sz="4" w:space="0" w:color="000000"/>
-            </w:tcBorders>
-            <w:vAlign w:val="center"/>
-          </w:tcPr>
-          <w:p>
-            <w:pPr>
-              <w:pStyle w:val="Style14"/>
-              <w:spacing w:lineRule="auto" w:line="240"/>
-              <w:ind w:hanging="0" w:left="0"/>
-              <w:rPr>
-                <w:rFonts w:ascii="Times New Roman" w:hAnsi="Times New Roman"/>
-                <w:color w:val="auto"/>
-                <w:sz w:val="24"/>
-                <w:szCs w:val="24"/>
-              </w:rPr>
-            </w:pPr>
-            <w:r>
-              <w:rPr>
-                <w:rFonts w:ascii="Times New Roman" w:hAnsi="Times New Roman"/>
-                <w:color w:val="auto"/>
-                <w:sz w:val="24"/>
-                <w:szCs w:val="24"/>
-              </w:rPr>
-              <w:t xml:space="preserve">Звільняє право власності на вказаний об’єкт </w:t>
-            </w:r>
-            <w:r>
-              <w:rPr>
-                <w:rFonts w:ascii="Times New Roman" w:hAnsi="Times New Roman"/>
-                <w:color w:val="auto"/>
-                <w:sz w:val="24"/>
-                <w:szCs w:val="24"/>
-                <w:lang w:val="en-US"/>
-              </w:rPr>
-              <w:t>mutex.</w:t>
-            </w:r>
-          </w:p>
-        </w:tc>
-        <w:tc>
-          <w:tcPr>
-            <w:tcW w:w="2210" w:type="dxa"/>
-            <w:tcBorders>
-              <w:left w:val="single" w:sz="4" w:space="0" w:color="000000"/>
-              <w:bottom w:val="single" w:sz="4" w:space="0" w:color="000000"/>
-            </w:tcBorders>
-            <w:vAlign w:val="center"/>
-          </w:tcPr>
-          <w:p>
-            <w:pPr>
-              <w:pStyle w:val="Style14"/>
-              <w:spacing w:lineRule="auto" w:line="240"/>
-              <w:ind w:hanging="0" w:left="0"/>
-              <w:rPr>
-                <w:rFonts w:ascii="Times New Roman" w:hAnsi="Times New Roman"/>
-                <w:color w:val="auto"/>
-                <w:sz w:val="24"/>
-                <w:szCs w:val="24"/>
-                <w:lang w:val="en-US"/>
-              </w:rPr>
-            </w:pPr>
-            <w:r>
-              <w:rPr>
-                <w:rFonts w:ascii="Times New Roman" w:hAnsi="Times New Roman"/>
-                <w:color w:val="auto"/>
-                <w:sz w:val="24"/>
-                <w:szCs w:val="24"/>
-                <w:lang w:val="en-US"/>
-              </w:rPr>
-              <w:t>Screenlock</w:t>
-            </w:r>
-          </w:p>
-        </w:tc>
-        <w:tc>
-          <w:tcPr>
-            <w:tcW w:w="3660" w:type="dxa"/>
-            <w:tcBorders>
-              <w:left w:val="single" w:sz="4" w:space="0" w:color="000000"/>
-              <w:bottom w:val="single" w:sz="4" w:space="0" w:color="000000"/>
-              <w:right w:val="single" w:sz="4" w:space="0" w:color="000000"/>
-            </w:tcBorders>
-            <w:vAlign w:val="center"/>
-          </w:tcPr>
-          <w:p>
-            <w:pPr>
-              <w:pStyle w:val="Style14"/>
-              <w:spacing w:lineRule="auto" w:line="240"/>
-              <w:ind w:hanging="0" w:left="0"/>
-              <w:rPr>
-                <w:rFonts w:ascii="Times New Roman" w:hAnsi="Times New Roman"/>
-                <w:color w:val="auto"/>
-                <w:sz w:val="24"/>
-                <w:szCs w:val="24"/>
-              </w:rPr>
-            </w:pPr>
-            <w:r>
-              <w:rPr>
-                <w:rFonts w:ascii="Times New Roman" w:hAnsi="Times New Roman"/>
                 <w:color w:val="auto"/>
                 <w:sz w:val="24"/>
                 <w:szCs w:val="24"/>
@@ -5176,7 +5639,7 @@
           </w:tcPr>
           <w:p>
             <w:pPr>
-              <w:pStyle w:val="Style14"/>
+              <w:pStyle w:val="user2"/>
               <w:spacing w:lineRule="auto" w:line="240"/>
               <w:ind w:hanging="0" w:left="0"/>
               <w:rPr>
@@ -5189,19 +5652,49 @@
             </w:pPr>
             <w:r>
               <w:rPr>
+                <w:color w:val="auto"/>
+                <w:sz w:val="24"/>
+                <w:szCs w:val="24"/>
+                <w:lang w:val="uk-UA"/>
+              </w:rPr>
+              <w:t>106</w:t>
+            </w:r>
+          </w:p>
+        </w:tc>
+        <w:tc>
+          <w:tcPr>
+            <w:tcW w:w="2423" w:type="dxa"/>
+            <w:tcBorders>
+              <w:left w:val="single" w:sz="4" w:space="0" w:color="000000"/>
+              <w:bottom w:val="single" w:sz="4" w:space="0" w:color="000000"/>
+            </w:tcBorders>
+            <w:vAlign w:val="center"/>
+          </w:tcPr>
+          <w:p>
+            <w:pPr>
+              <w:pStyle w:val="user2"/>
+              <w:spacing w:lineRule="auto" w:line="240"/>
+              <w:ind w:hanging="0" w:left="0"/>
+              <w:rPr>
                 <w:rFonts w:ascii="Times New Roman" w:hAnsi="Times New Roman"/>
                 <w:color w:val="auto"/>
                 <w:sz w:val="24"/>
                 <w:szCs w:val="24"/>
-                <w:lang w:val="uk-UA"/>
-              </w:rPr>
-              <w:t>106</w:t>
-            </w:r>
-          </w:p>
-        </w:tc>
-        <w:tc>
-          <w:tcPr>
-            <w:tcW w:w="2423" w:type="dxa"/>
+              </w:rPr>
+            </w:pPr>
+            <w:r>
+              <w:rPr>
+                <w:color w:val="auto"/>
+                <w:sz w:val="24"/>
+                <w:szCs w:val="24"/>
+              </w:rPr>
+              <w:t>EnterCriticalSection</w:t>
+            </w:r>
+          </w:p>
+        </w:tc>
+        <w:tc>
+          <w:tcPr>
+            <w:tcW w:w="2506" w:type="dxa"/>
             <w:tcBorders>
               <w:left w:val="single" w:sz="4" w:space="0" w:color="000000"/>
               <w:bottom w:val="single" w:sz="4" w:space="0" w:color="000000"/>
@@ -5210,7 +5703,7 @@
           </w:tcPr>
           <w:p>
             <w:pPr>
-              <w:pStyle w:val="Style14"/>
+              <w:pStyle w:val="user2"/>
               <w:spacing w:lineRule="auto" w:line="240"/>
               <w:ind w:hanging="0" w:left="0"/>
               <w:rPr>
@@ -5222,27 +5715,60 @@
             </w:pPr>
             <w:r>
               <w:rPr>
+                <w:color w:val="auto"/>
+                <w:sz w:val="24"/>
+                <w:szCs w:val="24"/>
+              </w:rPr>
+              <w:t>Чекає на власника вказаного об’єкта критичної секції. Функція повертається, коли потоку, що викликає, було надано право власності.</w:t>
+            </w:r>
+          </w:p>
+        </w:tc>
+        <w:tc>
+          <w:tcPr>
+            <w:tcW w:w="2209" w:type="dxa"/>
+            <w:tcBorders>
+              <w:left w:val="single" w:sz="4" w:space="0" w:color="000000"/>
+              <w:bottom w:val="single" w:sz="4" w:space="0" w:color="000000"/>
+            </w:tcBorders>
+            <w:vAlign w:val="center"/>
+          </w:tcPr>
+          <w:p>
+            <w:pPr>
+              <w:pStyle w:val="user2"/>
+              <w:spacing w:lineRule="auto" w:line="240"/>
+              <w:ind w:hanging="0" w:left="0"/>
+              <w:rPr>
                 <w:rFonts w:ascii="Times New Roman" w:hAnsi="Times New Roman"/>
                 <w:color w:val="auto"/>
                 <w:sz w:val="24"/>
                 <w:szCs w:val="24"/>
-              </w:rPr>
-              <w:t>EnterCriticalSection</w:t>
-            </w:r>
-          </w:p>
-        </w:tc>
-        <w:tc>
-          <w:tcPr>
-            <w:tcW w:w="2506" w:type="dxa"/>
-            <w:tcBorders>
-              <w:left w:val="single" w:sz="4" w:space="0" w:color="000000"/>
-              <w:bottom w:val="single" w:sz="4" w:space="0" w:color="000000"/>
+                <w:lang w:val="en-US"/>
+              </w:rPr>
+            </w:pPr>
+            <w:r>
+              <w:rPr>
+                <w:color w:val="auto"/>
+                <w:sz w:val="24"/>
+                <w:szCs w:val="24"/>
+                <w:lang w:val="en-US"/>
+              </w:rPr>
+              <w:t>&amp;gameover</w:t>
+            </w:r>
+          </w:p>
+        </w:tc>
+        <w:tc>
+          <w:tcPr>
+            <w:tcW w:w="3661" w:type="dxa"/>
+            <w:tcBorders>
+              <w:left w:val="single" w:sz="4" w:space="0" w:color="000000"/>
+              <w:bottom w:val="single" w:sz="4" w:space="0" w:color="000000"/>
+              <w:right w:val="single" w:sz="4" w:space="0" w:color="000000"/>
             </w:tcBorders>
             <w:vAlign w:val="center"/>
           </w:tcPr>
           <w:p>
             <w:pPr>
-              <w:pStyle w:val="Style14"/>
+              <w:pStyle w:val="user2"/>
               <w:spacing w:lineRule="auto" w:line="240"/>
               <w:ind w:hanging="0" w:left="0"/>
               <w:rPr>
@@ -5254,79 +5780,11 @@
             </w:pPr>
             <w:r>
               <w:rPr>
-                <w:rFonts w:ascii="Times New Roman" w:hAnsi="Times New Roman"/>
-                <w:color w:val="auto"/>
-                <w:sz w:val="24"/>
-                <w:szCs w:val="24"/>
-              </w:rPr>
-              <w:t>Чекає на власника вказаного об’єкта критичної секції. Функція повертається, коли потоку, що викликає, було надано право власності.</w:t>
-            </w:r>
-          </w:p>
-        </w:tc>
-        <w:tc>
-          <w:tcPr>
-            <w:tcW w:w="2210" w:type="dxa"/>
-            <w:tcBorders>
-              <w:left w:val="single" w:sz="4" w:space="0" w:color="000000"/>
-              <w:bottom w:val="single" w:sz="4" w:space="0" w:color="000000"/>
-            </w:tcBorders>
-            <w:vAlign w:val="center"/>
-          </w:tcPr>
-          <w:p>
-            <w:pPr>
-              <w:pStyle w:val="Style14"/>
-              <w:spacing w:lineRule="auto" w:line="240"/>
-              <w:ind w:hanging="0" w:left="0"/>
-              <w:rPr>
-                <w:rFonts w:ascii="Times New Roman" w:hAnsi="Times New Roman"/>
-                <w:color w:val="auto"/>
-                <w:sz w:val="24"/>
-                <w:szCs w:val="24"/>
-                <w:lang w:val="en-US"/>
-              </w:rPr>
-            </w:pPr>
-            <w:r>
-              <w:rPr>
-                <w:rFonts w:ascii="Times New Roman" w:hAnsi="Times New Roman"/>
-                <w:color w:val="auto"/>
-                <w:sz w:val="24"/>
-                <w:szCs w:val="24"/>
-                <w:lang w:val="en-US"/>
-              </w:rPr>
-              <w:t>&amp;gameover</w:t>
-            </w:r>
-          </w:p>
-        </w:tc>
-        <w:tc>
-          <w:tcPr>
-            <w:tcW w:w="3660" w:type="dxa"/>
-            <w:tcBorders>
-              <w:left w:val="single" w:sz="4" w:space="0" w:color="000000"/>
-              <w:bottom w:val="single" w:sz="4" w:space="0" w:color="000000"/>
-              <w:right w:val="single" w:sz="4" w:space="0" w:color="000000"/>
-            </w:tcBorders>
-            <w:vAlign w:val="center"/>
-          </w:tcPr>
-          <w:p>
-            <w:pPr>
-              <w:pStyle w:val="Style14"/>
-              <w:spacing w:lineRule="auto" w:line="240"/>
-              <w:ind w:hanging="0" w:left="0"/>
-              <w:rPr>
-                <w:rFonts w:ascii="Times New Roman" w:hAnsi="Times New Roman"/>
-                <w:color w:val="auto"/>
-                <w:sz w:val="24"/>
-                <w:szCs w:val="24"/>
-              </w:rPr>
-            </w:pPr>
-            <w:r>
-              <w:rPr>
-                <w:rFonts w:ascii="Times New Roman" w:hAnsi="Times New Roman"/>
-                <w:color w:val="auto"/>
-                <w:sz w:val="24"/>
-                <w:szCs w:val="24"/>
-              </w:rPr>
-              <w:t xml:space="preserve">Не повертає значення, викликає EXCEPTION_POSSIBLE_DEADLOCK </w:t>
+                <w:color w:val="auto"/>
+                <w:sz w:val="24"/>
+                <w:szCs w:val="24"/>
+              </w:rPr>
+              <w:t>Не повертає значення, викликає EXCEPTION_POSSIBLE_DEADLOCK</w:t>
             </w:r>
           </w:p>
         </w:tc>
@@ -5344,7 +5802,7 @@
           </w:tcPr>
           <w:p>
             <w:pPr>
-              <w:pStyle w:val="Style14"/>
+              <w:pStyle w:val="user2"/>
               <w:spacing w:lineRule="auto" w:line="240"/>
               <w:ind w:hanging="0" w:left="0"/>
               <w:rPr>
@@ -5357,19 +5815,49 @@
             </w:pPr>
             <w:r>
               <w:rPr>
+                <w:color w:val="auto"/>
+                <w:sz w:val="24"/>
+                <w:szCs w:val="24"/>
+                <w:lang w:val="uk-UA"/>
+              </w:rPr>
+              <w:t>107</w:t>
+            </w:r>
+          </w:p>
+        </w:tc>
+        <w:tc>
+          <w:tcPr>
+            <w:tcW w:w="2423" w:type="dxa"/>
+            <w:tcBorders>
+              <w:left w:val="single" w:sz="4" w:space="0" w:color="000000"/>
+              <w:bottom w:val="single" w:sz="4" w:space="0" w:color="000000"/>
+            </w:tcBorders>
+            <w:vAlign w:val="center"/>
+          </w:tcPr>
+          <w:p>
+            <w:pPr>
+              <w:pStyle w:val="user2"/>
+              <w:spacing w:lineRule="auto" w:line="240"/>
+              <w:ind w:hanging="0" w:left="0"/>
+              <w:rPr>
                 <w:rFonts w:ascii="Times New Roman" w:hAnsi="Times New Roman"/>
                 <w:color w:val="auto"/>
                 <w:sz w:val="24"/>
                 <w:szCs w:val="24"/>
-                <w:lang w:val="uk-UA"/>
-              </w:rPr>
-              <w:t>107</w:t>
-            </w:r>
-          </w:p>
-        </w:tc>
-        <w:tc>
-          <w:tcPr>
-            <w:tcW w:w="2423" w:type="dxa"/>
+              </w:rPr>
+            </w:pPr>
+            <w:r>
+              <w:rPr>
+                <w:color w:val="auto"/>
+                <w:sz w:val="24"/>
+                <w:szCs w:val="24"/>
+              </w:rPr>
+              <w:t>SuspendThread</w:t>
+            </w:r>
+          </w:p>
+        </w:tc>
+        <w:tc>
+          <w:tcPr>
+            <w:tcW w:w="2506" w:type="dxa"/>
             <w:tcBorders>
               <w:left w:val="single" w:sz="4" w:space="0" w:color="000000"/>
               <w:bottom w:val="single" w:sz="4" w:space="0" w:color="000000"/>
@@ -5378,7 +5866,7 @@
           </w:tcPr>
           <w:p>
             <w:pPr>
-              <w:pStyle w:val="Style14"/>
+              <w:pStyle w:val="user2"/>
               <w:spacing w:lineRule="auto" w:line="240"/>
               <w:ind w:hanging="0" w:left="0"/>
               <w:rPr>
@@ -5390,27 +5878,60 @@
             </w:pPr>
             <w:r>
               <w:rPr>
+                <w:color w:val="auto"/>
+                <w:sz w:val="24"/>
+                <w:szCs w:val="24"/>
+              </w:rPr>
+              <w:t>Призупиняє вказаний потік</w:t>
+            </w:r>
+          </w:p>
+        </w:tc>
+        <w:tc>
+          <w:tcPr>
+            <w:tcW w:w="2209" w:type="dxa"/>
+            <w:tcBorders>
+              <w:left w:val="single" w:sz="4" w:space="0" w:color="000000"/>
+              <w:bottom w:val="single" w:sz="4" w:space="0" w:color="000000"/>
+            </w:tcBorders>
+            <w:vAlign w:val="center"/>
+          </w:tcPr>
+          <w:p>
+            <w:pPr>
+              <w:pStyle w:val="user2"/>
+              <w:spacing w:lineRule="auto" w:line="240"/>
+              <w:ind w:hanging="0" w:left="0"/>
+              <w:rPr>
                 <w:rFonts w:ascii="Times New Roman" w:hAnsi="Times New Roman"/>
                 <w:color w:val="auto"/>
                 <w:sz w:val="24"/>
                 <w:szCs w:val="24"/>
-              </w:rPr>
-              <w:t>SuspendThread</w:t>
-            </w:r>
-          </w:p>
-        </w:tc>
-        <w:tc>
-          <w:tcPr>
-            <w:tcW w:w="2506" w:type="dxa"/>
-            <w:tcBorders>
-              <w:left w:val="single" w:sz="4" w:space="0" w:color="000000"/>
-              <w:bottom w:val="single" w:sz="4" w:space="0" w:color="000000"/>
+                <w:lang w:val="en-US"/>
+              </w:rPr>
+            </w:pPr>
+            <w:r>
+              <w:rPr>
+                <w:color w:val="auto"/>
+                <w:sz w:val="24"/>
+                <w:szCs w:val="24"/>
+                <w:lang w:val="en-US"/>
+              </w:rPr>
+              <w:t>Mainthread</w:t>
+            </w:r>
+          </w:p>
+        </w:tc>
+        <w:tc>
+          <w:tcPr>
+            <w:tcW w:w="3661" w:type="dxa"/>
+            <w:tcBorders>
+              <w:left w:val="single" w:sz="4" w:space="0" w:color="000000"/>
+              <w:bottom w:val="single" w:sz="4" w:space="0" w:color="000000"/>
+              <w:right w:val="single" w:sz="4" w:space="0" w:color="000000"/>
             </w:tcBorders>
             <w:vAlign w:val="center"/>
           </w:tcPr>
           <w:p>
             <w:pPr>
-              <w:pStyle w:val="Style14"/>
+              <w:pStyle w:val="user2"/>
               <w:spacing w:lineRule="auto" w:line="240"/>
               <w:ind w:hanging="0" w:left="0"/>
               <w:rPr>
@@ -5422,74 +5943,6 @@
             </w:pPr>
             <w:r>
               <w:rPr>
-                <w:rFonts w:ascii="Times New Roman" w:hAnsi="Times New Roman"/>
-                <w:color w:val="auto"/>
-                <w:sz w:val="24"/>
-                <w:szCs w:val="24"/>
-              </w:rPr>
-              <w:t>Призупиняє вказаний потік</w:t>
-            </w:r>
-          </w:p>
-        </w:tc>
-        <w:tc>
-          <w:tcPr>
-            <w:tcW w:w="2210" w:type="dxa"/>
-            <w:tcBorders>
-              <w:left w:val="single" w:sz="4" w:space="0" w:color="000000"/>
-              <w:bottom w:val="single" w:sz="4" w:space="0" w:color="000000"/>
-            </w:tcBorders>
-            <w:vAlign w:val="center"/>
-          </w:tcPr>
-          <w:p>
-            <w:pPr>
-              <w:pStyle w:val="Style14"/>
-              <w:spacing w:lineRule="auto" w:line="240"/>
-              <w:ind w:hanging="0" w:left="0"/>
-              <w:rPr>
-                <w:rFonts w:ascii="Times New Roman" w:hAnsi="Times New Roman"/>
-                <w:color w:val="auto"/>
-                <w:sz w:val="24"/>
-                <w:szCs w:val="24"/>
-                <w:lang w:val="en-US"/>
-              </w:rPr>
-            </w:pPr>
-            <w:r>
-              <w:rPr>
-                <w:rFonts w:ascii="Times New Roman" w:hAnsi="Times New Roman"/>
-                <w:color w:val="auto"/>
-                <w:sz w:val="24"/>
-                <w:szCs w:val="24"/>
-                <w:lang w:val="en-US"/>
-              </w:rPr>
-              <w:t>Mainthread</w:t>
-            </w:r>
-          </w:p>
-        </w:tc>
-        <w:tc>
-          <w:tcPr>
-            <w:tcW w:w="3660" w:type="dxa"/>
-            <w:tcBorders>
-              <w:left w:val="single" w:sz="4" w:space="0" w:color="000000"/>
-              <w:bottom w:val="single" w:sz="4" w:space="0" w:color="000000"/>
-              <w:right w:val="single" w:sz="4" w:space="0" w:color="000000"/>
-            </w:tcBorders>
-            <w:vAlign w:val="center"/>
-          </w:tcPr>
-          <w:p>
-            <w:pPr>
-              <w:pStyle w:val="Style14"/>
-              <w:spacing w:lineRule="auto" w:line="240"/>
-              <w:ind w:hanging="0" w:left="0"/>
-              <w:rPr>
-                <w:rFonts w:ascii="Times New Roman" w:hAnsi="Times New Roman"/>
-                <w:color w:val="auto"/>
-                <w:sz w:val="24"/>
-                <w:szCs w:val="24"/>
-              </w:rPr>
-            </w:pPr>
-            <w:r>
-              <w:rPr>
-                <w:rFonts w:ascii="Times New Roman" w:hAnsi="Times New Roman"/>
                 <w:color w:val="auto"/>
                 <w:sz w:val="24"/>
                 <w:szCs w:val="24"/>
@@ -5498,7 +5951,6 @@
             </w:r>
             <w:r>
               <w:rPr>
-                <w:rFonts w:ascii="Times New Roman" w:hAnsi="Times New Roman"/>
                 <w:color w:val="auto"/>
                 <w:sz w:val="24"/>
                 <w:szCs w:val="24"/>
@@ -5522,7 +5974,7 @@
           </w:tcPr>
           <w:p>
             <w:pPr>
-              <w:pStyle w:val="Style14"/>
+              <w:pStyle w:val="user2"/>
               <w:spacing w:lineRule="auto" w:line="240"/>
               <w:ind w:hanging="0" w:left="0"/>
               <w:rPr>
@@ -5535,7 +5987,6 @@
             </w:pPr>
             <w:r>
               <w:rPr>
-                <w:rFonts w:ascii="Times New Roman" w:hAnsi="Times New Roman"/>
                 <w:color w:val="auto"/>
                 <w:sz w:val="24"/>
                 <w:szCs w:val="24"/>
@@ -5557,7 +6008,7 @@
           </w:tcPr>
           <w:p>
             <w:pPr>
-              <w:pStyle w:val="Style14"/>
+              <w:pStyle w:val="user2"/>
               <w:spacing w:lineRule="auto" w:line="240"/>
               <w:ind w:hanging="0" w:left="0"/>
               <w:rPr>
@@ -5569,7 +6020,6 @@
             </w:pPr>
             <w:r>
               <w:rPr>
-                <w:rFonts w:ascii="Times New Roman" w:hAnsi="Times New Roman"/>
                 <w:color w:val="auto"/>
                 <w:sz w:val="24"/>
                 <w:szCs w:val="24"/>
@@ -5590,7 +6040,7 @@
           </w:tcPr>
           <w:p>
             <w:pPr>
-              <w:pStyle w:val="Style14"/>
+              <w:pStyle w:val="user2"/>
               <w:spacing w:lineRule="auto" w:line="240"/>
               <w:ind w:hanging="0" w:left="0"/>
               <w:rPr>
@@ -5602,27 +6052,61 @@
             </w:pPr>
             <w:r>
               <w:rPr>
+                <w:color w:val="auto"/>
+                <w:sz w:val="24"/>
+                <w:szCs w:val="24"/>
+              </w:rPr>
+              <w:t>Створює потік</w:t>
+            </w:r>
+          </w:p>
+        </w:tc>
+        <w:tc>
+          <w:tcPr>
+            <w:tcW w:w="2209" w:type="dxa"/>
+            <w:tcBorders>
+              <w:left w:val="single" w:sz="4" w:space="0" w:color="000000"/>
+              <w:bottom w:val="single" w:sz="4" w:space="0" w:color="000000"/>
+            </w:tcBorders>
+            <w:vAlign w:val="center"/>
+          </w:tcPr>
+          <w:p>
+            <w:pPr>
+              <w:pStyle w:val="user2"/>
+              <w:spacing w:lineRule="auto" w:line="240"/>
+              <w:ind w:hanging="0" w:left="0"/>
+              <w:rPr>
                 <w:rFonts w:ascii="Times New Roman" w:hAnsi="Times New Roman"/>
                 <w:color w:val="auto"/>
                 <w:sz w:val="24"/>
                 <w:szCs w:val="24"/>
-              </w:rPr>
-              <w:t>Створює потік</w:t>
-            </w:r>
-          </w:p>
-        </w:tc>
-        <w:tc>
-          <w:tcPr>
-            <w:tcW w:w="2210" w:type="dxa"/>
-            <w:tcBorders>
-              <w:left w:val="single" w:sz="4" w:space="0" w:color="000000"/>
-              <w:bottom w:val="single" w:sz="4" w:space="0" w:color="000000"/>
+                <w:lang w:val="en-US"/>
+              </w:rPr>
+            </w:pPr>
+            <w:r>
+              <w:rPr>
+                <w:color w:val="auto"/>
+                <w:sz w:val="24"/>
+                <w:szCs w:val="24"/>
+                <w:lang w:val="en-US"/>
+              </w:rPr>
+              <w:t>Badguy, 0, random(1,10)</w:t>
+            </w:r>
+          </w:p>
+        </w:tc>
+        <w:tc>
+          <w:tcPr>
+            <w:tcW w:w="3661" w:type="dxa"/>
+            <w:vMerge w:val="restart"/>
+            <w:tcBorders>
+              <w:left w:val="single" w:sz="4" w:space="0" w:color="000000"/>
+              <w:bottom w:val="single" w:sz="4" w:space="0" w:color="000000"/>
+              <w:right w:val="single" w:sz="4" w:space="0" w:color="000000"/>
             </w:tcBorders>
             <w:vAlign w:val="center"/>
           </w:tcPr>
           <w:p>
             <w:pPr>
-              <w:pStyle w:val="Style14"/>
+              <w:pStyle w:val="user2"/>
               <w:spacing w:lineRule="auto" w:line="240"/>
               <w:ind w:hanging="0" w:left="0"/>
               <w:rPr>
@@ -5630,47 +6114,10 @@
                 <w:color w:val="auto"/>
                 <w:sz w:val="24"/>
                 <w:szCs w:val="24"/>
-                <w:lang w:val="en-US"/>
-              </w:rPr>
-            </w:pPr>
-            <w:r>
-              <w:rPr>
-                <w:rFonts w:ascii="Times New Roman" w:hAnsi="Times New Roman"/>
-                <w:color w:val="auto"/>
-                <w:sz w:val="24"/>
-                <w:szCs w:val="24"/>
-                <w:lang w:val="en-US"/>
-              </w:rPr>
-              <w:t>Badguy, 0, random(1,10)</w:t>
-            </w:r>
-          </w:p>
-        </w:tc>
-        <w:tc>
-          <w:tcPr>
-            <w:tcW w:w="3660" w:type="dxa"/>
-            <w:vMerge w:val="restart"/>
-            <w:tcBorders>
-              <w:left w:val="single" w:sz="4" w:space="0" w:color="000000"/>
-              <w:bottom w:val="single" w:sz="4" w:space="0" w:color="000000"/>
-              <w:right w:val="single" w:sz="4" w:space="0" w:color="000000"/>
-            </w:tcBorders>
-            <w:vAlign w:val="center"/>
-          </w:tcPr>
-          <w:p>
-            <w:pPr>
-              <w:pStyle w:val="Style14"/>
-              <w:spacing w:lineRule="auto" w:line="240"/>
-              <w:ind w:hanging="0" w:left="0"/>
-              <w:rPr>
-                <w:rFonts w:ascii="Times New Roman" w:hAnsi="Times New Roman"/>
-                <w:color w:val="auto"/>
-                <w:sz w:val="24"/>
-                <w:szCs w:val="24"/>
-              </w:rPr>
-            </w:pPr>
-            <w:r>
-              <w:rPr>
-                <w:rFonts w:ascii="Times New Roman" w:hAnsi="Times New Roman"/>
+              </w:rPr>
+            </w:pPr>
+            <w:r>
+              <w:rPr>
                 <w:color w:val="auto"/>
                 <w:sz w:val="24"/>
                 <w:szCs w:val="24"/>
@@ -5693,7 +6140,7 @@
           </w:tcPr>
           <w:p>
             <w:pPr>
-              <w:pStyle w:val="Style14"/>
+              <w:pStyle w:val="user2"/>
               <w:spacing w:lineRule="auto" w:line="240"/>
               <w:ind w:hanging="0" w:left="0"/>
               <w:rPr>
@@ -5706,7 +6153,6 @@
             </w:pPr>
             <w:r>
               <w:rPr>
-                <w:rFonts w:ascii="Times New Roman" w:hAnsi="Times New Roman"/>
                 <w:color w:val="auto"/>
                 <w:sz w:val="24"/>
                 <w:szCs w:val="24"/>
@@ -5728,7 +6174,7 @@
           </w:tcPr>
           <w:p>
             <w:pPr>
-              <w:pStyle w:val="Style14"/>
+              <w:pStyle w:val="user2"/>
               <w:spacing w:lineRule="auto" w:line="240"/>
               <w:ind w:hanging="0" w:left="0"/>
               <w:rPr>
@@ -5740,7 +6186,6 @@
             </w:pPr>
             <w:r>
               <w:rPr>
-                <w:rFonts w:ascii="Times New Roman" w:hAnsi="Times New Roman"/>
                 <w:color w:val="auto"/>
                 <w:sz w:val="24"/>
                 <w:szCs w:val="24"/>
@@ -5760,7 +6205,7 @@
           </w:tcPr>
           <w:p>
             <w:pPr>
-              <w:pStyle w:val="Style14"/>
+              <w:pStyle w:val="user2"/>
               <w:spacing w:lineRule="auto" w:line="240"/>
               <w:ind w:hanging="0" w:left="0"/>
               <w:rPr>
@@ -5772,26 +6217,60 @@
             </w:pPr>
             <w:r>
               <w:rPr>
+                <w:color w:val="auto"/>
+                <w:sz w:val="24"/>
+                <w:szCs w:val="24"/>
+              </w:rPr>
+            </w:r>
+          </w:p>
+        </w:tc>
+        <w:tc>
+          <w:tcPr>
+            <w:tcW w:w="2209" w:type="dxa"/>
+            <w:tcBorders>
+              <w:left w:val="single" w:sz="4" w:space="0" w:color="000000"/>
+              <w:bottom w:val="single" w:sz="4" w:space="0" w:color="000000"/>
+            </w:tcBorders>
+            <w:vAlign w:val="center"/>
+          </w:tcPr>
+          <w:p>
+            <w:pPr>
+              <w:pStyle w:val="user2"/>
+              <w:spacing w:lineRule="auto" w:line="240"/>
+              <w:ind w:hanging="0" w:left="0"/>
+              <w:rPr>
                 <w:rFonts w:ascii="Times New Roman" w:hAnsi="Times New Roman"/>
                 <w:color w:val="auto"/>
                 <w:sz w:val="24"/>
                 <w:szCs w:val="24"/>
-              </w:rPr>
-            </w:r>
-          </w:p>
-        </w:tc>
-        <w:tc>
-          <w:tcPr>
-            <w:tcW w:w="2210" w:type="dxa"/>
-            <w:tcBorders>
-              <w:left w:val="single" w:sz="4" w:space="0" w:color="000000"/>
-              <w:bottom w:val="single" w:sz="4" w:space="0" w:color="000000"/>
+                <w:lang w:val="en-US"/>
+              </w:rPr>
+            </w:pPr>
+            <w:r>
+              <w:rPr>
+                <w:color w:val="auto"/>
+                <w:sz w:val="24"/>
+                <w:szCs w:val="24"/>
+                <w:lang w:val="en-US"/>
+              </w:rPr>
+              <w:t>Badguy, 0</w:t>
+            </w:r>
+          </w:p>
+        </w:tc>
+        <w:tc>
+          <w:tcPr>
+            <w:tcW w:w="3661" w:type="dxa"/>
+            <w:vMerge w:val="continue"/>
+            <w:tcBorders>
+              <w:left w:val="single" w:sz="4" w:space="0" w:color="000000"/>
+              <w:bottom w:val="single" w:sz="4" w:space="0" w:color="000000"/>
+              <w:right w:val="single" w:sz="4" w:space="0" w:color="000000"/>
             </w:tcBorders>
             <w:vAlign w:val="center"/>
           </w:tcPr>
           <w:p>
             <w:pPr>
-              <w:pStyle w:val="Style14"/>
+              <w:pStyle w:val="user2"/>
               <w:spacing w:lineRule="auto" w:line="240"/>
               <w:ind w:hanging="0" w:left="0"/>
               <w:rPr>
@@ -5799,47 +6278,10 @@
                 <w:color w:val="auto"/>
                 <w:sz w:val="24"/>
                 <w:szCs w:val="24"/>
-                <w:lang w:val="en-US"/>
-              </w:rPr>
-            </w:pPr>
-            <w:r>
-              <w:rPr>
-                <w:rFonts w:ascii="Times New Roman" w:hAnsi="Times New Roman"/>
-                <w:color w:val="auto"/>
-                <w:sz w:val="24"/>
-                <w:szCs w:val="24"/>
-                <w:lang w:val="en-US"/>
-              </w:rPr>
-              <w:t>Badguy, 0</w:t>
-            </w:r>
-          </w:p>
-        </w:tc>
-        <w:tc>
-          <w:tcPr>
-            <w:tcW w:w="3660" w:type="dxa"/>
-            <w:vMerge w:val="continue"/>
-            <w:tcBorders>
-              <w:left w:val="single" w:sz="4" w:space="0" w:color="000000"/>
-              <w:bottom w:val="single" w:sz="4" w:space="0" w:color="000000"/>
-              <w:right w:val="single" w:sz="4" w:space="0" w:color="000000"/>
-            </w:tcBorders>
-            <w:vAlign w:val="center"/>
-          </w:tcPr>
-          <w:p>
-            <w:pPr>
-              <w:pStyle w:val="Style14"/>
-              <w:spacing w:lineRule="auto" w:line="240"/>
-              <w:ind w:hanging="0" w:left="0"/>
-              <w:rPr>
-                <w:rFonts w:ascii="Times New Roman" w:hAnsi="Times New Roman"/>
-                <w:color w:val="auto"/>
-                <w:sz w:val="24"/>
-                <w:szCs w:val="24"/>
-              </w:rPr>
-            </w:pPr>
-            <w:r>
-              <w:rPr>
-                <w:rFonts w:ascii="Times New Roman" w:hAnsi="Times New Roman"/>
+              </w:rPr>
+            </w:pPr>
+            <w:r>
+              <w:rPr>
                 <w:color w:val="auto"/>
                 <w:sz w:val="24"/>
                 <w:szCs w:val="24"/>
@@ -5861,7 +6303,7 @@
           </w:tcPr>
           <w:p>
             <w:pPr>
-              <w:pStyle w:val="Style14"/>
+              <w:pStyle w:val="user2"/>
               <w:spacing w:lineRule="auto" w:line="240"/>
               <w:ind w:hanging="0" w:left="0"/>
               <w:rPr>
@@ -5874,7 +6316,6 @@
             </w:pPr>
             <w:r>
               <w:rPr>
-                <w:rFonts w:ascii="Times New Roman" w:hAnsi="Times New Roman"/>
                 <w:color w:val="auto"/>
                 <w:sz w:val="24"/>
                 <w:szCs w:val="24"/>
@@ -5896,7 +6337,7 @@
           </w:tcPr>
           <w:p>
             <w:pPr>
-              <w:pStyle w:val="Style14"/>
+              <w:pStyle w:val="user2"/>
               <w:spacing w:lineRule="auto" w:line="240"/>
               <w:ind w:hanging="0" w:left="0"/>
               <w:rPr>
@@ -5908,7 +6349,6 @@
             </w:pPr>
             <w:r>
               <w:rPr>
-                <w:rFonts w:ascii="Times New Roman" w:hAnsi="Times New Roman"/>
                 <w:color w:val="auto"/>
                 <w:sz w:val="24"/>
                 <w:szCs w:val="24"/>
@@ -5928,7 +6368,7 @@
           </w:tcPr>
           <w:p>
             <w:pPr>
-              <w:pStyle w:val="Style14"/>
+              <w:pStyle w:val="user2"/>
               <w:spacing w:lineRule="auto" w:line="240"/>
               <w:ind w:hanging="0" w:left="0"/>
               <w:rPr>
@@ -5940,26 +6380,60 @@
             </w:pPr>
             <w:r>
               <w:rPr>
+                <w:color w:val="auto"/>
+                <w:sz w:val="24"/>
+                <w:szCs w:val="24"/>
+              </w:rPr>
+            </w:r>
+          </w:p>
+        </w:tc>
+        <w:tc>
+          <w:tcPr>
+            <w:tcW w:w="2209" w:type="dxa"/>
+            <w:tcBorders>
+              <w:left w:val="single" w:sz="4" w:space="0" w:color="000000"/>
+              <w:bottom w:val="single" w:sz="4" w:space="0" w:color="000000"/>
+            </w:tcBorders>
+            <w:vAlign w:val="center"/>
+          </w:tcPr>
+          <w:p>
+            <w:pPr>
+              <w:pStyle w:val="user2"/>
+              <w:spacing w:lineRule="auto" w:line="240"/>
+              <w:ind w:hanging="0" w:left="0"/>
+              <w:rPr>
                 <w:rFonts w:ascii="Times New Roman" w:hAnsi="Times New Roman"/>
                 <w:color w:val="auto"/>
                 <w:sz w:val="24"/>
                 <w:szCs w:val="24"/>
-              </w:rPr>
-            </w:r>
-          </w:p>
-        </w:tc>
-        <w:tc>
-          <w:tcPr>
-            <w:tcW w:w="2210" w:type="dxa"/>
-            <w:tcBorders>
-              <w:left w:val="single" w:sz="4" w:space="0" w:color="000000"/>
-              <w:bottom w:val="single" w:sz="4" w:space="0" w:color="000000"/>
+                <w:lang w:val="en-US"/>
+              </w:rPr>
+            </w:pPr>
+            <w:r>
+              <w:rPr>
+                <w:color w:val="auto"/>
+                <w:sz w:val="24"/>
+                <w:szCs w:val="24"/>
+                <w:lang w:val="en-US"/>
+              </w:rPr>
+              <w:t>Bullet, 0, &amp;xy</w:t>
+            </w:r>
+          </w:p>
+        </w:tc>
+        <w:tc>
+          <w:tcPr>
+            <w:tcW w:w="3661" w:type="dxa"/>
+            <w:vMerge w:val="continue"/>
+            <w:tcBorders>
+              <w:left w:val="single" w:sz="4" w:space="0" w:color="000000"/>
+              <w:bottom w:val="single" w:sz="4" w:space="0" w:color="000000"/>
+              <w:right w:val="single" w:sz="4" w:space="0" w:color="000000"/>
             </w:tcBorders>
             <w:vAlign w:val="center"/>
           </w:tcPr>
           <w:p>
             <w:pPr>
-              <w:pStyle w:val="Style14"/>
+              <w:pStyle w:val="user2"/>
               <w:spacing w:lineRule="auto" w:line="240"/>
               <w:ind w:hanging="0" w:left="0"/>
               <w:rPr>
@@ -5967,47 +6441,10 @@
                 <w:color w:val="auto"/>
                 <w:sz w:val="24"/>
                 <w:szCs w:val="24"/>
-                <w:lang w:val="en-US"/>
-              </w:rPr>
-            </w:pPr>
-            <w:r>
-              <w:rPr>
-                <w:rFonts w:ascii="Times New Roman" w:hAnsi="Times New Roman"/>
-                <w:color w:val="auto"/>
-                <w:sz w:val="24"/>
-                <w:szCs w:val="24"/>
-                <w:lang w:val="en-US"/>
-              </w:rPr>
-              <w:t>Bullet, 0, &amp;xy</w:t>
-            </w:r>
-          </w:p>
-        </w:tc>
-        <w:tc>
-          <w:tcPr>
-            <w:tcW w:w="3660" w:type="dxa"/>
-            <w:vMerge w:val="continue"/>
-            <w:tcBorders>
-              <w:left w:val="single" w:sz="4" w:space="0" w:color="000000"/>
-              <w:bottom w:val="single" w:sz="4" w:space="0" w:color="000000"/>
-              <w:right w:val="single" w:sz="4" w:space="0" w:color="000000"/>
-            </w:tcBorders>
-            <w:vAlign w:val="center"/>
-          </w:tcPr>
-          <w:p>
-            <w:pPr>
-              <w:pStyle w:val="Style14"/>
-              <w:spacing w:lineRule="auto" w:line="240"/>
-              <w:ind w:hanging="0" w:left="0"/>
-              <w:rPr>
-                <w:rFonts w:ascii="Times New Roman" w:hAnsi="Times New Roman"/>
-                <w:color w:val="auto"/>
-                <w:sz w:val="24"/>
-                <w:szCs w:val="24"/>
-              </w:rPr>
-            </w:pPr>
-            <w:r>
-              <w:rPr>
-                <w:rFonts w:ascii="Times New Roman" w:hAnsi="Times New Roman"/>
+              </w:rPr>
+            </w:pPr>
+            <w:r>
+              <w:rPr>
                 <w:color w:val="auto"/>
                 <w:sz w:val="24"/>
                 <w:szCs w:val="24"/>
@@ -6029,7 +6466,7 @@
           </w:tcPr>
           <w:p>
             <w:pPr>
-              <w:pStyle w:val="Style14"/>
+              <w:pStyle w:val="user2"/>
               <w:spacing w:lineRule="auto" w:line="240"/>
               <w:ind w:hanging="0" w:left="0"/>
               <w:rPr>
@@ -6042,19 +6479,82 @@
             </w:pPr>
             <w:r>
               <w:rPr>
+                <w:color w:val="auto"/>
+                <w:sz w:val="24"/>
+                <w:szCs w:val="24"/>
+                <w:lang w:val="uk-UA"/>
+              </w:rPr>
+              <w:t>211</w:t>
+            </w:r>
+          </w:p>
+        </w:tc>
+        <w:tc>
+          <w:tcPr>
+            <w:tcW w:w="2423" w:type="dxa"/>
+            <w:tcBorders>
+              <w:left w:val="single" w:sz="4" w:space="0" w:color="000000"/>
+              <w:bottom w:val="single" w:sz="4" w:space="0" w:color="000000"/>
+            </w:tcBorders>
+            <w:vAlign w:val="center"/>
+          </w:tcPr>
+          <w:p>
+            <w:pPr>
+              <w:pStyle w:val="user2"/>
+              <w:spacing w:lineRule="auto" w:line="240"/>
+              <w:ind w:hanging="0" w:left="0"/>
+              <w:rPr>
                 <w:rFonts w:ascii="Times New Roman" w:hAnsi="Times New Roman"/>
                 <w:color w:val="auto"/>
                 <w:sz w:val="24"/>
                 <w:szCs w:val="24"/>
+              </w:rPr>
+            </w:pPr>
+            <w:r>
+              <w:rPr>
+                <w:color w:val="auto"/>
+                <w:sz w:val="24"/>
+                <w:szCs w:val="24"/>
+              </w:rPr>
+              <w:t>ReleaseSemaphore</w:t>
+            </w:r>
+          </w:p>
+        </w:tc>
+        <w:tc>
+          <w:tcPr>
+            <w:tcW w:w="2506" w:type="dxa"/>
+            <w:tcBorders>
+              <w:left w:val="single" w:sz="4" w:space="0" w:color="000000"/>
+              <w:bottom w:val="single" w:sz="4" w:space="0" w:color="000000"/>
+            </w:tcBorders>
+            <w:vAlign w:val="center"/>
+          </w:tcPr>
+          <w:p>
+            <w:pPr>
+              <w:pStyle w:val="user2"/>
+              <w:spacing w:lineRule="auto" w:line="240"/>
+              <w:ind w:hanging="0" w:left="0"/>
+              <w:rPr>
+                <w:rFonts w:ascii="Times New Roman" w:hAnsi="Times New Roman"/>
+                <w:color w:val="auto"/>
+                <w:sz w:val="24"/>
+                <w:szCs w:val="24"/>
                 <w:lang w:val="uk-UA"/>
               </w:rPr>
-              <w:t>211</w:t>
-            </w:r>
-          </w:p>
-        </w:tc>
-        <w:tc>
-          <w:tcPr>
-            <w:tcW w:w="2423" w:type="dxa"/>
+            </w:pPr>
+            <w:r>
+              <w:rPr>
+                <w:color w:val="auto"/>
+                <w:sz w:val="24"/>
+                <w:szCs w:val="24"/>
+                <w:lang w:val="uk-UA"/>
+              </w:rPr>
+              <w:t>Збільшує кількість вказаного семафорного об’єкта на задану величину</w:t>
+            </w:r>
+          </w:p>
+        </w:tc>
+        <w:tc>
+          <w:tcPr>
+            <w:tcW w:w="2209" w:type="dxa"/>
             <w:tcBorders>
               <w:left w:val="single" w:sz="4" w:space="0" w:color="000000"/>
               <w:bottom w:val="single" w:sz="4" w:space="0" w:color="000000"/>
@@ -6063,7 +6563,7 @@
           </w:tcPr>
           <w:p>
             <w:pPr>
-              <w:pStyle w:val="Style14"/>
+              <w:pStyle w:val="user2"/>
               <w:spacing w:lineRule="auto" w:line="240"/>
               <w:ind w:hanging="0" w:left="0"/>
               <w:rPr>
@@ -6071,112 +6571,44 @@
                 <w:color w:val="auto"/>
                 <w:sz w:val="24"/>
                 <w:szCs w:val="24"/>
-              </w:rPr>
-            </w:pPr>
-            <w:r>
+                <w:lang w:val="en-US"/>
+              </w:rPr>
+            </w:pPr>
+            <w:r>
+              <w:rPr>
+                <w:color w:val="auto"/>
+                <w:sz w:val="24"/>
+                <w:szCs w:val="24"/>
+                <w:lang w:val="en-US"/>
+              </w:rPr>
+              <w:t>Bulletsem, 1</w:t>
+            </w:r>
+          </w:p>
+        </w:tc>
+        <w:tc>
+          <w:tcPr>
+            <w:tcW w:w="3661" w:type="dxa"/>
+            <w:tcBorders>
+              <w:left w:val="single" w:sz="4" w:space="0" w:color="000000"/>
+              <w:bottom w:val="single" w:sz="4" w:space="0" w:color="000000"/>
+              <w:right w:val="single" w:sz="4" w:space="0" w:color="000000"/>
+            </w:tcBorders>
+            <w:vAlign w:val="center"/>
+          </w:tcPr>
+          <w:p>
+            <w:pPr>
+              <w:pStyle w:val="user2"/>
+              <w:spacing w:lineRule="auto" w:line="240"/>
+              <w:ind w:hanging="0" w:left="0"/>
               <w:rPr>
                 <w:rFonts w:ascii="Times New Roman" w:hAnsi="Times New Roman"/>
                 <w:color w:val="auto"/>
                 <w:sz w:val="24"/>
                 <w:szCs w:val="24"/>
               </w:rPr>
-              <w:t>ReleaseSemaphore</w:t>
-            </w:r>
-          </w:p>
-        </w:tc>
-        <w:tc>
-          <w:tcPr>
-            <w:tcW w:w="2506" w:type="dxa"/>
-            <w:tcBorders>
-              <w:left w:val="single" w:sz="4" w:space="0" w:color="000000"/>
-              <w:bottom w:val="single" w:sz="4" w:space="0" w:color="000000"/>
-            </w:tcBorders>
-            <w:vAlign w:val="center"/>
-          </w:tcPr>
-          <w:p>
-            <w:pPr>
-              <w:pStyle w:val="Style14"/>
-              <w:spacing w:lineRule="auto" w:line="240"/>
-              <w:ind w:hanging="0" w:left="0"/>
-              <w:rPr>
-                <w:rFonts w:ascii="Times New Roman" w:hAnsi="Times New Roman"/>
-                <w:color w:val="auto"/>
-                <w:sz w:val="24"/>
-                <w:szCs w:val="24"/>
-                <w:lang w:val="uk-UA"/>
-              </w:rPr>
-            </w:pPr>
-            <w:r>
-              <w:rPr>
-                <w:rFonts w:ascii="Times New Roman" w:hAnsi="Times New Roman"/>
-                <w:color w:val="auto"/>
-                <w:sz w:val="24"/>
-                <w:szCs w:val="24"/>
-                <w:lang w:val="uk-UA"/>
-              </w:rPr>
-              <w:t>Збільшує кількість вказаного семафорного об’єкта на задану величину</w:t>
-            </w:r>
-          </w:p>
-        </w:tc>
-        <w:tc>
-          <w:tcPr>
-            <w:tcW w:w="2210" w:type="dxa"/>
-            <w:tcBorders>
-              <w:left w:val="single" w:sz="4" w:space="0" w:color="000000"/>
-              <w:bottom w:val="single" w:sz="4" w:space="0" w:color="000000"/>
-            </w:tcBorders>
-            <w:vAlign w:val="center"/>
-          </w:tcPr>
-          <w:p>
-            <w:pPr>
-              <w:pStyle w:val="Style14"/>
-              <w:spacing w:lineRule="auto" w:line="240"/>
-              <w:ind w:hanging="0" w:left="0"/>
-              <w:rPr>
-                <w:rFonts w:ascii="Times New Roman" w:hAnsi="Times New Roman"/>
-                <w:color w:val="auto"/>
-                <w:sz w:val="24"/>
-                <w:szCs w:val="24"/>
-                <w:lang w:val="en-US"/>
-              </w:rPr>
-            </w:pPr>
-            <w:r>
-              <w:rPr>
-                <w:rFonts w:ascii="Times New Roman" w:hAnsi="Times New Roman"/>
-                <w:color w:val="auto"/>
-                <w:sz w:val="24"/>
-                <w:szCs w:val="24"/>
-                <w:lang w:val="en-US"/>
-              </w:rPr>
-              <w:t>Bulletsem, 1</w:t>
-            </w:r>
-          </w:p>
-        </w:tc>
-        <w:tc>
-          <w:tcPr>
-            <w:tcW w:w="3660" w:type="dxa"/>
-            <w:tcBorders>
-              <w:left w:val="single" w:sz="4" w:space="0" w:color="000000"/>
-              <w:bottom w:val="single" w:sz="4" w:space="0" w:color="000000"/>
-              <w:right w:val="single" w:sz="4" w:space="0" w:color="000000"/>
-            </w:tcBorders>
-            <w:vAlign w:val="center"/>
-          </w:tcPr>
-          <w:p>
-            <w:pPr>
-              <w:pStyle w:val="Style14"/>
-              <w:spacing w:lineRule="auto" w:line="240"/>
-              <w:ind w:hanging="0" w:left="0"/>
-              <w:rPr>
-                <w:rFonts w:ascii="Times New Roman" w:hAnsi="Times New Roman"/>
-                <w:color w:val="auto"/>
-                <w:sz w:val="24"/>
-                <w:szCs w:val="24"/>
-              </w:rPr>
-            </w:pPr>
-            <w:r>
-              <w:rPr>
-                <w:rFonts w:ascii="Times New Roman" w:hAnsi="Times New Roman"/>
+            </w:pPr>
+            <w:r>
+              <w:rPr>
                 <w:color w:val="auto"/>
                 <w:sz w:val="24"/>
                 <w:szCs w:val="24"/>
@@ -6199,7 +6631,7 @@
           </w:tcPr>
           <w:p>
             <w:pPr>
-              <w:pStyle w:val="Style14"/>
+              <w:pStyle w:val="user2"/>
               <w:spacing w:lineRule="auto" w:line="240"/>
               <w:ind w:hanging="0" w:left="0"/>
               <w:rPr>
@@ -6212,28 +6644,123 @@
             </w:pPr>
             <w:r>
               <w:rPr>
+                <w:color w:val="auto"/>
+                <w:sz w:val="24"/>
+                <w:szCs w:val="24"/>
+                <w:lang w:val="en-US"/>
+              </w:rPr>
+              <w:t>206, 208</w:t>
+            </w:r>
+          </w:p>
+        </w:tc>
+        <w:tc>
+          <w:tcPr>
+            <w:tcW w:w="2423" w:type="dxa"/>
+            <w:tcBorders>
+              <w:left w:val="single" w:sz="4" w:space="0" w:color="000000"/>
+              <w:bottom w:val="single" w:sz="4" w:space="0" w:color="000000"/>
+            </w:tcBorders>
+            <w:vAlign w:val="center"/>
+          </w:tcPr>
+          <w:p>
+            <w:pPr>
+              <w:pStyle w:val="user2"/>
+              <w:spacing w:lineRule="auto" w:line="240"/>
+              <w:ind w:hanging="0" w:left="0"/>
+              <w:rPr>
                 <w:rFonts w:ascii="Times New Roman" w:hAnsi="Times New Roman"/>
                 <w:color w:val="auto"/>
                 <w:sz w:val="24"/>
                 <w:szCs w:val="24"/>
+              </w:rPr>
+            </w:pPr>
+            <w:r>
+              <w:rPr>
+                <w:color w:val="auto"/>
+                <w:sz w:val="24"/>
+                <w:szCs w:val="24"/>
+              </w:rPr>
+              <w:t>Writeat</w:t>
+            </w:r>
+          </w:p>
+        </w:tc>
+        <w:tc>
+          <w:tcPr>
+            <w:tcW w:w="2506" w:type="dxa"/>
+            <w:tcBorders>
+              <w:left w:val="single" w:sz="4" w:space="0" w:color="000000"/>
+              <w:bottom w:val="single" w:sz="4" w:space="0" w:color="000000"/>
+            </w:tcBorders>
+            <w:vAlign w:val="center"/>
+          </w:tcPr>
+          <w:p>
+            <w:pPr>
+              <w:pStyle w:val="user2"/>
+              <w:spacing w:lineRule="auto" w:line="240"/>
+              <w:ind w:hanging="0" w:left="0"/>
+              <w:rPr>
+                <w:rFonts w:ascii="Times New Roman" w:hAnsi="Times New Roman"/>
+                <w:color w:val="auto"/>
+                <w:sz w:val="24"/>
+                <w:szCs w:val="24"/>
+              </w:rPr>
+            </w:pPr>
+            <w:r>
+              <w:rPr>
+                <w:color w:val="auto"/>
+                <w:sz w:val="24"/>
+                <w:szCs w:val="24"/>
+              </w:rPr>
+              <w:t>Записує задану кількість байтів, починаючи з заданого зсуву.</w:t>
+            </w:r>
+          </w:p>
+        </w:tc>
+        <w:tc>
+          <w:tcPr>
+            <w:tcW w:w="2209" w:type="dxa"/>
+            <w:tcBorders>
+              <w:left w:val="single" w:sz="4" w:space="0" w:color="000000"/>
+              <w:bottom w:val="single" w:sz="4" w:space="0" w:color="000000"/>
+            </w:tcBorders>
+            <w:vAlign w:val="center"/>
+          </w:tcPr>
+          <w:p>
+            <w:pPr>
+              <w:pStyle w:val="user2"/>
+              <w:spacing w:lineRule="auto" w:line="240"/>
+              <w:ind w:hanging="0" w:left="0"/>
+              <w:rPr>
+                <w:rFonts w:ascii="Times New Roman" w:hAnsi="Times New Roman"/>
+                <w:color w:val="auto"/>
+                <w:sz w:val="24"/>
+                <w:szCs w:val="24"/>
                 <w:lang w:val="en-US"/>
               </w:rPr>
-              <w:t>206, 208</w:t>
-            </w:r>
-          </w:p>
-        </w:tc>
-        <w:tc>
-          <w:tcPr>
-            <w:tcW w:w="2423" w:type="dxa"/>
-            <w:tcBorders>
-              <w:left w:val="single" w:sz="4" w:space="0" w:color="000000"/>
-              <w:bottom w:val="single" w:sz="4" w:space="0" w:color="000000"/>
+            </w:pPr>
+            <w:r>
+              <w:rPr>
+                <w:color w:val="auto"/>
+                <w:sz w:val="24"/>
+                <w:szCs w:val="24"/>
+                <w:lang w:val="en-US"/>
+              </w:rPr>
+              <w:t>xy.X, xy.Y</w:t>
+            </w:r>
+          </w:p>
+        </w:tc>
+        <w:tc>
+          <w:tcPr>
+            <w:tcW w:w="3661" w:type="dxa"/>
+            <w:tcBorders>
+              <w:left w:val="single" w:sz="4" w:space="0" w:color="000000"/>
+              <w:bottom w:val="single" w:sz="4" w:space="0" w:color="000000"/>
+              <w:right w:val="single" w:sz="4" w:space="0" w:color="000000"/>
             </w:tcBorders>
             <w:vAlign w:val="center"/>
           </w:tcPr>
           <w:p>
             <w:pPr>
-              <w:pStyle w:val="Style14"/>
+              <w:pStyle w:val="user2"/>
               <w:spacing w:lineRule="auto" w:line="240"/>
               <w:ind w:hanging="0" w:left="0"/>
               <w:rPr>
@@ -6245,27 +6772,37 @@
             </w:pPr>
             <w:r>
               <w:rPr>
+                <w:color w:val="auto"/>
+                <w:sz w:val="24"/>
+                <w:szCs w:val="24"/>
+              </w:rPr>
+              <w:t>Повертає одне з наступних значень:</w:t>
+            </w:r>
+          </w:p>
+          <w:p>
+            <w:pPr>
+              <w:pStyle w:val="user2"/>
+              <w:spacing w:lineRule="auto" w:line="240"/>
+              <w:ind w:hanging="0" w:left="0"/>
+              <w:rPr>
                 <w:rFonts w:ascii="Times New Roman" w:hAnsi="Times New Roman"/>
                 <w:color w:val="auto"/>
                 <w:sz w:val="24"/>
                 <w:szCs w:val="24"/>
               </w:rPr>
-              <w:t>Writeat</w:t>
-            </w:r>
-          </w:p>
-        </w:tc>
-        <w:tc>
-          <w:tcPr>
-            <w:tcW w:w="2506" w:type="dxa"/>
-            <w:tcBorders>
-              <w:left w:val="single" w:sz="4" w:space="0" w:color="000000"/>
-              <w:bottom w:val="single" w:sz="4" w:space="0" w:color="000000"/>
-            </w:tcBorders>
-            <w:vAlign w:val="center"/>
-          </w:tcPr>
-          <w:p>
-            <w:pPr>
-              <w:pStyle w:val="Style14"/>
+            </w:pPr>
+            <w:r>
+              <w:rPr>
+                <w:color w:val="auto"/>
+                <w:sz w:val="24"/>
+                <w:szCs w:val="24"/>
+              </w:rPr>
+              <w:t>- S_OK;</w:t>
+            </w:r>
+          </w:p>
+          <w:p>
+            <w:pPr>
+              <w:pStyle w:val="user2"/>
               <w:spacing w:lineRule="auto" w:line="240"/>
               <w:ind w:hanging="0" w:left="0"/>
               <w:rPr>
@@ -6277,27 +6814,37 @@
             </w:pPr>
             <w:r>
               <w:rPr>
+                <w:color w:val="auto"/>
+                <w:sz w:val="24"/>
+                <w:szCs w:val="24"/>
+              </w:rPr>
+              <w:t>- E_FAIL;</w:t>
+            </w:r>
+          </w:p>
+          <w:p>
+            <w:pPr>
+              <w:pStyle w:val="user2"/>
+              <w:spacing w:lineRule="auto" w:line="240"/>
+              <w:ind w:hanging="0" w:left="0"/>
+              <w:rPr>
                 <w:rFonts w:ascii="Times New Roman" w:hAnsi="Times New Roman"/>
                 <w:color w:val="auto"/>
                 <w:sz w:val="24"/>
                 <w:szCs w:val="24"/>
               </w:rPr>
-              <w:t>Записує задану кількість байтів, починаючи з заданого зсуву.</w:t>
-            </w:r>
-          </w:p>
-        </w:tc>
-        <w:tc>
-          <w:tcPr>
-            <w:tcW w:w="2210" w:type="dxa"/>
-            <w:tcBorders>
-              <w:left w:val="single" w:sz="4" w:space="0" w:color="000000"/>
-              <w:bottom w:val="single" w:sz="4" w:space="0" w:color="000000"/>
-            </w:tcBorders>
-            <w:vAlign w:val="center"/>
-          </w:tcPr>
-          <w:p>
-            <w:pPr>
-              <w:pStyle w:val="Style14"/>
+            </w:pPr>
+            <w:r>
+              <w:rPr>
+                <w:color w:val="auto"/>
+                <w:sz w:val="24"/>
+                <w:szCs w:val="24"/>
+              </w:rPr>
+              <w:t>- E_PENDING;</w:t>
+            </w:r>
+          </w:p>
+          <w:p>
+            <w:pPr>
+              <w:pStyle w:val="user2"/>
               <w:spacing w:lineRule="auto" w:line="240"/>
               <w:ind w:hanging="0" w:left="0"/>
               <w:rPr>
@@ -6305,34 +6852,41 @@
                 <w:color w:val="auto"/>
                 <w:sz w:val="24"/>
                 <w:szCs w:val="24"/>
-                <w:lang w:val="en-US"/>
-              </w:rPr>
-            </w:pPr>
-            <w:r>
+              </w:rPr>
+            </w:pPr>
+            <w:r>
+              <w:rPr>
+                <w:color w:val="auto"/>
+                <w:sz w:val="24"/>
+                <w:szCs w:val="24"/>
+              </w:rPr>
+              <w:t>- STG_E_ACCESSDENIED;</w:t>
+            </w:r>
+          </w:p>
+          <w:p>
+            <w:pPr>
+              <w:pStyle w:val="user2"/>
+              <w:spacing w:lineRule="auto" w:line="240"/>
+              <w:ind w:hanging="0" w:left="0"/>
               <w:rPr>
                 <w:rFonts w:ascii="Times New Roman" w:hAnsi="Times New Roman"/>
                 <w:color w:val="auto"/>
                 <w:sz w:val="24"/>
                 <w:szCs w:val="24"/>
-                <w:lang w:val="en-US"/>
-              </w:rPr>
-              <w:t>xy.X, xy.Y</w:t>
-            </w:r>
-          </w:p>
-        </w:tc>
-        <w:tc>
-          <w:tcPr>
-            <w:tcW w:w="3660" w:type="dxa"/>
-            <w:tcBorders>
-              <w:left w:val="single" w:sz="4" w:space="0" w:color="000000"/>
-              <w:bottom w:val="single" w:sz="4" w:space="0" w:color="000000"/>
-              <w:right w:val="single" w:sz="4" w:space="0" w:color="000000"/>
-            </w:tcBorders>
-            <w:vAlign w:val="center"/>
-          </w:tcPr>
-          <w:p>
-            <w:pPr>
-              <w:pStyle w:val="Style14"/>
+              </w:rPr>
+            </w:pPr>
+            <w:r>
+              <w:rPr>
+                <w:color w:val="auto"/>
+                <w:sz w:val="24"/>
+                <w:szCs w:val="24"/>
+              </w:rPr>
+              <w:t>- STG_E_WRITEFAULT;</w:t>
+            </w:r>
+          </w:p>
+          <w:p>
+            <w:pPr>
+              <w:pStyle w:val="user2"/>
               <w:spacing w:lineRule="auto" w:line="240"/>
               <w:ind w:hanging="0" w:left="0"/>
               <w:rPr>
@@ -6344,139 +6898,6 @@
             </w:pPr>
             <w:r>
               <w:rPr>
-                <w:rFonts w:ascii="Times New Roman" w:hAnsi="Times New Roman"/>
-                <w:color w:val="auto"/>
-                <w:sz w:val="24"/>
-                <w:szCs w:val="24"/>
-              </w:rPr>
-              <w:t>Повертає одне з наступних значень:</w:t>
-            </w:r>
-          </w:p>
-          <w:p>
-            <w:pPr>
-              <w:pStyle w:val="Style14"/>
-              <w:spacing w:lineRule="auto" w:line="240"/>
-              <w:ind w:hanging="0" w:left="0"/>
-              <w:rPr>
-                <w:rFonts w:ascii="Times New Roman" w:hAnsi="Times New Roman"/>
-                <w:color w:val="auto"/>
-                <w:sz w:val="24"/>
-                <w:szCs w:val="24"/>
-              </w:rPr>
-            </w:pPr>
-            <w:r>
-              <w:rPr>
-                <w:rFonts w:ascii="Times New Roman" w:hAnsi="Times New Roman"/>
-                <w:color w:val="auto"/>
-                <w:sz w:val="24"/>
-                <w:szCs w:val="24"/>
-              </w:rPr>
-              <w:t>- S_OK;</w:t>
-            </w:r>
-          </w:p>
-          <w:p>
-            <w:pPr>
-              <w:pStyle w:val="Style14"/>
-              <w:spacing w:lineRule="auto" w:line="240"/>
-              <w:ind w:hanging="0" w:left="0"/>
-              <w:rPr>
-                <w:rFonts w:ascii="Times New Roman" w:hAnsi="Times New Roman"/>
-                <w:color w:val="auto"/>
-                <w:sz w:val="24"/>
-                <w:szCs w:val="24"/>
-              </w:rPr>
-            </w:pPr>
-            <w:r>
-              <w:rPr>
-                <w:rFonts w:ascii="Times New Roman" w:hAnsi="Times New Roman"/>
-                <w:color w:val="auto"/>
-                <w:sz w:val="24"/>
-                <w:szCs w:val="24"/>
-              </w:rPr>
-              <w:t>- E_FAIL;</w:t>
-            </w:r>
-          </w:p>
-          <w:p>
-            <w:pPr>
-              <w:pStyle w:val="Style14"/>
-              <w:spacing w:lineRule="auto" w:line="240"/>
-              <w:ind w:hanging="0" w:left="0"/>
-              <w:rPr>
-                <w:rFonts w:ascii="Times New Roman" w:hAnsi="Times New Roman"/>
-                <w:color w:val="auto"/>
-                <w:sz w:val="24"/>
-                <w:szCs w:val="24"/>
-              </w:rPr>
-            </w:pPr>
-            <w:r>
-              <w:rPr>
-                <w:rFonts w:ascii="Times New Roman" w:hAnsi="Times New Roman"/>
-                <w:color w:val="auto"/>
-                <w:sz w:val="24"/>
-                <w:szCs w:val="24"/>
-              </w:rPr>
-              <w:t>- E_PENDING;</w:t>
-            </w:r>
-          </w:p>
-          <w:p>
-            <w:pPr>
-              <w:pStyle w:val="Style14"/>
-              <w:spacing w:lineRule="auto" w:line="240"/>
-              <w:ind w:hanging="0" w:left="0"/>
-              <w:rPr>
-                <w:rFonts w:ascii="Times New Roman" w:hAnsi="Times New Roman"/>
-                <w:color w:val="auto"/>
-                <w:sz w:val="24"/>
-                <w:szCs w:val="24"/>
-              </w:rPr>
-            </w:pPr>
-            <w:r>
-              <w:rPr>
-                <w:rFonts w:ascii="Times New Roman" w:hAnsi="Times New Roman"/>
-                <w:color w:val="auto"/>
-                <w:sz w:val="24"/>
-                <w:szCs w:val="24"/>
-              </w:rPr>
-              <w:t>- STG_E_ACCESSDENIED;</w:t>
-            </w:r>
-          </w:p>
-          <w:p>
-            <w:pPr>
-              <w:pStyle w:val="Style14"/>
-              <w:spacing w:lineRule="auto" w:line="240"/>
-              <w:ind w:hanging="0" w:left="0"/>
-              <w:rPr>
-                <w:rFonts w:ascii="Times New Roman" w:hAnsi="Times New Roman"/>
-                <w:color w:val="auto"/>
-                <w:sz w:val="24"/>
-                <w:szCs w:val="24"/>
-              </w:rPr>
-            </w:pPr>
-            <w:r>
-              <w:rPr>
-                <w:rFonts w:ascii="Times New Roman" w:hAnsi="Times New Roman"/>
-                <w:color w:val="auto"/>
-                <w:sz w:val="24"/>
-                <w:szCs w:val="24"/>
-              </w:rPr>
-              <w:t>- STG_E_WRITEFAULT;</w:t>
-            </w:r>
-          </w:p>
-          <w:p>
-            <w:pPr>
-              <w:pStyle w:val="Style14"/>
-              <w:spacing w:lineRule="auto" w:line="240"/>
-              <w:ind w:hanging="0" w:left="0"/>
-              <w:rPr>
-                <w:rFonts w:ascii="Times New Roman" w:hAnsi="Times New Roman"/>
-                <w:color w:val="auto"/>
-                <w:sz w:val="24"/>
-                <w:szCs w:val="24"/>
-              </w:rPr>
-            </w:pPr>
-            <w:r>
-              <w:rPr>
-                <w:rFonts w:ascii="Times New Roman" w:hAnsi="Times New Roman"/>
                 <w:color w:val="auto"/>
                 <w:sz w:val="24"/>
                 <w:szCs w:val="24"/>
@@ -6499,7 +6920,7 @@
           </w:tcPr>
           <w:p>
             <w:pPr>
-              <w:pStyle w:val="Style14"/>
+              <w:pStyle w:val="user2"/>
               <w:spacing w:lineRule="auto" w:line="240"/>
               <w:ind w:hanging="0" w:left="0"/>
               <w:rPr>
@@ -6512,19 +6933,49 @@
             </w:pPr>
             <w:r>
               <w:rPr>
+                <w:color w:val="auto"/>
+                <w:sz w:val="24"/>
+                <w:szCs w:val="24"/>
+                <w:lang w:val="uk-UA"/>
+              </w:rPr>
+              <w:t>223</w:t>
+            </w:r>
+          </w:p>
+        </w:tc>
+        <w:tc>
+          <w:tcPr>
+            <w:tcW w:w="2423" w:type="dxa"/>
+            <w:tcBorders>
+              <w:left w:val="single" w:sz="4" w:space="0" w:color="000000"/>
+              <w:bottom w:val="single" w:sz="4" w:space="0" w:color="000000"/>
+            </w:tcBorders>
+            <w:vAlign w:val="center"/>
+          </w:tcPr>
+          <w:p>
+            <w:pPr>
+              <w:pStyle w:val="user2"/>
+              <w:spacing w:lineRule="auto" w:line="240"/>
+              <w:ind w:hanging="0" w:left="0"/>
+              <w:rPr>
                 <w:rFonts w:ascii="Times New Roman" w:hAnsi="Times New Roman"/>
                 <w:color w:val="auto"/>
                 <w:sz w:val="24"/>
                 <w:szCs w:val="24"/>
-                <w:lang w:val="uk-UA"/>
-              </w:rPr>
-              <w:t>223</w:t>
-            </w:r>
-          </w:p>
-        </w:tc>
-        <w:tc>
-          <w:tcPr>
-            <w:tcW w:w="2423" w:type="dxa"/>
+              </w:rPr>
+            </w:pPr>
+            <w:r>
+              <w:rPr>
+                <w:color w:val="auto"/>
+                <w:sz w:val="24"/>
+                <w:szCs w:val="24"/>
+              </w:rPr>
+              <w:t>GetCurrentThread</w:t>
+            </w:r>
+          </w:p>
+        </w:tc>
+        <w:tc>
+          <w:tcPr>
+            <w:tcW w:w="2506" w:type="dxa"/>
             <w:tcBorders>
               <w:left w:val="single" w:sz="4" w:space="0" w:color="000000"/>
               <w:bottom w:val="single" w:sz="4" w:space="0" w:color="000000"/>
@@ -6533,7 +6984,7 @@
           </w:tcPr>
           <w:p>
             <w:pPr>
-              <w:pStyle w:val="Style14"/>
+              <w:pStyle w:val="user2"/>
               <w:spacing w:lineRule="auto" w:line="240"/>
               <w:ind w:hanging="0" w:left="0"/>
               <w:rPr>
@@ -6545,27 +6996,60 @@
             </w:pPr>
             <w:r>
               <w:rPr>
+                <w:color w:val="auto"/>
+                <w:sz w:val="24"/>
+                <w:szCs w:val="24"/>
+              </w:rPr>
+              <w:t>Отримує псевдо-дескриптор для потоку, що викликає.</w:t>
+            </w:r>
+          </w:p>
+        </w:tc>
+        <w:tc>
+          <w:tcPr>
+            <w:tcW w:w="2209" w:type="dxa"/>
+            <w:tcBorders>
+              <w:left w:val="single" w:sz="4" w:space="0" w:color="000000"/>
+              <w:bottom w:val="single" w:sz="4" w:space="0" w:color="000000"/>
+            </w:tcBorders>
+            <w:vAlign w:val="center"/>
+          </w:tcPr>
+          <w:p>
+            <w:pPr>
+              <w:pStyle w:val="user2"/>
+              <w:spacing w:lineRule="auto" w:line="240"/>
+              <w:ind w:hanging="0" w:left="0"/>
+              <w:rPr>
                 <w:rFonts w:ascii="Times New Roman" w:hAnsi="Times New Roman"/>
                 <w:color w:val="auto"/>
                 <w:sz w:val="24"/>
                 <w:szCs w:val="24"/>
-              </w:rPr>
-              <w:t>GetCurrentThread</w:t>
-            </w:r>
-          </w:p>
-        </w:tc>
-        <w:tc>
-          <w:tcPr>
-            <w:tcW w:w="2506" w:type="dxa"/>
-            <w:tcBorders>
-              <w:left w:val="single" w:sz="4" w:space="0" w:color="000000"/>
-              <w:bottom w:val="single" w:sz="4" w:space="0" w:color="000000"/>
+                <w:lang w:val="en-US"/>
+              </w:rPr>
+            </w:pPr>
+            <w:r>
+              <w:rPr>
+                <w:color w:val="auto"/>
+                <w:sz w:val="24"/>
+                <w:szCs w:val="24"/>
+                <w:lang w:val="en-US"/>
+              </w:rPr>
+              <w:t>-</w:t>
+            </w:r>
+          </w:p>
+        </w:tc>
+        <w:tc>
+          <w:tcPr>
+            <w:tcW w:w="3661" w:type="dxa"/>
+            <w:tcBorders>
+              <w:left w:val="single" w:sz="4" w:space="0" w:color="000000"/>
+              <w:bottom w:val="single" w:sz="4" w:space="0" w:color="000000"/>
+              <w:right w:val="single" w:sz="4" w:space="0" w:color="000000"/>
             </w:tcBorders>
             <w:vAlign w:val="center"/>
           </w:tcPr>
           <w:p>
             <w:pPr>
-              <w:pStyle w:val="Style14"/>
+              <w:pStyle w:val="user2"/>
               <w:spacing w:lineRule="auto" w:line="240"/>
               <w:ind w:hanging="0" w:left="0"/>
               <w:rPr>
@@ -6577,74 +7061,6 @@
             </w:pPr>
             <w:r>
               <w:rPr>
-                <w:rFonts w:ascii="Times New Roman" w:hAnsi="Times New Roman"/>
-                <w:color w:val="auto"/>
-                <w:sz w:val="24"/>
-                <w:szCs w:val="24"/>
-              </w:rPr>
-              <w:t>Отримує псевдо-дескриптор для потоку, що викликає.</w:t>
-            </w:r>
-          </w:p>
-        </w:tc>
-        <w:tc>
-          <w:tcPr>
-            <w:tcW w:w="2210" w:type="dxa"/>
-            <w:tcBorders>
-              <w:left w:val="single" w:sz="4" w:space="0" w:color="000000"/>
-              <w:bottom w:val="single" w:sz="4" w:space="0" w:color="000000"/>
-            </w:tcBorders>
-            <w:vAlign w:val="center"/>
-          </w:tcPr>
-          <w:p>
-            <w:pPr>
-              <w:pStyle w:val="Style14"/>
-              <w:spacing w:lineRule="auto" w:line="240"/>
-              <w:ind w:hanging="0" w:left="0"/>
-              <w:rPr>
-                <w:rFonts w:ascii="Times New Roman" w:hAnsi="Times New Roman"/>
-                <w:color w:val="auto"/>
-                <w:sz w:val="24"/>
-                <w:szCs w:val="24"/>
-                <w:lang w:val="en-US"/>
-              </w:rPr>
-            </w:pPr>
-            <w:r>
-              <w:rPr>
-                <w:rFonts w:ascii="Times New Roman" w:hAnsi="Times New Roman"/>
-                <w:color w:val="auto"/>
-                <w:sz w:val="24"/>
-                <w:szCs w:val="24"/>
-                <w:lang w:val="en-US"/>
-              </w:rPr>
-              <w:t>-</w:t>
-            </w:r>
-          </w:p>
-        </w:tc>
-        <w:tc>
-          <w:tcPr>
-            <w:tcW w:w="3660" w:type="dxa"/>
-            <w:tcBorders>
-              <w:left w:val="single" w:sz="4" w:space="0" w:color="000000"/>
-              <w:bottom w:val="single" w:sz="4" w:space="0" w:color="000000"/>
-              <w:right w:val="single" w:sz="4" w:space="0" w:color="000000"/>
-            </w:tcBorders>
-            <w:vAlign w:val="center"/>
-          </w:tcPr>
-          <w:p>
-            <w:pPr>
-              <w:pStyle w:val="Style14"/>
-              <w:spacing w:lineRule="auto" w:line="240"/>
-              <w:ind w:hanging="0" w:left="0"/>
-              <w:rPr>
-                <w:rFonts w:ascii="Times New Roman" w:hAnsi="Times New Roman"/>
-                <w:color w:val="auto"/>
-                <w:sz w:val="24"/>
-                <w:szCs w:val="24"/>
-              </w:rPr>
-            </w:pPr>
-            <w:r>
-              <w:rPr>
-                <w:rFonts w:ascii="Times New Roman" w:hAnsi="Times New Roman"/>
                 <w:color w:val="auto"/>
                 <w:sz w:val="24"/>
                 <w:szCs w:val="24"/>
@@ -6667,7 +7083,7 @@
           </w:tcPr>
           <w:p>
             <w:pPr>
-              <w:pStyle w:val="Style14"/>
+              <w:pStyle w:val="user2"/>
               <w:spacing w:lineRule="auto" w:line="240"/>
               <w:ind w:hanging="0" w:left="0"/>
               <w:rPr>
@@ -6680,19 +7096,82 @@
             </w:pPr>
             <w:r>
               <w:rPr>
+                <w:color w:val="auto"/>
+                <w:sz w:val="24"/>
+                <w:szCs w:val="24"/>
+                <w:lang w:val="uk-UA"/>
+              </w:rPr>
+              <w:t>226</w:t>
+            </w:r>
+          </w:p>
+        </w:tc>
+        <w:tc>
+          <w:tcPr>
+            <w:tcW w:w="2423" w:type="dxa"/>
+            <w:tcBorders>
+              <w:left w:val="single" w:sz="4" w:space="0" w:color="000000"/>
+              <w:bottom w:val="single" w:sz="4" w:space="0" w:color="000000"/>
+            </w:tcBorders>
+            <w:vAlign w:val="center"/>
+          </w:tcPr>
+          <w:p>
+            <w:pPr>
+              <w:pStyle w:val="user2"/>
+              <w:spacing w:lineRule="auto" w:line="240"/>
+              <w:ind w:hanging="0" w:left="0"/>
+              <w:rPr>
                 <w:rFonts w:ascii="Times New Roman" w:hAnsi="Times New Roman"/>
                 <w:color w:val="auto"/>
                 <w:sz w:val="24"/>
                 <w:szCs w:val="24"/>
+              </w:rPr>
+            </w:pPr>
+            <w:r>
+              <w:rPr>
+                <w:color w:val="auto"/>
+                <w:sz w:val="24"/>
+                <w:szCs w:val="24"/>
+              </w:rPr>
+              <w:t>DuplicateHandle</w:t>
+            </w:r>
+          </w:p>
+        </w:tc>
+        <w:tc>
+          <w:tcPr>
+            <w:tcW w:w="2506" w:type="dxa"/>
+            <w:tcBorders>
+              <w:left w:val="single" w:sz="4" w:space="0" w:color="000000"/>
+              <w:bottom w:val="single" w:sz="4" w:space="0" w:color="000000"/>
+            </w:tcBorders>
+            <w:vAlign w:val="center"/>
+          </w:tcPr>
+          <w:p>
+            <w:pPr>
+              <w:pStyle w:val="user2"/>
+              <w:spacing w:lineRule="auto" w:line="240"/>
+              <w:ind w:hanging="0" w:left="0"/>
+              <w:rPr>
+                <w:rFonts w:ascii="Times New Roman" w:hAnsi="Times New Roman"/>
+                <w:color w:val="auto"/>
+                <w:sz w:val="24"/>
+                <w:szCs w:val="24"/>
                 <w:lang w:val="uk-UA"/>
               </w:rPr>
-              <w:t>226</w:t>
-            </w:r>
-          </w:p>
-        </w:tc>
-        <w:tc>
-          <w:tcPr>
-            <w:tcW w:w="2423" w:type="dxa"/>
+            </w:pPr>
+            <w:r>
+              <w:rPr>
+                <w:color w:val="auto"/>
+                <w:sz w:val="24"/>
+                <w:szCs w:val="24"/>
+                <w:lang w:val="uk-UA"/>
+              </w:rPr>
+              <w:t>Дублює дескриптор об’єкта</w:t>
+            </w:r>
+          </w:p>
+        </w:tc>
+        <w:tc>
+          <w:tcPr>
+            <w:tcW w:w="2209" w:type="dxa"/>
             <w:tcBorders>
               <w:left w:val="single" w:sz="4" w:space="0" w:color="000000"/>
               <w:bottom w:val="single" w:sz="4" w:space="0" w:color="000000"/>
@@ -6701,7 +7180,7 @@
           </w:tcPr>
           <w:p>
             <w:pPr>
-              <w:pStyle w:val="Style14"/>
+              <w:pStyle w:val="user2"/>
               <w:spacing w:lineRule="auto" w:line="240"/>
               <w:ind w:hanging="0" w:left="0"/>
               <w:rPr>
@@ -6709,112 +7188,44 @@
                 <w:color w:val="auto"/>
                 <w:sz w:val="24"/>
                 <w:szCs w:val="24"/>
-              </w:rPr>
-            </w:pPr>
-            <w:r>
+                <w:lang w:val="en-US"/>
+              </w:rPr>
+            </w:pPr>
+            <w:r>
+              <w:rPr>
+                <w:color w:val="auto"/>
+                <w:sz w:val="24"/>
+                <w:szCs w:val="24"/>
+                <w:lang w:val="en-US"/>
+              </w:rPr>
+              <w:t>GetCurrentProcess, GetCurrentProcess, mainthread, 0</w:t>
+            </w:r>
+          </w:p>
+        </w:tc>
+        <w:tc>
+          <w:tcPr>
+            <w:tcW w:w="3661" w:type="dxa"/>
+            <w:tcBorders>
+              <w:left w:val="single" w:sz="4" w:space="0" w:color="000000"/>
+              <w:bottom w:val="single" w:sz="4" w:space="0" w:color="000000"/>
+              <w:right w:val="single" w:sz="4" w:space="0" w:color="000000"/>
+            </w:tcBorders>
+            <w:vAlign w:val="center"/>
+          </w:tcPr>
+          <w:p>
+            <w:pPr>
+              <w:pStyle w:val="user2"/>
+              <w:spacing w:lineRule="auto" w:line="240"/>
+              <w:ind w:hanging="0" w:left="0"/>
               <w:rPr>
                 <w:rFonts w:ascii="Times New Roman" w:hAnsi="Times New Roman"/>
                 <w:color w:val="auto"/>
                 <w:sz w:val="24"/>
                 <w:szCs w:val="24"/>
               </w:rPr>
-              <w:t>DuplicateHandle</w:t>
-            </w:r>
-          </w:p>
-        </w:tc>
-        <w:tc>
-          <w:tcPr>
-            <w:tcW w:w="2506" w:type="dxa"/>
-            <w:tcBorders>
-              <w:left w:val="single" w:sz="4" w:space="0" w:color="000000"/>
-              <w:bottom w:val="single" w:sz="4" w:space="0" w:color="000000"/>
-            </w:tcBorders>
-            <w:vAlign w:val="center"/>
-          </w:tcPr>
-          <w:p>
-            <w:pPr>
-              <w:pStyle w:val="Style14"/>
-              <w:spacing w:lineRule="auto" w:line="240"/>
-              <w:ind w:hanging="0" w:left="0"/>
-              <w:rPr>
-                <w:rFonts w:ascii="Times New Roman" w:hAnsi="Times New Roman"/>
-                <w:color w:val="auto"/>
-                <w:sz w:val="24"/>
-                <w:szCs w:val="24"/>
-                <w:lang w:val="uk-UA"/>
-              </w:rPr>
-            </w:pPr>
-            <w:r>
-              <w:rPr>
-                <w:rFonts w:ascii="Times New Roman" w:hAnsi="Times New Roman"/>
-                <w:color w:val="auto"/>
-                <w:sz w:val="24"/>
-                <w:szCs w:val="24"/>
-                <w:lang w:val="uk-UA"/>
-              </w:rPr>
-              <w:t>Дублює дескриптор об’єкта</w:t>
-            </w:r>
-          </w:p>
-        </w:tc>
-        <w:tc>
-          <w:tcPr>
-            <w:tcW w:w="2210" w:type="dxa"/>
-            <w:tcBorders>
-              <w:left w:val="single" w:sz="4" w:space="0" w:color="000000"/>
-              <w:bottom w:val="single" w:sz="4" w:space="0" w:color="000000"/>
-            </w:tcBorders>
-            <w:vAlign w:val="center"/>
-          </w:tcPr>
-          <w:p>
-            <w:pPr>
-              <w:pStyle w:val="Style14"/>
-              <w:spacing w:lineRule="auto" w:line="240"/>
-              <w:ind w:hanging="0" w:left="0"/>
-              <w:rPr>
-                <w:rFonts w:ascii="Times New Roman" w:hAnsi="Times New Roman"/>
-                <w:color w:val="auto"/>
-                <w:sz w:val="24"/>
-                <w:szCs w:val="24"/>
-                <w:lang w:val="en-US"/>
-              </w:rPr>
-            </w:pPr>
-            <w:r>
-              <w:rPr>
-                <w:rFonts w:ascii="Times New Roman" w:hAnsi="Times New Roman"/>
-                <w:color w:val="auto"/>
-                <w:sz w:val="24"/>
-                <w:szCs w:val="24"/>
-                <w:lang w:val="en-US"/>
-              </w:rPr>
-              <w:t>GetCurrentProcess, GetCurrentProcess, mainthread, 0</w:t>
-            </w:r>
-          </w:p>
-        </w:tc>
-        <w:tc>
-          <w:tcPr>
-            <w:tcW w:w="3660" w:type="dxa"/>
-            <w:tcBorders>
-              <w:left w:val="single" w:sz="4" w:space="0" w:color="000000"/>
-              <w:bottom w:val="single" w:sz="4" w:space="0" w:color="000000"/>
-              <w:right w:val="single" w:sz="4" w:space="0" w:color="000000"/>
-            </w:tcBorders>
-            <w:vAlign w:val="center"/>
-          </w:tcPr>
-          <w:p>
-            <w:pPr>
-              <w:pStyle w:val="Style14"/>
-              <w:spacing w:lineRule="auto" w:line="240"/>
-              <w:ind w:hanging="0" w:left="0"/>
-              <w:rPr>
-                <w:rFonts w:ascii="Times New Roman" w:hAnsi="Times New Roman"/>
-                <w:color w:val="auto"/>
-                <w:sz w:val="24"/>
-                <w:szCs w:val="24"/>
-              </w:rPr>
-            </w:pPr>
-            <w:r>
-              <w:rPr>
-                <w:rFonts w:ascii="Times New Roman" w:hAnsi="Times New Roman"/>
+            </w:pPr>
+            <w:r>
+              <w:rPr>
                 <w:color w:val="auto"/>
                 <w:sz w:val="24"/>
                 <w:szCs w:val="24"/>
@@ -6837,7 +7248,7 @@
           </w:tcPr>
           <w:p>
             <w:pPr>
-              <w:pStyle w:val="Style14"/>
+              <w:pStyle w:val="user2"/>
               <w:spacing w:lineRule="auto" w:line="240"/>
               <w:ind w:hanging="0" w:left="0"/>
               <w:rPr>
@@ -6850,19 +7261,82 @@
             </w:pPr>
             <w:r>
               <w:rPr>
+                <w:color w:val="auto"/>
+                <w:sz w:val="24"/>
+                <w:szCs w:val="24"/>
+                <w:lang w:val="uk-UA"/>
+              </w:rPr>
+              <w:t>227</w:t>
+            </w:r>
+          </w:p>
+        </w:tc>
+        <w:tc>
+          <w:tcPr>
+            <w:tcW w:w="2423" w:type="dxa"/>
+            <w:tcBorders>
+              <w:left w:val="single" w:sz="4" w:space="0" w:color="000000"/>
+              <w:bottom w:val="single" w:sz="4" w:space="0" w:color="000000"/>
+            </w:tcBorders>
+            <w:vAlign w:val="center"/>
+          </w:tcPr>
+          <w:p>
+            <w:pPr>
+              <w:pStyle w:val="user2"/>
+              <w:spacing w:lineRule="auto" w:line="240"/>
+              <w:ind w:hanging="0" w:left="0"/>
+              <w:rPr>
                 <w:rFonts w:ascii="Times New Roman" w:hAnsi="Times New Roman"/>
                 <w:color w:val="auto"/>
                 <w:sz w:val="24"/>
                 <w:szCs w:val="24"/>
+              </w:rPr>
+            </w:pPr>
+            <w:r>
+              <w:rPr>
+                <w:color w:val="auto"/>
+                <w:sz w:val="24"/>
+                <w:szCs w:val="24"/>
+              </w:rPr>
+              <w:t>CreateEvent</w:t>
+            </w:r>
+          </w:p>
+        </w:tc>
+        <w:tc>
+          <w:tcPr>
+            <w:tcW w:w="2506" w:type="dxa"/>
+            <w:tcBorders>
+              <w:left w:val="single" w:sz="4" w:space="0" w:color="000000"/>
+              <w:bottom w:val="single" w:sz="4" w:space="0" w:color="000000"/>
+            </w:tcBorders>
+            <w:vAlign w:val="center"/>
+          </w:tcPr>
+          <w:p>
+            <w:pPr>
+              <w:pStyle w:val="user2"/>
+              <w:spacing w:lineRule="auto" w:line="240"/>
+              <w:ind w:hanging="0" w:left="0"/>
+              <w:rPr>
+                <w:rFonts w:ascii="Times New Roman" w:hAnsi="Times New Roman"/>
+                <w:color w:val="auto"/>
+                <w:sz w:val="24"/>
+                <w:szCs w:val="24"/>
                 <w:lang w:val="uk-UA"/>
               </w:rPr>
-              <w:t>227</w:t>
-            </w:r>
-          </w:p>
-        </w:tc>
-        <w:tc>
-          <w:tcPr>
-            <w:tcW w:w="2423" w:type="dxa"/>
+            </w:pPr>
+            <w:r>
+              <w:rPr>
+                <w:color w:val="auto"/>
+                <w:sz w:val="24"/>
+                <w:szCs w:val="24"/>
+                <w:lang w:val="uk-UA"/>
+              </w:rPr>
+              <w:t>Створює або відкриває іменований або безіменний об'єкт події.</w:t>
+            </w:r>
+          </w:p>
+        </w:tc>
+        <w:tc>
+          <w:tcPr>
+            <w:tcW w:w="2209" w:type="dxa"/>
             <w:tcBorders>
               <w:left w:val="single" w:sz="4" w:space="0" w:color="000000"/>
               <w:bottom w:val="single" w:sz="4" w:space="0" w:color="000000"/>
@@ -6871,7 +7345,7 @@
           </w:tcPr>
           <w:p>
             <w:pPr>
-              <w:pStyle w:val="Style14"/>
+              <w:pStyle w:val="user2"/>
               <w:spacing w:lineRule="auto" w:line="240"/>
               <w:ind w:hanging="0" w:left="0"/>
               <w:rPr>
@@ -6879,112 +7353,44 @@
                 <w:color w:val="auto"/>
                 <w:sz w:val="24"/>
                 <w:szCs w:val="24"/>
-              </w:rPr>
-            </w:pPr>
-            <w:r>
+                <w:lang w:val="en-US"/>
+              </w:rPr>
+            </w:pPr>
+            <w:r>
+              <w:rPr>
+                <w:color w:val="auto"/>
+                <w:sz w:val="24"/>
+                <w:szCs w:val="24"/>
+                <w:lang w:val="en-US"/>
+              </w:rPr>
+              <w:t>True, False</w:t>
+            </w:r>
+          </w:p>
+        </w:tc>
+        <w:tc>
+          <w:tcPr>
+            <w:tcW w:w="3661" w:type="dxa"/>
+            <w:tcBorders>
+              <w:left w:val="single" w:sz="4" w:space="0" w:color="000000"/>
+              <w:bottom w:val="single" w:sz="4" w:space="0" w:color="000000"/>
+              <w:right w:val="single" w:sz="4" w:space="0" w:color="000000"/>
+            </w:tcBorders>
+            <w:vAlign w:val="center"/>
+          </w:tcPr>
+          <w:p>
+            <w:pPr>
+              <w:pStyle w:val="user2"/>
+              <w:spacing w:lineRule="auto" w:line="240"/>
+              <w:ind w:hanging="0" w:left="0"/>
               <w:rPr>
                 <w:rFonts w:ascii="Times New Roman" w:hAnsi="Times New Roman"/>
                 <w:color w:val="auto"/>
                 <w:sz w:val="24"/>
                 <w:szCs w:val="24"/>
               </w:rPr>
-              <w:t>CreateEvent</w:t>
-            </w:r>
-          </w:p>
-        </w:tc>
-        <w:tc>
-          <w:tcPr>
-            <w:tcW w:w="2506" w:type="dxa"/>
-            <w:tcBorders>
-              <w:left w:val="single" w:sz="4" w:space="0" w:color="000000"/>
-              <w:bottom w:val="single" w:sz="4" w:space="0" w:color="000000"/>
-            </w:tcBorders>
-            <w:vAlign w:val="center"/>
-          </w:tcPr>
-          <w:p>
-            <w:pPr>
-              <w:pStyle w:val="Style14"/>
-              <w:spacing w:lineRule="auto" w:line="240"/>
-              <w:ind w:hanging="0" w:left="0"/>
-              <w:rPr>
-                <w:rFonts w:ascii="Times New Roman" w:hAnsi="Times New Roman"/>
-                <w:color w:val="auto"/>
-                <w:sz w:val="24"/>
-                <w:szCs w:val="24"/>
-                <w:lang w:val="uk-UA"/>
-              </w:rPr>
-            </w:pPr>
-            <w:r>
-              <w:rPr>
-                <w:rFonts w:ascii="Times New Roman" w:hAnsi="Times New Roman"/>
-                <w:color w:val="auto"/>
-                <w:sz w:val="24"/>
-                <w:szCs w:val="24"/>
-                <w:lang w:val="uk-UA"/>
-              </w:rPr>
-              <w:t>Створює або відкриває іменований або безіменний об'єкт події.</w:t>
-            </w:r>
-          </w:p>
-        </w:tc>
-        <w:tc>
-          <w:tcPr>
-            <w:tcW w:w="2210" w:type="dxa"/>
-            <w:tcBorders>
-              <w:left w:val="single" w:sz="4" w:space="0" w:color="000000"/>
-              <w:bottom w:val="single" w:sz="4" w:space="0" w:color="000000"/>
-            </w:tcBorders>
-            <w:vAlign w:val="center"/>
-          </w:tcPr>
-          <w:p>
-            <w:pPr>
-              <w:pStyle w:val="Style14"/>
-              <w:spacing w:lineRule="auto" w:line="240"/>
-              <w:ind w:hanging="0" w:left="0"/>
-              <w:rPr>
-                <w:rFonts w:ascii="Times New Roman" w:hAnsi="Times New Roman"/>
-                <w:color w:val="auto"/>
-                <w:sz w:val="24"/>
-                <w:szCs w:val="24"/>
-                <w:lang w:val="en-US"/>
-              </w:rPr>
-            </w:pPr>
-            <w:r>
-              <w:rPr>
-                <w:rFonts w:ascii="Times New Roman" w:hAnsi="Times New Roman"/>
-                <w:color w:val="auto"/>
-                <w:sz w:val="24"/>
-                <w:szCs w:val="24"/>
-                <w:lang w:val="en-US"/>
-              </w:rPr>
-              <w:t>True, False</w:t>
-            </w:r>
-          </w:p>
-        </w:tc>
-        <w:tc>
-          <w:tcPr>
-            <w:tcW w:w="3660" w:type="dxa"/>
-            <w:tcBorders>
-              <w:left w:val="single" w:sz="4" w:space="0" w:color="000000"/>
-              <w:bottom w:val="single" w:sz="4" w:space="0" w:color="000000"/>
-              <w:right w:val="single" w:sz="4" w:space="0" w:color="000000"/>
-            </w:tcBorders>
-            <w:vAlign w:val="center"/>
-          </w:tcPr>
-          <w:p>
-            <w:pPr>
-              <w:pStyle w:val="Style14"/>
-              <w:spacing w:lineRule="auto" w:line="240"/>
-              <w:ind w:hanging="0" w:left="0"/>
-              <w:rPr>
-                <w:rFonts w:ascii="Times New Roman" w:hAnsi="Times New Roman"/>
-                <w:color w:val="auto"/>
-                <w:sz w:val="24"/>
-                <w:szCs w:val="24"/>
-              </w:rPr>
-            </w:pPr>
-            <w:r>
-              <w:rPr>
-                <w:rFonts w:ascii="Times New Roman" w:hAnsi="Times New Roman"/>
+            </w:pPr>
+            <w:r>
+              <w:rPr>
                 <w:color w:val="auto"/>
                 <w:sz w:val="24"/>
                 <w:szCs w:val="24"/>
@@ -7007,7 +7413,7 @@
           </w:tcPr>
           <w:p>
             <w:pPr>
-              <w:pStyle w:val="Style14"/>
+              <w:pStyle w:val="user2"/>
               <w:spacing w:lineRule="auto" w:line="240"/>
               <w:ind w:hanging="0" w:left="0"/>
               <w:rPr>
@@ -7020,41 +7426,39 @@
             </w:pPr>
             <w:r>
               <w:rPr>
+                <w:color w:val="auto"/>
+                <w:sz w:val="24"/>
+                <w:szCs w:val="24"/>
+                <w:lang w:val="uk-UA"/>
+              </w:rPr>
+              <w:t>228</w:t>
+            </w:r>
+          </w:p>
+        </w:tc>
+        <w:tc>
+          <w:tcPr>
+            <w:tcW w:w="2423" w:type="dxa"/>
+            <w:tcBorders>
+              <w:left w:val="single" w:sz="4" w:space="0" w:color="000000"/>
+              <w:bottom w:val="single" w:sz="4" w:space="0" w:color="000000"/>
+            </w:tcBorders>
+            <w:vAlign w:val="center"/>
+          </w:tcPr>
+          <w:p>
+            <w:pPr>
+              <w:pStyle w:val="user2"/>
+              <w:spacing w:lineRule="auto" w:line="240"/>
+              <w:ind w:hanging="0" w:left="0"/>
+              <w:rPr>
                 <w:rFonts w:ascii="Times New Roman" w:hAnsi="Times New Roman"/>
                 <w:color w:val="auto"/>
                 <w:sz w:val="24"/>
                 <w:szCs w:val="24"/>
-                <w:lang w:val="uk-UA"/>
-              </w:rPr>
-              <w:t>228</w:t>
-            </w:r>
-          </w:p>
-        </w:tc>
-        <w:tc>
-          <w:tcPr>
-            <w:tcW w:w="2423" w:type="dxa"/>
-            <w:tcBorders>
-              <w:left w:val="single" w:sz="4" w:space="0" w:color="000000"/>
-              <w:bottom w:val="single" w:sz="4" w:space="0" w:color="000000"/>
-            </w:tcBorders>
-            <w:vAlign w:val="center"/>
-          </w:tcPr>
-          <w:p>
-            <w:pPr>
-              <w:pStyle w:val="Style14"/>
-              <w:spacing w:lineRule="auto" w:line="240"/>
-              <w:ind w:hanging="0" w:left="0"/>
-              <w:rPr>
-                <w:rFonts w:ascii="Times New Roman" w:hAnsi="Times New Roman"/>
-                <w:color w:val="auto"/>
-                <w:sz w:val="24"/>
-                <w:szCs w:val="24"/>
                 <w:lang w:val="en-US"/>
               </w:rPr>
             </w:pPr>
             <w:r>
               <w:rPr>
-                <w:rFonts w:ascii="Times New Roman" w:hAnsi="Times New Roman"/>
                 <w:b w:val="false"/>
                 <w:color w:val="auto"/>
                 <w:sz w:val="24"/>
@@ -7077,7 +7481,7 @@
           </w:tcPr>
           <w:p>
             <w:pPr>
-              <w:pStyle w:val="Style14"/>
+              <w:pStyle w:val="user2"/>
               <w:spacing w:lineRule="auto" w:line="240"/>
               <w:ind w:hanging="0" w:left="0"/>
               <w:rPr>
@@ -7090,28 +7494,61 @@
             </w:pPr>
             <w:r>
               <w:rPr>
+                <w:color w:val="auto"/>
+                <w:sz w:val="24"/>
+                <w:szCs w:val="24"/>
+                <w:lang w:val="uk-UA"/>
+              </w:rPr>
+              <w:t>Створює або відкриває іменований або безіменний mutex-об'єкт.</w:t>
+            </w:r>
+          </w:p>
+        </w:tc>
+        <w:tc>
+          <w:tcPr>
+            <w:tcW w:w="2209" w:type="dxa"/>
+            <w:tcBorders>
+              <w:left w:val="single" w:sz="4" w:space="0" w:color="000000"/>
+              <w:bottom w:val="single" w:sz="4" w:space="0" w:color="000000"/>
+            </w:tcBorders>
+            <w:vAlign w:val="center"/>
+          </w:tcPr>
+          <w:p>
+            <w:pPr>
+              <w:pStyle w:val="user2"/>
+              <w:spacing w:lineRule="auto" w:line="240"/>
+              <w:ind w:hanging="0" w:left="0"/>
+              <w:rPr>
                 <w:rFonts w:ascii="Times New Roman" w:hAnsi="Times New Roman"/>
                 <w:color w:val="auto"/>
                 <w:sz w:val="24"/>
                 <w:szCs w:val="24"/>
-                <w:lang w:val="uk-UA"/>
-              </w:rPr>
-              <w:t>Створює або відкриває іменований або безіменний mutex-об'єкт.</w:t>
-            </w:r>
-          </w:p>
-        </w:tc>
-        <w:tc>
-          <w:tcPr>
-            <w:tcW w:w="2210" w:type="dxa"/>
-            <w:tcBorders>
-              <w:left w:val="single" w:sz="4" w:space="0" w:color="000000"/>
-              <w:bottom w:val="single" w:sz="4" w:space="0" w:color="000000"/>
+                <w:lang w:val="en-US"/>
+              </w:rPr>
+            </w:pPr>
+            <w:r>
+              <w:rPr>
+                <w:color w:val="auto"/>
+                <w:sz w:val="24"/>
+                <w:szCs w:val="24"/>
+                <w:lang w:val="en-US"/>
+              </w:rPr>
+              <w:t>False</w:t>
+            </w:r>
+          </w:p>
+        </w:tc>
+        <w:tc>
+          <w:tcPr>
+            <w:tcW w:w="3661" w:type="dxa"/>
+            <w:tcBorders>
+              <w:left w:val="single" w:sz="4" w:space="0" w:color="000000"/>
+              <w:bottom w:val="single" w:sz="4" w:space="0" w:color="000000"/>
+              <w:right w:val="single" w:sz="4" w:space="0" w:color="000000"/>
             </w:tcBorders>
             <w:vAlign w:val="center"/>
           </w:tcPr>
           <w:p>
             <w:pPr>
-              <w:pStyle w:val="Style14"/>
+              <w:pStyle w:val="user2"/>
               <w:spacing w:lineRule="auto" w:line="240"/>
               <w:ind w:hanging="0" w:left="0"/>
               <w:rPr>
@@ -7119,65 +7556,27 @@
                 <w:color w:val="auto"/>
                 <w:sz w:val="24"/>
                 <w:szCs w:val="24"/>
+              </w:rPr>
+            </w:pPr>
+            <w:r>
+              <w:rPr>
+                <w:color w:val="auto"/>
+                <w:sz w:val="24"/>
+                <w:szCs w:val="24"/>
+              </w:rPr>
+              <w:t xml:space="preserve">При успішному виконанні повертає дескриптор створеного </w:t>
+            </w:r>
+            <w:r>
+              <w:rPr>
+                <w:color w:val="auto"/>
+                <w:sz w:val="24"/>
+                <w:szCs w:val="24"/>
                 <w:lang w:val="en-US"/>
               </w:rPr>
-            </w:pPr>
-            <w:r>
-              <w:rPr>
-                <w:rFonts w:ascii="Times New Roman" w:hAnsi="Times New Roman"/>
-                <w:color w:val="auto"/>
-                <w:sz w:val="24"/>
-                <w:szCs w:val="24"/>
-                <w:lang w:val="en-US"/>
-              </w:rPr>
-              <w:t>False</w:t>
-            </w:r>
-          </w:p>
-        </w:tc>
-        <w:tc>
-          <w:tcPr>
-            <w:tcW w:w="3660" w:type="dxa"/>
-            <w:tcBorders>
-              <w:left w:val="single" w:sz="4" w:space="0" w:color="000000"/>
-              <w:bottom w:val="single" w:sz="4" w:space="0" w:color="000000"/>
-              <w:right w:val="single" w:sz="4" w:space="0" w:color="000000"/>
-            </w:tcBorders>
-            <w:vAlign w:val="center"/>
-          </w:tcPr>
-          <w:p>
-            <w:pPr>
-              <w:pStyle w:val="Style14"/>
-              <w:spacing w:lineRule="auto" w:line="240"/>
-              <w:ind w:hanging="0" w:left="0"/>
-              <w:rPr>
-                <w:rFonts w:ascii="Times New Roman" w:hAnsi="Times New Roman"/>
-                <w:color w:val="auto"/>
-                <w:sz w:val="24"/>
-                <w:szCs w:val="24"/>
-              </w:rPr>
-            </w:pPr>
-            <w:r>
-              <w:rPr>
-                <w:rFonts w:ascii="Times New Roman" w:hAnsi="Times New Roman"/>
-                <w:color w:val="auto"/>
-                <w:sz w:val="24"/>
-                <w:szCs w:val="24"/>
-              </w:rPr>
-              <w:t xml:space="preserve">При успішному виконанні повертає дескриптор створеного </w:t>
-            </w:r>
-            <w:r>
-              <w:rPr>
-                <w:rFonts w:ascii="Times New Roman" w:hAnsi="Times New Roman"/>
-                <w:color w:val="auto"/>
-                <w:sz w:val="24"/>
-                <w:szCs w:val="24"/>
-                <w:lang w:val="en-US"/>
-              </w:rPr>
               <w:t>mutex-</w:t>
             </w:r>
             <w:r>
               <w:rPr>
-                <w:rFonts w:ascii="Times New Roman" w:hAnsi="Times New Roman"/>
                 <w:color w:val="auto"/>
                 <w:sz w:val="24"/>
                 <w:szCs w:val="24"/>
@@ -7201,7 +7600,7 @@
           </w:tcPr>
           <w:p>
             <w:pPr>
-              <w:pStyle w:val="Style14"/>
+              <w:pStyle w:val="user2"/>
               <w:spacing w:lineRule="auto" w:line="240"/>
               <w:ind w:hanging="0" w:left="0"/>
               <w:rPr>
@@ -7214,19 +7613,84 @@
             </w:pPr>
             <w:r>
               <w:rPr>
+                <w:color w:val="auto"/>
+                <w:sz w:val="24"/>
+                <w:szCs w:val="24"/>
+                <w:lang w:val="uk-UA"/>
+              </w:rPr>
+              <w:t>229</w:t>
+            </w:r>
+          </w:p>
+        </w:tc>
+        <w:tc>
+          <w:tcPr>
+            <w:tcW w:w="2423" w:type="dxa"/>
+            <w:tcBorders>
+              <w:left w:val="single" w:sz="4" w:space="0" w:color="000000"/>
+              <w:bottom w:val="single" w:sz="4" w:space="0" w:color="000000"/>
+            </w:tcBorders>
+            <w:vAlign w:val="center"/>
+          </w:tcPr>
+          <w:p>
+            <w:pPr>
+              <w:pStyle w:val="user2"/>
+              <w:spacing w:lineRule="auto" w:line="240"/>
+              <w:ind w:hanging="0" w:left="0"/>
+              <w:rPr>
                 <w:rFonts w:ascii="Times New Roman" w:hAnsi="Times New Roman"/>
                 <w:color w:val="auto"/>
                 <w:sz w:val="24"/>
                 <w:szCs w:val="24"/>
+                <w:lang w:val="en-US"/>
+              </w:rPr>
+            </w:pPr>
+            <w:r>
+              <w:rPr>
+                <w:color w:val="auto"/>
+                <w:sz w:val="24"/>
+                <w:szCs w:val="24"/>
+                <w:lang w:val="en-US"/>
+              </w:rPr>
+              <w:t>InitializeCriticalSection</w:t>
+            </w:r>
+          </w:p>
+        </w:tc>
+        <w:tc>
+          <w:tcPr>
+            <w:tcW w:w="2506" w:type="dxa"/>
+            <w:tcBorders>
+              <w:left w:val="single" w:sz="4" w:space="0" w:color="000000"/>
+              <w:bottom w:val="single" w:sz="4" w:space="0" w:color="000000"/>
+            </w:tcBorders>
+            <w:vAlign w:val="center"/>
+          </w:tcPr>
+          <w:p>
+            <w:pPr>
+              <w:pStyle w:val="user2"/>
+              <w:spacing w:lineRule="auto" w:line="240"/>
+              <w:ind w:hanging="0" w:left="0"/>
+              <w:rPr>
+                <w:rFonts w:ascii="Times New Roman" w:hAnsi="Times New Roman"/>
+                <w:color w:val="auto"/>
+                <w:sz w:val="24"/>
+                <w:szCs w:val="24"/>
                 <w:lang w:val="uk-UA"/>
               </w:rPr>
-              <w:t>229</w:t>
-            </w:r>
-          </w:p>
-        </w:tc>
-        <w:tc>
-          <w:tcPr>
-            <w:tcW w:w="2423" w:type="dxa"/>
+            </w:pPr>
+            <w:r>
+              <w:rPr>
+                <w:color w:val="auto"/>
+                <w:sz w:val="24"/>
+                <w:szCs w:val="24"/>
+                <w:lang w:val="uk-UA"/>
+              </w:rPr>
+              <w:t>Ініціалізує об'єкт критичного розділу.</w:t>
+            </w:r>
+          </w:p>
+        </w:tc>
+        <w:tc>
+          <w:tcPr>
+            <w:tcW w:w="2209" w:type="dxa"/>
             <w:tcBorders>
               <w:left w:val="single" w:sz="4" w:space="0" w:color="000000"/>
               <w:bottom w:val="single" w:sz="4" w:space="0" w:color="000000"/>
@@ -7235,7 +7699,7 @@
           </w:tcPr>
           <w:p>
             <w:pPr>
-              <w:pStyle w:val="Style14"/>
+              <w:pStyle w:val="user2"/>
               <w:spacing w:lineRule="auto" w:line="240"/>
               <w:ind w:hanging="0" w:left="0"/>
               <w:rPr>
@@ -7248,109 +7712,39 @@
             </w:pPr>
             <w:r>
               <w:rPr>
+                <w:color w:val="auto"/>
+                <w:sz w:val="24"/>
+                <w:szCs w:val="24"/>
+                <w:lang w:val="en-US"/>
+              </w:rPr>
+              <w:t>&amp;gameover</w:t>
+            </w:r>
+          </w:p>
+        </w:tc>
+        <w:tc>
+          <w:tcPr>
+            <w:tcW w:w="3661" w:type="dxa"/>
+            <w:tcBorders>
+              <w:left w:val="single" w:sz="4" w:space="0" w:color="000000"/>
+              <w:bottom w:val="single" w:sz="4" w:space="0" w:color="000000"/>
+              <w:right w:val="single" w:sz="4" w:space="0" w:color="000000"/>
+            </w:tcBorders>
+            <w:vAlign w:val="center"/>
+          </w:tcPr>
+          <w:p>
+            <w:pPr>
+              <w:pStyle w:val="user2"/>
+              <w:spacing w:lineRule="auto" w:line="240"/>
+              <w:ind w:hanging="0" w:left="0"/>
+              <w:rPr>
                 <w:rFonts w:ascii="Times New Roman" w:hAnsi="Times New Roman"/>
                 <w:color w:val="auto"/>
                 <w:sz w:val="24"/>
                 <w:szCs w:val="24"/>
-                <w:lang w:val="en-US"/>
-              </w:rPr>
-              <w:t>InitializeCriticalSection</w:t>
-            </w:r>
-          </w:p>
-        </w:tc>
-        <w:tc>
-          <w:tcPr>
-            <w:tcW w:w="2506" w:type="dxa"/>
-            <w:tcBorders>
-              <w:left w:val="single" w:sz="4" w:space="0" w:color="000000"/>
-              <w:bottom w:val="single" w:sz="4" w:space="0" w:color="000000"/>
-            </w:tcBorders>
-            <w:vAlign w:val="center"/>
-          </w:tcPr>
-          <w:p>
-            <w:pPr>
-              <w:pStyle w:val="Style14"/>
-              <w:spacing w:lineRule="auto" w:line="240"/>
-              <w:ind w:hanging="0" w:left="0"/>
-              <w:rPr>
-                <w:rFonts w:ascii="Times New Roman" w:hAnsi="Times New Roman"/>
-                <w:color w:val="auto"/>
-                <w:sz w:val="24"/>
-                <w:szCs w:val="24"/>
-                <w:lang w:val="uk-UA"/>
-              </w:rPr>
-            </w:pPr>
-            <w:r>
-              <w:rPr>
-                <w:rFonts w:ascii="Times New Roman" w:hAnsi="Times New Roman"/>
-                <w:color w:val="auto"/>
-                <w:sz w:val="24"/>
-                <w:szCs w:val="24"/>
-                <w:lang w:val="uk-UA"/>
-              </w:rPr>
-              <w:t>Ініціалізує об'єкт критичного розділу.</w:t>
-            </w:r>
-          </w:p>
-        </w:tc>
-        <w:tc>
-          <w:tcPr>
-            <w:tcW w:w="2210" w:type="dxa"/>
-            <w:tcBorders>
-              <w:left w:val="single" w:sz="4" w:space="0" w:color="000000"/>
-              <w:bottom w:val="single" w:sz="4" w:space="0" w:color="000000"/>
-            </w:tcBorders>
-            <w:vAlign w:val="center"/>
-          </w:tcPr>
-          <w:p>
-            <w:pPr>
-              <w:pStyle w:val="Style14"/>
-              <w:spacing w:lineRule="auto" w:line="240"/>
-              <w:ind w:hanging="0" w:left="0"/>
-              <w:rPr>
-                <w:rFonts w:ascii="Times New Roman" w:hAnsi="Times New Roman"/>
-                <w:color w:val="auto"/>
-                <w:sz w:val="24"/>
-                <w:szCs w:val="24"/>
-                <w:lang w:val="en-US"/>
-              </w:rPr>
-            </w:pPr>
-            <w:r>
-              <w:rPr>
-                <w:rFonts w:ascii="Times New Roman" w:hAnsi="Times New Roman"/>
-                <w:color w:val="auto"/>
-                <w:sz w:val="24"/>
-                <w:szCs w:val="24"/>
-                <w:lang w:val="en-US"/>
-              </w:rPr>
-              <w:t>&amp;gameover</w:t>
-            </w:r>
-          </w:p>
-        </w:tc>
-        <w:tc>
-          <w:tcPr>
-            <w:tcW w:w="3660" w:type="dxa"/>
-            <w:tcBorders>
-              <w:left w:val="single" w:sz="4" w:space="0" w:color="000000"/>
-              <w:bottom w:val="single" w:sz="4" w:space="0" w:color="000000"/>
-              <w:right w:val="single" w:sz="4" w:space="0" w:color="000000"/>
-            </w:tcBorders>
-            <w:vAlign w:val="center"/>
-          </w:tcPr>
-          <w:p>
-            <w:pPr>
-              <w:pStyle w:val="Style14"/>
-              <w:spacing w:lineRule="auto" w:line="240"/>
-              <w:ind w:hanging="0" w:left="0"/>
-              <w:rPr>
-                <w:rFonts w:ascii="Times New Roman" w:hAnsi="Times New Roman"/>
-                <w:color w:val="auto"/>
-                <w:sz w:val="24"/>
-                <w:szCs w:val="24"/>
-              </w:rPr>
-            </w:pPr>
-            <w:r>
-              <w:rPr>
-                <w:rFonts w:ascii="Times New Roman" w:hAnsi="Times New Roman"/>
+              </w:rPr>
+            </w:pPr>
+            <w:r>
+              <w:rPr>
                 <w:color w:val="auto"/>
                 <w:sz w:val="24"/>
                 <w:szCs w:val="24"/>
@@ -7373,7 +7767,7 @@
           </w:tcPr>
           <w:p>
             <w:pPr>
-              <w:pStyle w:val="Style14"/>
+              <w:pStyle w:val="user2"/>
               <w:spacing w:lineRule="auto" w:line="240"/>
               <w:ind w:hanging="0" w:left="0"/>
               <w:rPr>
@@ -7386,19 +7780,84 @@
             </w:pPr>
             <w:r>
               <w:rPr>
+                <w:color w:val="auto"/>
+                <w:sz w:val="24"/>
+                <w:szCs w:val="24"/>
+                <w:lang w:val="uk-UA"/>
+              </w:rPr>
+              <w:t>230</w:t>
+            </w:r>
+          </w:p>
+        </w:tc>
+        <w:tc>
+          <w:tcPr>
+            <w:tcW w:w="2423" w:type="dxa"/>
+            <w:tcBorders>
+              <w:left w:val="single" w:sz="4" w:space="0" w:color="000000"/>
+              <w:bottom w:val="single" w:sz="4" w:space="0" w:color="000000"/>
+            </w:tcBorders>
+            <w:vAlign w:val="center"/>
+          </w:tcPr>
+          <w:p>
+            <w:pPr>
+              <w:pStyle w:val="user2"/>
+              <w:spacing w:lineRule="auto" w:line="240"/>
+              <w:ind w:hanging="0" w:left="0"/>
+              <w:rPr>
                 <w:rFonts w:ascii="Times New Roman" w:hAnsi="Times New Roman"/>
                 <w:color w:val="auto"/>
                 <w:sz w:val="24"/>
                 <w:szCs w:val="24"/>
+                <w:lang w:val="en-US"/>
+              </w:rPr>
+            </w:pPr>
+            <w:r>
+              <w:rPr>
+                <w:color w:val="auto"/>
+                <w:sz w:val="24"/>
+                <w:szCs w:val="24"/>
+                <w:lang w:val="en-US"/>
+              </w:rPr>
+              <w:t>CreateSemaphore</w:t>
+            </w:r>
+          </w:p>
+        </w:tc>
+        <w:tc>
+          <w:tcPr>
+            <w:tcW w:w="2506" w:type="dxa"/>
+            <w:tcBorders>
+              <w:left w:val="single" w:sz="4" w:space="0" w:color="000000"/>
+              <w:bottom w:val="single" w:sz="4" w:space="0" w:color="000000"/>
+            </w:tcBorders>
+            <w:vAlign w:val="center"/>
+          </w:tcPr>
+          <w:p>
+            <w:pPr>
+              <w:pStyle w:val="user2"/>
+              <w:spacing w:lineRule="auto" w:line="240"/>
+              <w:ind w:hanging="0" w:left="0"/>
+              <w:rPr>
+                <w:rFonts w:ascii="Times New Roman" w:hAnsi="Times New Roman"/>
+                <w:color w:val="auto"/>
+                <w:sz w:val="24"/>
+                <w:szCs w:val="24"/>
                 <w:lang w:val="uk-UA"/>
               </w:rPr>
-              <w:t>230</w:t>
-            </w:r>
-          </w:p>
-        </w:tc>
-        <w:tc>
-          <w:tcPr>
-            <w:tcW w:w="2423" w:type="dxa"/>
+            </w:pPr>
+            <w:r>
+              <w:rPr>
+                <w:color w:val="auto"/>
+                <w:sz w:val="24"/>
+                <w:szCs w:val="24"/>
+                <w:lang w:val="uk-UA"/>
+              </w:rPr>
+              <w:t>Створює або відкриває іменований або безіменний семафорний об'єкт.</w:t>
+            </w:r>
+          </w:p>
+        </w:tc>
+        <w:tc>
+          <w:tcPr>
+            <w:tcW w:w="2209" w:type="dxa"/>
             <w:tcBorders>
               <w:left w:val="single" w:sz="4" w:space="0" w:color="000000"/>
               <w:bottom w:val="single" w:sz="4" w:space="0" w:color="000000"/>
@@ -7407,7 +7866,7 @@
           </w:tcPr>
           <w:p>
             <w:pPr>
-              <w:pStyle w:val="Style14"/>
+              <w:pStyle w:val="user2"/>
               <w:spacing w:lineRule="auto" w:line="240"/>
               <w:ind w:hanging="0" w:left="0"/>
               <w:rPr>
@@ -7415,114 +7874,44 @@
                 <w:color w:val="auto"/>
                 <w:sz w:val="24"/>
                 <w:szCs w:val="24"/>
-                <w:lang w:val="en-US"/>
-              </w:rPr>
-            </w:pPr>
-            <w:r>
+                <w:lang w:val="uk-UA"/>
+              </w:rPr>
+            </w:pPr>
+            <w:r>
+              <w:rPr>
+                <w:color w:val="auto"/>
+                <w:sz w:val="24"/>
+                <w:szCs w:val="24"/>
+                <w:lang w:val="uk-UA"/>
+              </w:rPr>
+              <w:t>3, 3</w:t>
+            </w:r>
+          </w:p>
+        </w:tc>
+        <w:tc>
+          <w:tcPr>
+            <w:tcW w:w="3661" w:type="dxa"/>
+            <w:tcBorders>
+              <w:left w:val="single" w:sz="4" w:space="0" w:color="000000"/>
+              <w:bottom w:val="single" w:sz="4" w:space="0" w:color="000000"/>
+              <w:right w:val="single" w:sz="4" w:space="0" w:color="000000"/>
+            </w:tcBorders>
+            <w:vAlign w:val="center"/>
+          </w:tcPr>
+          <w:p>
+            <w:pPr>
+              <w:pStyle w:val="user2"/>
+              <w:spacing w:lineRule="auto" w:line="240"/>
+              <w:ind w:hanging="0" w:left="0"/>
               <w:rPr>
                 <w:rFonts w:ascii="Times New Roman" w:hAnsi="Times New Roman"/>
                 <w:color w:val="auto"/>
                 <w:sz w:val="24"/>
                 <w:szCs w:val="24"/>
-                <w:lang w:val="en-US"/>
-              </w:rPr>
-              <w:t>CreateSemaphore</w:t>
-            </w:r>
-          </w:p>
-        </w:tc>
-        <w:tc>
-          <w:tcPr>
-            <w:tcW w:w="2506" w:type="dxa"/>
-            <w:tcBorders>
-              <w:left w:val="single" w:sz="4" w:space="0" w:color="000000"/>
-              <w:bottom w:val="single" w:sz="4" w:space="0" w:color="000000"/>
-            </w:tcBorders>
-            <w:vAlign w:val="center"/>
-          </w:tcPr>
-          <w:p>
-            <w:pPr>
-              <w:pStyle w:val="Style14"/>
-              <w:spacing w:lineRule="auto" w:line="240"/>
-              <w:ind w:hanging="0" w:left="0"/>
-              <w:rPr>
-                <w:rFonts w:ascii="Times New Roman" w:hAnsi="Times New Roman"/>
-                <w:color w:val="auto"/>
-                <w:sz w:val="24"/>
-                <w:szCs w:val="24"/>
-                <w:lang w:val="uk-UA"/>
-              </w:rPr>
-            </w:pPr>
-            <w:r>
-              <w:rPr>
-                <w:rFonts w:ascii="Times New Roman" w:hAnsi="Times New Roman"/>
-                <w:color w:val="auto"/>
-                <w:sz w:val="24"/>
-                <w:szCs w:val="24"/>
-                <w:lang w:val="uk-UA"/>
-              </w:rPr>
-              <w:t>Створює або відкриває іменований або безіменний семафорний об'єкт.</w:t>
-            </w:r>
-          </w:p>
-        </w:tc>
-        <w:tc>
-          <w:tcPr>
-            <w:tcW w:w="2210" w:type="dxa"/>
-            <w:tcBorders>
-              <w:left w:val="single" w:sz="4" w:space="0" w:color="000000"/>
-              <w:bottom w:val="single" w:sz="4" w:space="0" w:color="000000"/>
-            </w:tcBorders>
-            <w:vAlign w:val="center"/>
-          </w:tcPr>
-          <w:p>
-            <w:pPr>
-              <w:pStyle w:val="Style14"/>
-              <w:spacing w:lineRule="auto" w:line="240"/>
-              <w:ind w:hanging="0" w:left="0"/>
-              <w:rPr>
-                <w:rFonts w:ascii="Times New Roman" w:hAnsi="Times New Roman"/>
-                <w:color w:val="auto"/>
-                <w:sz w:val="24"/>
-                <w:szCs w:val="24"/>
-                <w:lang w:val="uk-UA"/>
-              </w:rPr>
-            </w:pPr>
-            <w:r>
-              <w:rPr>
-                <w:rFonts w:ascii="Times New Roman" w:hAnsi="Times New Roman"/>
-                <w:color w:val="auto"/>
-                <w:sz w:val="24"/>
-                <w:szCs w:val="24"/>
-                <w:lang w:val="uk-UA"/>
-              </w:rPr>
-              <w:t>3, 3</w:t>
-            </w:r>
-          </w:p>
-        </w:tc>
-        <w:tc>
-          <w:tcPr>
-            <w:tcW w:w="3660" w:type="dxa"/>
-            <w:tcBorders>
-              <w:left w:val="single" w:sz="4" w:space="0" w:color="000000"/>
-              <w:bottom w:val="single" w:sz="4" w:space="0" w:color="000000"/>
-              <w:right w:val="single" w:sz="4" w:space="0" w:color="000000"/>
-            </w:tcBorders>
-            <w:vAlign w:val="center"/>
-          </w:tcPr>
-          <w:p>
-            <w:pPr>
-              <w:pStyle w:val="Style14"/>
-              <w:spacing w:lineRule="auto" w:line="240"/>
-              <w:ind w:hanging="0" w:left="0"/>
-              <w:rPr>
-                <w:rFonts w:ascii="Times New Roman" w:hAnsi="Times New Roman"/>
-                <w:color w:val="auto"/>
-                <w:sz w:val="24"/>
-                <w:szCs w:val="24"/>
-              </w:rPr>
-            </w:pPr>
-            <w:r>
-              <w:rPr>
-                <w:rFonts w:ascii="Times New Roman" w:hAnsi="Times New Roman"/>
+              </w:rPr>
+            </w:pPr>
+            <w:r>
+              <w:rPr>
                 <w:color w:val="auto"/>
                 <w:sz w:val="24"/>
                 <w:szCs w:val="24"/>
@@ -7630,6 +8019,7 @@
     <w:p>
       <w:pPr>
         <w:pStyle w:val="P1"/>
+        <w:spacing w:before="0" w:after="0"/>
         <w:rPr/>
       </w:pPr>
       <w:r>
@@ -7651,14 +8041,14 @@
         </w:tblCellMar>
       </w:tblPr>
       <w:tblGrid>
-        <w:gridCol w:w="4062"/>
-        <w:gridCol w:w="4964"/>
+        <w:gridCol w:w="4061"/>
+        <w:gridCol w:w="4965"/>
       </w:tblGrid>
       <w:tr>
         <w:trPr/>
         <w:tc>
           <w:tcPr>
-            <w:tcW w:w="4062" w:type="dxa"/>
+            <w:tcW w:w="4061" w:type="dxa"/>
             <w:tcBorders>
               <w:top w:val="single" w:sz="4" w:space="0" w:color="000000"/>
               <w:left w:val="single" w:sz="4" w:space="0" w:color="000000"/>
@@ -7667,7 +8057,7 @@
           </w:tcPr>
           <w:p>
             <w:pPr>
-              <w:pStyle w:val="Style14"/>
+              <w:pStyle w:val="user2"/>
               <w:spacing w:lineRule="auto" w:line="240"/>
               <w:ind w:hanging="0" w:left="0"/>
               <w:rPr>
@@ -7686,7 +8076,7 @@
         </w:tc>
         <w:tc>
           <w:tcPr>
-            <w:tcW w:w="4964" w:type="dxa"/>
+            <w:tcW w:w="4965" w:type="dxa"/>
             <w:tcBorders>
               <w:top w:val="single" w:sz="4" w:space="0" w:color="000000"/>
               <w:left w:val="single" w:sz="4" w:space="0" w:color="000000"/>
@@ -7696,7 +8086,7 @@
           </w:tcPr>
           <w:p>
             <w:pPr>
-              <w:pStyle w:val="Style14"/>
+              <w:pStyle w:val="user2"/>
               <w:spacing w:lineRule="auto" w:line="240"/>
               <w:ind w:hanging="0" w:left="0"/>
               <w:rPr>
@@ -7718,15 +8108,15 @@
         <w:trPr/>
         <w:tc>
           <w:tcPr>
-            <w:tcW w:w="4062" w:type="dxa"/>
-            <w:tcBorders>
-              <w:left w:val="single" w:sz="4" w:space="0" w:color="000000"/>
-              <w:bottom w:val="single" w:sz="4" w:space="0" w:color="000000"/>
-            </w:tcBorders>
-          </w:tcPr>
-          <w:p>
-            <w:pPr>
-              <w:pStyle w:val="Style14"/>
+            <w:tcW w:w="4061" w:type="dxa"/>
+            <w:tcBorders>
+              <w:left w:val="single" w:sz="4" w:space="0" w:color="000000"/>
+              <w:bottom w:val="single" w:sz="4" w:space="0" w:color="000000"/>
+            </w:tcBorders>
+          </w:tcPr>
+          <w:p>
+            <w:pPr>
+              <w:pStyle w:val="user2"/>
               <w:spacing w:lineRule="auto" w:line="240"/>
               <w:ind w:hanging="0" w:left="0"/>
               <w:rPr/>
@@ -7753,7 +8143,7 @@
         </w:tc>
         <w:tc>
           <w:tcPr>
-            <w:tcW w:w="4964" w:type="dxa"/>
+            <w:tcW w:w="4965" w:type="dxa"/>
             <w:tcBorders>
               <w:left w:val="single" w:sz="4" w:space="0" w:color="000000"/>
               <w:bottom w:val="single" w:sz="4" w:space="0" w:color="000000"/>
@@ -7762,7 +8152,7 @@
           </w:tcPr>
           <w:p>
             <w:pPr>
-              <w:pStyle w:val="Style14"/>
+              <w:pStyle w:val="user2"/>
               <w:spacing w:lineRule="auto" w:line="240"/>
               <w:ind w:hanging="0" w:left="0"/>
               <w:rPr/>
@@ -7778,15 +8168,15 @@
         <w:trPr/>
         <w:tc>
           <w:tcPr>
-            <w:tcW w:w="4062" w:type="dxa"/>
-            <w:tcBorders>
-              <w:left w:val="single" w:sz="4" w:space="0" w:color="000000"/>
-              <w:bottom w:val="single" w:sz="4" w:space="0" w:color="000000"/>
-            </w:tcBorders>
-          </w:tcPr>
-          <w:p>
-            <w:pPr>
-              <w:pStyle w:val="Style14"/>
+            <w:tcW w:w="4061" w:type="dxa"/>
+            <w:tcBorders>
+              <w:left w:val="single" w:sz="4" w:space="0" w:color="000000"/>
+              <w:bottom w:val="single" w:sz="4" w:space="0" w:color="000000"/>
+            </w:tcBorders>
+          </w:tcPr>
+          <w:p>
+            <w:pPr>
+              <w:pStyle w:val="user2"/>
               <w:spacing w:lineRule="auto" w:line="240"/>
               <w:ind w:hanging="0" w:left="0"/>
               <w:rPr/>
@@ -7815,7 +8205,7 @@
         </w:tc>
         <w:tc>
           <w:tcPr>
-            <w:tcW w:w="4964" w:type="dxa"/>
+            <w:tcW w:w="4965" w:type="dxa"/>
             <w:tcBorders>
               <w:left w:val="single" w:sz="4" w:space="0" w:color="000000"/>
               <w:bottom w:val="single" w:sz="4" w:space="0" w:color="000000"/>
@@ -7824,7 +8214,7 @@
           </w:tcPr>
           <w:p>
             <w:pPr>
-              <w:pStyle w:val="Style14"/>
+              <w:pStyle w:val="user2"/>
               <w:spacing w:lineRule="auto" w:line="240"/>
               <w:ind w:hanging="0" w:left="0"/>
               <w:rPr/>
@@ -7840,15 +8230,15 @@
         <w:trPr/>
         <w:tc>
           <w:tcPr>
-            <w:tcW w:w="4062" w:type="dxa"/>
-            <w:tcBorders>
-              <w:left w:val="single" w:sz="4" w:space="0" w:color="000000"/>
-              <w:bottom w:val="single" w:sz="4" w:space="0" w:color="000000"/>
-            </w:tcBorders>
-          </w:tcPr>
-          <w:p>
-            <w:pPr>
-              <w:pStyle w:val="Style14"/>
+            <w:tcW w:w="4061" w:type="dxa"/>
+            <w:tcBorders>
+              <w:left w:val="single" w:sz="4" w:space="0" w:color="000000"/>
+              <w:bottom w:val="single" w:sz="4" w:space="0" w:color="000000"/>
+            </w:tcBorders>
+          </w:tcPr>
+          <w:p>
+            <w:pPr>
+              <w:pStyle w:val="user2"/>
               <w:spacing w:lineRule="auto" w:line="240"/>
               <w:ind w:hanging="0" w:left="0"/>
               <w:rPr/>
@@ -7875,7 +8265,7 @@
         </w:tc>
         <w:tc>
           <w:tcPr>
-            <w:tcW w:w="4964" w:type="dxa"/>
+            <w:tcW w:w="4965" w:type="dxa"/>
             <w:tcBorders>
               <w:left w:val="single" w:sz="4" w:space="0" w:color="000000"/>
               <w:bottom w:val="single" w:sz="4" w:space="0" w:color="000000"/>
@@ -7884,7 +8274,7 @@
           </w:tcPr>
           <w:p>
             <w:pPr>
-              <w:pStyle w:val="Style14"/>
+              <w:pStyle w:val="user2"/>
               <w:spacing w:lineRule="auto" w:line="240"/>
               <w:ind w:hanging="0" w:left="0"/>
               <w:rPr/>
@@ -7900,15 +8290,15 @@
         <w:trPr/>
         <w:tc>
           <w:tcPr>
-            <w:tcW w:w="4062" w:type="dxa"/>
-            <w:tcBorders>
-              <w:left w:val="single" w:sz="4" w:space="0" w:color="000000"/>
-              <w:bottom w:val="single" w:sz="4" w:space="0" w:color="000000"/>
-            </w:tcBorders>
-          </w:tcPr>
-          <w:p>
-            <w:pPr>
-              <w:pStyle w:val="Style14"/>
+            <w:tcW w:w="4061" w:type="dxa"/>
+            <w:tcBorders>
+              <w:left w:val="single" w:sz="4" w:space="0" w:color="000000"/>
+              <w:bottom w:val="single" w:sz="4" w:space="0" w:color="000000"/>
+            </w:tcBorders>
+          </w:tcPr>
+          <w:p>
+            <w:pPr>
+              <w:pStyle w:val="user2"/>
               <w:spacing w:lineRule="auto" w:line="240"/>
               <w:ind w:hanging="0" w:left="0"/>
               <w:rPr/>
@@ -7935,7 +8325,7 @@
         </w:tc>
         <w:tc>
           <w:tcPr>
-            <w:tcW w:w="4964" w:type="dxa"/>
+            <w:tcW w:w="4965" w:type="dxa"/>
             <w:tcBorders>
               <w:left w:val="single" w:sz="4" w:space="0" w:color="000000"/>
               <w:bottom w:val="single" w:sz="4" w:space="0" w:color="000000"/>
@@ -7944,7 +8334,7 @@
           </w:tcPr>
           <w:p>
             <w:pPr>
-              <w:pStyle w:val="Style14"/>
+              <w:pStyle w:val="user2"/>
               <w:spacing w:lineRule="auto" w:line="240"/>
               <w:ind w:hanging="0" w:left="0"/>
               <w:rPr/>
@@ -7960,15 +8350,15 @@
         <w:trPr/>
         <w:tc>
           <w:tcPr>
-            <w:tcW w:w="4062" w:type="dxa"/>
-            <w:tcBorders>
-              <w:left w:val="single" w:sz="4" w:space="0" w:color="000000"/>
-              <w:bottom w:val="single" w:sz="4" w:space="0" w:color="000000"/>
-            </w:tcBorders>
-          </w:tcPr>
-          <w:p>
-            <w:pPr>
-              <w:pStyle w:val="Style14"/>
+            <w:tcW w:w="4061" w:type="dxa"/>
+            <w:tcBorders>
+              <w:left w:val="single" w:sz="4" w:space="0" w:color="000000"/>
+              <w:bottom w:val="single" w:sz="4" w:space="0" w:color="000000"/>
+            </w:tcBorders>
+          </w:tcPr>
+          <w:p>
+            <w:pPr>
+              <w:pStyle w:val="user2"/>
               <w:spacing w:lineRule="auto" w:line="240"/>
               <w:ind w:hanging="0" w:left="0"/>
               <w:rPr/>
@@ -7995,7 +8385,7 @@
         </w:tc>
         <w:tc>
           <w:tcPr>
-            <w:tcW w:w="4964" w:type="dxa"/>
+            <w:tcW w:w="4965" w:type="dxa"/>
             <w:tcBorders>
               <w:left w:val="single" w:sz="4" w:space="0" w:color="000000"/>
               <w:bottom w:val="single" w:sz="4" w:space="0" w:color="000000"/>
@@ -8004,7 +8394,7 @@
           </w:tcPr>
           <w:p>
             <w:pPr>
-              <w:pStyle w:val="Style14"/>
+              <w:pStyle w:val="user2"/>
               <w:spacing w:lineRule="auto" w:line="240"/>
               <w:ind w:hanging="0" w:left="0"/>
               <w:rPr/>
@@ -8052,11 +8442,7 @@
       </w:pPr>
       <w:r>
         <w:rPr/>
-        <w:t xml:space="preserve">Багатозадачність — </w:t>
-      </w:r>
-      <w:r>
-        <w:rPr/>
-        <w:t>здатність операційної системи одночасно обробляти кілька процесів.</w:t>
+        <w:t>Багатозадачність — здатність операційної системи одночасно обробляти кілька процесів.</w:t>
       </w:r>
     </w:p>
     <w:p>
@@ -8066,11 +8452,7 @@
       </w:pPr>
       <w:r>
         <w:rPr/>
-        <w:t xml:space="preserve">Багатопроцесорність — </w:t>
-      </w:r>
-      <w:r>
-        <w:rPr/>
-        <w:t>використання двох чи більше ядер процесора в одній системі для одночасного виконання різних частин програми (або декількох програм).</w:t>
+        <w:t>Багатопроцесорність — використання двох чи більше ядер процесора в одній системі для одночасного виконання різних частин програми (або декількох програм).</w:t>
       </w:r>
     </w:p>
     <w:p>
@@ -8108,11 +8490,7 @@
       </w:pPr>
       <w:r>
         <w:rPr/>
-        <w:t xml:space="preserve">Моделі взаємодії процесів — </w:t>
-      </w:r>
-      <w:r>
-        <w:rPr/>
-        <w:t>механізм, який дозволяє процесам обмінюватися даними та синхронізувати свої дії.</w:t>
+        <w:t>Моделі взаємодії процесів — механізм, який дозволяє процесам обмінюватися даними та синхронізувати свої дії.</w:t>
       </w:r>
     </w:p>
     <w:p>
@@ -8122,11 +8500,7 @@
       </w:pPr>
       <w:r>
         <w:rPr/>
-        <w:t xml:space="preserve">Конкуренція — </w:t>
-      </w:r>
-      <w:r>
-        <w:rPr/>
-        <w:t>здатність системи обробляти кілька завдань одночасно.</w:t>
+        <w:t>Конкуренція — здатність системи обробляти кілька завдань одночасно.</w:t>
       </w:r>
     </w:p>
     <w:sectPr>
@@ -8927,12 +9301,12 @@
       <w:lang w:val="en-US" w:eastAsia="uk-UA"/>
     </w:rPr>
   </w:style>
-  <w:style w:type="character" w:styleId="user">
-    <w:name w:val="Символ нумерації (user)"/>
+  <w:style w:type="character" w:styleId="Style12">
+    <w:name w:val="Символ нумерації"/>
     <w:qFormat/>
     <w:rPr/>
   </w:style>
-  <w:style w:type="paragraph" w:styleId="Style12">
+  <w:style w:type="paragraph" w:styleId="Style13">
     <w:name w:val="Заголовок"/>
     <w:basedOn w:val="Normal"/>
     <w:next w:val="BodyText"/>
@@ -8942,7 +9316,7 @@
       <w:spacing w:before="240" w:after="120"/>
     </w:pPr>
     <w:rPr>
-      <w:rFonts w:ascii="Liberation Sans" w:hAnsi="Liberation Sans" w:eastAsia="Microsoft YaHei" w:cs="Arial Unicode MS"/>
+      <w:rFonts w:ascii="Liberation Sans" w:hAnsi="Liberation Sans" w:eastAsia="Microsoft YaHei" w:cs="Lucida Sans"/>
       <w:sz w:val="28"/>
       <w:szCs w:val="28"/>
     </w:rPr>
@@ -8979,8 +9353,34 @@
       <w:szCs w:val="24"/>
     </w:rPr>
   </w:style>
-  <w:style w:type="paragraph" w:styleId="Style13">
+  <w:style w:type="paragraph" w:styleId="Style14">
     <w:name w:val="Покажчик"/>
+    <w:basedOn w:val="Normal"/>
+    <w:qFormat/>
+    <w:pPr>
+      <w:suppressLineNumbers/>
+    </w:pPr>
+    <w:rPr>
+      <w:rFonts w:cs="Lucida Sans"/>
+    </w:rPr>
+  </w:style>
+  <w:style w:type="paragraph" w:styleId="user">
+    <w:name w:val="Заголовок (user)"/>
+    <w:basedOn w:val="Normal"/>
+    <w:next w:val="BodyText"/>
+    <w:qFormat/>
+    <w:pPr>
+      <w:keepNext w:val="true"/>
+      <w:spacing w:before="240" w:after="120"/>
+    </w:pPr>
+    <w:rPr>
+      <w:rFonts w:ascii="Liberation Sans" w:hAnsi="Liberation Sans" w:eastAsia="Microsoft YaHei" w:cs="Arial Unicode MS"/>
+      <w:sz w:val="28"/>
+      <w:szCs w:val="28"/>
+    </w:rPr>
+  </w:style>
+  <w:style w:type="paragraph" w:styleId="user1">
+    <w:name w:val="Покажчик (user)"/>
     <w:basedOn w:val="Normal"/>
     <w:qFormat/>
     <w:pPr>
@@ -8990,35 +9390,9 @@
       <w:rFonts w:cs="Arial Unicode MS"/>
     </w:rPr>
   </w:style>
-  <w:style w:type="paragraph" w:styleId="user1">
-    <w:name w:val="Заголовок (user)"/>
-    <w:basedOn w:val="Normal"/>
-    <w:next w:val="BodyText"/>
-    <w:qFormat/>
-    <w:pPr>
-      <w:keepNext w:val="true"/>
-      <w:spacing w:before="240" w:after="120"/>
-    </w:pPr>
-    <w:rPr>
-      <w:rFonts w:ascii="Liberation Sans" w:hAnsi="Liberation Sans" w:eastAsia="Microsoft YaHei" w:cs="Lucida Sans"/>
-      <w:sz w:val="28"/>
-      <w:szCs w:val="28"/>
-    </w:rPr>
-  </w:style>
-  <w:style w:type="paragraph" w:styleId="user2">
-    <w:name w:val="Покажчик (user)"/>
-    <w:basedOn w:val="Normal"/>
-    <w:qFormat/>
-    <w:pPr>
-      <w:suppressLineNumbers/>
-    </w:pPr>
-    <w:rPr>
-      <w:rFonts w:cs="Lucida Sans"/>
-    </w:rPr>
-  </w:style>
   <w:style w:type="paragraph" w:styleId="IndexHeading">
     <w:name w:val="index heading"/>
-    <w:basedOn w:val="Style12"/>
+    <w:basedOn w:val="user"/>
     <w:pPr/>
     <w:rPr/>
   </w:style>
@@ -9291,8 +9665,8 @@
     </w:pPr>
     <w:rPr/>
   </w:style>
-  <w:style w:type="paragraph" w:styleId="Style14">
-    <w:name w:val="Вміст таблиці"/>
+  <w:style w:type="paragraph" w:styleId="user2">
+    <w:name w:val="Вміст таблиці (user)"/>
     <w:basedOn w:val="Normal"/>
     <w:qFormat/>
     <w:pPr>
@@ -9301,8 +9675,8 @@
     </w:pPr>
     <w:rPr/>
   </w:style>
-  <w:style w:type="numbering" w:styleId="Style15" w:default="1">
-    <w:name w:val="Без маркерів"/>
+  <w:style w:type="numbering" w:styleId="user3" w:default="1">
+    <w:name w:val="Без маркерів (user)"/>
     <w:uiPriority w:val="99"/>
     <w:semiHidden/>
     <w:unhideWhenUsed/>

--- a/42TR Tehnologiji Rozpodilenyh System/1/TR_KNT-122_Onyshchenko_19_PR1.docx
+++ b/42TR Tehnologiji Rozpodilenyh System/1/TR_KNT-122_Onyshchenko_19_PR1.docx
@@ -8012,14 +8012,10 @@
       <w:r>
         <w:rPr/>
       </w:r>
-      <w:r>
-        <w:br w:type="page"/>
-      </w:r>
     </w:p>
     <w:p>
       <w:pPr>
         <w:pStyle w:val="P1"/>
-        <w:spacing w:before="0" w:after="0"/>
         <w:rPr/>
       </w:pPr>
       <w:r>
